--- a/NTUitive Gap Fund Application Form_Draft.docx
+++ b/NTUitive Gap Fund Application Form_Draft.docx
@@ -51,26 +51,30 @@
             <w:tcBorders>
               <w:bottom w:val="single" w:sz="4" w:space="0" w:color="auto"/>
             </w:tcBorders>
+            <w:vAlign w:val="center"/>
           </w:tcPr>
           <w:p>
             <w:pPr>
               <w:widowControl w:val="0"/>
-              <w:spacing w:after="40"/>
-              <w:rPr>
+              <w:jc w:val="left"/>
+              <w:rPr>
+                <w:rFonts w:ascii="Times New Roman" w:hAnsi="Times New Roman" w:cs="Times New Roman"/>
                 <w:b/>
               </w:rPr>
             </w:pPr>
             <w:r>
               <w:rPr>
+                <w:rFonts w:ascii="Times New Roman" w:hAnsi="Times New Roman" w:cs="Times New Roman" w:eastAsia="Times New Roman"/>
                 <w:b/>
-                <w:sz w:val="18"/>
+                <w:sz w:val="24"/>
               </w:rPr>
               <w:t>Project Title</w:t>
             </w:r>
             <w:r>
               <w:rPr>
+                <w:rFonts w:ascii="Times New Roman" w:hAnsi="Times New Roman" w:cs="Times New Roman" w:eastAsia="Times New Roman"/>
                 <w:b/>
-                <w:sz w:val="18"/>
+                <w:sz w:val="24"/>
               </w:rPr>
               <w:t>:</w:t>
             </w:r>
@@ -82,20 +86,22 @@
             <w:tcBorders>
               <w:bottom w:val="single" w:sz="4" w:space="0" w:color="auto"/>
             </w:tcBorders>
+            <w:vAlign w:val="center"/>
           </w:tcPr>
           <w:p>
             <w:pPr>
               <w:widowControl w:val="0"/>
-              <w:spacing w:after="40"/>
-              <w:jc w:val="both"/>
-              <w:rPr>
-                <w:bCs/>
-              </w:rPr>
-            </w:pPr>
-            <w:r>
-              <w:rPr>
-                <w:bCs/>
-                <w:sz w:val="18"/>
+              <w:spacing w:after="0"/>
+              <w:jc w:val="left"/>
+              <w:rPr>
+                <w:rFonts w:ascii="Times New Roman" w:hAnsi="Times New Roman" w:cs="Times New Roman"/>
+                <w:b/>
+              </w:rPr>
+            </w:pPr>
+            <w:r>
+              <w:rPr>
+                <w:rFonts w:ascii="Times New Roman" w:hAnsi="Times New Roman" w:eastAsia="Times New Roman"/>
+                <w:sz w:val="24"/>
               </w:rPr>
               <w:t>Event &amp; Anomaly Capture: Smart Adaptive Wake-Up Module for Resource-Constrained Monitoring Systems</w:t>
             </w:r>
@@ -112,19 +118,22 @@
             <w:tcBorders>
               <w:bottom w:val="nil"/>
             </w:tcBorders>
+            <w:vAlign w:val="center"/>
           </w:tcPr>
           <w:p>
             <w:pPr>
               <w:widowControl w:val="0"/>
-              <w:spacing w:after="40"/>
-              <w:rPr>
+              <w:jc w:val="left"/>
+              <w:rPr>
+                <w:rFonts w:ascii="Times New Roman" w:hAnsi="Times New Roman" w:cs="Times New Roman"/>
                 <w:sz w:val="22"/>
                 <w:szCs w:val="22"/>
               </w:rPr>
             </w:pPr>
             <w:r>
               <w:rPr>
-                <w:sz w:val="18"/>
+                <w:rFonts w:ascii="Times New Roman" w:hAnsi="Times New Roman" w:cs="Times New Roman" w:eastAsia="Times New Roman"/>
+                <w:sz w:val="24"/>
                 <w:szCs w:val="22"/>
               </w:rPr>
               <w:t>Name of Lead PI:</w:t>
@@ -137,23 +146,24 @@
             <w:tcBorders>
               <w:bottom w:val="nil"/>
             </w:tcBorders>
+            <w:vAlign w:val="center"/>
           </w:tcPr>
           <w:p>
             <w:pPr>
               <w:widowControl w:val="0"/>
-              <w:spacing w:after="40"/>
-              <w:rPr>
-                <w:bCs/>
+              <w:spacing w:after="0"/>
+              <w:jc w:val="left"/>
+              <w:rPr>
+                <w:rFonts w:ascii="Times New Roman" w:hAnsi="Times New Roman" w:cs="Times New Roman"/>
+                <w:b/>
                 <w:sz w:val="22"/>
                 <w:szCs w:val="22"/>
               </w:rPr>
             </w:pPr>
             <w:r>
               <w:rPr>
-                <w:rFonts w:hint="eastAsia"/>
-                <w:bCs/>
-                <w:sz w:val="18"/>
-                <w:szCs w:val="22"/>
+                <w:rFonts w:ascii="Times New Roman" w:hAnsi="Times New Roman" w:eastAsia="Times New Roman"/>
+                <w:sz w:val="24"/>
               </w:rPr>
               <w:t>Fu Yuguang</w:t>
             </w:r>
@@ -171,19 +181,22 @@
               <w:top w:val="nil"/>
               <w:bottom w:val="nil"/>
             </w:tcBorders>
+            <w:vAlign w:val="center"/>
           </w:tcPr>
           <w:p>
             <w:pPr>
               <w:widowControl w:val="0"/>
-              <w:spacing w:after="40"/>
-              <w:rPr>
+              <w:jc w:val="left"/>
+              <w:rPr>
+                <w:rFonts w:ascii="Times New Roman" w:hAnsi="Times New Roman" w:cs="Times New Roman"/>
                 <w:sz w:val="22"/>
                 <w:szCs w:val="22"/>
               </w:rPr>
             </w:pPr>
             <w:r>
               <w:rPr>
-                <w:sz w:val="18"/>
+                <w:rFonts w:ascii="Times New Roman" w:hAnsi="Times New Roman" w:cs="Times New Roman" w:eastAsia="Times New Roman"/>
+                <w:sz w:val="24"/>
                 <w:szCs w:val="22"/>
               </w:rPr>
               <w:t>School/Institute:</w:t>
@@ -197,23 +210,24 @@
               <w:top w:val="nil"/>
               <w:bottom w:val="nil"/>
             </w:tcBorders>
+            <w:vAlign w:val="center"/>
           </w:tcPr>
           <w:p>
             <w:pPr>
               <w:widowControl w:val="0"/>
-              <w:spacing w:after="40"/>
-              <w:rPr>
-                <w:bCs/>
+              <w:spacing w:after="0"/>
+              <w:jc w:val="left"/>
+              <w:rPr>
+                <w:rFonts w:ascii="Times New Roman" w:hAnsi="Times New Roman" w:cs="Times New Roman"/>
+                <w:b/>
                 <w:sz w:val="22"/>
                 <w:szCs w:val="22"/>
               </w:rPr>
             </w:pPr>
             <w:r>
               <w:rPr>
-                <w:rFonts w:hint="eastAsia"/>
-                <w:bCs/>
-                <w:sz w:val="18"/>
-                <w:szCs w:val="22"/>
+                <w:rFonts w:ascii="Times New Roman" w:hAnsi="Times New Roman" w:eastAsia="Times New Roman"/>
+                <w:sz w:val="24"/>
               </w:rPr>
               <w:t>School of Civil and Environmental Engineering</w:t>
             </w:r>
@@ -231,19 +245,22 @@
               <w:top w:val="nil"/>
               <w:bottom w:val="nil"/>
             </w:tcBorders>
+            <w:vAlign w:val="center"/>
           </w:tcPr>
           <w:p>
             <w:pPr>
               <w:widowControl w:val="0"/>
-              <w:spacing w:after="40"/>
-              <w:rPr>
+              <w:jc w:val="left"/>
+              <w:rPr>
+                <w:rFonts w:ascii="Times New Roman" w:hAnsi="Times New Roman" w:cs="Times New Roman"/>
                 <w:sz w:val="22"/>
                 <w:szCs w:val="22"/>
               </w:rPr>
             </w:pPr>
             <w:r>
               <w:rPr>
-                <w:sz w:val="18"/>
+                <w:rFonts w:ascii="Times New Roman" w:hAnsi="Times New Roman" w:cs="Times New Roman" w:eastAsia="Times New Roman"/>
+                <w:sz w:val="24"/>
                 <w:szCs w:val="22"/>
               </w:rPr>
               <w:t>Email:</w:t>
@@ -257,20 +274,23 @@
               <w:top w:val="nil"/>
               <w:bottom w:val="nil"/>
             </w:tcBorders>
+            <w:vAlign w:val="center"/>
           </w:tcPr>
           <w:p>
             <w:pPr>
               <w:widowControl w:val="0"/>
-              <w:spacing w:after="40"/>
-              <w:rPr>
+              <w:spacing w:after="0"/>
+              <w:jc w:val="left"/>
+              <w:rPr>
+                <w:rFonts w:ascii="Times New Roman" w:hAnsi="Times New Roman" w:cs="Times New Roman"/>
                 <w:sz w:val="22"/>
                 <w:szCs w:val="22"/>
               </w:rPr>
             </w:pPr>
             <w:r>
               <w:rPr>
-                <w:sz w:val="18"/>
-                <w:szCs w:val="22"/>
+                <w:rFonts w:ascii="Times New Roman" w:hAnsi="Times New Roman" w:eastAsia="Times New Roman"/>
+                <w:sz w:val="24"/>
               </w:rPr>
               <w:t>yuguang.fu@ntu.edu.sg</w:t>
             </w:r>
@@ -287,26 +307,30 @@
             <w:tcBorders>
               <w:top w:val="nil"/>
             </w:tcBorders>
+            <w:vAlign w:val="center"/>
           </w:tcPr>
           <w:p>
             <w:pPr>
               <w:widowControl w:val="0"/>
-              <w:spacing w:after="40"/>
-              <w:rPr>
+              <w:jc w:val="left"/>
+              <w:rPr>
+                <w:rFonts w:ascii="Times New Roman" w:hAnsi="Times New Roman" w:cs="Times New Roman"/>
                 <w:sz w:val="22"/>
                 <w:szCs w:val="22"/>
               </w:rPr>
             </w:pPr>
             <w:r>
               <w:rPr>
-                <w:sz w:val="18"/>
+                <w:rFonts w:ascii="Times New Roman" w:hAnsi="Times New Roman" w:cs="Times New Roman" w:eastAsia="Times New Roman"/>
+                <w:sz w:val="24"/>
                 <w:szCs w:val="22"/>
               </w:rPr>
               <w:t>Contact number</w:t>
             </w:r>
             <w:r>
               <w:rPr>
-                <w:sz w:val="18"/>
+                <w:rFonts w:ascii="Times New Roman" w:hAnsi="Times New Roman" w:cs="Times New Roman" w:eastAsia="Times New Roman"/>
+                <w:sz w:val="24"/>
                 <w:szCs w:val="22"/>
               </w:rPr>
               <w:t>:</w:t>
@@ -319,20 +343,23 @@
             <w:tcBorders>
               <w:top w:val="nil"/>
             </w:tcBorders>
+            <w:vAlign w:val="center"/>
           </w:tcPr>
           <w:p>
             <w:pPr>
               <w:widowControl w:val="0"/>
-              <w:spacing w:after="40"/>
-              <w:rPr>
+              <w:spacing w:after="0"/>
+              <w:jc w:val="left"/>
+              <w:rPr>
+                <w:rFonts w:ascii="Times New Roman" w:hAnsi="Times New Roman" w:cs="Times New Roman"/>
                 <w:sz w:val="22"/>
                 <w:szCs w:val="22"/>
               </w:rPr>
             </w:pPr>
             <w:r>
               <w:rPr>
-                <w:sz w:val="18"/>
-                <w:szCs w:val="22"/>
+                <w:rFonts w:ascii="Times New Roman" w:hAnsi="Times New Roman" w:eastAsia="Times New Roman"/>
+                <w:sz w:val="24"/>
               </w:rPr>
               <w:t>+65 67905298</w:t>
             </w:r>
@@ -349,19 +376,22 @@
             <w:tcBorders>
               <w:top w:val="nil"/>
             </w:tcBorders>
+            <w:vAlign w:val="center"/>
           </w:tcPr>
           <w:p>
             <w:pPr>
               <w:widowControl w:val="0"/>
-              <w:spacing w:after="40"/>
-              <w:rPr>
+              <w:jc w:val="left"/>
+              <w:rPr>
+                <w:rFonts w:ascii="Times New Roman" w:hAnsi="Times New Roman" w:cs="Times New Roman"/>
                 <w:sz w:val="22"/>
                 <w:szCs w:val="22"/>
               </w:rPr>
             </w:pPr>
             <w:r>
               <w:rPr>
-                <w:sz w:val="18"/>
+                <w:rFonts w:ascii="Times New Roman" w:hAnsi="Times New Roman" w:cs="Times New Roman" w:eastAsia="Times New Roman"/>
+                <w:sz w:val="24"/>
                 <w:szCs w:val="22"/>
               </w:rPr>
               <w:t>Name of Co-PI (if any)</w:t>
@@ -374,20 +404,25 @@
             <w:tcBorders>
               <w:top w:val="nil"/>
             </w:tcBorders>
-          </w:tcPr>
-          <w:p>
-            <w:pPr>
-              <w:spacing w:after="60"/>
+            <w:vAlign w:val="center"/>
+          </w:tcPr>
+          <w:p>
+            <w:pPr>
+              <w:widowControl w:val="0"/>
+              <w:spacing w:after="0"/>
               <w:jc w:val="left"/>
-            </w:pPr>
-            <w:r/>
-            <w:r>
-              <w:rPr>
-                <w:b w:val="0"/>
+              <w:rPr>
+                <w:rFonts w:ascii="Times New Roman" w:hAnsi="Times New Roman" w:cs="Times New Roman"/>
                 <w:sz w:val="22"/>
-                <w:highlight w:val="yellow"/>
-              </w:rPr>
-              <w:t>None (to be confirmed)</w:t>
+                <w:szCs w:val="22"/>
+              </w:rPr>
+            </w:pPr>
+            <w:r>
+              <w:rPr>
+                <w:rFonts w:ascii="Times New Roman" w:hAnsi="Times New Roman" w:eastAsia="Times New Roman"/>
+                <w:sz w:val="24"/>
+              </w:rPr>
+              <w:t>None</w:t>
             </w:r>
           </w:p>
         </w:tc>
@@ -399,19 +434,22 @@
         <w:tc>
           <w:tcPr>
             <w:tcW w:w="3114" w:type="dxa"/>
+            <w:vAlign w:val="center"/>
           </w:tcPr>
           <w:p>
             <w:pPr>
               <w:widowControl w:val="0"/>
-              <w:spacing w:after="40"/>
-              <w:rPr>
+              <w:jc w:val="left"/>
+              <w:rPr>
+                <w:rFonts w:ascii="Times New Roman" w:hAnsi="Times New Roman" w:cs="Times New Roman"/>
                 <w:sz w:val="22"/>
                 <w:szCs w:val="22"/>
               </w:rPr>
             </w:pPr>
             <w:r>
               <w:rPr>
-                <w:sz w:val="18"/>
+                <w:rFonts w:ascii="Times New Roman" w:hAnsi="Times New Roman" w:cs="Times New Roman" w:eastAsia="Times New Roman"/>
+                <w:sz w:val="24"/>
                 <w:szCs w:val="22"/>
               </w:rPr>
               <w:t>Other Team Members (if any)</w:t>
@@ -421,21 +459,23 @@
         <w:tc>
           <w:tcPr>
             <w:tcW w:w="6462" w:type="dxa"/>
+            <w:vAlign w:val="center"/>
           </w:tcPr>
           <w:p>
             <w:pPr>
               <w:widowControl w:val="0"/>
-              <w:spacing w:after="40"/>
-              <w:rPr>
+              <w:spacing w:after="0"/>
+              <w:jc w:val="left"/>
+              <w:rPr>
+                <w:rFonts w:ascii="Times New Roman" w:hAnsi="Times New Roman" w:cs="Times New Roman"/>
                 <w:sz w:val="22"/>
                 <w:szCs w:val="22"/>
               </w:rPr>
             </w:pPr>
             <w:r>
               <w:rPr>
-                <w:rFonts w:hint="eastAsia"/>
-                <w:sz w:val="18"/>
-                <w:szCs w:val="22"/>
+                <w:rFonts w:ascii="Times New Roman" w:hAnsi="Times New Roman" w:eastAsia="Times New Roman"/>
+                <w:sz w:val="24"/>
               </w:rPr>
               <w:t>Li Jianfeng, Cui Shuaiwen</w:t>
             </w:r>
@@ -485,12 +525,15 @@
           <w:p>
             <w:pPr>
               <w:widowControl w:val="0"/>
-              <w:spacing w:after="40"/>
-            </w:pPr>
-            <w:r>
-              <w:rPr>
-                <w:sz w:val="18"/>
-                <w:highlight w:val="yellow"/>
+              <w:jc w:val="left"/>
+              <w:rPr>
+                <w:rFonts w:ascii="Times New Roman" w:hAnsi="Times New Roman" w:cs="Times New Roman"/>
+              </w:rPr>
+            </w:pPr>
+            <w:r>
+              <w:rPr>
+                <w:rFonts w:ascii="Times New Roman" w:hAnsi="Times New Roman" w:cs="Times New Roman" w:eastAsia="Times New Roman"/>
+                <w:sz w:val="24"/>
               </w:rPr>
               <w:t>Kindly check where applicable</w:t>
             </w:r>
@@ -498,7 +541,10 @@
           <w:p>
             <w:pPr>
               <w:widowControl w:val="0"/>
-              <w:spacing w:after="40"/>
+              <w:jc w:val="left"/>
+              <w:rPr>
+                <w:rFonts w:ascii="Times New Roman" w:hAnsi="Times New Roman" w:cs="Times New Roman"/>
+              </w:rPr>
             </w:pPr>
           </w:p>
           <w:p>
@@ -509,8 +555,8 @@
                 <w:ilvl w:val="0"/>
                 <w:numId w:val="2"/>
               </w:numPr>
-              <w:spacing w:after="40"/>
-              <w:jc w:val="both"/>
+              <w:spacing w:after="0"/>
+              <w:jc w:val="left"/>
               <w:rPr>
                 <w:sz w:val="24"/>
                 <w:szCs w:val="24"/>
@@ -518,121 +564,23 @@
             </w:pPr>
             <w:r>
               <w:rPr>
-                <w:sz w:val="18"/>
-                <w:szCs w:val="24"/>
-              </w:rPr>
-              <w:t>Is this proposal covered by any existing IP?</w:t>
-            </w:r>
-            <w:r>
-              <w:rPr>
-                <w:sz w:val="18"/>
-                <w:szCs w:val="24"/>
-              </w:rPr>
-              <w:t xml:space="preserve"> </w:t>
-            </w:r>
-            <w:r>
-              <w:rPr>
-                <w:sz w:val="18"/>
-                <w:szCs w:val="24"/>
-              </w:rPr>
+                <w:rFonts w:ascii="Times New Roman" w:hAnsi="Times New Roman" w:eastAsia="Times New Roman"/>
+                <w:sz w:val="24"/>
+              </w:rPr>
+              <w:t xml:space="preserve">Is this proposal covered by any existing IP? </w:t>
               <w:tab/>
-            </w:r>
-            <w:r>
-              <w:rPr>
-                <w:sz w:val="18"/>
-                <w:szCs w:val="24"/>
-              </w:rPr>
               <w:tab/>
-            </w:r>
-            <w:r>
-              <w:rPr>
-                <w:sz w:val="18"/>
-                <w:szCs w:val="24"/>
-              </w:rPr>
               <w:tab/>
-            </w:r>
-            <w:r>
-              <w:rPr>
-                <w:sz w:val="18"/>
-                <w:szCs w:val="24"/>
-              </w:rPr>
               <w:tab/>
-            </w:r>
-            <w:sdt>
-              <w:sdtPr>
-                <w:rPr>
-                  <w:sz w:val="28"/>
-                  <w:szCs w:val="28"/>
-                </w:rPr>
-                <w:id w:val="298114195"/>
-                <w14:checkbox>
-                  <w14:checked w14:val="1"/>
-                  <w14:checkedState w14:val="2611" w14:font="Aptos Narrow"/>
-                  <w14:uncheckedState w14:val="2610" w14:font="MS Gothic"/>
-                </w14:checkbox>
-              </w:sdtPr>
-              <w:sdtContent>
-                <w:r>
-                  <w:rPr>
-                    <w:sz w:val="28"/>
-                    <w:szCs w:val="28"/>
-                  </w:rPr>
-                  <w:t>☑</w:t>
-                </w:r>
-              </w:sdtContent>
-            </w:sdt>
-            <w:r>
-              <w:rPr>
-                <w:sz w:val="18"/>
-                <w:szCs w:val="24"/>
-              </w:rPr>
-              <w:t xml:space="preserve">  Yes  </w:t>
-            </w:r>
-            <w:sdt>
-              <w:sdtPr>
-                <w:rPr>
-                  <w:sz w:val="28"/>
-                  <w:szCs w:val="28"/>
-                </w:rPr>
-                <w:id w:val="-1295056467"/>
-                <w14:checkbox>
-                  <w14:checked w14:val="0"/>
-                  <w14:checkedState w14:val="2611" w14:font="Aptos Narrow"/>
-                  <w14:uncheckedState w14:val="2610" w14:font="MS Gothic"/>
-                </w14:checkbox>
-              </w:sdtPr>
-              <w:sdtContent>
-                <w:r>
-                  <w:rPr>
-                    <w:rFonts w:hint="eastAsia"/>
-                    <w:sz w:val="28"/>
-                    <w:szCs w:val="28"/>
-                  </w:rPr>
-                  <w:t>☐</w:t>
-                </w:r>
-              </w:sdtContent>
-            </w:sdt>
-            <w:r>
-              <w:rPr>
-                <w:sz w:val="18"/>
-                <w:szCs w:val="24"/>
-              </w:rPr>
-              <w:t xml:space="preserve"> </w:t>
-            </w:r>
-            <w:r>
-              <w:rPr>
-                <w:sz w:val="18"/>
-                <w:szCs w:val="24"/>
-              </w:rPr>
-              <w:t>No</w:t>
+              <w:t xml:space="preserve">  ☑ Yes   ☐ No</w:t>
             </w:r>
           </w:p>
           <w:p>
             <w:pPr>
               <w:pStyle w:val="ListParagraph"/>
               <w:widowControl w:val="0"/>
-              <w:spacing w:after="40"/>
-              <w:jc w:val="both"/>
+              <w:spacing w:after="0"/>
+              <w:jc w:val="left"/>
               <w:rPr>
                 <w:sz w:val="24"/>
                 <w:szCs w:val="24"/>
@@ -640,218 +588,170 @@
             </w:pPr>
             <w:r>
               <w:rPr>
-                <w:sz w:val="18"/>
-                <w:szCs w:val="24"/>
-              </w:rPr>
-              <w:t xml:space="preserve">If NTU IP, </w:t>
-            </w:r>
-            <w:r>
-              <w:rPr>
-                <w:sz w:val="18"/>
-                <w:szCs w:val="24"/>
-              </w:rPr>
-              <w:t>please</w:t>
-            </w:r>
-            <w:r>
-              <w:rPr>
-                <w:sz w:val="18"/>
-                <w:szCs w:val="24"/>
-              </w:rPr>
-              <w:t xml:space="preserve"> state: _________________________________    [*TD/     /      ]</w:t>
+                <w:rFonts w:ascii="Times New Roman" w:hAnsi="Times New Roman" w:eastAsia="Times New Roman"/>
+                <w:sz w:val="24"/>
+              </w:rPr>
+              <w:t>If NTU IP, please state: Adaptive Triggering Mechanism for Time-Series Data Sensing on Edge Devices, Singapore provisional patent application no. 10202502426R, 2025. [TD: to be confirmed with NTUitive]</w:t>
             </w:r>
           </w:p>
           <w:p>
             <w:pPr>
               <w:pStyle w:val="ListParagraph"/>
               <w:widowControl w:val="0"/>
-              <w:numPr>
-                <w:ilvl w:val="0"/>
-                <w:numId w:val="21"/>
-              </w:numPr>
-              <w:spacing w:after="40"/>
-              <w:jc w:val="both"/>
+              <w:spacing w:after="0"/>
+              <w:jc w:val="left"/>
+              <w:rPr>
+                <w:sz w:val="24"/>
+                <w:szCs w:val="24"/>
+              </w:rPr>
+            </w:pPr>
+            <w:r>
+              <w:rPr>
+                <w:rFonts w:ascii="Times New Roman" w:hAnsi="Times New Roman" w:eastAsia="Times New Roman"/>
+                <w:i w:val="0"/>
+                <w:sz w:val="24"/>
+              </w:rPr>
+              <w:t>Auxiliary background IP: An Adaptive Self-Diagnosis Mechanism For System-Centric Sensor Faults In Wireless IoT-Based Structural Health Monitoring Systems, Singapore provisional patent application no. 10202500862P, 2025.</w:t>
+            </w:r>
+          </w:p>
+          <w:p>
+            <w:pPr>
+              <w:pStyle w:val="ListParagraph"/>
+              <w:widowControl w:val="0"/>
+              <w:jc w:val="left"/>
               <w:rPr>
                 <w:i/>
                 <w:sz w:val="24"/>
                 <w:szCs w:val="24"/>
-                <w:lang w:val="en-US"/>
-              </w:rPr>
-            </w:pPr>
-            <w:r>
-              <w:rPr>
-                <w:i/>
-                <w:sz w:val="18"/>
-                <w:szCs w:val="24"/>
-                <w:lang w:val="en-US"/>
-              </w:rPr>
-              <w:t>Adaptive Triggering Mechanism for Time-Series Data Sensing on Edge Devices, Singapore provisional patent application no. 10202502426R, filed 26 Aug 2025</w:t>
-            </w:r>
-            <w:r>
-              <w:rPr>
-                <w:rFonts w:hint="eastAsia"/>
-                <w:i/>
-                <w:sz w:val="18"/>
-                <w:szCs w:val="24"/>
-                <w:lang w:val="en-US"/>
-              </w:rPr>
-              <w:t>.</w:t>
-            </w:r>
-          </w:p>
-          <w:p>
-            <w:pPr>
-              <w:pStyle w:val="ListParagraph"/>
-              <w:widowControl w:val="0"/>
-              <w:numPr>
-                <w:ilvl w:val="0"/>
-                <w:numId w:val="21"/>
-              </w:numPr>
-              <w:spacing w:after="40"/>
-              <w:jc w:val="both"/>
-              <w:rPr>
+              </w:rPr>
+            </w:pPr>
+            <w:r>
+              <w:rPr>
+                <w:rFonts w:ascii="Times New Roman" w:hAnsi="Times New Roman" w:eastAsia="Times New Roman"/>
                 <w:i/>
                 <w:sz w:val="24"/>
                 <w:szCs w:val="24"/>
               </w:rPr>
-            </w:pPr>
-            <w:r>
-              <w:rPr>
-                <w:i/>
-                <w:sz w:val="18"/>
-                <w:szCs w:val="24"/>
-                <w:lang w:val="en-US"/>
-              </w:rPr>
-              <w:t>An Adaptive Self-Diagnosis Mechanism For System-Centric Sensor Faults In Wireless IoT-Based Structural Health Monitoring Systems, Singapore provisional patent application no. 10202500862P, filed 2 Apr 2025.</w:t>
-            </w:r>
-          </w:p>
-          <w:p>
-            <w:pPr>
-              <w:pStyle w:val="ListParagraph"/>
-              <w:widowControl w:val="0"/>
-              <w:spacing w:after="40"/>
-              <w:jc w:val="both"/>
-              <w:rPr>
+              <w:t>*If a Technology Disclosure (TD) has previously been submitted to N</w:t>
+            </w:r>
+            <w:r>
+              <w:rPr>
+                <w:rFonts w:ascii="Times New Roman" w:hAnsi="Times New Roman" w:eastAsia="Times New Roman"/>
                 <w:i/>
                 <w:sz w:val="24"/>
                 <w:szCs w:val="24"/>
               </w:rPr>
-            </w:pPr>
-            <w:r>
-              <w:rPr>
-                <w:i/>
-                <w:sz w:val="18"/>
-                <w:szCs w:val="24"/>
-              </w:rPr>
-              <w:t>*If a Technology Disclosure (TD) has previously been submitted to N</w:t>
-            </w:r>
-            <w:r>
-              <w:rPr>
-                <w:i/>
-                <w:sz w:val="18"/>
-                <w:szCs w:val="24"/>
-              </w:rPr>
               <w:t>TUitive</w:t>
             </w:r>
             <w:r>
               <w:rPr>
-                <w:i/>
-                <w:sz w:val="18"/>
-                <w:szCs w:val="24"/>
-              </w:rPr>
-              <w:t xml:space="preserve"> on any invention related to this </w:t>
-            </w:r>
-            <w:r>
-              <w:rPr>
-                <w:i/>
-                <w:sz w:val="18"/>
-                <w:szCs w:val="24"/>
-              </w:rPr>
-              <w:t>Gap Fund</w:t>
-            </w:r>
-            <w:r>
-              <w:rPr>
-                <w:i/>
-                <w:sz w:val="18"/>
-                <w:szCs w:val="24"/>
-              </w:rPr>
-              <w:t xml:space="preserve"> project</w:t>
-            </w:r>
-            <w:r>
-              <w:rPr>
-                <w:i/>
-                <w:sz w:val="18"/>
-                <w:szCs w:val="24"/>
-              </w:rPr>
-              <w:t xml:space="preserve">. If a new Technology Disclosure will be submitted to NTUitive, please write in the above: </w:t>
-            </w:r>
-            <w:r>
-              <w:rPr>
-                <w:b/>
-                <w:i/>
-                <w:sz w:val="18"/>
-                <w:szCs w:val="24"/>
-              </w:rPr>
-              <w:t>New TD under Submission.</w:t>
-            </w:r>
-            <w:r>
-              <w:rPr>
-                <w:i/>
-                <w:sz w:val="18"/>
-                <w:szCs w:val="24"/>
-              </w:rPr>
-              <w:t xml:space="preserve"> </w:t>
-            </w:r>
-            <w:r>
-              <w:rPr>
-                <w:sz w:val="18"/>
-                <w:szCs w:val="24"/>
-              </w:rPr>
-              <w:t xml:space="preserve"> </w:t>
-            </w:r>
-          </w:p>
-          <w:p>
-            <w:pPr>
-              <w:pStyle w:val="ListParagraph"/>
-              <w:widowControl w:val="0"/>
-              <w:spacing w:after="40"/>
-              <w:rPr>
-                <w:sz w:val="24"/>
-                <w:szCs w:val="24"/>
-              </w:rPr>
-            </w:pPr>
-            <w:r>
-              <w:rPr>
-                <w:sz w:val="18"/>
-                <w:szCs w:val="24"/>
-              </w:rPr>
-              <w:t>If non-NTU IP, kindly state: __________________________________</w:t>
-            </w:r>
-          </w:p>
-          <w:p>
-            <w:pPr>
-              <w:pStyle w:val="ListParagraph"/>
-              <w:widowControl w:val="0"/>
-              <w:spacing w:after="40"/>
-              <w:jc w:val="both"/>
-              <w:rPr>
+                <w:rFonts w:ascii="Times New Roman" w:hAnsi="Times New Roman" w:eastAsia="Times New Roman"/>
                 <w:i/>
                 <w:sz w:val="24"/>
                 <w:szCs w:val="24"/>
               </w:rPr>
-            </w:pPr>
-            <w:r>
-              <w:rPr>
+              <w:t xml:space="preserve"> on any invention related to this </w:t>
+            </w:r>
+            <w:r>
+              <w:rPr>
+                <w:rFonts w:ascii="Times New Roman" w:hAnsi="Times New Roman" w:eastAsia="Times New Roman"/>
                 <w:i/>
-                <w:sz w:val="18"/>
+                <w:sz w:val="24"/>
                 <w:szCs w:val="24"/>
               </w:rPr>
-              <w:t>Kindly also elaborate for non-NTU IPs, whether the IP has been returned to you by NTU or whether it is your own IP.</w:t>
+              <w:t>Gap Fund</w:t>
+            </w:r>
+            <w:r>
+              <w:rPr>
+                <w:rFonts w:ascii="Times New Roman" w:hAnsi="Times New Roman" w:eastAsia="Times New Roman"/>
+                <w:i/>
+                <w:sz w:val="24"/>
+                <w:szCs w:val="24"/>
+              </w:rPr>
+              <w:t xml:space="preserve"> project</w:t>
+            </w:r>
+            <w:r>
+              <w:rPr>
+                <w:rFonts w:ascii="Times New Roman" w:hAnsi="Times New Roman" w:eastAsia="Times New Roman"/>
+                <w:i/>
+                <w:sz w:val="24"/>
+                <w:szCs w:val="24"/>
+              </w:rPr>
+              <w:t xml:space="preserve">. If a new Technology Disclosure will be submitted to NTUitive, please write in the above: </w:t>
+            </w:r>
+            <w:r>
+              <w:rPr>
+                <w:rFonts w:ascii="Times New Roman" w:hAnsi="Times New Roman" w:eastAsia="Times New Roman"/>
+                <w:b/>
+                <w:i/>
+                <w:sz w:val="24"/>
+                <w:szCs w:val="24"/>
+              </w:rPr>
+              <w:t>New TD under Submission.</w:t>
+            </w:r>
+            <w:r>
+              <w:rPr>
+                <w:rFonts w:ascii="Times New Roman" w:hAnsi="Times New Roman" w:eastAsia="Times New Roman"/>
+                <w:i/>
+                <w:sz w:val="24"/>
+                <w:szCs w:val="24"/>
+              </w:rPr>
+              <w:t xml:space="preserve"> </w:t>
+            </w:r>
+            <w:r>
+              <w:rPr>
+                <w:rFonts w:ascii="Times New Roman" w:hAnsi="Times New Roman" w:eastAsia="Times New Roman"/>
+                <w:sz w:val="24"/>
+                <w:szCs w:val="24"/>
+              </w:rPr>
+              <w:t xml:space="preserve"> </w:t>
             </w:r>
           </w:p>
           <w:p>
             <w:pPr>
               <w:pStyle w:val="ListParagraph"/>
               <w:widowControl w:val="0"/>
-              <w:spacing w:after="40"/>
+              <w:jc w:val="left"/>
+              <w:rPr>
+                <w:sz w:val="24"/>
+                <w:szCs w:val="24"/>
+              </w:rPr>
+            </w:pPr>
+            <w:r>
+              <w:rPr>
+                <w:rFonts w:ascii="Times New Roman" w:hAnsi="Times New Roman" w:eastAsia="Times New Roman"/>
+                <w:sz w:val="24"/>
+                <w:szCs w:val="24"/>
+              </w:rPr>
+              <w:t>If non-NTU IP, kindly state: __________________________________</w:t>
+            </w:r>
+          </w:p>
+          <w:p>
+            <w:pPr>
+              <w:pStyle w:val="ListParagraph"/>
+              <w:widowControl w:val="0"/>
+              <w:jc w:val="left"/>
+              <w:rPr>
+                <w:i/>
+                <w:sz w:val="24"/>
+                <w:szCs w:val="24"/>
+              </w:rPr>
+            </w:pPr>
+            <w:r>
+              <w:rPr>
+                <w:rFonts w:ascii="Times New Roman" w:hAnsi="Times New Roman" w:eastAsia="Times New Roman"/>
+                <w:i/>
+                <w:sz w:val="24"/>
+                <w:szCs w:val="24"/>
+              </w:rPr>
+              <w:t>Kindly also elaborate for non-NTU IPs, whether the IP has been returned to you by NTU or whether it is your own IP.</w:t>
+            </w:r>
+          </w:p>
+          <w:p>
+            <w:pPr>
+              <w:pStyle w:val="ListParagraph"/>
+              <w:widowControl w:val="0"/>
+              <w:jc w:val="left"/>
               <w:rPr>
                 <w:sz w:val="24"/>
                 <w:szCs w:val="24"/>
@@ -866,8 +766,8 @@
                 <w:ilvl w:val="0"/>
                 <w:numId w:val="2"/>
               </w:numPr>
-              <w:spacing w:after="40"/>
-              <w:jc w:val="both"/>
+              <w:spacing w:after="0"/>
+              <w:jc w:val="left"/>
               <w:rPr>
                 <w:sz w:val="24"/>
                 <w:szCs w:val="24"/>
@@ -875,92 +775,21 @@
             </w:pPr>
             <w:r>
               <w:rPr>
-                <w:sz w:val="18"/>
-                <w:szCs w:val="24"/>
+                <w:rFonts w:ascii="Times New Roman" w:hAnsi="Times New Roman" w:eastAsia="Times New Roman"/>
+                <w:sz w:val="24"/>
               </w:rPr>
               <w:t xml:space="preserve">Has the research of this application been completed? </w:t>
-            </w:r>
-            <w:r>
-              <w:rPr>
-                <w:sz w:val="18"/>
-                <w:szCs w:val="24"/>
-              </w:rPr>
               <w:tab/>
-            </w:r>
-            <w:r>
-              <w:rPr>
-                <w:sz w:val="18"/>
-                <w:szCs w:val="24"/>
-              </w:rPr>
               <w:tab/>
-            </w:r>
-            <w:sdt>
-              <w:sdtPr>
-                <w:rPr>
-                  <w:sz w:val="28"/>
-                  <w:szCs w:val="28"/>
-                </w:rPr>
-                <w:id w:val="1253470745"/>
-                <w14:checkbox>
-                  <w14:checked w14:val="1"/>
-                  <w14:checkedState w14:val="2611" w14:font="Aptos Narrow"/>
-                  <w14:uncheckedState w14:val="2610" w14:font="MS Gothic"/>
-                </w14:checkbox>
-              </w:sdtPr>
-              <w:sdtContent>
-                <w:r>
-                  <w:rPr>
-                    <w:sz w:val="28"/>
-                    <w:szCs w:val="28"/>
-                  </w:rPr>
-                  <w:t>☑</w:t>
-                </w:r>
-              </w:sdtContent>
-            </w:sdt>
-            <w:r>
-              <w:rPr>
-                <w:sz w:val="18"/>
-                <w:szCs w:val="24"/>
-              </w:rPr>
-              <w:t xml:space="preserve">  Yes  </w:t>
-            </w:r>
-            <w:sdt>
-              <w:sdtPr>
-                <w:rPr>
-                  <w:sz w:val="28"/>
-                  <w:szCs w:val="28"/>
-                </w:rPr>
-                <w:id w:val="1685399415"/>
-                <w14:checkbox>
-                  <w14:checked w14:val="0"/>
-                  <w14:checkedState w14:val="2611" w14:font="Aptos Narrow"/>
-                  <w14:uncheckedState w14:val="2610" w14:font="MS Gothic"/>
-                </w14:checkbox>
-              </w:sdtPr>
-              <w:sdtContent>
-                <w:r>
-                  <w:rPr>
-                    <w:rFonts w:hint="eastAsia"/>
-                    <w:sz w:val="28"/>
-                    <w:szCs w:val="28"/>
-                  </w:rPr>
-                  <w:t>☐</w:t>
-                </w:r>
-              </w:sdtContent>
-            </w:sdt>
-            <w:r>
-              <w:rPr>
-                <w:sz w:val="18"/>
-                <w:szCs w:val="24"/>
-              </w:rPr>
-              <w:t xml:space="preserve">  No</w:t>
+              <w:t xml:space="preserve">  ☐ Yes    ☑ No</w:t>
             </w:r>
           </w:p>
           <w:p>
             <w:pPr>
               <w:pStyle w:val="ListParagraph"/>
               <w:widowControl w:val="0"/>
-              <w:spacing w:after="40"/>
+              <w:spacing w:after="0"/>
+              <w:jc w:val="left"/>
               <w:rPr>
                 <w:sz w:val="24"/>
                 <w:szCs w:val="24"/>
@@ -968,121 +797,23 @@
             </w:pPr>
             <w:r>
               <w:rPr>
-                <w:sz w:val="18"/>
-                <w:szCs w:val="24"/>
-              </w:rPr>
-              <w:t>H</w:t>
-            </w:r>
-            <w:r>
-              <w:rPr>
-                <w:sz w:val="18"/>
-                <w:szCs w:val="24"/>
-              </w:rPr>
-              <w:t>as any proof-of-principle been obtained?</w:t>
-            </w:r>
-            <w:r>
-              <w:rPr>
-                <w:sz w:val="18"/>
-                <w:szCs w:val="24"/>
-              </w:rPr>
+                <w:rFonts w:ascii="Times New Roman" w:hAnsi="Times New Roman" w:eastAsia="Times New Roman"/>
+                <w:sz w:val="24"/>
+              </w:rPr>
+              <w:t>Has any proof-of-principle been obtained?</w:t>
               <w:tab/>
-            </w:r>
-            <w:r>
-              <w:rPr>
-                <w:sz w:val="18"/>
-                <w:szCs w:val="24"/>
-              </w:rPr>
               <w:tab/>
-            </w:r>
-            <w:r>
-              <w:rPr>
-                <w:sz w:val="18"/>
-                <w:szCs w:val="24"/>
-              </w:rPr>
               <w:tab/>
-            </w:r>
-            <w:r>
-              <w:rPr>
-                <w:sz w:val="18"/>
-                <w:szCs w:val="24"/>
-              </w:rPr>
               <w:tab/>
-            </w:r>
-            <w:sdt>
-              <w:sdtPr>
-                <w:rPr>
-                  <w:sz w:val="28"/>
-                  <w:szCs w:val="28"/>
-                </w:rPr>
-                <w:id w:val="-255514142"/>
-                <w14:checkbox>
-                  <w14:checked w14:val="0"/>
-                  <w14:checkedState w14:val="2611" w14:font="Aptos Narrow"/>
-                  <w14:uncheckedState w14:val="2610" w14:font="MS Gothic"/>
-                </w14:checkbox>
-              </w:sdtPr>
-              <w:sdtContent>
-                <w:r>
-                  <w:rPr>
-                    <w:rFonts w:hint="eastAsia"/>
-                    <w:sz w:val="28"/>
-                    <w:szCs w:val="28"/>
-                  </w:rPr>
-                  <w:t>☐</w:t>
-                </w:r>
-              </w:sdtContent>
-            </w:sdt>
-            <w:r>
-              <w:rPr>
-                <w:sz w:val="18"/>
-                <w:szCs w:val="24"/>
-              </w:rPr>
-              <w:t xml:space="preserve">  Yes  </w:t>
-            </w:r>
-            <w:sdt>
-              <w:sdtPr>
-                <w:rPr>
-                  <w:sz w:val="28"/>
-                  <w:szCs w:val="28"/>
-                </w:rPr>
-                <w:id w:val="622737231"/>
-                <w14:checkbox>
-                  <w14:checked w14:val="1"/>
-                  <w14:checkedState w14:val="2611" w14:font="Aptos Narrow"/>
-                  <w14:uncheckedState w14:val="2610" w14:font="MS Gothic"/>
-                </w14:checkbox>
-              </w:sdtPr>
-              <w:sdtContent>
-                <w:r>
-                  <w:rPr>
-                    <w:sz w:val="28"/>
-                    <w:szCs w:val="28"/>
-                  </w:rPr>
-                  <w:t>☑</w:t>
-                </w:r>
-              </w:sdtContent>
-            </w:sdt>
-            <w:r>
-              <w:rPr>
-                <w:sz w:val="18"/>
-                <w:szCs w:val="24"/>
-              </w:rPr>
-              <w:t xml:space="preserve"> </w:t>
-            </w:r>
-            <w:r>
-              <w:rPr>
-                <w:sz w:val="18"/>
-                <w:szCs w:val="24"/>
-              </w:rPr>
-              <w:t xml:space="preserve"> No</w:t>
+              <w:t xml:space="preserve">  ☑ Yes    ☐ No</w:t>
             </w:r>
           </w:p>
           <w:p>
             <w:pPr>
               <w:pStyle w:val="ListParagraph"/>
               <w:widowControl w:val="0"/>
-              <w:spacing w:after="40"/>
-              <w:jc w:val="both"/>
+              <w:spacing w:after="0"/>
+              <w:jc w:val="left"/>
               <w:rPr>
                 <w:sz w:val="24"/>
                 <w:szCs w:val="24"/>
@@ -1090,120 +821,21 @@
             </w:pPr>
             <w:r>
               <w:rPr>
-                <w:sz w:val="18"/>
-                <w:szCs w:val="24"/>
-              </w:rPr>
-              <w:t>H</w:t>
-            </w:r>
-            <w:r>
-              <w:rPr>
-                <w:sz w:val="18"/>
-                <w:szCs w:val="24"/>
-              </w:rPr>
-              <w:t xml:space="preserve">as any paper on this technology been published? </w:t>
-            </w:r>
-            <w:r>
-              <w:rPr>
-                <w:sz w:val="18"/>
-                <w:szCs w:val="24"/>
-              </w:rPr>
+                <w:rFonts w:ascii="Times New Roman" w:hAnsi="Times New Roman" w:eastAsia="Times New Roman"/>
+                <w:sz w:val="24"/>
+              </w:rPr>
+              <w:t xml:space="preserve">Has any paper on this technology been published? </w:t>
               <w:tab/>
-            </w:r>
-            <w:r>
-              <w:rPr>
-                <w:sz w:val="18"/>
-                <w:szCs w:val="24"/>
-              </w:rPr>
               <w:tab/>
-            </w:r>
-            <w:r>
-              <w:rPr>
-                <w:sz w:val="18"/>
-                <w:szCs w:val="24"/>
-              </w:rPr>
               <w:tab/>
-            </w:r>
-            <w:sdt>
-              <w:sdtPr>
-                <w:rPr>
-                  <w:sz w:val="28"/>
-                  <w:szCs w:val="28"/>
-                </w:rPr>
-                <w:id w:val="1444812818"/>
-                <w14:checkbox>
-                  <w14:checked w14:val="1"/>
-                  <w14:checkedState w14:val="2611" w14:font="Aptos Narrow"/>
-                  <w14:uncheckedState w14:val="2610" w14:font="MS Gothic"/>
-                </w14:checkbox>
-              </w:sdtPr>
-              <w:sdtContent>
-                <w:r>
-                  <w:rPr>
-                    <w:sz w:val="28"/>
-                    <w:szCs w:val="28"/>
-                  </w:rPr>
-                  <w:t>☑</w:t>
-                </w:r>
-              </w:sdtContent>
-            </w:sdt>
-            <w:r>
-              <w:rPr>
-                <w:sz w:val="18"/>
-                <w:szCs w:val="24"/>
-              </w:rPr>
-              <w:t xml:space="preserve"> Yes </w:t>
-            </w:r>
-            <w:r>
-              <w:rPr>
-                <w:sz w:val="18"/>
-                <w:szCs w:val="24"/>
-              </w:rPr>
-              <w:t xml:space="preserve"> </w:t>
-            </w:r>
-            <w:r>
-              <w:rPr>
-                <w:sz w:val="18"/>
-                <w:szCs w:val="24"/>
-              </w:rPr>
-              <w:t xml:space="preserve"> </w:t>
-            </w:r>
-            <w:sdt>
-              <w:sdtPr>
-                <w:rPr>
-                  <w:sz w:val="28"/>
-                  <w:szCs w:val="28"/>
-                </w:rPr>
-                <w:id w:val="1730653237"/>
-                <w14:checkbox>
-                  <w14:checked w14:val="0"/>
-                  <w14:checkedState w14:val="2611" w14:font="Aptos Narrow"/>
-                  <w14:uncheckedState w14:val="2610" w14:font="MS Gothic"/>
-                </w14:checkbox>
-              </w:sdtPr>
-              <w:sdtContent>
-                <w:r>
-                  <w:rPr>
-                    <w:rFonts w:hint="eastAsia"/>
-                    <w:sz w:val="28"/>
-                    <w:szCs w:val="28"/>
-                  </w:rPr>
-                  <w:t>☐</w:t>
-                </w:r>
-              </w:sdtContent>
-            </w:sdt>
-            <w:r>
-              <w:rPr>
-                <w:sz w:val="18"/>
-                <w:szCs w:val="24"/>
-              </w:rPr>
-              <w:t xml:space="preserve"> No</w:t>
+              <w:t xml:space="preserve"> ☑ Yes    ☐ No</w:t>
             </w:r>
           </w:p>
           <w:p>
             <w:pPr>
               <w:pStyle w:val="ListParagraph"/>
               <w:widowControl w:val="0"/>
-              <w:spacing w:after="40"/>
+              <w:jc w:val="left"/>
               <w:rPr>
                 <w:sz w:val="24"/>
                 <w:szCs w:val="24"/>
@@ -1218,8 +850,8 @@
                 <w:ilvl w:val="0"/>
                 <w:numId w:val="2"/>
               </w:numPr>
-              <w:spacing w:after="40"/>
-              <w:jc w:val="both"/>
+              <w:spacing w:after="0"/>
+              <w:jc w:val="left"/>
               <w:rPr>
                 <w:sz w:val="24"/>
                 <w:szCs w:val="24"/>
@@ -1227,59 +859,18 @@
             </w:pPr>
             <w:r>
               <w:rPr>
-                <w:sz w:val="18"/>
-                <w:szCs w:val="24"/>
-              </w:rPr>
-              <w:t xml:space="preserve">Have you </w:t>
-            </w:r>
-            <w:r>
-              <w:rPr>
-                <w:sz w:val="18"/>
-                <w:szCs w:val="24"/>
-              </w:rPr>
-              <w:t xml:space="preserve">previously </w:t>
-            </w:r>
-            <w:r>
-              <w:rPr>
-                <w:sz w:val="18"/>
-                <w:szCs w:val="24"/>
-              </w:rPr>
-              <w:t xml:space="preserve">applied for </w:t>
-            </w:r>
-            <w:r>
-              <w:rPr>
-                <w:sz w:val="18"/>
-                <w:szCs w:val="24"/>
-              </w:rPr>
-              <w:t xml:space="preserve">previous </w:t>
-            </w:r>
-            <w:r>
-              <w:rPr>
-                <w:sz w:val="18"/>
-                <w:szCs w:val="24"/>
-              </w:rPr>
-              <w:t xml:space="preserve">NTUitive Gap Fund </w:t>
-            </w:r>
-            <w:r>
-              <w:rPr>
-                <w:sz w:val="18"/>
-                <w:szCs w:val="24"/>
-              </w:rPr>
-              <w:t>calls</w:t>
-            </w:r>
-            <w:r>
-              <w:rPr>
-                <w:sz w:val="18"/>
-                <w:szCs w:val="24"/>
-              </w:rPr>
-              <w:t>?</w:t>
+                <w:rFonts w:ascii="Times New Roman" w:hAnsi="Times New Roman" w:eastAsia="Times New Roman"/>
+                <w:sz w:val="24"/>
+              </w:rPr>
+              <w:t>Have you previously applied for previous NTUitive Gap Fund calls?</w:t>
             </w:r>
           </w:p>
           <w:p>
             <w:pPr>
               <w:pStyle w:val="ListParagraph"/>
               <w:widowControl w:val="0"/>
-              <w:spacing w:after="40"/>
+              <w:spacing w:after="0"/>
+              <w:jc w:val="left"/>
               <w:rPr>
                 <w:sz w:val="24"/>
                 <w:szCs w:val="24"/>
@@ -1287,135 +878,22 @@
             </w:pPr>
             <w:r>
               <w:rPr>
-                <w:sz w:val="18"/>
-                <w:szCs w:val="24"/>
+                <w:rFonts w:ascii="Times New Roman" w:hAnsi="Times New Roman" w:eastAsia="Times New Roman"/>
+                <w:sz w:val="24"/>
               </w:rPr>
               <w:tab/>
-            </w:r>
-            <w:r>
-              <w:rPr>
-                <w:sz w:val="18"/>
-                <w:szCs w:val="24"/>
-              </w:rPr>
               <w:tab/>
-            </w:r>
-            <w:r>
-              <w:rPr>
-                <w:sz w:val="18"/>
-                <w:szCs w:val="24"/>
-              </w:rPr>
               <w:tab/>
-            </w:r>
-            <w:r>
-              <w:rPr>
-                <w:sz w:val="18"/>
-                <w:szCs w:val="24"/>
-              </w:rPr>
-              <w:t xml:space="preserve">                      </w:t>
-            </w:r>
-            <w:r>
-              <w:rPr>
-                <w:sz w:val="18"/>
-                <w:szCs w:val="24"/>
-              </w:rPr>
-              <w:t xml:space="preserve">                              </w:t>
-            </w:r>
-            <w:r>
-              <w:rPr>
-                <w:sz w:val="18"/>
-                <w:szCs w:val="24"/>
-              </w:rPr>
-              <w:t xml:space="preserve">          </w:t>
-            </w:r>
-            <w:r>
-              <w:rPr>
-                <w:sz w:val="18"/>
-                <w:szCs w:val="24"/>
-              </w:rPr>
+              <w:t xml:space="preserve">                                                              </w:t>
               <w:tab/>
-            </w:r>
-            <w:sdt>
-              <w:sdtPr>
-                <w:rPr>
-                  <w:sz w:val="28"/>
-                  <w:szCs w:val="28"/>
-                </w:rPr>
-                <w:id w:val="2025118682"/>
-                <w14:checkbox>
-                  <w14:checked w14:val="0"/>
-                  <w14:checkedState w14:val="2611" w14:font="Aptos Narrow"/>
-                  <w14:uncheckedState w14:val="2610" w14:font="MS Gothic"/>
-                </w14:checkbox>
-              </w:sdtPr>
-              <w:sdtContent>
-                <w:r>
-                  <w:rPr>
-                    <w:rFonts w:hint="eastAsia"/>
-                    <w:sz w:val="28"/>
-                    <w:szCs w:val="28"/>
-                  </w:rPr>
-                  <w:t>☐</w:t>
-                </w:r>
-              </w:sdtContent>
-            </w:sdt>
-            <w:r>
-              <w:rPr>
-                <w:sz w:val="18"/>
-                <w:szCs w:val="24"/>
-              </w:rPr>
-              <w:t xml:space="preserve"> Yes </w:t>
-            </w:r>
-            <w:r>
-              <w:rPr>
-                <w:sz w:val="18"/>
-                <w:szCs w:val="24"/>
-              </w:rPr>
-              <w:t xml:space="preserve"> </w:t>
-            </w:r>
-            <w:r>
-              <w:rPr>
-                <w:sz w:val="18"/>
-                <w:szCs w:val="24"/>
-              </w:rPr>
-              <w:t xml:space="preserve"> </w:t>
-            </w:r>
-            <w:sdt>
-              <w:sdtPr>
-                <w:rPr>
-                  <w:sz w:val="28"/>
-                  <w:szCs w:val="28"/>
-                </w:rPr>
-                <w:id w:val="-1413000661"/>
-                <w14:checkbox>
-                  <w14:checked w14:val="1"/>
-                  <w14:checkedState w14:val="2611" w14:font="Aptos Narrow"/>
-                  <w14:uncheckedState w14:val="2610" w14:font="MS Gothic"/>
-                </w14:checkbox>
-              </w:sdtPr>
-              <w:sdtContent>
-                <w:r>
-                  <w:rPr>
-                    <w:sz w:val="28"/>
-                    <w:szCs w:val="28"/>
-                  </w:rPr>
-                  <w:t>☑</w:t>
-                </w:r>
-              </w:sdtContent>
-            </w:sdt>
-            <w:r>
-              <w:rPr>
-                <w:sz w:val="18"/>
-                <w:szCs w:val="24"/>
-              </w:rPr>
-              <w:t xml:space="preserve">  No</w:t>
+              <w:t xml:space="preserve"> ☐ Yes     ☐ No</w:t>
             </w:r>
           </w:p>
           <w:p>
             <w:pPr>
               <w:pStyle w:val="ListParagraph"/>
               <w:widowControl w:val="0"/>
-              <w:spacing w:after="40"/>
-              <w:jc w:val="both"/>
+              <w:jc w:val="left"/>
               <w:rPr>
                 <w:sz w:val="24"/>
                 <w:szCs w:val="24"/>
@@ -1423,42 +901,48 @@
             </w:pPr>
             <w:r>
               <w:rPr>
-                <w:sz w:val="18"/>
+                <w:rFonts w:ascii="Times New Roman" w:hAnsi="Times New Roman" w:eastAsia="Times New Roman"/>
+                <w:sz w:val="24"/>
                 <w:szCs w:val="24"/>
               </w:rPr>
               <w:t xml:space="preserve">If yes, </w:t>
             </w:r>
             <w:r>
               <w:rPr>
-                <w:sz w:val="18"/>
+                <w:rFonts w:ascii="Times New Roman" w:hAnsi="Times New Roman" w:eastAsia="Times New Roman"/>
+                <w:sz w:val="24"/>
                 <w:szCs w:val="24"/>
               </w:rPr>
               <w:t>was it successful in the previous grant call</w:t>
             </w:r>
             <w:r>
               <w:rPr>
-                <w:sz w:val="18"/>
+                <w:rFonts w:ascii="Times New Roman" w:hAnsi="Times New Roman" w:eastAsia="Times New Roman"/>
+                <w:sz w:val="24"/>
                 <w:szCs w:val="24"/>
               </w:rPr>
               <w:t xml:space="preserve">? </w:t>
             </w:r>
             <w:r>
               <w:rPr>
-                <w:sz w:val="18"/>
+                <w:rFonts w:ascii="Times New Roman" w:hAnsi="Times New Roman" w:eastAsia="Times New Roman"/>
+                <w:sz w:val="24"/>
                 <w:szCs w:val="24"/>
               </w:rPr>
               <w:tab/>
             </w:r>
             <w:r>
               <w:rPr>
-                <w:sz w:val="18"/>
+                <w:rFonts w:ascii="Times New Roman" w:hAnsi="Times New Roman" w:eastAsia="Times New Roman"/>
+                <w:sz w:val="24"/>
                 <w:szCs w:val="24"/>
               </w:rPr>
               <w:tab/>
             </w:r>
             <w:r>
               <w:rPr>
-                <w:sz w:val="18"/>
+                <w:rFonts w:ascii="Times New Roman" w:hAnsi="Times New Roman" w:eastAsia="Times New Roman"/>
+                <w:sz w:val="24"/>
                 <w:szCs w:val="24"/>
               </w:rPr>
               <w:tab/>
@@ -1476,10 +960,11 @@
                   <w14:uncheckedState w14:val="2610" w14:font="MS Gothic"/>
                 </w14:checkbox>
               </w:sdtPr>
+              <w:sdtEndPr/>
               <w:sdtContent>
                 <w:r>
                   <w:rPr>
-                    <w:rFonts w:hint="eastAsia"/>
+                    <w:rFonts w:ascii="MS Gothic" w:eastAsia="MS Gothic" w:hAnsi="MS Gothic" w:hint="eastAsia"/>
                     <w:sz w:val="28"/>
                     <w:szCs w:val="28"/>
                   </w:rPr>
@@ -1489,7 +974,8 @@
             </w:sdt>
             <w:r>
               <w:rPr>
-                <w:sz w:val="18"/>
+                <w:rFonts w:ascii="Times New Roman" w:hAnsi="Times New Roman" w:eastAsia="Times New Roman"/>
+                <w:sz w:val="24"/>
                 <w:szCs w:val="24"/>
               </w:rPr>
               <w:t xml:space="preserve">  Yes  </w:t>
@@ -1507,10 +993,11 @@
                   <w14:uncheckedState w14:val="2610" w14:font="MS Gothic"/>
                 </w14:checkbox>
               </w:sdtPr>
+              <w:sdtEndPr/>
               <w:sdtContent>
                 <w:r>
                   <w:rPr>
-                    <w:rFonts w:hint="eastAsia"/>
+                    <w:rFonts w:ascii="MS Gothic" w:eastAsia="MS Gothic" w:hAnsi="MS Gothic" w:hint="eastAsia"/>
                     <w:sz w:val="28"/>
                     <w:szCs w:val="28"/>
                   </w:rPr>
@@ -1520,7 +1007,8 @@
             </w:sdt>
             <w:r>
               <w:rPr>
-                <w:sz w:val="18"/>
+                <w:rFonts w:ascii="Times New Roman" w:hAnsi="Times New Roman" w:eastAsia="Times New Roman"/>
+                <w:sz w:val="24"/>
                 <w:szCs w:val="24"/>
               </w:rPr>
               <w:t xml:space="preserve">  No</w:t>
@@ -1530,8 +1018,7 @@
             <w:pPr>
               <w:pStyle w:val="ListParagraph"/>
               <w:widowControl w:val="0"/>
-              <w:spacing w:after="40"/>
-              <w:jc w:val="both"/>
+              <w:jc w:val="left"/>
               <w:rPr>
                 <w:sz w:val="24"/>
                 <w:szCs w:val="24"/>
@@ -1539,70 +1026,80 @@
             </w:pPr>
             <w:r>
               <w:rPr>
-                <w:sz w:val="18"/>
+                <w:rFonts w:ascii="Times New Roman" w:hAnsi="Times New Roman" w:eastAsia="Times New Roman"/>
+                <w:sz w:val="24"/>
                 <w:szCs w:val="24"/>
               </w:rPr>
               <w:t xml:space="preserve">If </w:t>
             </w:r>
             <w:r>
               <w:rPr>
-                <w:sz w:val="18"/>
+                <w:rFonts w:ascii="Times New Roman" w:hAnsi="Times New Roman" w:eastAsia="Times New Roman"/>
+                <w:sz w:val="24"/>
                 <w:szCs w:val="24"/>
               </w:rPr>
               <w:t>no</w:t>
             </w:r>
             <w:r>
               <w:rPr>
-                <w:sz w:val="18"/>
+                <w:rFonts w:ascii="Times New Roman" w:hAnsi="Times New Roman" w:eastAsia="Times New Roman"/>
+                <w:sz w:val="24"/>
                 <w:szCs w:val="24"/>
               </w:rPr>
               <w:t xml:space="preserve">, </w:t>
             </w:r>
             <w:r>
               <w:rPr>
-                <w:sz w:val="18"/>
+                <w:rFonts w:ascii="Times New Roman" w:hAnsi="Times New Roman" w:eastAsia="Times New Roman"/>
+                <w:sz w:val="24"/>
                 <w:szCs w:val="24"/>
               </w:rPr>
               <w:t>at which stage was it rejected?</w:t>
             </w:r>
             <w:r>
               <w:rPr>
-                <w:sz w:val="18"/>
+                <w:rFonts w:ascii="Times New Roman" w:hAnsi="Times New Roman" w:eastAsia="Times New Roman"/>
+                <w:sz w:val="24"/>
                 <w:szCs w:val="24"/>
               </w:rPr>
               <w:t xml:space="preserve"> Please complete </w:t>
             </w:r>
             <w:r>
               <w:rPr>
-                <w:sz w:val="18"/>
+                <w:rFonts w:ascii="Times New Roman" w:hAnsi="Times New Roman" w:eastAsia="Times New Roman"/>
+                <w:sz w:val="24"/>
                 <w:szCs w:val="24"/>
               </w:rPr>
               <w:t>Section 7.</w:t>
             </w:r>
             <w:r>
               <w:rPr>
-                <w:sz w:val="18"/>
+                <w:rFonts w:ascii="Times New Roman" w:hAnsi="Times New Roman" w:eastAsia="Times New Roman"/>
+                <w:sz w:val="24"/>
                 <w:szCs w:val="24"/>
               </w:rPr>
               <w:tab/>
             </w:r>
             <w:r>
               <w:rPr>
-                <w:sz w:val="18"/>
+                <w:rFonts w:ascii="Times New Roman" w:hAnsi="Times New Roman" w:eastAsia="Times New Roman"/>
+                <w:sz w:val="24"/>
                 <w:szCs w:val="24"/>
               </w:rPr>
               <w:tab/>
             </w:r>
             <w:r>
               <w:rPr>
-                <w:sz w:val="18"/>
+                <w:rFonts w:ascii="Times New Roman" w:hAnsi="Times New Roman" w:eastAsia="Times New Roman"/>
+                <w:sz w:val="24"/>
                 <w:szCs w:val="24"/>
               </w:rPr>
               <w:tab/>
             </w:r>
             <w:r>
               <w:rPr>
-                <w:sz w:val="18"/>
+                <w:rFonts w:ascii="Times New Roman" w:hAnsi="Times New Roman" w:eastAsia="Times New Roman"/>
+                <w:sz w:val="24"/>
                 <w:szCs w:val="24"/>
               </w:rPr>
               <w:tab/>
@@ -1612,7 +1109,7 @@
             <w:pPr>
               <w:pStyle w:val="ListParagraph"/>
               <w:widowControl w:val="0"/>
-              <w:spacing w:after="40"/>
+              <w:jc w:val="left"/>
               <w:rPr>
                 <w:sz w:val="24"/>
                 <w:szCs w:val="24"/>
@@ -1631,10 +1128,11 @@
                   <w14:uncheckedState w14:val="2610" w14:font="MS Gothic"/>
                 </w14:checkbox>
               </w:sdtPr>
+              <w:sdtEndPr/>
               <w:sdtContent>
                 <w:r>
                   <w:rPr>
-                    <w:rFonts w:hint="eastAsia"/>
+                    <w:rFonts w:ascii="MS Gothic" w:eastAsia="MS Gothic" w:hAnsi="MS Gothic" w:hint="eastAsia"/>
                     <w:sz w:val="28"/>
                     <w:szCs w:val="28"/>
                   </w:rPr>
@@ -1644,21 +1142,24 @@
             </w:sdt>
             <w:r>
               <w:rPr>
-                <w:sz w:val="18"/>
+                <w:rFonts w:ascii="Times New Roman" w:hAnsi="Times New Roman" w:eastAsia="Times New Roman"/>
+                <w:sz w:val="24"/>
                 <w:szCs w:val="24"/>
               </w:rPr>
               <w:t xml:space="preserve">  </w:t>
             </w:r>
             <w:r>
               <w:rPr>
-                <w:sz w:val="18"/>
+                <w:rFonts w:ascii="Times New Roman" w:hAnsi="Times New Roman" w:eastAsia="Times New Roman"/>
+                <w:sz w:val="24"/>
                 <w:szCs w:val="24"/>
               </w:rPr>
               <w:t>Preliminary</w:t>
             </w:r>
             <w:r>
               <w:rPr>
-                <w:sz w:val="18"/>
+                <w:rFonts w:ascii="Times New Roman" w:hAnsi="Times New Roman" w:eastAsia="Times New Roman"/>
+                <w:sz w:val="24"/>
                 <w:szCs w:val="24"/>
               </w:rPr>
               <w:t xml:space="preserve"> </w:t>
@@ -1676,10 +1177,11 @@
                   <w14:uncheckedState w14:val="2610" w14:font="MS Gothic"/>
                 </w14:checkbox>
               </w:sdtPr>
+              <w:sdtEndPr/>
               <w:sdtContent>
                 <w:r>
                   <w:rPr>
-                    <w:rFonts w:hint="eastAsia"/>
+                    <w:rFonts w:ascii="MS Gothic" w:eastAsia="MS Gothic" w:hAnsi="MS Gothic" w:hint="eastAsia"/>
                     <w:sz w:val="28"/>
                     <w:szCs w:val="28"/>
                   </w:rPr>
@@ -1689,14 +1191,16 @@
             </w:sdt>
             <w:r>
               <w:rPr>
-                <w:sz w:val="18"/>
+                <w:rFonts w:ascii="Times New Roman" w:hAnsi="Times New Roman" w:eastAsia="Times New Roman"/>
+                <w:sz w:val="24"/>
                 <w:szCs w:val="24"/>
               </w:rPr>
               <w:t xml:space="preserve">  </w:t>
             </w:r>
             <w:r>
               <w:rPr>
-                <w:sz w:val="18"/>
+                <w:rFonts w:ascii="Times New Roman" w:hAnsi="Times New Roman" w:eastAsia="Times New Roman"/>
+                <w:sz w:val="24"/>
                 <w:szCs w:val="24"/>
               </w:rPr>
               <w:t xml:space="preserve">Internal Review </w:t>
@@ -1714,10 +1218,11 @@
                   <w14:uncheckedState w14:val="2610" w14:font="MS Gothic"/>
                 </w14:checkbox>
               </w:sdtPr>
+              <w:sdtEndPr/>
               <w:sdtContent>
                 <w:r>
                   <w:rPr>
-                    <w:rFonts w:hint="eastAsia"/>
+                    <w:rFonts w:ascii="MS Gothic" w:eastAsia="MS Gothic" w:hAnsi="MS Gothic" w:hint="eastAsia"/>
                     <w:sz w:val="28"/>
                     <w:szCs w:val="28"/>
                   </w:rPr>
@@ -1727,35 +1232,40 @@
             </w:sdt>
             <w:r>
               <w:rPr>
-                <w:sz w:val="18"/>
+                <w:rFonts w:ascii="Times New Roman" w:hAnsi="Times New Roman" w:eastAsia="Times New Roman"/>
+                <w:sz w:val="24"/>
                 <w:szCs w:val="24"/>
               </w:rPr>
               <w:t xml:space="preserve">  </w:t>
             </w:r>
             <w:r>
               <w:rPr>
-                <w:sz w:val="18"/>
+                <w:rFonts w:ascii="Times New Roman" w:hAnsi="Times New Roman" w:eastAsia="Times New Roman"/>
+                <w:sz w:val="24"/>
                 <w:szCs w:val="24"/>
               </w:rPr>
               <w:t>External Review</w:t>
             </w:r>
             <w:r>
               <w:rPr>
-                <w:sz w:val="18"/>
+                <w:rFonts w:ascii="Times New Roman" w:hAnsi="Times New Roman" w:eastAsia="Times New Roman"/>
+                <w:sz w:val="24"/>
                 <w:szCs w:val="24"/>
               </w:rPr>
               <w:tab/>
             </w:r>
             <w:r>
               <w:rPr>
-                <w:sz w:val="18"/>
+                <w:rFonts w:ascii="Times New Roman" w:hAnsi="Times New Roman" w:eastAsia="Times New Roman"/>
+                <w:sz w:val="24"/>
                 <w:szCs w:val="24"/>
               </w:rPr>
               <w:tab/>
             </w:r>
             <w:r>
               <w:rPr>
-                <w:sz w:val="18"/>
+                <w:rFonts w:ascii="Times New Roman" w:hAnsi="Times New Roman" w:eastAsia="Times New Roman"/>
+                <w:sz w:val="24"/>
                 <w:szCs w:val="24"/>
               </w:rPr>
               <w:tab/>
@@ -1765,8 +1275,8 @@
             <w:pPr>
               <w:pStyle w:val="ListParagraph"/>
               <w:widowControl w:val="0"/>
-              <w:spacing w:after="40"/>
               <w:ind w:left="0"/>
+              <w:jc w:val="left"/>
               <w:rPr>
                 <w:sz w:val="24"/>
                 <w:szCs w:val="24"/>
@@ -1781,7 +1291,8 @@
                 <w:ilvl w:val="0"/>
                 <w:numId w:val="2"/>
               </w:numPr>
-              <w:spacing w:after="40"/>
+              <w:spacing w:after="0"/>
+              <w:jc w:val="left"/>
               <w:rPr>
                 <w:sz w:val="24"/>
                 <w:szCs w:val="24"/>
@@ -1789,108 +1300,23 @@
             </w:pPr>
             <w:r>
               <w:rPr>
-                <w:sz w:val="18"/>
-                <w:szCs w:val="24"/>
+                <w:rFonts w:ascii="Times New Roman" w:hAnsi="Times New Roman" w:eastAsia="Times New Roman"/>
+                <w:sz w:val="24"/>
               </w:rPr>
               <w:t xml:space="preserve">Have you started any spin-off companies? </w:t>
-            </w:r>
-            <w:r>
-              <w:rPr>
-                <w:sz w:val="18"/>
-                <w:szCs w:val="24"/>
-              </w:rPr>
               <w:tab/>
-            </w:r>
-            <w:r>
-              <w:rPr>
-                <w:sz w:val="18"/>
-                <w:szCs w:val="24"/>
-              </w:rPr>
               <w:tab/>
-            </w:r>
-            <w:r>
-              <w:rPr>
-                <w:sz w:val="18"/>
-                <w:szCs w:val="24"/>
-              </w:rPr>
               <w:tab/>
-            </w:r>
-            <w:r>
-              <w:rPr>
-                <w:sz w:val="18"/>
-                <w:szCs w:val="24"/>
-              </w:rPr>
               <w:tab/>
-            </w:r>
-            <w:sdt>
-              <w:sdtPr>
-                <w:rPr>
-                  <w:sz w:val="28"/>
-                  <w:szCs w:val="28"/>
-                </w:rPr>
-                <w:id w:val="-1171719938"/>
-                <w14:checkbox>
-                  <w14:checked w14:val="0"/>
-                  <w14:checkedState w14:val="2611" w14:font="Aptos Narrow"/>
-                  <w14:uncheckedState w14:val="2610" w14:font="MS Gothic"/>
-                </w14:checkbox>
-              </w:sdtPr>
-              <w:sdtContent>
-                <w:r>
-                  <w:rPr>
-                    <w:rFonts w:hint="eastAsia"/>
-                    <w:sz w:val="28"/>
-                    <w:szCs w:val="28"/>
-                  </w:rPr>
-                  <w:t>☐</w:t>
-                </w:r>
-              </w:sdtContent>
-            </w:sdt>
-            <w:r>
-              <w:rPr>
-                <w:sz w:val="18"/>
-                <w:szCs w:val="24"/>
-              </w:rPr>
-              <w:t xml:space="preserve">  Yes  </w:t>
-            </w:r>
-            <w:sdt>
-              <w:sdtPr>
-                <w:rPr>
-                  <w:sz w:val="28"/>
-                  <w:szCs w:val="28"/>
-                </w:rPr>
-                <w:id w:val="1562212983"/>
-                <w14:checkbox>
-                  <w14:checked w14:val="1"/>
-                  <w14:checkedState w14:val="2611" w14:font="Aptos Narrow"/>
-                  <w14:uncheckedState w14:val="2610" w14:font="MS Gothic"/>
-                </w14:checkbox>
-              </w:sdtPr>
-              <w:sdtContent>
-                <w:r>
-                  <w:rPr>
-                    <w:sz w:val="28"/>
-                    <w:szCs w:val="28"/>
-                  </w:rPr>
-                  <w:t>☑</w:t>
-                </w:r>
-              </w:sdtContent>
-            </w:sdt>
-            <w:r>
-              <w:rPr>
-                <w:sz w:val="18"/>
-                <w:szCs w:val="24"/>
-              </w:rPr>
-              <w:t xml:space="preserve">  No</w:t>
+              <w:t xml:space="preserve">  ☐ Yes    ☑ No</w:t>
             </w:r>
           </w:p>
           <w:p>
             <w:pPr>
               <w:pStyle w:val="ListParagraph"/>
               <w:widowControl w:val="0"/>
-              <w:spacing w:after="40"/>
               <w:ind w:left="709"/>
-              <w:jc w:val="both"/>
+              <w:jc w:val="left"/>
               <w:rPr>
                 <w:sz w:val="24"/>
                 <w:szCs w:val="24"/>
@@ -1898,63 +1324,72 @@
             </w:pPr>
             <w:r>
               <w:rPr>
-                <w:sz w:val="18"/>
+                <w:rFonts w:ascii="Times New Roman" w:hAnsi="Times New Roman" w:eastAsia="Times New Roman"/>
+                <w:sz w:val="24"/>
                 <w:szCs w:val="24"/>
               </w:rPr>
               <w:t xml:space="preserve">If yes, state </w:t>
             </w:r>
             <w:r>
               <w:rPr>
-                <w:sz w:val="18"/>
+                <w:rFonts w:ascii="Times New Roman" w:hAnsi="Times New Roman" w:eastAsia="Times New Roman"/>
+                <w:sz w:val="24"/>
                 <w:szCs w:val="24"/>
               </w:rPr>
               <w:t xml:space="preserve">the </w:t>
             </w:r>
             <w:r>
               <w:rPr>
-                <w:sz w:val="18"/>
+                <w:rFonts w:ascii="Times New Roman" w:hAnsi="Times New Roman" w:eastAsia="Times New Roman"/>
+                <w:sz w:val="24"/>
                 <w:szCs w:val="24"/>
               </w:rPr>
               <w:t>company name</w:t>
             </w:r>
             <w:r>
               <w:rPr>
-                <w:sz w:val="18"/>
+                <w:rFonts w:ascii="Times New Roman" w:hAnsi="Times New Roman" w:eastAsia="Times New Roman"/>
+                <w:sz w:val="24"/>
                 <w:szCs w:val="24"/>
               </w:rPr>
               <w:t>, UEN and</w:t>
             </w:r>
             <w:r>
               <w:rPr>
-                <w:sz w:val="18"/>
+                <w:rFonts w:ascii="Times New Roman" w:hAnsi="Times New Roman" w:eastAsia="Times New Roman"/>
+                <w:sz w:val="24"/>
                 <w:szCs w:val="24"/>
               </w:rPr>
               <w:t xml:space="preserve"> date of incorporation</w:t>
             </w:r>
             <w:r>
               <w:rPr>
-                <w:sz w:val="18"/>
+                <w:rFonts w:ascii="Times New Roman" w:hAnsi="Times New Roman" w:eastAsia="Times New Roman"/>
+                <w:sz w:val="24"/>
                 <w:szCs w:val="24"/>
               </w:rPr>
               <w:t>: ___________________________</w:t>
             </w:r>
             <w:r>
               <w:rPr>
-                <w:sz w:val="18"/>
+                <w:rFonts w:ascii="Times New Roman" w:hAnsi="Times New Roman" w:eastAsia="Times New Roman"/>
+                <w:sz w:val="24"/>
                 <w:szCs w:val="24"/>
               </w:rPr>
               <w:t>_</w:t>
             </w:r>
             <w:r>
               <w:rPr>
-                <w:sz w:val="18"/>
+                <w:rFonts w:ascii="Times New Roman" w:hAnsi="Times New Roman" w:eastAsia="Times New Roman"/>
+                <w:sz w:val="24"/>
                 <w:szCs w:val="24"/>
               </w:rPr>
               <w:t>___________________</w:t>
             </w:r>
             <w:r>
               <w:rPr>
-                <w:sz w:val="18"/>
+                <w:rFonts w:ascii="Times New Roman" w:hAnsi="Times New Roman" w:eastAsia="Times New Roman"/>
+                <w:sz w:val="24"/>
                 <w:szCs w:val="24"/>
               </w:rPr>
               <w:t>_____</w:t>
@@ -1964,8 +1399,8 @@
             <w:pPr>
               <w:pStyle w:val="ListParagraph"/>
               <w:widowControl w:val="0"/>
-              <w:spacing w:after="40"/>
               <w:ind w:left="709"/>
+              <w:jc w:val="left"/>
               <w:rPr>
                 <w:sz w:val="24"/>
                 <w:szCs w:val="24"/>
@@ -1980,8 +1415,8 @@
                 <w:ilvl w:val="0"/>
                 <w:numId w:val="2"/>
               </w:numPr>
-              <w:spacing w:after="40"/>
-              <w:jc w:val="both"/>
+              <w:spacing w:after="0"/>
+              <w:jc w:val="left"/>
               <w:rPr>
                 <w:sz w:val="24"/>
                 <w:szCs w:val="24"/>
@@ -1989,143 +1424,17 @@
             </w:pPr>
             <w:r>
               <w:rPr>
-                <w:sz w:val="18"/>
-                <w:szCs w:val="24"/>
-              </w:rPr>
-              <w:t xml:space="preserve">Are you interested in </w:t>
-            </w:r>
-            <w:sdt>
-              <w:sdtPr>
-                <w:rPr>
-                  <w:sz w:val="28"/>
-                  <w:szCs w:val="28"/>
-                </w:rPr>
-                <w:id w:val="-377780759"/>
-                <w14:checkbox>
-                  <w14:checked w14:val="1"/>
-                  <w14:checkedState w14:val="2611" w14:font="Aptos Narrow"/>
-                  <w14:uncheckedState w14:val="2610" w14:font="MS Gothic"/>
-                </w14:checkbox>
-              </w:sdtPr>
-              <w:sdtContent>
-                <w:r>
-                  <w:rPr>
-                    <w:sz w:val="28"/>
-                    <w:szCs w:val="28"/>
-                  </w:rPr>
-                  <w:t>☑</w:t>
-                </w:r>
-              </w:sdtContent>
-            </w:sdt>
-            <w:r>
-              <w:rPr>
-                <w:sz w:val="18"/>
-                <w:szCs w:val="24"/>
-              </w:rPr>
-              <w:t xml:space="preserve"> Licensing the technology </w:t>
-            </w:r>
-            <w:sdt>
-              <w:sdtPr>
-                <w:rPr>
-                  <w:sz w:val="28"/>
-                  <w:szCs w:val="28"/>
-                </w:rPr>
-                <w:id w:val="1829251606"/>
-                <w14:checkbox>
-                  <w14:checked w14:val="1"/>
-                  <w14:checkedState w14:val="2611" w14:font="Aptos Narrow"/>
-                  <w14:uncheckedState w14:val="2610" w14:font="MS Gothic"/>
-                </w14:checkbox>
-              </w:sdtPr>
-              <w:sdtContent>
-                <w:r>
-                  <w:rPr>
-                    <w:sz w:val="28"/>
-                    <w:szCs w:val="28"/>
-                  </w:rPr>
-                  <w:t>☑</w:t>
-                </w:r>
-              </w:sdtContent>
-            </w:sdt>
-            <w:r>
-              <w:rPr>
-                <w:sz w:val="18"/>
-                <w:szCs w:val="24"/>
-              </w:rPr>
-              <w:t xml:space="preserve"> </w:t>
-            </w:r>
-            <w:r>
-              <w:rPr>
-                <w:sz w:val="18"/>
-                <w:szCs w:val="24"/>
-              </w:rPr>
-              <w:t>C</w:t>
-            </w:r>
-            <w:r>
-              <w:rPr>
-                <w:sz w:val="18"/>
-                <w:szCs w:val="24"/>
-              </w:rPr>
-              <w:t xml:space="preserve">reating a spin-off </w:t>
-            </w:r>
-            <w:r>
-              <w:rPr>
-                <w:sz w:val="18"/>
-                <w:szCs w:val="24"/>
-              </w:rPr>
-              <w:t xml:space="preserve"> </w:t>
-            </w:r>
-            <w:sdt>
-              <w:sdtPr>
-                <w:rPr>
-                  <w:sz w:val="28"/>
-                  <w:szCs w:val="28"/>
-                </w:rPr>
-                <w:id w:val="190109659"/>
-                <w14:checkbox>
-                  <w14:checked w14:val="0"/>
-                  <w14:checkedState w14:val="2611" w14:font="Aptos Narrow"/>
-                  <w14:uncheckedState w14:val="2610" w14:font="MS Gothic"/>
-                </w14:checkbox>
-              </w:sdtPr>
-              <w:sdtContent>
-                <w:r>
-                  <w:rPr>
-                    <w:rFonts w:hint="eastAsia"/>
-                    <w:sz w:val="28"/>
-                    <w:szCs w:val="28"/>
-                  </w:rPr>
-                  <w:t>☐</w:t>
-                </w:r>
-              </w:sdtContent>
-            </w:sdt>
-            <w:r>
-              <w:rPr>
-                <w:sz w:val="18"/>
-                <w:szCs w:val="24"/>
-              </w:rPr>
-              <w:t xml:space="preserve"> </w:t>
-            </w:r>
-            <w:r>
-              <w:rPr>
-                <w:sz w:val="18"/>
-                <w:szCs w:val="24"/>
-              </w:rPr>
-              <w:t>T</w:t>
-            </w:r>
-            <w:r>
-              <w:rPr>
-                <w:sz w:val="18"/>
-                <w:szCs w:val="24"/>
-              </w:rPr>
-              <w:t>o be decided later.</w:t>
+                <w:rFonts w:ascii="Times New Roman" w:hAnsi="Times New Roman" w:eastAsia="Times New Roman"/>
+                <w:sz w:val="24"/>
+              </w:rPr>
+              <w:t>Are you interested in  ☑ Licensing the technology  ☐ Creating a spin-off   ☐ To be decided later.</w:t>
             </w:r>
           </w:p>
           <w:p>
             <w:pPr>
               <w:pStyle w:val="ListParagraph"/>
               <w:widowControl w:val="0"/>
-              <w:spacing w:after="40"/>
+              <w:jc w:val="left"/>
               <w:rPr>
                 <w:sz w:val="24"/>
                 <w:szCs w:val="24"/>
@@ -2140,8 +1449,8 @@
                 <w:ilvl w:val="0"/>
                 <w:numId w:val="2"/>
               </w:numPr>
-              <w:spacing w:after="40"/>
-              <w:jc w:val="both"/>
+              <w:spacing w:after="0"/>
+              <w:jc w:val="left"/>
               <w:rPr>
                 <w:sz w:val="24"/>
                 <w:szCs w:val="24"/>
@@ -2149,138 +1458,34 @@
             </w:pPr>
             <w:r>
               <w:rPr>
-                <w:sz w:val="18"/>
-                <w:szCs w:val="24"/>
-              </w:rPr>
-              <w:t>Are you</w:t>
-            </w:r>
-            <w:r>
-              <w:rPr>
-                <w:sz w:val="18"/>
-                <w:szCs w:val="24"/>
-              </w:rPr>
-              <w:t xml:space="preserve"> in discussion with any companies in the industry? </w:t>
-            </w:r>
-            <w:r>
-              <w:rPr>
-                <w:sz w:val="18"/>
-                <w:szCs w:val="24"/>
-              </w:rPr>
+                <w:rFonts w:ascii="Times New Roman" w:hAnsi="Times New Roman" w:eastAsia="Times New Roman"/>
+                <w:sz w:val="24"/>
+              </w:rPr>
+              <w:t xml:space="preserve">Are you in discussion with any companies in the industry? </w:t>
               <w:tab/>
-            </w:r>
-            <w:r>
-              <w:rPr>
-                <w:sz w:val="18"/>
-                <w:szCs w:val="24"/>
-              </w:rPr>
               <w:tab/>
-            </w:r>
-            <w:sdt>
-              <w:sdtPr>
-                <w:rPr>
-                  <w:sz w:val="28"/>
-                  <w:szCs w:val="28"/>
-                </w:rPr>
-                <w:id w:val="-1446315535"/>
-                <w14:checkbox>
-                  <w14:checked w14:val="0"/>
-                  <w14:checkedState w14:val="2611" w14:font="Aptos Narrow"/>
-                  <w14:uncheckedState w14:val="2610" w14:font="MS Gothic"/>
-                </w14:checkbox>
-              </w:sdtPr>
-              <w:sdtContent>
-                <w:r>
-                  <w:rPr>
-                    <w:rFonts w:hint="eastAsia"/>
-                    <w:sz w:val="28"/>
-                    <w:szCs w:val="28"/>
-                  </w:rPr>
-                  <w:t>☐</w:t>
-                </w:r>
-              </w:sdtContent>
-            </w:sdt>
-            <w:r>
-              <w:rPr>
-                <w:sz w:val="18"/>
-                <w:szCs w:val="24"/>
-              </w:rPr>
-              <w:t xml:space="preserve">  Yes  </w:t>
-            </w:r>
-            <w:sdt>
-              <w:sdtPr>
-                <w:rPr>
-                  <w:sz w:val="28"/>
-                  <w:szCs w:val="28"/>
-                </w:rPr>
-                <w:id w:val="-1109969033"/>
-                <w14:checkbox>
-                  <w14:checked w14:val="0"/>
-                  <w14:checkedState w14:val="2611" w14:font="Aptos Narrow"/>
-                  <w14:uncheckedState w14:val="2610" w14:font="MS Gothic"/>
-                </w14:checkbox>
-              </w:sdtPr>
-              <w:sdtContent>
-                <w:r>
-                  <w:rPr>
-                    <w:rFonts w:hint="eastAsia"/>
-                    <w:sz w:val="28"/>
-                    <w:szCs w:val="28"/>
-                  </w:rPr>
-                  <w:t>☐</w:t>
-                </w:r>
-              </w:sdtContent>
-            </w:sdt>
-            <w:r>
-              <w:rPr>
-                <w:sz w:val="18"/>
-                <w:szCs w:val="24"/>
-              </w:rPr>
-              <w:t xml:space="preserve"> </w:t>
-            </w:r>
-            <w:r>
-              <w:rPr>
-                <w:sz w:val="18"/>
-                <w:szCs w:val="24"/>
-              </w:rPr>
-              <w:t xml:space="preserve"> </w:t>
-            </w:r>
-            <w:r>
-              <w:rPr>
-                <w:sz w:val="18"/>
-                <w:szCs w:val="24"/>
-              </w:rPr>
-              <w:t>No</w:t>
+              <w:t xml:space="preserve">  ☑ Yes    ☐ No</w:t>
             </w:r>
           </w:p>
           <w:p>
             <w:pPr>
               <w:pStyle w:val="ListParagraph"/>
               <w:widowControl w:val="0"/>
-              <w:spacing w:after="40"/>
-              <w:rPr>
-                <w:sz w:val="24"/>
-                <w:szCs w:val="24"/>
-              </w:rPr>
-            </w:pPr>
-            <w:r>
-              <w:rPr>
-                <w:sz w:val="18"/>
-                <w:szCs w:val="24"/>
-              </w:rPr>
-              <w:t xml:space="preserve">If yes, kindly state company names and comments: </w:t>
-            </w:r>
-          </w:p>
-          <w:p>
-            <w:pPr>
-              <w:pStyle w:val="ListParagraph"/>
-              <w:widowControl w:val="0"/>
-              <w:spacing w:after="40"/>
+              <w:spacing w:after="0"/>
+              <w:jc w:val="left"/>
               <w:rPr>
                 <w:sz w:val="24"/>
                 <w:szCs w:val="24"/>
                 <w:lang w:val="en-SG"/>
               </w:rPr>
             </w:pPr>
+            <w:r>
+              <w:rPr>
+                <w:rFonts w:ascii="Times New Roman" w:hAnsi="Times New Roman" w:eastAsia="Times New Roman"/>
+                <w:sz w:val="24"/>
+              </w:rPr>
+              <w:t>If yes, kindly state company names and comments: Exploratory technical discussions with selected infrastructure, construction, and monitoring-industry stakeholders; company names to be confirmed before disclosure.</w:t>
+            </w:r>
           </w:p>
           <w:p>
             <w:pPr>
@@ -2290,8 +1495,8 @@
                 <w:ilvl w:val="0"/>
                 <w:numId w:val="2"/>
               </w:numPr>
-              <w:spacing w:after="40"/>
-              <w:jc w:val="both"/>
+              <w:spacing w:after="0"/>
+              <w:jc w:val="left"/>
               <w:rPr>
                 <w:sz w:val="24"/>
                 <w:szCs w:val="24"/>
@@ -2299,106 +1504,22 @@
             </w:pPr>
             <w:r>
               <w:rPr>
-                <w:sz w:val="18"/>
-                <w:szCs w:val="24"/>
+                <w:rFonts w:ascii="Times New Roman" w:hAnsi="Times New Roman" w:eastAsia="Times New Roman"/>
+                <w:sz w:val="24"/>
               </w:rPr>
               <w:t xml:space="preserve">Has this project received any prior funding? </w:t>
-            </w:r>
-            <w:r>
-              <w:rPr>
-                <w:sz w:val="18"/>
-                <w:szCs w:val="24"/>
-              </w:rPr>
               <w:tab/>
-            </w:r>
-            <w:r>
-              <w:rPr>
-                <w:sz w:val="18"/>
-                <w:szCs w:val="24"/>
-              </w:rPr>
               <w:tab/>
-            </w:r>
-            <w:r>
-              <w:rPr>
-                <w:sz w:val="18"/>
-                <w:szCs w:val="24"/>
-              </w:rPr>
               <w:tab/>
-            </w:r>
-            <w:r>
-              <w:rPr>
-                <w:sz w:val="18"/>
-                <w:szCs w:val="24"/>
-              </w:rPr>
               <w:tab/>
-            </w:r>
-            <w:sdt>
-              <w:sdtPr>
-                <w:rPr>
-                  <w:sz w:val="28"/>
-                  <w:szCs w:val="28"/>
-                </w:rPr>
-                <w:id w:val="500619617"/>
-                <w14:checkbox>
-                  <w14:checked w14:val="1"/>
-                  <w14:checkedState w14:val="2611" w14:font="Aptos Narrow"/>
-                  <w14:uncheckedState w14:val="2610" w14:font="MS Gothic"/>
-                </w14:checkbox>
-              </w:sdtPr>
-              <w:sdtContent>
-                <w:r>
-                  <w:rPr>
-                    <w:sz w:val="28"/>
-                    <w:szCs w:val="28"/>
-                  </w:rPr>
-                  <w:t>☑</w:t>
-                </w:r>
-              </w:sdtContent>
-            </w:sdt>
-            <w:r>
-              <w:rPr>
-                <w:sz w:val="18"/>
-                <w:szCs w:val="24"/>
-              </w:rPr>
-              <w:t xml:space="preserve">  Yes  </w:t>
-            </w:r>
-            <w:sdt>
-              <w:sdtPr>
-                <w:rPr>
-                  <w:sz w:val="28"/>
-                  <w:szCs w:val="28"/>
-                </w:rPr>
-                <w:id w:val="304900488"/>
-                <w14:checkbox>
-                  <w14:checked w14:val="0"/>
-                  <w14:checkedState w14:val="2611" w14:font="Aptos Narrow"/>
-                  <w14:uncheckedState w14:val="2610" w14:font="MS Gothic"/>
-                </w14:checkbox>
-              </w:sdtPr>
-              <w:sdtContent>
-                <w:r>
-                  <w:rPr>
-                    <w:rFonts w:hint="eastAsia"/>
-                    <w:sz w:val="28"/>
-                    <w:szCs w:val="28"/>
-                  </w:rPr>
-                  <w:t>☐</w:t>
-                </w:r>
-              </w:sdtContent>
-            </w:sdt>
-            <w:r>
-              <w:rPr>
-                <w:sz w:val="18"/>
-                <w:szCs w:val="24"/>
-              </w:rPr>
-              <w:t xml:space="preserve">  No</w:t>
+              <w:t xml:space="preserve">  ☑ Yes    ☐ No</w:t>
             </w:r>
           </w:p>
           <w:p>
             <w:pPr>
               <w:pStyle w:val="ListParagraph"/>
               <w:widowControl w:val="0"/>
-              <w:spacing w:after="40"/>
+              <w:jc w:val="left"/>
               <w:rPr>
                 <w:sz w:val="24"/>
                 <w:szCs w:val="24"/>
@@ -2406,7 +1527,8 @@
             </w:pPr>
             <w:r>
               <w:rPr>
-                <w:sz w:val="18"/>
+                <w:rFonts w:ascii="Times New Roman" w:hAnsi="Times New Roman" w:eastAsia="Times New Roman"/>
+                <w:sz w:val="24"/>
                 <w:szCs w:val="24"/>
               </w:rPr>
               <w:t>If yes, kindly state: _____________________________________</w:t>
@@ -2415,7 +1537,10 @@
           <w:p>
             <w:pPr>
               <w:widowControl w:val="0"/>
-              <w:spacing w:after="40"/>
+              <w:jc w:val="left"/>
+              <w:rPr>
+                <w:rFonts w:ascii="Times New Roman" w:hAnsi="Times New Roman" w:cs="Times New Roman"/>
+              </w:rPr>
             </w:pPr>
           </w:p>
           <w:p>
@@ -2425,9 +1550,9 @@
                 <w:ilvl w:val="0"/>
                 <w:numId w:val="2"/>
               </w:numPr>
-              <w:spacing w:after="40"/>
+              <w:spacing w:after="0"/>
               <w:contextualSpacing w:val="0"/>
-              <w:jc w:val="both"/>
+              <w:jc w:val="left"/>
               <w:rPr>
                 <w:sz w:val="24"/>
                 <w:szCs w:val="24"/>
@@ -2435,86 +1560,17 @@
             </w:pPr>
             <w:r>
               <w:rPr>
-                <w:sz w:val="18"/>
-                <w:szCs w:val="24"/>
-              </w:rPr>
-              <w:t>Do you have research funding in place to further this technology (excluding potential POC grant)?</w:t>
-            </w:r>
-            <w:r>
-              <w:rPr>
-                <w:sz w:val="18"/>
-                <w:szCs w:val="24"/>
-              </w:rPr>
-              <w:t xml:space="preserve">                                                                                        </w:t>
-            </w:r>
-            <w:sdt>
-              <w:sdtPr>
-                <w:rPr>
-                  <w:sz w:val="28"/>
-                  <w:szCs w:val="28"/>
-                </w:rPr>
-                <w:id w:val="1085724750"/>
-                <w14:checkbox>
-                  <w14:checked w14:val="0"/>
-                  <w14:checkedState w14:val="2611" w14:font="Aptos Narrow"/>
-                  <w14:uncheckedState w14:val="2610" w14:font="MS Gothic"/>
-                </w14:checkbox>
-              </w:sdtPr>
-              <w:sdtContent>
-                <w:r>
-                  <w:rPr>
-                    <w:rFonts w:hint="eastAsia"/>
-                    <w:sz w:val="28"/>
-                    <w:szCs w:val="28"/>
-                  </w:rPr>
-                  <w:t>☐</w:t>
-                </w:r>
-              </w:sdtContent>
-            </w:sdt>
-            <w:r>
-              <w:rPr>
-                <w:sz w:val="18"/>
-                <w:szCs w:val="24"/>
-              </w:rPr>
-              <w:t xml:space="preserve">  Yes  </w:t>
-            </w:r>
-            <w:sdt>
-              <w:sdtPr>
-                <w:rPr>
-                  <w:sz w:val="28"/>
-                  <w:szCs w:val="28"/>
-                </w:rPr>
-                <w:id w:val="-2029474730"/>
-                <w14:checkbox>
-                  <w14:checked w14:val="0"/>
-                  <w14:checkedState w14:val="2611" w14:font="Aptos Narrow"/>
-                  <w14:uncheckedState w14:val="2610" w14:font="MS Gothic"/>
-                </w14:checkbox>
-              </w:sdtPr>
-              <w:sdtContent>
-                <w:r>
-                  <w:rPr>
-                    <w:rFonts w:hint="eastAsia"/>
-                    <w:sz w:val="28"/>
-                    <w:szCs w:val="28"/>
-                  </w:rPr>
-                  <w:t>☐</w:t>
-                </w:r>
-              </w:sdtContent>
-            </w:sdt>
-            <w:r>
-              <w:rPr>
-                <w:sz w:val="18"/>
-                <w:szCs w:val="24"/>
-              </w:rPr>
-              <w:t xml:space="preserve">  No</w:t>
+                <w:rFonts w:ascii="Times New Roman" w:hAnsi="Times New Roman" w:eastAsia="Times New Roman"/>
+                <w:sz w:val="24"/>
+              </w:rPr>
+              <w:t>Do you have research funding in place to further this technology (excluding potential POC grant)?                                                                                          ☑ Yes    ☐ No</w:t>
             </w:r>
           </w:p>
           <w:p>
             <w:pPr>
               <w:pStyle w:val="ListParagraph"/>
               <w:widowControl w:val="0"/>
-              <w:spacing w:after="40"/>
+              <w:jc w:val="left"/>
               <w:rPr>
                 <w:sz w:val="24"/>
                 <w:szCs w:val="24"/>
@@ -2522,7 +1578,8 @@
             </w:pPr>
             <w:r>
               <w:rPr>
-                <w:sz w:val="18"/>
+                <w:rFonts w:ascii="Times New Roman" w:hAnsi="Times New Roman" w:eastAsia="Times New Roman"/>
+                <w:sz w:val="24"/>
                 <w:szCs w:val="24"/>
               </w:rPr>
               <w:t>If yes, kindly state: _____________________________________</w:t>
@@ -2532,235 +1589,12 @@
             <w:pPr>
               <w:pStyle w:val="ListParagraph"/>
               <w:widowControl w:val="0"/>
-              <w:spacing w:after="40"/>
+              <w:jc w:val="left"/>
               <w:rPr>
                 <w:sz w:val="24"/>
                 <w:szCs w:val="24"/>
               </w:rPr>
             </w:pPr>
-          </w:p>
-          <w:p>
-            <w:pPr>
-              <w:spacing w:after="60"/>
-              <w:jc w:val="left"/>
-            </w:pPr>
-            <w:r>
-              <w:rPr>
-                <w:b/>
-                <w:sz w:val="22"/>
-              </w:rPr>
-              <w:t>Summary of responses (for confirmation and ticking):</w:t>
-            </w:r>
-          </w:p>
-          <w:p>
-            <w:pPr>
-              <w:spacing w:after="60"/>
-              <w:jc w:val="left"/>
-            </w:pPr>
-            <w:r>
-              <w:rPr>
-                <w:b/>
-                <w:sz w:val="22"/>
-              </w:rPr>
-              <w:t xml:space="preserve">Covered by existing IP: </w:t>
-            </w:r>
-            <w:r>
-              <w:rPr>
-                <w:sz w:val="22"/>
-              </w:rPr>
-              <w:t xml:space="preserve">The underlying invention was made at NTU and disclosed to NTUitive, and was filed as Singapore provisional patent application 10202502426R on 26 August 2025. </w:t>
-            </w:r>
-            <w:r>
-              <w:rPr>
-                <w:sz w:val="22"/>
-                <w:highlight w:val="yellow"/>
-              </w:rPr>
-              <w:t>A subsequent filing is not being pursued, so there is no pending application on this invention at present. A separate provisional application, 10202500862P (2 April 2025), relates to sensor-fault self-diagnosis. The status of both, and the Technology Disclosure reference to be quoted above, to be confirmed with NTUitive before submission.</w:t>
-            </w:r>
-          </w:p>
-          <w:p>
-            <w:pPr>
-              <w:spacing w:after="60"/>
-              <w:jc w:val="left"/>
-            </w:pPr>
-            <w:r>
-              <w:rPr>
-                <w:b/>
-                <w:sz w:val="22"/>
-              </w:rPr>
-              <w:t xml:space="preserve">Research completed: </w:t>
-            </w:r>
-            <w:r>
-              <w:rPr>
-                <w:b w:val="0"/>
-                <w:sz w:val="22"/>
-              </w:rPr>
-              <w:t>No. Development and validation are ongoing.</w:t>
-            </w:r>
-          </w:p>
-          <w:p>
-            <w:pPr>
-              <w:spacing w:after="60"/>
-              <w:jc w:val="left"/>
-            </w:pPr>
-            <w:r>
-              <w:rPr>
-                <w:b/>
-                <w:sz w:val="22"/>
-              </w:rPr>
-              <w:t xml:space="preserve">Proof-of-principle obtained: </w:t>
-            </w:r>
-            <w:r>
-              <w:rPr>
-                <w:b w:val="0"/>
-                <w:sz w:val="22"/>
-              </w:rPr>
-              <w:t>Yes. Laboratory validation of the adaptive triggering mechanism on the team's wireless sensing node.</w:t>
-            </w:r>
-          </w:p>
-          <w:p>
-            <w:pPr>
-              <w:spacing w:after="60"/>
-              <w:jc w:val="left"/>
-            </w:pPr>
-            <w:r>
-              <w:rPr>
-                <w:b/>
-                <w:sz w:val="22"/>
-              </w:rPr>
-              <w:t xml:space="preserve">Paper published: </w:t>
-            </w:r>
-            <w:r>
-              <w:rPr>
-                <w:b w:val="0"/>
-                <w:sz w:val="22"/>
-              </w:rPr>
-              <w:t>Yes. Mechanical Systems and Signal Processing 241 (2025) 113537, and SHMII-13 (2025), pp. 609-616.</w:t>
-            </w:r>
-          </w:p>
-          <w:p>
-            <w:pPr>
-              <w:spacing w:after="60"/>
-              <w:jc w:val="left"/>
-            </w:pPr>
-            <w:r>
-              <w:rPr>
-                <w:b/>
-                <w:sz w:val="22"/>
-              </w:rPr>
-              <w:t xml:space="preserve">Previously applied for a NTUitive Gap Fund call: </w:t>
-            </w:r>
-            <w:r>
-              <w:rPr>
-                <w:b w:val="0"/>
-                <w:sz w:val="22"/>
-                <w:highlight w:val="yellow"/>
-              </w:rPr>
-              <w:t>To be confirmed. If yes, the outcome and the stage of rejection should be indicated and Section 7 completed.</w:t>
-            </w:r>
-          </w:p>
-          <w:p>
-            <w:pPr>
-              <w:spacing w:after="60"/>
-              <w:jc w:val="left"/>
-            </w:pPr>
-            <w:r>
-              <w:rPr>
-                <w:b/>
-                <w:sz w:val="22"/>
-              </w:rPr>
-              <w:t xml:space="preserve">Spin-off company started: </w:t>
-            </w:r>
-            <w:r>
-              <w:rPr>
-                <w:b w:val="0"/>
-                <w:sz w:val="22"/>
-                <w:highlight w:val="yellow"/>
-              </w:rPr>
-              <w:t>To be confirmed; understood to be none to date.</w:t>
-            </w:r>
-          </w:p>
-          <w:p>
-            <w:pPr>
-              <w:spacing w:after="60"/>
-              <w:jc w:val="left"/>
-            </w:pPr>
-            <w:r>
-              <w:rPr>
-                <w:b/>
-                <w:sz w:val="22"/>
-              </w:rPr>
-              <w:t xml:space="preserve">Interest: </w:t>
-            </w:r>
-            <w:r>
-              <w:rPr>
-                <w:b w:val="0"/>
-                <w:sz w:val="22"/>
-                <w:highlight w:val="yellow"/>
-              </w:rPr>
-              <w:t>Licensing the technology is the preferred route described in Section 2.6, with a spin-off to be considered if customer discovery supports it. Final selection to be confirmed.</w:t>
-            </w:r>
-          </w:p>
-          <w:p>
-            <w:pPr>
-              <w:spacing w:after="60"/>
-              <w:jc w:val="left"/>
-            </w:pPr>
-            <w:r>
-              <w:rPr>
-                <w:b/>
-                <w:sz w:val="22"/>
-              </w:rPr>
-              <w:t xml:space="preserve">In discussion with companies: </w:t>
-            </w:r>
-            <w:r>
-              <w:rPr>
-                <w:b w:val="0"/>
-                <w:sz w:val="22"/>
-                <w:highlight w:val="yellow"/>
-              </w:rPr>
-              <w:t>Yes. Exploratory technical discussions have taken place with Land Transport Authority, Surbana Jurong, Terralab, Santarli Construction and R.A.K. Materials Consultants. No purchase or investment commitment has been made. Names to be confirmed before disclosure.</w:t>
-            </w:r>
-          </w:p>
-          <w:p>
-            <w:pPr>
-              <w:spacing w:after="60"/>
-              <w:jc w:val="left"/>
-            </w:pPr>
-            <w:r>
-              <w:rPr>
-                <w:b/>
-                <w:sz w:val="22"/>
-              </w:rPr>
-              <w:t xml:space="preserve">Prior funding received: </w:t>
-            </w:r>
-            <w:r>
-              <w:rPr>
-                <w:b w:val="0"/>
-                <w:sz w:val="22"/>
-              </w:rPr>
-              <w:t>Yes, as listed in Section 6.</w:t>
-            </w:r>
-          </w:p>
-          <w:p>
-            <w:pPr>
-              <w:spacing w:after="60"/>
-              <w:jc w:val="left"/>
-            </w:pPr>
-            <w:r>
-              <w:rPr>
-                <w:b/>
-                <w:sz w:val="22"/>
-              </w:rPr>
-              <w:t xml:space="preserve">Research funding in place to further the technology: </w:t>
-            </w:r>
-            <w:r>
-              <w:rPr>
-                <w:b w:val="0"/>
-                <w:sz w:val="22"/>
-              </w:rPr>
-              <w:t>Yes, as listed in Section 6.</w:t>
-            </w:r>
           </w:p>
         </w:tc>
       </w:tr>
@@ -2918,7 +1752,6 @@
       </w:r>
       <w:r>
         <w:rPr>
-          <w:b w:val="0"/>
           <w:sz w:val="22"/>
         </w:rPr>
         <w:t xml:space="preserve"> In infrastructure, construction, transport and distributed monitoring, the most valuable data appear during short, unexpected events: abnormal vibration, impact, equipment stoppage or sudden structural response. Such records support safety assessment, maintenance decisions, accountability and dispute resolution. Yet many monitoring nodes operate with limited power, storage, wireless bandwidth, and site access. Customers therefore need trustworthy evidence when incidents occur, without the cost of continuous, high-volume recording across large deployments.</w:t>
@@ -2948,10 +1781,16 @@
       </w:r>
       <w:r>
         <w:rPr>
-          <w:b w:val="0"/>
-          <w:sz w:val="22"/>
-        </w:rPr>
-        <w:t xml:space="preserve"> The central problem is not how to save power, but how to capture the critical moment when it happens. Such events are rare, short, and difficult to reproduce; once missed, the evidence is permanently lost. Always-on recording protects reliability but drains batteries and fills storage. Periodic or duty-cycled sampling saves resources but may sleep through the event that matters. Fixed-threshold triggering improves efficiency, yet depends on manually selected conditions: too strict and critical events are never recorded, too loose and the node repeatedly wakes for irrelevant data. The need is therefore a reliability-first capture mechanism that keeps missed critical events close to zero while progressively suppressing false triggers and unnecessary recordings.</w:t>
+          <w:sz w:val="22"/>
+        </w:rPr>
+        <w:t xml:space="preserve"> The central problem is not how to save power, but how to capture the critical moment when it happens. Such events are rare, short, and difficult to reproduce; once missed, the evidence is permanently lost. Always-on recording </w:t>
+      </w:r>
+      <w:r>
+        <w:rPr>
+          <w:sz w:val="22"/>
+        </w:rPr>
+        <w:lastRenderedPageBreak/>
+        <w:t>protects reliability but drains batteries and fills storage. Periodic or duty-cycled sampling saves resources but may sleep through the event that matters. Fixed-threshold triggering improves efficiency, yet depends on manually selected conditions: too strict and critical events are never recorded, too loose and the node repeatedly wakes for irrelevant data. The need is therefore a reliability-first capture mechanism that keeps missed critical events close to zero while progressively suppressing false triggers and unnecessary recordings.</w:t>
       </w:r>
     </w:p>
     <w:p>
@@ -2974,7 +1813,6 @@
       </w:r>
       <w:r>
         <w:rPr>
-          <w:b w:val="0"/>
           <w:sz w:val="22"/>
         </w:rPr>
         <w:t xml:space="preserve"> This project will develop an embeddable smart adaptive event and anomaly capture module for resource-constrained monitoring systems. During normal conditions, the module remains in low-resource standby. When field signals indicate a meaningful event or anomaly, it wakes detailed recording and captures useful data around the incident. The core technology is smart adaptive triggering, which adjusts triggering conditions to changing environments and reduces unnecessary recordings. Anomaly self-diagnosis, which is covered by separate background work, is not part of this project's scope. The intended outcome is a practical module and firmware/software package that reduces wasted power, storage, communication, and manual tuning while improving event record usefulness.</w:t>
@@ -3000,7 +1838,6 @@
       </w:r>
       <w:r>
         <w:rPr>
-          <w:b w:val="0"/>
           <w:sz w:val="22"/>
         </w:rPr>
         <w:t xml:space="preserve"> The Gap Fund project will focus on a module that monitoring equipment manufacturers can integrate into their own products, not a full monitoring service or cloud platform. The work covers: (1) prototype hardware and firmware; (2) laboratory validation under representative event/anomaly conditions; (3) benchmarking against periodic sampling and fixed-threshold triggering; and (4) pilot validation in a focused use case such as construction vibration, structural response, transport shock, or industrial equipment anomaly monitoring. Key indicators will include event capture quality, false recording reduction, power and storage usage, response delay, data alignment accuracy, and integration effort.</w:t>
@@ -3026,7 +1863,6 @@
       </w:r>
       <w:r>
         <w:rPr>
-          <w:b w:val="0"/>
           <w:sz w:val="22"/>
         </w:rPr>
         <w:t xml:space="preserve"> Chips and development kits provide components, but customers must still design, tune and validate the full event-capture workflow. Complete monitoring nodes record events, but are typically closed products sold as full systems. Our solution addresses the missing middle: an adaptive event and anomaly capture module embedded into third-party monitoring devices. The intended commercial pathway is module supply, licensing, or joint development with monitoring equipment manufacturers, supported by field partners who validate the buying reason before scale-up.</w:t>
@@ -3242,6 +2078,7 @@
           <w:sz w:val="22"/>
           <w:lang w:val="en-GB"/>
         </w:rPr>
+        <w:lastRenderedPageBreak/>
         <w:t xml:space="preserve">The team should perform an industry analysis/market assessment to identify current and future market trends. It should include the market segment (i.e. the </w:t>
       </w:r>
       <w:r>
@@ -3295,7 +2132,6 @@
       </w:r>
       <w:r>
         <w:rPr>
-          <w:b w:val="0"/>
           <w:sz w:val="22"/>
         </w:rPr>
         <w:t xml:space="preserve"> The market opportunity starts from a broad but relevant shift: monitoring is moving from manual inspection and periodic sampling toward dense, wireless, edge-based monitoring in both infrastructure and industrial environments. Public market estimates support the scale of this shift. Infrastructure monitoring is estimated at about USD 8.74 billion in 2026 and projected to reach about USD 14.05 billion by 2031; structural health monitoring is estimated at about USD 3.57 billion in 2025 and projected to reach about USD 5.48 billion by 2030; industrial wireless sensor networks are estimated at about USD 5.19 billion in 2023 and projected to grow at about 12.1% compound annual growth rate (CAGR) toward 2030; condition monitoring equipment is estimated at about USD 3.54 billion in 2026 and projected to reach about USD 5.11 billion by 2031; and predictive maintenance is estimated at about USD 18.90 billion in 2026 and projected to reach about USD 82.17 billion by 2031.</w:t>
@@ -3330,12 +2166,10 @@
           <w:b/>
           <w:sz w:val="22"/>
         </w:rPr>
-        <w:lastRenderedPageBreak/>
         <w:t>Geographic expansion logic.</w:t>
       </w:r>
       <w:r>
         <w:rPr>
-          <w:b w:val="0"/>
           <w:sz w:val="22"/>
         </w:rPr>
         <w:t xml:space="preserve"> The commercial pathway is also a staged geographic expansion from Singapore to Southeast Asia and China. Singapore is the beachhead: a compact, demanding, and credible testbed for construction vibration, civil assets, logistics, and industrial facilities. Southeast Asia is the regional replication layer, where similar infrastructure, port, utility, industrial, and remote-monitoring needs can be served through partners and distributors after the Singapore proof. China is the scale-up layer, with a larger base of monitoring equipment manufacturers, infrastructure projects, transport applications, and industrial assets. The same capability is therefore validated locally first, then expanded through equipment-manufacturer channels and licensing rather than by building a monitoring-service business from scratch.</w:t>
@@ -3549,6 +2383,7 @@
               <w:rPr>
                 <w:sz w:val="17"/>
               </w:rPr>
+              <w:lastRenderedPageBreak/>
               <w:t>Relevant served segment</w:t>
             </w:r>
           </w:p>
@@ -3775,14 +2610,7 @@
         <w:rPr>
           <w:sz w:val="22"/>
         </w:rPr>
-        <w:t xml:space="preserve"> The supply chain contains useful but incomplete alternatives. Low-power sensors and edge artificial intelligence (AI) development platforms, such as ADI Voyager4-type kits, help engineers build sensing products. Original equipment manufacturer (OEM)-ready acquisition boards such as G-Link-200-OEM-type products reduce hardware development effort. Complete wireless monitoring nodes and platforms, including Worldsensing/Move-type vibration monitoring, SensingTech VM2030-type devices, Geokon/基康 BGK9600-type systems, NCD Gen4-type nodes, industrial condition-monitoring devices, and </w:t>
-      </w:r>
-      <w:r>
-        <w:rPr>
-          <w:sz w:val="22"/>
-        </w:rPr>
-        <w:lastRenderedPageBreak/>
-        <w:t>transport recorders such as MSR175, TCT-2, and ShockLog 298-type products, validate demand for event records. However, many options still rely on fixed configuration, manual thresholds, or closed workflows rather than adaptive capture under changing field conditions.</w:t>
+        <w:t xml:space="preserve"> The supply chain contains useful but incomplete alternatives. Low-power sensors and edge artificial intelligence (AI) development platforms, such as ADI Voyager4-type kits, help engineers build sensing products. Original equipment manufacturer (OEM)-ready acquisition boards such as G-Link-200-OEM-type products reduce hardware development effort. Complete wireless monitoring nodes and platforms, including Worldsensing/Move-type vibration monitoring, SensingTech VM2030-type devices, Geokon/基康 BGK9600-type systems, NCD Gen4-type nodes, industrial condition-monitoring devices, and transport recorders such as MSR175, TCT-2, and ShockLog 298-type products, validate demand for event records. However, many options still rely on fixed configuration, manual thresholds, or closed workflows rather than adaptive capture under changing field conditions.</w:t>
       </w:r>
     </w:p>
     <w:p>
@@ -3821,7 +2649,6 @@
       </w:r>
       <w:r>
         <w:rPr>
-          <w:b w:val="0"/>
           <w:sz w:val="22"/>
         </w:rPr>
         <w:t xml:space="preserve"> The immediate revenue is estimated bottom-up rather than by applying an arbitrary percentage to the parent markets. The core formula is: adopting manufacturers x eligible annual device volume x attachment rate x module average selling price, plus paid integration fees, software-only licensing, technology licensing, including any patent rights arising from the project, and complete pilot-node sales where appropriate. Using S$120 as an illustrative module average selling price and S$20k per paid integration project, the proposal uses four auditable scenarios: validation, beachhead, growth, and platform scale. The platform case of 10 manufacturers x 3,000 eligible modules per year gives S$3.6M annual module revenue, plus S$100k integration fees, before software or licensing upside. A longer-term expansion case is also plausible but not counted in the base figure: 20 manufacturers x 5,000 modules per year would imply S$12.0M annual module revenue before licensing, software, and complete-node sales. The Gap Fund objective is therefore not to prove the whole market, but to validate the first repeatable wedge that can expand across infrastructure and industrial monitoring.</w:t>
@@ -4043,6 +2870,7 @@
               <w:rPr>
                 <w:sz w:val="18"/>
               </w:rPr>
+              <w:lastRenderedPageBreak/>
               <w:t>Beachhead</w:t>
             </w:r>
           </w:p>
@@ -4314,7 +3142,6 @@
       </w:r>
       <w:r>
         <w:rPr>
-          <w:b w:val="0"/>
           <w:sz w:val="22"/>
         </w:rPr>
         <w:t xml:space="preserve"> The market-validation work converts this funnel into evidence: one event/anomaly class, one equipment-manufacturer product path, one field user, measurable reduction in false records, near-complete capture of selected critical events, and clear willingness to pay for the chosen hardware/software/licensing package. If this first wedge is proven, the same capture function can be re-used across adjacent monitoring products rather than rebuilt for each application from scratch.</w:t>
@@ -4347,7 +3174,6 @@
           <w:noProof/>
           <w:sz w:val="22"/>
         </w:rPr>
-        <w:lastRenderedPageBreak/>
         <w:drawing>
           <wp:inline distT="0" distB="0" distL="0" distR="0" wp14:anchorId="77E8DCC3" wp14:editId="3B6A13A9">
             <wp:extent cx="5989320" cy="3947506"/>
@@ -4501,6 +3327,7 @@
           <w:b/>
           <w:sz w:val="22"/>
         </w:rPr>
+        <w:lastRenderedPageBreak/>
         <w:t>Proposed approach and scope.</w:t>
       </w:r>
       <w:r>
@@ -4530,7 +3357,6 @@
       </w:r>
       <w:r>
         <w:rPr>
-          <w:b w:val="0"/>
           <w:sz w:val="22"/>
         </w:rPr>
         <w:t xml:space="preserve"> The approach sits between raw components and complete monitoring systems, but it is not limited to one product form. Compared with chips or development kits, it reduces the equipment manufacturer's burden of designing, tuning, and validating the event-capture workflow from scratch. Compared with closed complete nodes, it gives equipment manufacturers an integration path that can be embedded into their own products. Depending on customer needs, the commercial package may include: (1) core capture modules; (2) firmware and configuration software; (3) software-only licensing for compatible customer hardware; (4) technology licensing, including any patent rights arising from the project; (5) paid interface/driver adaptation; and (6) complete sensor nodes or pilot devices for field validation.</w:t>
@@ -4913,6 +3739,7 @@
               <w:rPr>
                 <w:sz w:val="16"/>
               </w:rPr>
+              <w:lastRenderedPageBreak/>
               <w:t>Industrial monitoring</w:t>
             </w:r>
           </w:p>
@@ -5109,7 +3936,6 @@
           <w:noProof/>
           <w:sz w:val="22"/>
         </w:rPr>
-        <w:lastRenderedPageBreak/>
         <w:drawing>
           <wp:inline distT="0" distB="0" distL="0" distR="0" wp14:anchorId="6A3EE732" wp14:editId="0A386387">
             <wp:extent cx="5989320" cy="2940212"/>
@@ -5161,7 +3987,6 @@
       </w:r>
       <w:r>
         <w:rPr>
-          <w:b w:val="0"/>
           <w:sz w:val="22"/>
         </w:rPr>
         <w:t xml:space="preserve"> The product concept is a modular commercial offering rather than a single fixed device. The core form is a board-level capture module with firmware/software, manufactured through standard electronics assembly and integrated into selected monitoring nodes through defined hardware interfaces and drivers. Where the customer already has compatible hardware, the same capability may be offered as software licensing or technology licensing, including any patent rights arising from the project. Where the customer needs an immediately testable system, the team may supply a complete sensor node or pilot device for validation. Adoption cost is therefore bounded and selectable: module cost and interface adaptation for embedded integration; software validation for licensing; intellectual property (IP)/commercial terms for technology licensing; or complete-device cost for pilot sensor nodes.</w:t>
@@ -5248,6 +4073,7 @@
           <w:sz w:val="22"/>
           <w:lang w:val="en-GB"/>
         </w:rPr>
+        <w:lastRenderedPageBreak/>
         <w:t xml:space="preserve">Please provide details of existing approaches/competitors in the same/similar market space in the following table. The team should also compare briefly the proposed technology/concept with that of the competitors’ (i.e. how the team’s technology is better, and what weaknesses there are). PI may wish to describe potential disruptive technologies. </w:t>
       </w:r>
     </w:p>
@@ -5290,7 +4116,6 @@
       </w:r>
       <w:r>
         <w:rPr>
-          <w:b w:val="0"/>
           <w:sz w:val="22"/>
         </w:rPr>
         <w:t xml:space="preserve"> The competitive landscape is read by product role, not only by company name. Relevant alternatives include: (1) sensor chips and development kits for original equipment manufacturer self-development, including ADI Voyager4-type platforms; (2) embedded acquisition boards such as G-Link-200-OEM-type products; (3) complete wireless monitoring nodes and platforms such as Worldsensing/Move-type systems, SensingTech VM2030-type devices, Geokon/基康 BGK9600-type systems, and NCD Gen4-type wireless nodes; (4) industrial condition-monitoring devices and predictive-maintenance sensor nodes used for motors, pumps, compressors, production assets, and utilities; and (5) transport or impact recorders such as Chengdu Zhongke Ce Kong TCT-2, MSR175, and ShockLog 298-type devices. These solutions validate demand but also define our proof burden: we must show that adaptive capture reduces false or low-value records while preserving near-complete capture of the selected event class under the same recording requirement and deployment constraint.</w:t>
@@ -5633,7 +4458,6 @@
             <w:tcW w:w="2778" w:type="dxa"/>
           </w:tcPr>
           <w:p>
-            <w:r/>
             <w:r>
               <w:rPr>
                 <w:sz w:val="22"/>
@@ -5691,6 +4515,7 @@
               <w:rPr>
                 <w:sz w:val="18"/>
               </w:rPr>
+              <w:lastRenderedPageBreak/>
               <w:t>Weakness / risk</w:t>
             </w:r>
           </w:p>
@@ -5914,7 +4739,6 @@
       </w:r>
       <w:r>
         <w:rPr>
-          <w:b w:val="0"/>
           <w:sz w:val="22"/>
         </w:rPr>
         <w:t xml:space="preserve"> The preferred route is adoption by original equipment manufacturers through a modular product and licensing strategy, while retaining multiple revenue channels so the opportunity is not limited to one hardware format. The expected product/service from the Gap Fund is a validated capture module, firmware/software package, integration guide, benchmark report, and pilot package. The core commercial pathway is module supply with firmware/software and paid interface adaptation. Additional pathways include software-only licensing for compatible customer hardware, technology licensing to established monitoring equipment manufacturers, including any patent rights arising from the project, complete sensor-node or pilot-device sales for ready-to-deploy validation, and joint-development or non-recurring engineering fees for customer-specific integration. A start-up route can be considered if customer discovery confirms repeatable demand across multiple equipment manufacturers or if a dedicated entity is needed for manufacturing and support. Across all of these, the capture module with its firmware remains the primary product form; the licensing routes are complementary options for customers whose hardware or commercial preference suits them, and they are framed around the technology and the know-how behind it rather than around any single existing patent application.</w:t>
@@ -5976,7 +4800,14 @@
         <w:rPr>
           <w:sz w:val="22"/>
         </w:rPr>
-        <w:t xml:space="preserve"> The first commercial target is one equipment manufacturer with design authority and one field user facing a clear event/anomaly capture problem. Potential equipment-side conversations include Ackcio, SensingTech, Geokon/基康, Chengdu Zhongke Ce Kong, MATGEO, and industrial condition-monitoring or wireless sensing suppliers. Potential field-validation partners include Geomotion, Ryobi-G, Smart Sensing, Placid Asia, Stream Peak/ShockLog channels, industrial maintenance teams, and logistics users. NTUitive can support customer discovery, intellectual property (IP)/commercial terms, licensing discussions, company-formation assessment, and preparation of dated letters of support or letters of intent if partner interest becomes concrete.</w:t>
+        <w:t xml:space="preserve"> The first commercial target is one equipment manufacturer with design authority and one field user facing a clear event/anomaly capture problem. Potential equipment-side conversations include Ackcio, SensingTech, Geokon/基康, Chengdu Zhongke Ce Kong, MATGEO, and industrial condition-monitoring or wireless sensing suppliers. Potential field-validation partners include Geomotion, Ryobi-G, Smart Sensing, Placid Asia, Stream Peak/ShockLog channels, industrial maintenance teams, and logistics users. NTUitive can support customer discovery, intellectual property (IP)/commercial terms, licensing </w:t>
+      </w:r>
+      <w:r>
+        <w:rPr>
+          <w:sz w:val="22"/>
+        </w:rPr>
+        <w:lastRenderedPageBreak/>
+        <w:t>discussions, company-formation assessment, and preparation of dated letters of support or letters of intent if partner interest becomes concrete.</w:t>
       </w:r>
     </w:p>
     <w:p>
@@ -6092,7 +4923,6 @@
           <w:sz w:val="22"/>
           <w:lang w:val="en"/>
         </w:rPr>
-        <w:lastRenderedPageBreak/>
         <w:t>2.7</w:t>
       </w:r>
       <w:r>
@@ -6227,7 +5057,14 @@
         <w:rPr>
           <w:sz w:val="22"/>
         </w:rPr>
-        <w:t xml:space="preserve"> The team's advantage is that it covers the three capabilities needed for this Gap Fund project: (1) domain credibility in wireless sensing and structural/asset monitoring; (2) direct technical knowledge of adaptive event/anomaly capture, edge intelligence, and resource-constrained data acquisition; and (3) execution capacity for prototype testing, customer discovery, competitive benchmarking, and documentation. This is critical because the commercial proof must demonstrate a validated workflow: capture sudden events and anomalies, keep missed critical events close to zero, suppress unnecessary recordings, integrate into customer hardware or complete sensor nodes, and show measurable field value.</w:t>
+        <w:t xml:space="preserve"> The team's advantage is that it covers the three capabilities needed for this Gap Fund project: (1) domain credibility in wireless sensing and structural/asset monitoring; (2) direct technical knowledge of adaptive event/anomaly capture, edge intelligence, and resource-constrained data acquisition; and (3) execution capacity for prototype testing, customer discovery, competitive benchmarking, and documentation. This is critical because the commercial proof must demonstrate a validated workflow: </w:t>
+      </w:r>
+      <w:r>
+        <w:rPr>
+          <w:sz w:val="22"/>
+        </w:rPr>
+        <w:lastRenderedPageBreak/>
+        <w:t>capture sudden events and anomalies, keep missed critical events close to zero, suppress unnecessary recordings, integrate into customer hardware or complete sensor nodes, and show measurable field value.</w:t>
       </w:r>
     </w:p>
     <w:p>
@@ -6244,7 +5081,6 @@
       </w:r>
       <w:r>
         <w:rPr>
-          <w:b w:val="0"/>
           <w:sz w:val="22"/>
         </w:rPr>
         <w:t xml:space="preserve"> During the Gap Fund period the team will add or engage support for embedded firmware, printed circuit board design-for-manufacture review, industrial and customer discovery, and pilot deployment coordination. The budget in Section 5 provides for one Research Fellow covering embedded hardware and edge intelligence and one part-time Research Assistant covering test set-up and data analysis; contact details for these appointments will be provided once recruitment is complete.</w:t>
@@ -6484,7 +5320,6 @@
       </w:r>
       <w:r>
         <w:rPr>
-          <w:b w:val="0"/>
           <w:sz w:val="22"/>
         </w:rPr>
         <w:t xml:space="preserve"> Formal industry support letters, letters of intent (LOIs), pre-secured orders, or investment commitments have not yet been secured at the time of this application. The Gap Fund plan uses the first phase to obtain dated customer feedback and, where possible, LOIs linked to measurable key performance indicators (KPIs). Any endorsement will be framed around a specific event/anomaly use case rather than a general statement of interest in sensors or monitoring.</w:t>
@@ -6511,7 +5346,6 @@
       </w:r>
       <w:r>
         <w:rPr>
-          <w:b w:val="0"/>
           <w:sz w:val="22"/>
         </w:rPr>
         <w:t xml:space="preserve"> Potential endorsements are tied to concrete criteria: (1) broad capture of defined sudden events/anomalies with near-zero missed critical events; (2) measurable reduction of false triggers or irrelevant recordings against a fixed-threshold baseline; (3) acceptable wake-up delay and data alignment; (4) reduced power/storage/communication load under the same event-capture requirement; (5) acceptable module cost, integration effort, and device-level testing burden; and (6) confirmation that the captured records support real decisions such as incident review, maintenance action, or complaint response.</w:t>
@@ -6551,7 +5385,6 @@
                 <w:sz w:val="16"/>
                 <w:highlight w:val="yellow"/>
               </w:rPr>
-              <w:lastRenderedPageBreak/>
               <w:t>Endorsement target</w:t>
             </w:r>
           </w:p>
@@ -6976,6 +5809,7 @@
               <w:rPr>
                 <w:b/>
               </w:rPr>
+              <w:lastRenderedPageBreak/>
               <w:t>Description</w:t>
             </w:r>
           </w:p>
@@ -7023,14 +5857,8 @@
           <w:p>
             <w:pPr>
               <w:spacing w:after="60"/>
-              <w:jc w:val="left"/>
-            </w:pPr>
-            <w:r/>
-            <w:r>
-              <w:rPr>
-                <w:b w:val="0"/>
-                <w:sz w:val="22"/>
-              </w:rPr>
+            </w:pPr>
+            <w:r>
               <w:t>Smart adaptive triggering mechanism for event-driven time-series sensing on resource-constrained edge devices, covering the co-designed hardware and software architecture (low-power sentinel channel, event-driven power and signal switching, preservation and in-node alignment of pre-trigger information) and the closed-loop optimisation of triggering conditions. The invention was made at NTU, disclosed to NTUitive, and documented in Singapore provisional patent application No. 10202502426R, filed 26 August 2025. Inventors: Fu Yuguang, Cui Shuaiwen, Yu Xiao, Yu Xuewen.</w:t>
             </w:r>
           </w:p>
@@ -7042,20 +5870,12 @@
           <w:p>
             <w:pPr>
               <w:spacing w:after="60"/>
-              <w:jc w:val="left"/>
-            </w:pPr>
-            <w:r/>
-            <w:r>
-              <w:rPr>
-                <w:b w:val="0"/>
-                <w:sz w:val="22"/>
-              </w:rPr>
+            </w:pPr>
+            <w:r>
               <w:t xml:space="preserve">Invention made at NTU and disclosed to NTUitive. </w:t>
             </w:r>
             <w:r>
               <w:rPr>
-                <w:b w:val="0"/>
-                <w:sz w:val="22"/>
                 <w:highlight w:val="yellow"/>
               </w:rPr>
               <w:t>A subsequent filing on the provisional application is not being pursued, so there is no pending patent application on this invention at present; status to be confirmed with NTUitive before submission.</w:t>
@@ -7064,13 +5884,8 @@
           <w:p>
             <w:pPr>
               <w:spacing w:after="60"/>
-              <w:jc w:val="left"/>
-            </w:pPr>
-            <w:r>
-              <w:rPr>
-                <w:b w:val="0"/>
-                <w:sz w:val="22"/>
-              </w:rPr>
+            </w:pPr>
+            <w:r>
               <w:t>The technology is accordingly held by NTU as unpatented invention and implementation know-how, supported by the technology disclosure and by the team's published validation.</w:t>
             </w:r>
           </w:p>
@@ -7174,57 +5989,39 @@
       <w:tr>
         <w:tc>
           <w:tcPr>
-            <w:tcW w:type="dxa" w:w="3528"/>
-          </w:tcPr>
-          <w:p>
-            <w:pPr>
-              <w:spacing w:after="60"/>
-              <w:jc w:val="left"/>
-            </w:pPr>
-            <w:r/>
-            <w:r>
-              <w:rPr>
-                <w:b w:val="0"/>
-                <w:sz w:val="22"/>
-              </w:rPr>
+            <w:tcW w:w="3528" w:type="dxa"/>
+          </w:tcPr>
+          <w:p>
+            <w:pPr>
+              <w:spacing w:after="60"/>
+            </w:pPr>
+            <w:r>
               <w:t>Implementation know-how for the adaptive capture workflow: firmware architecture for the sentinel and acquisition paths, onboard estimation and parameter-tuning implementation under microcontroller constraints, and the set-up of the pre-deployment optimisation environment. These implementation details are not contained in the team's publications.</w:t>
             </w:r>
           </w:p>
         </w:tc>
         <w:tc>
           <w:tcPr>
-            <w:tcW w:type="dxa" w:w="2520"/>
-          </w:tcPr>
-          <w:p>
-            <w:pPr>
-              <w:spacing w:after="60"/>
-              <w:jc w:val="left"/>
-            </w:pPr>
-            <w:r/>
-            <w:r>
-              <w:rPr>
-                <w:b w:val="0"/>
-                <w:sz w:val="22"/>
-              </w:rPr>
+            <w:tcW w:w="2520" w:type="dxa"/>
+          </w:tcPr>
+          <w:p>
+            <w:pPr>
+              <w:spacing w:after="60"/>
+            </w:pPr>
+            <w:r>
               <w:t>Previous work done by team members (NTU). Unpatented know-how.</w:t>
             </w:r>
           </w:p>
         </w:tc>
         <w:tc>
           <w:tcPr>
-            <w:tcW w:type="dxa" w:w="2520"/>
-          </w:tcPr>
-          <w:p>
-            <w:pPr>
-              <w:spacing w:after="60"/>
-              <w:jc w:val="left"/>
-            </w:pPr>
-            <w:r/>
-            <w:r>
-              <w:rPr>
-                <w:b w:val="0"/>
-                <w:sz w:val="22"/>
-              </w:rPr>
+            <w:tcW w:w="2520" w:type="dxa"/>
+          </w:tcPr>
+          <w:p>
+            <w:pPr>
+              <w:spacing w:after="60"/>
+            </w:pPr>
+            <w:r>
               <w:t>Nanyang Technological University (NTU)</w:t>
             </w:r>
           </w:p>
@@ -7297,18 +6094,17 @@
           <w:b/>
           <w:sz w:val="22"/>
         </w:rPr>
+        <w:lastRenderedPageBreak/>
         <w:t>Intellectual property position.</w:t>
       </w:r>
       <w:r>
         <w:rPr>
-          <w:b w:val="0"/>
           <w:sz w:val="22"/>
         </w:rPr>
         <w:t xml:space="preserve"> All background technology listed above was developed within NTU and is owned by NTU. Academic exchanges conducted with external researchers during the development period were limited to general technical consultation on wireless sensing node design and did not contribute to the invention, so the technology is unencumbered by third-party rights. </w:t>
       </w:r>
       <w:r>
         <w:rPr>
-          <w:b w:val="0"/>
           <w:sz w:val="22"/>
           <w:highlight w:val="yellow"/>
         </w:rPr>
@@ -7316,7 +6112,6 @@
       </w:r>
       <w:r>
         <w:rPr>
-          <w:b w:val="0"/>
           <w:sz w:val="22"/>
         </w:rPr>
         <w:t>The defensibility of the project therefore rests on three elements rather than on a pending application. The first is implementation know-how: the published work describes the methodology, while the firmware architecture, the onboard estimation and tuning implementation under microcontroller constraints, and the pre-deployment optimisation set-up remain unpublished and are what make the mechanism work on a real node. The second is the node platform and embedded computing middleware on which the capability runs, both developed at NTU. The third is the foreground intellectual property that this project would generate, including the module design and interface specification, the configuration and pre-optimisation tooling, the integration documentation, and the benchmark datasets produced against periodic sampling and fixed-threshold triggering. Whether any part of that foreground work supports a new filing would be assessed with NTUitive during the project, taking account of the team's earlier publications. The commercial package described in Section 2.6 does not depend on obtaining one: module supply, software licensing, paid integration and joint development can each proceed on the basis of the delivered technology and the know-how behind it.</w:t>
@@ -7366,7 +6161,7 @@
         <w:spacing w:after="200"/>
         <w:jc w:val="both"/>
         <w:rPr>
-          <w:rFonts w:eastAsiaTheme="minorEastAsia" w:hint="eastAsia"/>
+          <w:rFonts w:eastAsiaTheme="minorEastAsia"/>
           <w:i/>
           <w:iCs/>
           <w:lang w:val="en-GB"/>
@@ -7478,6 +6273,7 @@
           <w:b/>
           <w:sz w:val="22"/>
         </w:rPr>
+        <w:lastRenderedPageBreak/>
         <w:t>Architecture of the capture module</w:t>
       </w:r>
     </w:p>
@@ -7497,14 +6293,7 @@
         <w:rPr>
           <w:sz w:val="22"/>
         </w:rPr>
-        <w:t xml:space="preserve"> The module implements a five-stage chain. In standby, a low-power sentinel channel observes the field signal continuously while the high-fidelity channel and the main processor remain unpowered or in deep sleep. On indication, when the sentinel observation satisfies the current triggering conditions, typically </w:t>
-      </w:r>
-      <w:r>
-        <w:rPr>
-          <w:sz w:val="22"/>
-        </w:rPr>
-        <w:lastRenderedPageBreak/>
-        <w:t>an amplitude threshold sustained for a minimum duration, an interrupt is raised. On activation, an event-driven switching circuit powers the high-fidelity channel and the processor within a bounded wake-up delay. In record assembly, the sentinel buffer is frozen at the trigger instant so that the samples preceding the event are retained and aligned with the high-fidelity segment that follows, producing one record spanning the period before, during and after the incident. Finally, the node evaluates onboard how well the current conditions are performing and updates them, so the next event is captured under better conditions than the last.</w:t>
+        <w:t xml:space="preserve"> The module implements a five-stage chain. In standby, a low-power sentinel channel observes the field signal continuously while the high-fidelity channel and the main processor remain unpowered or in deep sleep. On indication, when the sentinel observation satisfies the current triggering conditions, typically an amplitude threshold sustained for a minimum duration, an interrupt is raised. On activation, an event-driven switching circuit powers the high-fidelity channel and the processor within a bounded wake-up delay. In record assembly, the sentinel buffer is frozen at the trigger instant so that the samples preceding the event are retained and aligned with the high-fidelity segment that follows, producing one record spanning the period before, during and after the incident. Finally, the node evaluates onboard how well the current conditions are performing and updates them, so the next event is captured under better conditions than the last.</w:t>
       </w:r>
     </w:p>
     <w:p>
@@ -7701,7 +6490,11 @@
               <w:spacing w:after="60"/>
             </w:pPr>
             <w:r>
-              <w:t>Implemented and verified on the team's wireless sensing node prototype, which has completed circuit design, board fabrication and production-level testing.</w:t>
+              <w:t xml:space="preserve">Implemented and verified on the team's wireless sensing node prototype, which has completed </w:t>
+            </w:r>
+            <w:r>
+              <w:lastRenderedPageBreak/>
+              <w:t>circuit design, board fabrication and production-level testing.</w:t>
             </w:r>
           </w:p>
         </w:tc>
@@ -7714,6 +6507,7 @@
               <w:spacing w:after="60"/>
             </w:pPr>
             <w:r>
+              <w:lastRenderedPageBreak/>
               <w:t>Separate the function into an embeddable board-level module with defined hardware and driver interfaces.</w:t>
             </w:r>
           </w:p>
@@ -7740,14 +6534,8 @@
           <w:p>
             <w:pPr>
               <w:spacing w:after="60"/>
-              <w:jc w:val="left"/>
-            </w:pPr>
-            <w:r/>
-            <w:r>
-              <w:rPr>
-                <w:b w:val="0"/>
-                <w:sz w:val="22"/>
-              </w:rPr>
+            </w:pPr>
+            <w:r>
               <w:t>Design defined in the background technology disclosure; implementation in progress.</w:t>
             </w:r>
           </w:p>
@@ -7761,11 +6549,7 @@
               <w:spacing w:after="60"/>
             </w:pPr>
             <w:r>
-              <w:t xml:space="preserve">Complete the implementation; characterise wake-up delay, </w:t>
-            </w:r>
-            <w:r>
-              <w:lastRenderedPageBreak/>
-              <w:t>activation transients and standby current.</w:t>
+              <w:t>Complete the implementation; characterise wake-up delay, activation transients and standby current.</w:t>
             </w:r>
           </w:p>
         </w:tc>
@@ -7780,7 +6564,6 @@
               <w:spacing w:after="60"/>
             </w:pPr>
             <w:r>
-              <w:lastRenderedPageBreak/>
               <w:t>Freezing of pre-trigger information and in-node alignment</w:t>
             </w:r>
           </w:p>
@@ -7985,7 +6768,14 @@
         <w:rPr>
           <w:sz w:val="22"/>
         </w:rPr>
-        <w:t xml:space="preserve"> Adaptation begins before installation. In the first stage a digital twin of the deployment, simulating the excitation, the monitored asset and the expected node response, searches the parameter space offline to produce a good initial configuration and to generate training data for the two onboard networks. In this project that stage is packaged as a configuration tool supplied with the module, so that the equipment manufacturer or integrator runs it once for a product line rather than treating it as a research procedure. In the second stage the node fine-tunes those parameters against real field data after installation. Commercially this is what allows the module to be offered as something that works on installation and improves afterwards, rather than something that requires an engineer to return to site whenever conditions change.</w:t>
+        <w:t xml:space="preserve"> Adaptation begins before installation. In the first stage a digital twin of the deployment, simulating the excitation, the monitored asset and the expected node response, searches the parameter space offline to produce a good initial configuration and to generate training data for the two onboard networks. In this project that stage is packaged as a configuration tool supplied with the module, so that the equipment manufacturer or integrator runs it once for a product line rather than treating it as a research procedure. In the second stage the node fine-tunes those parameters against real field data after installation. Commercially this is what allows the module to be offered as something that works on installation and </w:t>
+      </w:r>
+      <w:r>
+        <w:rPr>
+          <w:sz w:val="22"/>
+        </w:rPr>
+        <w:lastRenderedPageBreak/>
+        <w:t>improves afterwards, rather than something that requires an engineer to return to site whenever conditions change.</w:t>
       </w:r>
     </w:p>
     <w:p>
@@ -8014,7 +6804,6 @@
       </w:r>
       <w:r>
         <w:rPr>
-          <w:b w:val="0"/>
           <w:sz w:val="22"/>
         </w:rPr>
         <w:t xml:space="preserve"> The starting point is an existing capability rather than a new build. The adaptive triggering mechanism has already been validated experimentally on a multi-storey laboratory structure instrumented with the team's wireless sensing node, across ambient vibration, impact, simulated earthquake and simulated strong wind, with results published in a peer-reviewed journal. The Gap Fund work repeats this validation on the module prototype rather than the research node, and extends it from detection performance alone to the full set of customer indicators listed below. The two baselines are fixed in advance, in line with Section 2.6: periodic or duty-cycled sampling, and fixed-threshold triggering with conservatively selected parameters. All three are exposed to the same event sequences under the same recording requirement, so the comparison is like for like.</w:t>
@@ -8036,13 +6825,7 @@
         <w:rPr>
           <w:sz w:val="22"/>
         </w:rPr>
-        <w:t xml:space="preserve"> To demonstrate that the capability is not tied to a single application, the same mechanism is applied to a second event class drawn from industrial monitoring: abnormal vibration and impact events on rotating equipment such as motors, pumps, compressors and fans. This class is selected deliberately because it shares the vibration modality of the first class and therefore requires no change of sentinel component, which keeps the extension cost low while directly supporting the industrial segment identified in Section 2.2. The work will first screen the event class for sentinel detectability, then repeat the benchmark under conditions representative of that environment.</w:t>
-      </w:r>
-      <w:r>
-        <w:rPr>
-          <w:sz w:val="22"/>
-        </w:rPr>
-        <w:t xml:space="preserve"> The priority event class defined in Section 2.2 carries the full validation; the second class runs alongside it as an extension check rather than as a second full validation.</w:t>
+        <w:t xml:space="preserve"> To demonstrate that the capability is not tied to a single application, the same mechanism is applied to a second event class drawn from industrial monitoring: abnormal vibration and impact events on rotating equipment such as motors, pumps, compressors and fans. This class is selected deliberately because it shares the vibration modality of the first class and therefore requires no change of sentinel component, which keeps the extension cost low while directly supporting the industrial segment identified in Section 2.2. The work will first screen the event class for sentinel detectability, then repeat the benchmark under conditions representative of that environment. The priority event class defined in Section 2.2 carries the full validation; the second class runs alongside it as an extension check rather than as a second full validation.</w:t>
       </w:r>
     </w:p>
     <w:p>
@@ -8332,7 +7115,14 @@
         <w:rPr>
           <w:sz w:val="22"/>
         </w:rPr>
-        <w:t xml:space="preserve"> The comparison uses the two baselines that the target customers operate today: periodic or duty-cycled sampling, and fixed-threshold triggering. Detection figures for the proposed technology and for the fixed-threshold baseline are measured laboratory results from the published validation described above, obtained on the same testbed, the same event sequences and the same node. Figures identified as estimated are modelled from the power logic set out in Section 2.4 and have not yet been measured; converting them into measured values is part of the Gap Fund work.</w:t>
+        <w:t xml:space="preserve"> The comparison uses the two baselines that the target customers operate today: periodic or duty-cycled sampling, and fixed-threshold triggering. Detection figures for the proposed technology and for </w:t>
+      </w:r>
+      <w:r>
+        <w:rPr>
+          <w:sz w:val="22"/>
+        </w:rPr>
+        <w:lastRenderedPageBreak/>
+        <w:t>the fixed-threshold baseline are measured laboratory results from the published validation described above, obtained on the same testbed, the same event sequences and the same node. Figures identified as estimated are modelled from the power logic set out in Section 2.4 and have not yet been measured; converting them into measured values is part of the Gap Fund work.</w:t>
       </w:r>
     </w:p>
     <w:p>
@@ -8352,7 +7142,6 @@
           <w:sz w:val="22"/>
           <w:lang w:val="en-GB"/>
         </w:rPr>
-        <w:lastRenderedPageBreak/>
         <w:t xml:space="preserve">You should also state succinctly how your technology is better than the current state of the art (i.e. your secret sauce). </w:t>
       </w:r>
       <w:r>
@@ -8935,6 +7724,7 @@
               <w:spacing w:after="60"/>
             </w:pPr>
             <w:r>
+              <w:lastRenderedPageBreak/>
               <w:t>Route to adoption</w:t>
             </w:r>
           </w:p>
@@ -8948,11 +7738,7 @@
               <w:spacing w:after="60"/>
             </w:pPr>
             <w:r>
-              <w:t xml:space="preserve">Board-level module with firmware, or software licence, embeddable into </w:t>
-            </w:r>
-            <w:r>
-              <w:lastRenderedPageBreak/>
-              <w:t>third-party monitoring nodes</w:t>
+              <w:t>Board-level module with firmware, or software licence, embeddable into third-party monitoring nodes</w:t>
             </w:r>
           </w:p>
         </w:tc>
@@ -8965,7 +7751,6 @@
               <w:spacing w:after="60"/>
             </w:pPr>
             <w:r>
-              <w:lastRenderedPageBreak/>
               <w:t>Typically fixed in the node design</w:t>
             </w:r>
           </w:p>
@@ -9139,7 +7924,14 @@
         <w:rPr>
           <w:sz w:val="22"/>
         </w:rPr>
-        <w:t xml:space="preserve"> Adaptation may be too slow if background conditions change faster than the loop can respond. The digital-twin stage starts the node close to a good configuration rather than at an arbitrary one, and online step sizes are bounded so that a transient disturbance cannot move the operating point far from the validated region.</w:t>
+        <w:t xml:space="preserve"> Adaptation may be too slow if background conditions change faster than the loop can respond. The digital-twin stage starts the node close to a good configuration rather than at </w:t>
+      </w:r>
+      <w:r>
+        <w:rPr>
+          <w:sz w:val="22"/>
+        </w:rPr>
+        <w:lastRenderedPageBreak/>
+        <w:t>an arbitrary one, and online step sizes are bounded so that a transient disturbance cannot move the operating point far from the validated region.</w:t>
       </w:r>
     </w:p>
     <w:p>
@@ -9158,14 +7950,7 @@
         <w:rPr>
           <w:sz w:val="22"/>
         </w:rPr>
-        <w:t xml:space="preserve"> A shorter wake-up delay costs standby current, while a longer one risks losing the beginning of the event. Both the delay and the alignment error are treated as specified quantities, </w:t>
-      </w:r>
-      <w:r>
-        <w:rPr>
-          <w:sz w:val="22"/>
-        </w:rPr>
-        <w:lastRenderedPageBreak/>
-        <w:t>measured and published in the integration guide, so that an equipment manufacturer can design against them instead of discovering them after integration.</w:t>
+        <w:t xml:space="preserve"> A shorter wake-up delay costs standby current, while a longer one risks losing the beginning of the event. Both the delay and the alignment error are treated as specified quantities, measured and published in the integration guide, so that an equipment manufacturer can design against them instead of discovering them after integration.</w:t>
       </w:r>
     </w:p>
     <w:p>
@@ -9320,7 +8105,6 @@
       </w:r>
       <w:r>
         <w:rPr>
-          <w:b w:val="0"/>
           <w:sz w:val="22"/>
         </w:rPr>
         <w:t xml:space="preserve"> The 18-month project is planned as 15 months of execution with a 3-month buffer, consistent with Section 2.6. Milestones are defined by deliverables and decisions that the team controls. The quantitative acceptance values behind them, covering capture completeness, reduction of false and low-value records, wake-up delay, alignment error and resource use, are fixed together with the selected partners during Months 0 to 3 and recorded as the project baseline, so that later milestones are assessed against agreed figures rather than against assumptions made before the event class is chosen. Each phase closes with a short review at which scope can be adjusted, and where a milestone depends on an external party an internal alternative is identified in advance, so that progress does not rest on a single partner or site.</w:t>
@@ -9339,6 +8123,7 @@
     <w:tbl>
       <w:tblPr>
         <w:tblStyle w:val="TableGrid"/>
+        <w:tblW w:w="9639" w:type="dxa"/>
         <w:tblBorders>
           <w:top w:val="single" w:sz="4" w:space="0" w:color="auto"/>
           <w:left w:val="single" w:sz="4" w:space="0" w:color="auto"/>
@@ -9347,9 +8132,8 @@
           <w:insideH w:val="single" w:sz="4" w:space="0" w:color="auto"/>
           <w:insideV w:val="single" w:sz="4" w:space="0" w:color="auto"/>
         </w:tblBorders>
+        <w:tblLayout w:type="fixed"/>
         <w:tblLook w:val="01E0" w:firstRow="1" w:lastRow="1" w:firstColumn="1" w:lastColumn="1" w:noHBand="0" w:noVBand="0"/>
-        <w:tblLayout w:type="fixed"/>
-        <w:tblW w:w="9639" w:type="dxa"/>
       </w:tblPr>
       <w:tblGrid>
         <w:gridCol w:w="1191"/>
@@ -9358,7 +8142,7 @@
       </w:tblGrid>
       <w:tr>
         <w:trPr>
-          <w:tblHeader w:val="true"/>
+          <w:tblHeader/>
         </w:trPr>
         <w:tc>
           <w:tcPr>
@@ -9368,13 +8152,10 @@
           <w:p>
             <w:pPr>
               <w:spacing w:after="60"/>
-              <w:jc w:val="left"/>
-            </w:pPr>
-            <w:r/>
+            </w:pPr>
             <w:r>
               <w:rPr>
                 <w:b/>
-                <w:sz w:val="22"/>
               </w:rPr>
               <w:t>Start</w:t>
             </w:r>
@@ -9388,13 +8169,10 @@
           <w:p>
             <w:pPr>
               <w:spacing w:after="60"/>
-              <w:jc w:val="left"/>
-            </w:pPr>
-            <w:r/>
+            </w:pPr>
             <w:r>
               <w:rPr>
                 <w:b/>
-                <w:sz w:val="22"/>
               </w:rPr>
               <w:t>End</w:t>
             </w:r>
@@ -9408,13 +8186,10 @@
           <w:p>
             <w:pPr>
               <w:spacing w:after="60"/>
-              <w:jc w:val="left"/>
-            </w:pPr>
-            <w:r/>
+            </w:pPr>
             <w:r>
               <w:rPr>
                 <w:b/>
-                <w:sz w:val="22"/>
               </w:rPr>
               <w:t>Description</w:t>
             </w:r>
@@ -9429,14 +8204,8 @@
           <w:p>
             <w:pPr>
               <w:spacing w:after="60"/>
-              <w:jc w:val="left"/>
-            </w:pPr>
-            <w:r/>
-            <w:r>
-              <w:rPr>
-                <w:b w:val="0"/>
-                <w:sz w:val="22"/>
-              </w:rPr>
+            </w:pPr>
+            <w:r>
               <w:t>Month 0</w:t>
             </w:r>
           </w:p>
@@ -9448,14 +8217,8 @@
           <w:p>
             <w:pPr>
               <w:spacing w:after="60"/>
-              <w:jc w:val="left"/>
-            </w:pPr>
-            <w:r/>
-            <w:r>
-              <w:rPr>
-                <w:b w:val="0"/>
-                <w:sz w:val="22"/>
-              </w:rPr>
+            </w:pPr>
+            <w:r>
               <w:t>Month 3</w:t>
             </w:r>
           </w:p>
@@ -9467,13 +8230,10 @@
           <w:p>
             <w:pPr>
               <w:spacing w:after="60"/>
-              <w:jc w:val="left"/>
-            </w:pPr>
-            <w:r/>
+            </w:pPr>
             <w:r>
               <w:rPr>
                 <w:b/>
-                <w:sz w:val="22"/>
               </w:rPr>
               <w:t>Use-case selection and measurement baseline</w:t>
             </w:r>
@@ -9481,60 +8241,42 @@
           <w:p>
             <w:pPr>
               <w:spacing w:after="60"/>
-              <w:jc w:val="left"/>
             </w:pPr>
             <w:r>
               <w:rPr>
                 <w:b/>
-                <w:sz w:val="22"/>
               </w:rPr>
               <w:t xml:space="preserve">Activities. </w:t>
             </w:r>
             <w:r>
-              <w:rPr>
-                <w:b w:val="0"/>
-                <w:sz w:val="22"/>
-              </w:rPr>
               <w:t>Screen candidate event and anomaly classes for detectability by the low-resource sentinel channel; confirm requirements with prospective equipment-side and field-side contacts; define the test protocol and the two comparison baselines.</w:t>
             </w:r>
           </w:p>
           <w:p>
             <w:pPr>
               <w:spacing w:after="60"/>
-              <w:jc w:val="left"/>
             </w:pPr>
             <w:r>
               <w:rPr>
                 <w:b/>
-                <w:sz w:val="22"/>
               </w:rPr>
               <w:t xml:space="preserve">Deliverables. </w:t>
             </w:r>
             <w:r>
-              <w:rPr>
-                <w:b w:val="0"/>
-                <w:sz w:val="22"/>
-              </w:rPr>
               <w:t>Use-case and requirements note; agreed KPI baseline covering the six indicators in Section 3.2; test protocol.</w:t>
             </w:r>
           </w:p>
           <w:p>
             <w:pPr>
               <w:spacing w:after="60"/>
-              <w:jc w:val="left"/>
             </w:pPr>
             <w:r>
               <w:rPr>
                 <w:b/>
-                <w:sz w:val="22"/>
               </w:rPr>
               <w:t xml:space="preserve">Review. </w:t>
             </w:r>
             <w:r>
-              <w:rPr>
-                <w:b w:val="0"/>
-                <w:sz w:val="22"/>
-              </w:rPr>
               <w:t>Confirmation that the selected class is detectable by the low-resource channel. If screening indicates otherwise, an alternative class is selected from the shortlist at this stage rather than later in the project.</w:t>
             </w:r>
           </w:p>
@@ -9548,14 +8290,8 @@
           <w:p>
             <w:pPr>
               <w:spacing w:after="60"/>
-              <w:jc w:val="left"/>
-            </w:pPr>
-            <w:r/>
-            <w:r>
-              <w:rPr>
-                <w:b w:val="0"/>
-                <w:sz w:val="22"/>
-              </w:rPr>
+            </w:pPr>
+            <w:r>
               <w:t>Month 3</w:t>
             </w:r>
           </w:p>
@@ -9567,14 +8303,8 @@
           <w:p>
             <w:pPr>
               <w:spacing w:after="60"/>
-              <w:jc w:val="left"/>
-            </w:pPr>
-            <w:r/>
-            <w:r>
-              <w:rPr>
-                <w:b w:val="0"/>
-                <w:sz w:val="22"/>
-              </w:rPr>
+            </w:pPr>
+            <w:r>
               <w:t>Month 6</w:t>
             </w:r>
           </w:p>
@@ -9586,13 +8316,10 @@
           <w:p>
             <w:pPr>
               <w:spacing w:after="60"/>
-              <w:jc w:val="left"/>
-            </w:pPr>
-            <w:r/>
+            </w:pPr>
             <w:r>
               <w:rPr>
                 <w:b/>
-                <w:sz w:val="22"/>
               </w:rPr>
               <w:t>Module prototype and firmware</w:t>
             </w:r>
@@ -9600,60 +8327,42 @@
           <w:p>
             <w:pPr>
               <w:spacing w:after="60"/>
-              <w:jc w:val="left"/>
             </w:pPr>
             <w:r>
               <w:rPr>
                 <w:b/>
-                <w:sz w:val="22"/>
               </w:rPr>
               <w:t xml:space="preserve">Activities. </w:t>
             </w:r>
             <w:r>
-              <w:rPr>
-                <w:b w:val="0"/>
-                <w:sz w:val="22"/>
-              </w:rPr>
               <w:t>Module-level circuit design and fabrication of an initial batch of prototype boards, indicatively five to ten units; implementation of the event-driven switching and record-assembly path; porting of the adaptive triggering firmware; first-pass interface specification covering form factor, power, host connection and register map.</w:t>
             </w:r>
           </w:p>
           <w:p>
             <w:pPr>
               <w:spacing w:after="60"/>
-              <w:jc w:val="left"/>
             </w:pPr>
             <w:r>
               <w:rPr>
                 <w:b/>
-                <w:sz w:val="22"/>
               </w:rPr>
               <w:t xml:space="preserve">Deliverables. </w:t>
             </w:r>
             <w:r>
-              <w:rPr>
-                <w:b w:val="0"/>
-                <w:sz w:val="22"/>
-              </w:rPr>
               <w:t>Working prototype units; firmware release for internal testing; draft interface specification.</w:t>
             </w:r>
           </w:p>
           <w:p>
             <w:pPr>
               <w:spacing w:after="60"/>
-              <w:jc w:val="left"/>
             </w:pPr>
             <w:r>
               <w:rPr>
                 <w:b/>
-                <w:sz w:val="22"/>
               </w:rPr>
               <w:t xml:space="preserve">Review. </w:t>
             </w:r>
             <w:r>
-              <w:rPr>
-                <w:b w:val="0"/>
-                <w:sz w:val="22"/>
-              </w:rPr>
               <w:t>Bench verification that a prototype unit captures and assembles a record end to end. Remaining hardware features are prioritised or deferred at this point according to their contribution to the agreed indicators.</w:t>
             </w:r>
           </w:p>
@@ -9662,56 +8371,41 @@
       <w:tr>
         <w:tc>
           <w:tcPr>
-            <w:tcW w:type="dxa" w:w="1191"/>
-          </w:tcPr>
-          <w:p>
-            <w:pPr>
-              <w:spacing w:after="60"/>
-              <w:jc w:val="left"/>
-            </w:pPr>
-            <w:r/>
-            <w:r>
-              <w:rPr>
-                <w:b w:val="0"/>
-                <w:sz w:val="22"/>
-              </w:rPr>
+            <w:tcW w:w="1191" w:type="dxa"/>
+          </w:tcPr>
+          <w:p>
+            <w:pPr>
+              <w:spacing w:after="60"/>
+            </w:pPr>
+            <w:r>
               <w:t>Month 6</w:t>
             </w:r>
           </w:p>
         </w:tc>
         <w:tc>
           <w:tcPr>
-            <w:tcW w:type="dxa" w:w="1191"/>
-          </w:tcPr>
-          <w:p>
-            <w:pPr>
-              <w:spacing w:after="60"/>
-              <w:jc w:val="left"/>
-            </w:pPr>
-            <w:r/>
-            <w:r>
-              <w:rPr>
-                <w:b w:val="0"/>
-                <w:sz w:val="22"/>
-              </w:rPr>
+            <w:tcW w:w="1191" w:type="dxa"/>
+          </w:tcPr>
+          <w:p>
+            <w:pPr>
+              <w:spacing w:after="60"/>
+            </w:pPr>
+            <w:r>
               <w:t>Month 9</w:t>
             </w:r>
           </w:p>
         </w:tc>
         <w:tc>
           <w:tcPr>
-            <w:tcW w:type="dxa" w:w="7257"/>
-          </w:tcPr>
-          <w:p>
-            <w:pPr>
-              <w:spacing w:after="60"/>
-              <w:jc w:val="left"/>
-            </w:pPr>
-            <w:r/>
+            <w:tcW w:w="7257" w:type="dxa"/>
+          </w:tcPr>
+          <w:p>
+            <w:pPr>
+              <w:spacing w:after="60"/>
+            </w:pPr>
             <w:r>
               <w:rPr>
                 <w:b/>
-                <w:sz w:val="22"/>
               </w:rPr>
               <w:t>Benchmarking and extension to a second event class</w:t>
             </w:r>
@@ -9719,60 +8413,46 @@
           <w:p>
             <w:pPr>
               <w:spacing w:after="60"/>
-              <w:jc w:val="left"/>
             </w:pPr>
             <w:r>
               <w:rPr>
                 <w:b/>
-                <w:sz w:val="22"/>
               </w:rPr>
               <w:t xml:space="preserve">Activities. </w:t>
             </w:r>
             <w:r>
-              <w:rPr>
-                <w:b w:val="0"/>
-                <w:sz w:val="22"/>
-              </w:rPr>
-              <w:t>Laboratory benchmarking of the prototype against periodic sampling and fixed-threshold triggering under identical event sequences and recording requirements; extension of the same mechanism to a second event class drawn from industrial monitoring, subject to the detectability screening completed in Months 0 to 3; measurement of wake-up delay, alignment error, and power and storage use.</w:t>
-            </w:r>
-          </w:p>
-          <w:p>
-            <w:pPr>
-              <w:spacing w:after="60"/>
-              <w:jc w:val="left"/>
+              <w:t xml:space="preserve">Laboratory benchmarking of the prototype against periodic sampling and fixed-threshold triggering under identical event sequences and recording requirements; extension of the same mechanism to a second event class drawn from industrial monitoring, subject to the detectability screening </w:t>
+            </w:r>
+            <w:r>
+              <w:lastRenderedPageBreak/>
+              <w:t>completed in Months 0 to 3; measurement of wake-up delay, alignment error, and power and storage use.</w:t>
+            </w:r>
+          </w:p>
+          <w:p>
+            <w:pPr>
+              <w:spacing w:after="60"/>
             </w:pPr>
             <w:r>
               <w:rPr>
                 <w:b/>
-                <w:sz w:val="22"/>
               </w:rPr>
               <w:t xml:space="preserve">Deliverables. </w:t>
             </w:r>
             <w:r>
-              <w:rPr>
-                <w:b w:val="0"/>
-                <w:sz w:val="22"/>
-              </w:rPr>
               <w:t>Benchmark dataset and interim benchmark report covering both event classes.</w:t>
             </w:r>
           </w:p>
           <w:p>
             <w:pPr>
               <w:spacing w:after="60"/>
-              <w:jc w:val="left"/>
             </w:pPr>
             <w:r>
               <w:rPr>
                 <w:b/>
-                <w:sz w:val="22"/>
               </w:rPr>
               <w:t xml:space="preserve">Review. </w:t>
             </w:r>
             <w:r>
-              <w:rPr>
-                <w:b w:val="0"/>
-                <w:sz w:val="22"/>
-              </w:rPr>
               <w:t>Comparison of measured values with the agreed baseline. Where a target value is not reached, the report records the measured value and the identified cause, and the parameters or test conditions are revised before the pilot phase.</w:t>
             </w:r>
           </w:p>
@@ -9781,56 +8461,42 @@
       <w:tr>
         <w:tc>
           <w:tcPr>
-            <w:tcW w:type="dxa" w:w="1191"/>
-          </w:tcPr>
-          <w:p>
-            <w:pPr>
-              <w:spacing w:after="60"/>
-              <w:jc w:val="left"/>
-            </w:pPr>
-            <w:r/>
-            <w:r>
-              <w:rPr>
-                <w:b w:val="0"/>
-                <w:sz w:val="22"/>
-              </w:rPr>
+            <w:tcW w:w="1191" w:type="dxa"/>
+          </w:tcPr>
+          <w:p>
+            <w:pPr>
+              <w:spacing w:after="60"/>
+            </w:pPr>
+            <w:r>
+              <w:lastRenderedPageBreak/>
               <w:t>Month 9</w:t>
             </w:r>
           </w:p>
         </w:tc>
         <w:tc>
           <w:tcPr>
-            <w:tcW w:type="dxa" w:w="1191"/>
-          </w:tcPr>
-          <w:p>
-            <w:pPr>
-              <w:spacing w:after="60"/>
-              <w:jc w:val="left"/>
-            </w:pPr>
-            <w:r/>
-            <w:r>
-              <w:rPr>
-                <w:b w:val="0"/>
-                <w:sz w:val="22"/>
-              </w:rPr>
+            <w:tcW w:w="1191" w:type="dxa"/>
+          </w:tcPr>
+          <w:p>
+            <w:pPr>
+              <w:spacing w:after="60"/>
+            </w:pPr>
+            <w:r>
               <w:t>Month 12</w:t>
             </w:r>
           </w:p>
         </w:tc>
         <w:tc>
           <w:tcPr>
-            <w:tcW w:type="dxa" w:w="7257"/>
-          </w:tcPr>
-          <w:p>
-            <w:pPr>
-              <w:spacing w:after="60"/>
-              <w:jc w:val="left"/>
-            </w:pPr>
-            <w:r/>
+            <w:tcW w:w="7257" w:type="dxa"/>
+          </w:tcPr>
+          <w:p>
+            <w:pPr>
+              <w:spacing w:after="60"/>
+            </w:pPr>
             <w:r>
               <w:rPr>
                 <w:b/>
-                <w:sz w:val="22"/>
               </w:rPr>
               <w:t>Pilot validation with industry partners</w:t>
             </w:r>
@@ -9838,60 +8504,42 @@
           <w:p>
             <w:pPr>
               <w:spacing w:after="60"/>
-              <w:jc w:val="left"/>
             </w:pPr>
             <w:r>
               <w:rPr>
                 <w:b/>
-                <w:sz w:val="22"/>
               </w:rPr>
               <w:t xml:space="preserve">Activities. </w:t>
             </w:r>
             <w:r>
-              <w:rPr>
-                <w:b w:val="0"/>
-                <w:sz w:val="22"/>
-              </w:rPr>
               <w:t>Engagement of one equipment-side partner and one field-side partner from the candidates identified in Section 2.6; deployment either as a module embedded in the partner's own node or as a complete pilot node supplied by the team, according to what the partner prefers; collection of field records and integration feedback.</w:t>
             </w:r>
           </w:p>
           <w:p>
             <w:pPr>
               <w:spacing w:after="60"/>
-              <w:jc w:val="left"/>
             </w:pPr>
             <w:r>
               <w:rPr>
                 <w:b/>
-                <w:sz w:val="22"/>
               </w:rPr>
               <w:t xml:space="preserve">Deliverables. </w:t>
             </w:r>
             <w:r>
-              <w:rPr>
-                <w:b w:val="0"/>
-                <w:sz w:val="22"/>
-              </w:rPr>
               <w:t>Pilot deployment report; integration feedback covering effort, incremental cost and device-level testing burden.</w:t>
             </w:r>
           </w:p>
           <w:p>
             <w:pPr>
               <w:spacing w:after="60"/>
-              <w:jc w:val="left"/>
             </w:pPr>
             <w:r>
               <w:rPr>
                 <w:b/>
-                <w:sz w:val="22"/>
               </w:rPr>
               <w:t xml:space="preserve">Contingency. </w:t>
             </w:r>
             <w:r>
-              <w:rPr>
-                <w:b w:val="0"/>
-                <w:sz w:val="22"/>
-              </w:rPr>
               <w:t>If partner scheduling or site access is delayed, the pilot is run at a University-accessible site or on a representative test rig, so that evidence under realistic conditions is still obtained within this phase.</w:t>
             </w:r>
           </w:p>
@@ -9900,56 +8548,41 @@
       <w:tr>
         <w:tc>
           <w:tcPr>
-            <w:tcW w:type="dxa" w:w="1191"/>
-          </w:tcPr>
-          <w:p>
-            <w:pPr>
-              <w:spacing w:after="60"/>
-              <w:jc w:val="left"/>
-            </w:pPr>
-            <w:r/>
-            <w:r>
-              <w:rPr>
-                <w:b w:val="0"/>
-                <w:sz w:val="22"/>
-              </w:rPr>
+            <w:tcW w:w="1191" w:type="dxa"/>
+          </w:tcPr>
+          <w:p>
+            <w:pPr>
+              <w:spacing w:after="60"/>
+            </w:pPr>
+            <w:r>
               <w:t>Month 12</w:t>
             </w:r>
           </w:p>
         </w:tc>
         <w:tc>
           <w:tcPr>
-            <w:tcW w:type="dxa" w:w="1191"/>
-          </w:tcPr>
-          <w:p>
-            <w:pPr>
-              <w:spacing w:after="60"/>
-              <w:jc w:val="left"/>
-            </w:pPr>
-            <w:r/>
-            <w:r>
-              <w:rPr>
-                <w:b w:val="0"/>
-                <w:sz w:val="22"/>
-              </w:rPr>
+            <w:tcW w:w="1191" w:type="dxa"/>
+          </w:tcPr>
+          <w:p>
+            <w:pPr>
+              <w:spacing w:after="60"/>
+            </w:pPr>
+            <w:r>
               <w:t>Month 15</w:t>
             </w:r>
           </w:p>
         </w:tc>
         <w:tc>
           <w:tcPr>
-            <w:tcW w:type="dxa" w:w="7257"/>
-          </w:tcPr>
-          <w:p>
-            <w:pPr>
-              <w:spacing w:after="60"/>
-              <w:jc w:val="left"/>
-            </w:pPr>
-            <w:r/>
+            <w:tcW w:w="7257" w:type="dxa"/>
+          </w:tcPr>
+          <w:p>
+            <w:pPr>
+              <w:spacing w:after="60"/>
+            </w:pPr>
             <w:r>
               <w:rPr>
                 <w:b/>
-                <w:sz w:val="22"/>
               </w:rPr>
               <w:t>Integration package and commercial preparation</w:t>
             </w:r>
@@ -9957,60 +8590,42 @@
           <w:p>
             <w:pPr>
               <w:spacing w:after="60"/>
-              <w:jc w:val="left"/>
             </w:pPr>
             <w:r>
               <w:rPr>
                 <w:b/>
-                <w:sz w:val="22"/>
               </w:rPr>
               <w:t xml:space="preserve">Activities. </w:t>
             </w:r>
             <w:r>
-              <w:rPr>
-                <w:b w:val="0"/>
-                <w:sz w:val="22"/>
-              </w:rPr>
               <w:t>Consolidation of the interface specification, bill of materials and design-for-manufacture review; preparation of the integration guide and the final benchmark report; assembly of product-package and licensing options with NTUitive; continued customer-discovery conversations.</w:t>
             </w:r>
           </w:p>
           <w:p>
             <w:pPr>
               <w:spacing w:after="60"/>
-              <w:jc w:val="left"/>
             </w:pPr>
             <w:r>
               <w:rPr>
                 <w:b/>
-                <w:sz w:val="22"/>
               </w:rPr>
               <w:t xml:space="preserve">Deliverables. </w:t>
             </w:r>
             <w:r>
-              <w:rPr>
-                <w:b w:val="0"/>
-                <w:sz w:val="22"/>
-              </w:rPr>
               <w:t>Integration guide; final benchmark report; bill of materials and manufacturability note; documented product-package and licensing options.</w:t>
             </w:r>
           </w:p>
           <w:p>
             <w:pPr>
               <w:spacing w:after="60"/>
-              <w:jc w:val="left"/>
             </w:pPr>
             <w:r>
               <w:rPr>
                 <w:b/>
-                <w:sz w:val="22"/>
               </w:rPr>
               <w:t xml:space="preserve">Review. </w:t>
             </w:r>
             <w:r>
-              <w:rPr>
-                <w:b w:val="0"/>
-                <w:sz w:val="22"/>
-              </w:rPr>
               <w:t>Assessment with NTUitive of which route, whether module supply, software licensing, technology licensing or joint development, is best supported by the evidence actually obtained.</w:t>
             </w:r>
           </w:p>
@@ -10019,56 +8634,41 @@
       <w:tr>
         <w:tc>
           <w:tcPr>
-            <w:tcW w:type="dxa" w:w="1191"/>
-          </w:tcPr>
-          <w:p>
-            <w:pPr>
-              <w:spacing w:after="60"/>
-              <w:jc w:val="left"/>
-            </w:pPr>
-            <w:r/>
-            <w:r>
-              <w:rPr>
-                <w:b w:val="0"/>
-                <w:sz w:val="22"/>
-              </w:rPr>
+            <w:tcW w:w="1191" w:type="dxa"/>
+          </w:tcPr>
+          <w:p>
+            <w:pPr>
+              <w:spacing w:after="60"/>
+            </w:pPr>
+            <w:r>
               <w:t>Month 15</w:t>
             </w:r>
           </w:p>
         </w:tc>
         <w:tc>
           <w:tcPr>
-            <w:tcW w:type="dxa" w:w="1191"/>
-          </w:tcPr>
-          <w:p>
-            <w:pPr>
-              <w:spacing w:after="60"/>
-              <w:jc w:val="left"/>
-            </w:pPr>
-            <w:r/>
-            <w:r>
-              <w:rPr>
-                <w:b w:val="0"/>
-                <w:sz w:val="22"/>
-              </w:rPr>
+            <w:tcW w:w="1191" w:type="dxa"/>
+          </w:tcPr>
+          <w:p>
+            <w:pPr>
+              <w:spacing w:after="60"/>
+            </w:pPr>
+            <w:r>
               <w:t>Month 18</w:t>
             </w:r>
           </w:p>
         </w:tc>
         <w:tc>
           <w:tcPr>
-            <w:tcW w:type="dxa" w:w="7257"/>
-          </w:tcPr>
-          <w:p>
-            <w:pPr>
-              <w:spacing w:after="60"/>
-              <w:jc w:val="left"/>
-            </w:pPr>
-            <w:r/>
+            <w:tcW w:w="7257" w:type="dxa"/>
+          </w:tcPr>
+          <w:p>
+            <w:pPr>
+              <w:spacing w:after="60"/>
+            </w:pPr>
             <w:r>
               <w:rPr>
                 <w:b/>
-                <w:sz w:val="22"/>
               </w:rPr>
               <w:t>Buffer, consolidation and follow-on engagement</w:t>
             </w:r>
@@ -10076,60 +8676,42 @@
           <w:p>
             <w:pPr>
               <w:spacing w:after="60"/>
-              <w:jc w:val="left"/>
             </w:pPr>
             <w:r>
               <w:rPr>
                 <w:b/>
-                <w:sz w:val="22"/>
               </w:rPr>
               <w:t xml:space="preserve">Activities. </w:t>
             </w:r>
             <w:r>
-              <w:rPr>
-                <w:b w:val="0"/>
-                <w:sz w:val="22"/>
-              </w:rPr>
               <w:t>Repeat or extend tests where results were inconclusive; incorporate partner feedback into the prototype and documentation; pursue dated letters of support or letters of intent where partner interest has become concrete, linked to the criteria in Section 2.8; prepare follow-on funding and commercialisation discussions.</w:t>
             </w:r>
           </w:p>
           <w:p>
             <w:pPr>
               <w:spacing w:after="60"/>
-              <w:jc w:val="left"/>
             </w:pPr>
             <w:r>
               <w:rPr>
                 <w:b/>
-                <w:sz w:val="22"/>
               </w:rPr>
               <w:t xml:space="preserve">Deliverables. </w:t>
             </w:r>
             <w:r>
-              <w:rPr>
-                <w:b w:val="0"/>
-                <w:sz w:val="22"/>
-              </w:rPr>
               <w:t>Updated prototype and documentation set; final project report; record of industry engagement and of any endorsements obtained.</w:t>
             </w:r>
           </w:p>
           <w:p>
             <w:pPr>
               <w:spacing w:after="60"/>
-              <w:jc w:val="left"/>
             </w:pPr>
             <w:r>
               <w:rPr>
                 <w:b/>
-                <w:sz w:val="22"/>
               </w:rPr>
               <w:t xml:space="preserve">Note. </w:t>
             </w:r>
             <w:r>
-              <w:rPr>
-                <w:b w:val="0"/>
-                <w:sz w:val="22"/>
-              </w:rPr>
               <w:t>Endorsements depend on partner decisions and are pursued during this phase rather than assumed as an outcome of it. This phase also absorbs schedule risk carried forward from earlier phases.</w:t>
             </w:r>
           </w:p>
@@ -10207,7 +8789,6 @@
       </w:r>
       <w:r>
         <w:rPr>
-          <w:b w:val="0"/>
           <w:sz w:val="22"/>
         </w:rPr>
         <w:t xml:space="preserve"> The budget covers the 18-month project duration and includes only direct incremental costs incurred at NTU, in line with the scheme guidelines on funding support. All figures are indicative, inclusive of prevailing Goods and Services Tax, and exclude overheads. Manpower is charged fractionally according to time committed to the project. The lead Principal Investigator and the existing project contributors are not charged to the grant, and no patent filing or maintenance cost is included, as these are supported separately. Equipment and operating items are budgeted at indicative market prices and remain subject to NTU procurement policies and to prevailing rates at the time of purchase.</w:t>
@@ -10226,6 +8807,7 @@
     <w:tbl>
       <w:tblPr>
         <w:tblStyle w:val="TableGrid"/>
+        <w:tblW w:w="9639" w:type="dxa"/>
         <w:tblBorders>
           <w:top w:val="single" w:sz="4" w:space="0" w:color="auto"/>
           <w:left w:val="single" w:sz="4" w:space="0" w:color="auto"/>
@@ -10234,12 +8816,11 @@
           <w:insideH w:val="single" w:sz="4" w:space="0" w:color="auto"/>
           <w:insideV w:val="single" w:sz="4" w:space="0" w:color="auto"/>
         </w:tblBorders>
+        <w:tblLayout w:type="fixed"/>
         <w:tblLook w:val="01E0" w:firstRow="1" w:lastRow="1" w:firstColumn="1" w:lastColumn="1" w:noHBand="0" w:noVBand="0"/>
-        <w:tblLayout w:type="fixed"/>
-        <w:tblW w:w="9639" w:type="dxa"/>
       </w:tblPr>
       <w:tblGrid>
-        <w:gridCol w:w="8050"/>
+        <w:gridCol w:w="8052"/>
         <w:gridCol w:w="1587"/>
       </w:tblGrid>
       <w:tr>
@@ -10250,83 +8831,54 @@
           <w:p>
             <w:pPr>
               <w:spacing w:after="60"/>
-              <w:jc w:val="left"/>
-            </w:pPr>
-            <w:r/>
+            </w:pPr>
             <w:r>
               <w:rPr>
                 <w:b/>
-                <w:sz w:val="22"/>
-              </w:rPr>
+              </w:rPr>
+              <w:lastRenderedPageBreak/>
               <w:t>Manpower (EOM)</w:t>
             </w:r>
           </w:p>
           <w:p>
             <w:pPr>
               <w:spacing w:after="60"/>
-              <w:jc w:val="left"/>
-            </w:pPr>
-            <w:r>
-              <w:rPr>
-                <w:b w:val="0"/>
-                <w:sz w:val="22"/>
-              </w:rPr>
+            </w:pPr>
+            <w:r>
               <w:t xml:space="preserve">1 x Research Fellow (embedded hardware and edge intelligence), 100% FTE for 18 months, at </w:t>
             </w:r>
             <w:r>
               <w:rPr>
-                <w:b w:val="0"/>
-                <w:sz w:val="22"/>
                 <w:highlight w:val="yellow"/>
               </w:rPr>
               <w:t>an indicative loaded cost of S$7,500 per month</w:t>
             </w:r>
             <w:r>
-              <w:rPr>
-                <w:b w:val="0"/>
-                <w:sz w:val="22"/>
-              </w:rPr>
               <w:t>. Scope: module-level design, firmware implementation, deployment of the adaptive layer, benchmarking and pilot support. Subtotal S$135,000.</w:t>
             </w:r>
           </w:p>
           <w:p>
             <w:pPr>
               <w:spacing w:after="60"/>
-              <w:jc w:val="left"/>
-            </w:pPr>
-            <w:r>
-              <w:rPr>
-                <w:b w:val="0"/>
-                <w:sz w:val="22"/>
-              </w:rPr>
+            </w:pPr>
+            <w:r>
               <w:t xml:space="preserve">1 x Research Assistant (hardware bring-up, testing and data analysis), 50% FTE for 12 months, at </w:t>
             </w:r>
             <w:r>
               <w:rPr>
-                <w:b w:val="0"/>
-                <w:sz w:val="22"/>
                 <w:highlight w:val="yellow"/>
               </w:rPr>
               <w:t>an indicative loaded cost of S$4,300 per month</w:t>
             </w:r>
             <w:r>
-              <w:rPr>
-                <w:b w:val="0"/>
-                <w:sz w:val="22"/>
-              </w:rPr>
               <w:t>. Scope: test set-up, measurement, benchmark data processing and documentation. Subtotal S$25,800.</w:t>
             </w:r>
           </w:p>
           <w:p>
             <w:pPr>
               <w:spacing w:after="60"/>
-              <w:jc w:val="left"/>
-            </w:pPr>
-            <w:r>
-              <w:rPr>
-                <w:b w:val="0"/>
-                <w:sz w:val="22"/>
-              </w:rPr>
+            </w:pPr>
+            <w:r>
               <w:t>The lead Principal Investigator and the existing project contributors are not charged to the grant.</w:t>
             </w:r>
           </w:p>
@@ -10340,12 +8892,7 @@
               <w:spacing w:after="60"/>
               <w:jc w:val="right"/>
             </w:pPr>
-            <w:r/>
-            <w:r>
-              <w:rPr>
-                <w:b w:val="0"/>
-                <w:sz w:val="22"/>
-              </w:rPr>
+            <w:r>
               <w:t>S$160,800</w:t>
             </w:r>
           </w:p>
@@ -10359,13 +8906,10 @@
           <w:p>
             <w:pPr>
               <w:spacing w:after="60"/>
-              <w:jc w:val="left"/>
-            </w:pPr>
-            <w:r/>
+            </w:pPr>
             <w:r>
               <w:rPr>
                 <w:b/>
-                <w:sz w:val="22"/>
               </w:rPr>
               <w:t>Equipment</w:t>
             </w:r>
@@ -10373,67 +8917,37 @@
           <w:p>
             <w:pPr>
               <w:spacing w:after="60"/>
-              <w:jc w:val="left"/>
-            </w:pPr>
-            <w:r>
-              <w:rPr>
-                <w:b w:val="0"/>
-                <w:sz w:val="22"/>
-              </w:rPr>
+            </w:pPr>
+            <w:r>
               <w:t>Precision power and energy measurement instrument for microampere-level standby and event-cycle characterisation: S$9,000.</w:t>
             </w:r>
           </w:p>
           <w:p>
             <w:pPr>
               <w:spacing w:after="60"/>
-              <w:jc w:val="left"/>
-            </w:pPr>
-            <w:r>
-              <w:rPr>
-                <w:b w:val="0"/>
-                <w:sz w:val="22"/>
-              </w:rPr>
+            </w:pPr>
+            <w:r>
               <w:t>Reference accelerometer and data acquisition unit providing ground truth for capture-completeness and alignment measurements: S$8,000.</w:t>
             </w:r>
           </w:p>
           <w:p>
             <w:pPr>
               <w:spacing w:after="60"/>
-              <w:jc w:val="left"/>
-            </w:pPr>
-            <w:r>
-              <w:rPr>
-                <w:b w:val="0"/>
-                <w:sz w:val="22"/>
-              </w:rPr>
+            </w:pPr>
+            <w:r>
               <w:t>Commercial baseline devices for like-for-like benchmarking, covering fixed-threshold and duty-cycled monitoring nodes and an impact or shock recorder, three to four units: S$12,000.</w:t>
             </w:r>
           </w:p>
           <w:p>
             <w:pPr>
               <w:spacing w:after="60"/>
-              <w:jc w:val="left"/>
-            </w:pPr>
-            <w:r>
-              <w:rPr>
-                <w:b w:val="0"/>
-                <w:sz w:val="22"/>
-              </w:rPr>
-            </w:r>
-            <w:r>
-              <w:rPr>
-                <w:b w:val="0"/>
-                <w:sz w:val="22"/>
+            </w:pPr>
+            <w:r>
+              <w:rPr>
                 <w:highlight w:val="yellow"/>
               </w:rPr>
               <w:t>Instrumented rotating-equipment test rig for generating repeatable industrial event and anomaly conditions: S$13,000.</w:t>
             </w:r>
-            <w:r>
-              <w:rPr>
-                <w:b w:val="0"/>
-                <w:sz w:val="22"/>
-              </w:rPr>
-            </w:r>
           </w:p>
         </w:tc>
         <w:tc>
@@ -10445,12 +8959,7 @@
               <w:spacing w:after="60"/>
               <w:jc w:val="right"/>
             </w:pPr>
-            <w:r/>
-            <w:r>
-              <w:rPr>
-                <w:b w:val="0"/>
-                <w:sz w:val="22"/>
-              </w:rPr>
+            <w:r>
               <w:t>S$42,000</w:t>
             </w:r>
           </w:p>
@@ -10467,13 +8976,10 @@
           <w:p>
             <w:pPr>
               <w:spacing w:after="60"/>
-              <w:jc w:val="left"/>
-            </w:pPr>
-            <w:r/>
+            </w:pPr>
             <w:r>
               <w:rPr>
                 <w:b/>
-                <w:sz w:val="22"/>
               </w:rPr>
               <w:t>Other Operating Expenditure (OOE)</w:t>
             </w:r>
@@ -10481,78 +8987,48 @@
           <w:p>
             <w:pPr>
               <w:spacing w:after="60"/>
-              <w:jc w:val="left"/>
-            </w:pPr>
-            <w:r>
-              <w:rPr>
-                <w:b w:val="0"/>
-                <w:sz w:val="22"/>
-              </w:rPr>
+            </w:pPr>
+            <w:r>
               <w:t>Printed circuit board fabrication and assembly across three design iterations, including prototype and pilot units: S$17,000.</w:t>
             </w:r>
           </w:p>
           <w:p>
             <w:pPr>
               <w:spacing w:after="60"/>
-              <w:jc w:val="left"/>
-            </w:pPr>
-            <w:r>
-              <w:rPr>
-                <w:b w:val="0"/>
-                <w:sz w:val="22"/>
-              </w:rPr>
+            </w:pPr>
+            <w:r>
               <w:t>Electronic components, sentinel and high-fidelity sensors, batteries, enclosures and cabling: S$8,000.</w:t>
             </w:r>
           </w:p>
           <w:p>
             <w:pPr>
               <w:spacing w:after="60"/>
-              <w:jc w:val="left"/>
-            </w:pPr>
-            <w:r>
-              <w:rPr>
-                <w:b w:val="0"/>
-                <w:sz w:val="22"/>
-              </w:rPr>
+            </w:pPr>
+            <w:r>
               <w:t>Third-party characterisation and design-for-manufacture review services, including environmental and pre-compliance testing: S$6,000.</w:t>
             </w:r>
           </w:p>
           <w:p>
             <w:pPr>
               <w:spacing w:after="60"/>
-              <w:jc w:val="left"/>
-            </w:pPr>
-            <w:r>
-              <w:rPr>
-                <w:b w:val="0"/>
-                <w:sz w:val="22"/>
-              </w:rPr>
+            </w:pPr>
+            <w:r>
               <w:t>Pilot deployment costs, covering mounting hardware, installation consumables, equipment transport and site logistics: S$6,000.</w:t>
             </w:r>
           </w:p>
           <w:p>
             <w:pPr>
               <w:spacing w:after="60"/>
-              <w:jc w:val="left"/>
-            </w:pPr>
-            <w:r>
-              <w:rPr>
-                <w:b w:val="0"/>
-                <w:sz w:val="22"/>
-              </w:rPr>
+            </w:pPr>
+            <w:r>
               <w:t>Local and regional travel for partner engagement and pilot supervision: S$5,000.</w:t>
             </w:r>
           </w:p>
           <w:p>
             <w:pPr>
               <w:spacing w:after="60"/>
-              <w:jc w:val="left"/>
-            </w:pPr>
-            <w:r>
-              <w:rPr>
-                <w:b w:val="0"/>
-                <w:sz w:val="22"/>
-              </w:rPr>
+            </w:pPr>
+            <w:r>
               <w:t>Laboratory consumables: S$3,000.</w:t>
             </w:r>
           </w:p>
@@ -10569,12 +9045,7 @@
               <w:spacing w:after="60"/>
               <w:jc w:val="right"/>
             </w:pPr>
-            <w:r/>
-            <w:r>
-              <w:rPr>
-                <w:b w:val="0"/>
-                <w:sz w:val="22"/>
-              </w:rPr>
+            <w:r>
               <w:t>S$45,000</w:t>
             </w:r>
           </w:p>
@@ -10591,13 +9062,10 @@
           <w:p>
             <w:pPr>
               <w:spacing w:after="60"/>
-              <w:jc w:val="left"/>
-            </w:pPr>
-            <w:r/>
+            </w:pPr>
             <w:r>
               <w:rPr>
                 <w:b/>
-                <w:sz w:val="22"/>
               </w:rPr>
               <w:t>Total</w:t>
             </w:r>
@@ -10615,11 +9083,9 @@
               <w:spacing w:after="60"/>
               <w:jc w:val="right"/>
             </w:pPr>
-            <w:r/>
             <w:r>
               <w:rPr>
                 <w:b/>
-                <w:sz w:val="22"/>
               </w:rPr>
               <w:t>S$247,800</w:t>
             </w:r>
@@ -10663,7 +9129,6 @@
       </w:r>
       <w:r>
         <w:rPr>
-          <w:b w:val="0"/>
           <w:sz w:val="22"/>
         </w:rPr>
         <w:t xml:space="preserve"> Expenditure follows the phases set out in Section 4. Manpower is engaged from the start of the project. Measurement instrumentation and the commercial baseline devices are procured during Months 0 to 3, so that the comparison baseline is in place before benchmarking begins. Printed circuit board fabrication is spread across Months 3 to 12 to cover successive design iterations and the pilot units. Pilot deployment and partner-engagement costs fall mainly in Months 9 to 15. If the selected event class or the pilot arrangement changes at a phase review, the team would seek to reallocate between line items within the approved total rather than to increase it, subject to NTUitive's agreement.</w:t>
@@ -10821,7 +9286,6 @@
       </w:r>
       <w:r>
         <w:rPr>
-          <w:b w:val="0"/>
           <w:sz w:val="22"/>
         </w:rPr>
         <w:t xml:space="preserve"> The projects listed below are the funding sources related to the underlying technology that are held, or have been held, by members of the team. They are listed for completeness, including those that have concluded. Funding periods and amounts are held by the University's research administration and are stated there; they will be confirmed at submission.</w:t>
@@ -10840,19 +9304,19 @@
     <w:tbl>
       <w:tblPr>
         <w:tblStyle w:val="TableGrid"/>
+        <w:tblW w:w="9639" w:type="dxa"/>
+        <w:tblLayout w:type="fixed"/>
         <w:tblLook w:val="04A0" w:firstRow="1" w:lastRow="0" w:firstColumn="1" w:lastColumn="0" w:noHBand="0" w:noVBand="1"/>
-        <w:tblLayout w:type="fixed"/>
-        <w:tblW w:w="9639" w:type="dxa"/>
       </w:tblPr>
       <w:tblGrid>
-        <w:gridCol w:w="2835"/>
+        <w:gridCol w:w="2836"/>
         <w:gridCol w:w="1304"/>
         <w:gridCol w:w="4195"/>
         <w:gridCol w:w="1304"/>
       </w:tblGrid>
       <w:tr>
         <w:trPr>
-          <w:tblHeader w:val="true"/>
+          <w:tblHeader/>
         </w:trPr>
         <w:tc>
           <w:tcPr>
@@ -10861,13 +9325,10 @@
           <w:p>
             <w:pPr>
               <w:spacing w:after="60"/>
-              <w:jc w:val="left"/>
-            </w:pPr>
-            <w:r/>
+            </w:pPr>
             <w:r>
               <w:rPr>
                 <w:b/>
-                <w:sz w:val="22"/>
               </w:rPr>
               <w:t>Funding Source</w:t>
             </w:r>
@@ -10875,12 +9336,10 @@
           <w:p>
             <w:pPr>
               <w:spacing w:after="60"/>
-              <w:jc w:val="left"/>
             </w:pPr>
             <w:r>
               <w:rPr>
                 <w:b/>
-                <w:sz w:val="22"/>
               </w:rPr>
               <w:t>(include industry funding/investment)</w:t>
             </w:r>
@@ -10893,13 +9352,10 @@
           <w:p>
             <w:pPr>
               <w:spacing w:after="60"/>
-              <w:jc w:val="left"/>
-            </w:pPr>
-            <w:r/>
+            </w:pPr>
             <w:r>
               <w:rPr>
                 <w:b/>
-                <w:sz w:val="22"/>
               </w:rPr>
               <w:t>Funding Period</w:t>
             </w:r>
@@ -10912,13 +9368,10 @@
           <w:p>
             <w:pPr>
               <w:spacing w:after="60"/>
-              <w:jc w:val="left"/>
-            </w:pPr>
-            <w:r/>
+            </w:pPr>
             <w:r>
               <w:rPr>
                 <w:b/>
-                <w:sz w:val="22"/>
               </w:rPr>
               <w:t>Deliverables</w:t>
             </w:r>
@@ -10931,13 +9384,10 @@
           <w:p>
             <w:pPr>
               <w:spacing w:after="60"/>
-              <w:jc w:val="left"/>
-            </w:pPr>
-            <w:r/>
+            </w:pPr>
             <w:r>
               <w:rPr>
                 <w:b/>
-                <w:sz w:val="22"/>
               </w:rPr>
               <w:t>Funding Amount</w:t>
             </w:r>
@@ -10952,14 +9402,8 @@
           <w:p>
             <w:pPr>
               <w:spacing w:after="60"/>
-              <w:jc w:val="left"/>
-            </w:pPr>
-            <w:r/>
-            <w:r>
-              <w:rPr>
-                <w:b w:val="0"/>
-                <w:sz w:val="22"/>
-              </w:rPr>
+            </w:pPr>
+            <w:r>
               <w:t>MOE AcRF Tier 1, RG146/23 (currently held)</w:t>
             </w:r>
           </w:p>
@@ -10971,19 +9415,11 @@
           <w:p>
             <w:pPr>
               <w:spacing w:after="60"/>
-              <w:jc w:val="left"/>
             </w:pPr>
             <w:r>
               <w:rPr>
                 <w:highlight w:val="yellow"/>
               </w:rPr>
-            </w:r>
-            <w:r>
-              <w:rPr>
-                <w:b w:val="0"/>
-                <w:sz w:val="22"/>
-                <w:highlight w:val="yellow"/>
-              </w:rPr>
               <w:t>To be confirmed at submission</w:t>
             </w:r>
           </w:p>
@@ -10995,14 +9431,8 @@
           <w:p>
             <w:pPr>
               <w:spacing w:after="60"/>
-              <w:jc w:val="left"/>
-            </w:pPr>
-            <w:r/>
-            <w:r>
-              <w:rPr>
-                <w:b w:val="0"/>
-                <w:sz w:val="22"/>
-              </w:rPr>
+            </w:pPr>
+            <w:r>
               <w:t>Fundamental research on wireless Internet-of-Things sensing and edge intelligence for structural health monitoring. Deliverables are research outcomes: methods, publications and laboratory demonstrations. Provides part of the scientific basis for the triggering mechanism, but does not cover module development or commercial validation.</w:t>
             </w:r>
           </w:p>
@@ -11014,17 +9444,9 @@
           <w:p>
             <w:pPr>
               <w:spacing w:after="60"/>
-              <w:jc w:val="left"/>
-            </w:pPr>
-            <w:r>
-              <w:rPr>
-                <w:highlight w:val="yellow"/>
-              </w:rPr>
-            </w:r>
-            <w:r>
-              <w:rPr>
-                <w:b w:val="0"/>
-                <w:sz w:val="22"/>
+            </w:pPr>
+            <w:r>
+              <w:rPr>
                 <w:highlight w:val="yellow"/>
               </w:rPr>
               <w:t>To be confirmed at submission</w:t>
@@ -11040,14 +9462,8 @@
           <w:p>
             <w:pPr>
               <w:spacing w:after="60"/>
-              <w:jc w:val="left"/>
-            </w:pPr>
-            <w:r/>
-            <w:r>
-              <w:rPr>
-                <w:b w:val="0"/>
-                <w:sz w:val="22"/>
-              </w:rPr>
+            </w:pPr>
+            <w:r>
               <w:t>NTU CoE Dean's Interdisciplinary Grant 2024, 03INS002320C120 (currently held)</w:t>
             </w:r>
           </w:p>
@@ -11059,19 +9475,11 @@
           <w:p>
             <w:pPr>
               <w:spacing w:after="60"/>
-              <w:jc w:val="left"/>
             </w:pPr>
             <w:r>
               <w:rPr>
                 <w:highlight w:val="yellow"/>
               </w:rPr>
-            </w:r>
-            <w:r>
-              <w:rPr>
-                <w:b w:val="0"/>
-                <w:sz w:val="22"/>
-                <w:highlight w:val="yellow"/>
-              </w:rPr>
               <w:t>To be confirmed at submission</w:t>
             </w:r>
           </w:p>
@@ -11083,14 +9491,8 @@
           <w:p>
             <w:pPr>
               <w:spacing w:after="60"/>
-              <w:jc w:val="left"/>
-            </w:pPr>
-            <w:r/>
-            <w:r>
-              <w:rPr>
-                <w:b w:val="0"/>
-                <w:sz w:val="22"/>
-              </w:rPr>
+            </w:pPr>
+            <w:r>
               <w:t>Interdisciplinary research on edge intelligence and sensing system architecture. Deliverables are research outcomes and platform capability. Supports the embedded computing middleware on which the adaptive layer runs; it does not fund the embeddable module, benchmarking against commercial alternatives, or industry pilots.</w:t>
             </w:r>
           </w:p>
@@ -11102,17 +9504,9 @@
           <w:p>
             <w:pPr>
               <w:spacing w:after="60"/>
-              <w:jc w:val="left"/>
-            </w:pPr>
-            <w:r>
-              <w:rPr>
-                <w:highlight w:val="yellow"/>
-              </w:rPr>
-            </w:r>
-            <w:r>
-              <w:rPr>
-                <w:b w:val="0"/>
-                <w:sz w:val="22"/>
+            </w:pPr>
+            <w:r>
+              <w:rPr>
                 <w:highlight w:val="yellow"/>
               </w:rPr>
               <w:t>To be confirmed at submission</w:t>
@@ -11123,84 +9517,56 @@
       <w:tr>
         <w:tc>
           <w:tcPr>
-            <w:tcW w:type="dxa" w:w="2835"/>
-          </w:tcPr>
-          <w:p>
-            <w:pPr>
-              <w:spacing w:after="60"/>
-              <w:jc w:val="left"/>
-            </w:pPr>
-            <w:r/>
-            <w:r>
-              <w:rPr>
-                <w:b w:val="0"/>
-                <w:sz w:val="22"/>
-              </w:rPr>
+            <w:tcW w:w="2835" w:type="dxa"/>
+          </w:tcPr>
+          <w:p>
+            <w:pPr>
+              <w:spacing w:after="60"/>
+            </w:pPr>
+            <w:r>
               <w:t>Coastal Protection and Flood Management Research Programme, CFRP-AR01-V4-P1 (awarded): Smart continuous monitoring system for coastal infrastructure based on distributed fibre-optic sensing and wireless IoT technologies</w:t>
             </w:r>
           </w:p>
         </w:tc>
         <w:tc>
           <w:tcPr>
-            <w:tcW w:type="dxa" w:w="1304"/>
-          </w:tcPr>
-          <w:p>
-            <w:pPr>
-              <w:spacing w:after="60"/>
-              <w:jc w:val="left"/>
+            <w:tcW w:w="1304" w:type="dxa"/>
+          </w:tcPr>
+          <w:p>
+            <w:pPr>
+              <w:spacing w:after="60"/>
             </w:pPr>
             <w:r>
               <w:rPr>
                 <w:highlight w:val="yellow"/>
               </w:rPr>
-            </w:r>
-            <w:r>
-              <w:rPr>
-                <w:b w:val="0"/>
-                <w:sz w:val="22"/>
-                <w:highlight w:val="yellow"/>
-              </w:rPr>
               <w:t>To be confirmed at submission</w:t>
             </w:r>
           </w:p>
         </w:tc>
         <w:tc>
           <w:tcPr>
-            <w:tcW w:type="dxa" w:w="4195"/>
-          </w:tcPr>
-          <w:p>
-            <w:pPr>
-              <w:spacing w:after="60"/>
-              <w:jc w:val="left"/>
-            </w:pPr>
-            <w:r/>
-            <w:r>
-              <w:rPr>
-                <w:b w:val="0"/>
-                <w:sz w:val="22"/>
-              </w:rPr>
+            <w:tcW w:w="4195" w:type="dxa"/>
+          </w:tcPr>
+          <w:p>
+            <w:pPr>
+              <w:spacing w:after="60"/>
+            </w:pPr>
+            <w:r>
               <w:t>Applied research on continuous monitoring of coastal infrastructure. Deliverables relate to a monitoring system for that application context. Provides an application setting and industry contacts, but is scoped to that programme's monitoring objectives rather than to a product module for third-party equipment manufacturers.</w:t>
             </w:r>
           </w:p>
         </w:tc>
         <w:tc>
           <w:tcPr>
-            <w:tcW w:type="dxa" w:w="1304"/>
-          </w:tcPr>
-          <w:p>
-            <w:pPr>
-              <w:spacing w:after="60"/>
-              <w:jc w:val="left"/>
-            </w:pPr>
-            <w:r>
-              <w:rPr>
-                <w:highlight w:val="yellow"/>
-              </w:rPr>
-            </w:r>
-            <w:r>
-              <w:rPr>
-                <w:b w:val="0"/>
-                <w:sz w:val="22"/>
+            <w:tcW w:w="1304" w:type="dxa"/>
+          </w:tcPr>
+          <w:p>
+            <w:pPr>
+              <w:spacing w:after="60"/>
+            </w:pPr>
+            <w:r>
+              <w:rPr>
                 <w:highlight w:val="yellow"/>
               </w:rPr>
               <w:t>To be confirmed at submission</w:t>
@@ -11211,98 +9577,62 @@
       <w:tr>
         <w:tc>
           <w:tcPr>
-            <w:tcW w:type="dxa" w:w="2835"/>
-          </w:tcPr>
-          <w:p>
-            <w:pPr>
-              <w:spacing w:after="60"/>
-              <w:jc w:val="left"/>
-            </w:pPr>
-            <w:r/>
-            <w:r>
-              <w:rPr>
-                <w:b w:val="0"/>
-                <w:sz w:val="22"/>
-              </w:rPr>
+            <w:tcW w:w="2835" w:type="dxa"/>
+          </w:tcPr>
+          <w:p>
+            <w:pPr>
+              <w:spacing w:after="60"/>
+            </w:pPr>
+            <w:r>
               <w:t xml:space="preserve">Cities of Tomorrow (CoT) programme: Novel wireless multi-metric IoT sensing system for real-time structural health monitoring </w:t>
             </w:r>
             <w:r>
               <w:rPr>
-                <w:b w:val="0"/>
-                <w:sz w:val="22"/>
                 <w:highlight w:val="yellow"/>
               </w:rPr>
               <w:t>(status to be confirmed)</w:t>
             </w:r>
-            <w:r>
-              <w:rPr>
-                <w:b w:val="0"/>
-                <w:sz w:val="22"/>
-              </w:rPr>
-            </w:r>
-          </w:p>
-        </w:tc>
-        <w:tc>
-          <w:tcPr>
-            <w:tcW w:type="dxa" w:w="1304"/>
-          </w:tcPr>
-          <w:p>
-            <w:pPr>
-              <w:spacing w:after="60"/>
-              <w:jc w:val="left"/>
+          </w:p>
+        </w:tc>
+        <w:tc>
+          <w:tcPr>
+            <w:tcW w:w="1304" w:type="dxa"/>
+          </w:tcPr>
+          <w:p>
+            <w:pPr>
+              <w:spacing w:after="60"/>
             </w:pPr>
             <w:r>
               <w:rPr>
                 <w:highlight w:val="yellow"/>
               </w:rPr>
-            </w:r>
-            <w:r>
-              <w:rPr>
-                <w:b w:val="0"/>
-                <w:sz w:val="22"/>
-                <w:highlight w:val="yellow"/>
-              </w:rPr>
               <w:t>To be confirmed at submission</w:t>
             </w:r>
           </w:p>
         </w:tc>
         <w:tc>
           <w:tcPr>
-            <w:tcW w:type="dxa" w:w="4195"/>
-          </w:tcPr>
-          <w:p>
-            <w:pPr>
-              <w:spacing w:after="60"/>
-              <w:jc w:val="left"/>
-            </w:pPr>
-            <w:r/>
-            <w:r>
-              <w:rPr>
-                <w:b w:val="0"/>
-                <w:sz w:val="22"/>
-              </w:rPr>
+            <w:tcW w:w="4195" w:type="dxa"/>
+          </w:tcPr>
+          <w:p>
+            <w:pPr>
+              <w:spacing w:after="60"/>
+            </w:pPr>
+            <w:r>
               <w:t>Development of a multi-metric wireless IoT sensing platform for structural health monitoring. Deliverables relate to that sensing platform. Complementary to this application in application area, but does not cover the adaptive capture module, its interface specification, or the commercial benchmarking and pilot work proposed here.</w:t>
             </w:r>
           </w:p>
         </w:tc>
         <w:tc>
           <w:tcPr>
-            <w:tcW w:type="dxa" w:w="1304"/>
-          </w:tcPr>
-          <w:p>
-            <w:pPr>
-              <w:spacing w:after="60"/>
-              <w:jc w:val="left"/>
-            </w:pPr>
-            <w:r>
-              <w:rPr>
-                <w:highlight w:val="yellow"/>
-              </w:rPr>
-            </w:r>
-            <w:r>
-              <w:rPr>
-                <w:b w:val="0"/>
-                <w:sz w:val="22"/>
+            <w:tcW w:w="1304" w:type="dxa"/>
+          </w:tcPr>
+          <w:p>
+            <w:pPr>
+              <w:spacing w:after="60"/>
+            </w:pPr>
+            <w:r>
+              <w:rPr>
                 <w:highlight w:val="yellow"/>
               </w:rPr>
               <w:t>To be confirmed at submission</w:t>
@@ -11313,84 +9643,56 @@
       <w:tr>
         <w:tc>
           <w:tcPr>
-            <w:tcW w:type="dxa" w:w="2835"/>
-          </w:tcPr>
-          <w:p>
-            <w:pPr>
-              <w:spacing w:after="60"/>
-              <w:jc w:val="left"/>
-            </w:pPr>
-            <w:r/>
-            <w:r>
-              <w:rPr>
-                <w:b w:val="0"/>
-                <w:sz w:val="22"/>
-              </w:rPr>
+            <w:tcW w:w="2835" w:type="dxa"/>
+          </w:tcPr>
+          <w:p>
+            <w:pPr>
+              <w:spacing w:after="60"/>
+            </w:pPr>
+            <w:r>
               <w:t>MOE AcRF Tier 1, RG121/21 (previously held)</w:t>
             </w:r>
           </w:p>
         </w:tc>
         <w:tc>
           <w:tcPr>
-            <w:tcW w:type="dxa" w:w="1304"/>
-          </w:tcPr>
-          <w:p>
-            <w:pPr>
-              <w:spacing w:after="60"/>
-              <w:jc w:val="left"/>
+            <w:tcW w:w="1304" w:type="dxa"/>
+          </w:tcPr>
+          <w:p>
+            <w:pPr>
+              <w:spacing w:after="60"/>
             </w:pPr>
             <w:r>
               <w:rPr>
                 <w:highlight w:val="yellow"/>
               </w:rPr>
-            </w:r>
-            <w:r>
-              <w:rPr>
-                <w:b w:val="0"/>
-                <w:sz w:val="22"/>
-                <w:highlight w:val="yellow"/>
-              </w:rPr>
               <w:t>To be confirmed at submission</w:t>
             </w:r>
           </w:p>
         </w:tc>
         <w:tc>
           <w:tcPr>
-            <w:tcW w:type="dxa" w:w="4195"/>
-          </w:tcPr>
-          <w:p>
-            <w:pPr>
-              <w:spacing w:after="60"/>
-              <w:jc w:val="left"/>
-            </w:pPr>
-            <w:r/>
-            <w:r>
-              <w:rPr>
-                <w:b w:val="0"/>
-                <w:sz w:val="22"/>
-              </w:rPr>
+            <w:tcW w:w="4195" w:type="dxa"/>
+          </w:tcPr>
+          <w:p>
+            <w:pPr>
+              <w:spacing w:after="60"/>
+            </w:pPr>
+            <w:r>
               <w:t>Earlier fundamental research on demand-based and energy-efficient wireless smart sensing. Contributed to the background technology acknowledged in the team's publications. Completed; no cost in Section 5 is charged to this project.</w:t>
             </w:r>
           </w:p>
         </w:tc>
         <w:tc>
           <w:tcPr>
-            <w:tcW w:type="dxa" w:w="1304"/>
-          </w:tcPr>
-          <w:p>
-            <w:pPr>
-              <w:spacing w:after="60"/>
-              <w:jc w:val="left"/>
-            </w:pPr>
-            <w:r>
-              <w:rPr>
-                <w:highlight w:val="yellow"/>
-              </w:rPr>
-            </w:r>
-            <w:r>
-              <w:rPr>
-                <w:b w:val="0"/>
-                <w:sz w:val="22"/>
+            <w:tcW w:w="1304" w:type="dxa"/>
+          </w:tcPr>
+          <w:p>
+            <w:pPr>
+              <w:spacing w:after="60"/>
+            </w:pPr>
+            <w:r>
+              <w:rPr>
                 <w:highlight w:val="yellow"/>
               </w:rPr>
               <w:t>To be confirmed at submission</w:t>
@@ -11401,84 +9703,56 @@
       <w:tr>
         <w:tc>
           <w:tcPr>
-            <w:tcW w:type="dxa" w:w="2835"/>
-          </w:tcPr>
-          <w:p>
-            <w:pPr>
-              <w:spacing w:after="60"/>
-              <w:jc w:val="left"/>
-            </w:pPr>
-            <w:r/>
-            <w:r>
-              <w:rPr>
-                <w:b w:val="0"/>
-                <w:sz w:val="22"/>
-              </w:rPr>
+            <w:tcW w:w="2835" w:type="dxa"/>
+          </w:tcPr>
+          <w:p>
+            <w:pPr>
+              <w:spacing w:after="60"/>
+            </w:pPr>
+            <w:r>
               <w:t>NTU Start-up Grant, 03INS001210C120 (previously held)</w:t>
             </w:r>
           </w:p>
         </w:tc>
         <w:tc>
           <w:tcPr>
-            <w:tcW w:type="dxa" w:w="1304"/>
-          </w:tcPr>
-          <w:p>
-            <w:pPr>
-              <w:spacing w:after="60"/>
-              <w:jc w:val="left"/>
+            <w:tcW w:w="1304" w:type="dxa"/>
+          </w:tcPr>
+          <w:p>
+            <w:pPr>
+              <w:spacing w:after="60"/>
             </w:pPr>
             <w:r>
               <w:rPr>
                 <w:highlight w:val="yellow"/>
               </w:rPr>
-            </w:r>
-            <w:r>
-              <w:rPr>
-                <w:b w:val="0"/>
-                <w:sz w:val="22"/>
-                <w:highlight w:val="yellow"/>
-              </w:rPr>
               <w:t>To be confirmed at submission</w:t>
             </w:r>
           </w:p>
         </w:tc>
         <w:tc>
           <w:tcPr>
-            <w:tcW w:type="dxa" w:w="4195"/>
-          </w:tcPr>
-          <w:p>
-            <w:pPr>
-              <w:spacing w:after="60"/>
-              <w:jc w:val="left"/>
-            </w:pPr>
-            <w:r/>
-            <w:r>
-              <w:rPr>
-                <w:b w:val="0"/>
-                <w:sz w:val="22"/>
-              </w:rPr>
+            <w:tcW w:w="4195" w:type="dxa"/>
+          </w:tcPr>
+          <w:p>
+            <w:pPr>
+              <w:spacing w:after="60"/>
+            </w:pPr>
+            <w:r>
               <w:t>Start-up support for the Principal Investigator's research programme in smart sensing and structural health monitoring. Contributed to the background technology acknowledged in the team's publications. No cost in Section 5 is charged to this project.</w:t>
             </w:r>
           </w:p>
         </w:tc>
         <w:tc>
           <w:tcPr>
-            <w:tcW w:type="dxa" w:w="1304"/>
-          </w:tcPr>
-          <w:p>
-            <w:pPr>
-              <w:spacing w:after="60"/>
-              <w:jc w:val="left"/>
-            </w:pPr>
-            <w:r>
-              <w:rPr>
-                <w:highlight w:val="yellow"/>
-              </w:rPr>
-            </w:r>
-            <w:r>
-              <w:rPr>
-                <w:b w:val="0"/>
-                <w:sz w:val="22"/>
+            <w:tcW w:w="1304" w:type="dxa"/>
+          </w:tcPr>
+          <w:p>
+            <w:pPr>
+              <w:spacing w:after="60"/>
+            </w:pPr>
+            <w:r>
+              <w:rPr>
                 <w:highlight w:val="yellow"/>
               </w:rPr>
               <w:t>To be confirmed at submission</w:t>
@@ -11489,86 +9763,63 @@
       <w:tr>
         <w:tc>
           <w:tcPr>
-            <w:tcW w:type="dxa" w:w="2835"/>
-          </w:tcPr>
-          <w:p>
-            <w:pPr>
-              <w:spacing w:after="60"/>
-              <w:jc w:val="left"/>
-            </w:pPr>
-            <w:r/>
-            <w:r>
-              <w:rPr>
-                <w:b w:val="0"/>
-                <w:sz w:val="22"/>
-              </w:rPr>
+            <w:tcW w:w="2835" w:type="dxa"/>
+          </w:tcPr>
+          <w:p>
+            <w:pPr>
+              <w:spacing w:after="60"/>
+            </w:pPr>
+            <w:r>
               <w:t>AI Singapore translational project, AISG2-TC-2021-001 (previously held)</w:t>
             </w:r>
           </w:p>
         </w:tc>
         <w:tc>
           <w:tcPr>
-            <w:tcW w:type="dxa" w:w="1304"/>
-          </w:tcPr>
-          <w:p>
-            <w:pPr>
-              <w:spacing w:after="60"/>
-              <w:jc w:val="left"/>
+            <w:tcW w:w="1304" w:type="dxa"/>
+          </w:tcPr>
+          <w:p>
+            <w:pPr>
+              <w:spacing w:after="60"/>
             </w:pPr>
             <w:r>
               <w:rPr>
                 <w:highlight w:val="yellow"/>
               </w:rPr>
-            </w:r>
-            <w:r>
-              <w:rPr>
-                <w:b w:val="0"/>
-                <w:sz w:val="22"/>
+              <w:t>To be confirmed at submission</w:t>
+            </w:r>
+          </w:p>
+        </w:tc>
+        <w:tc>
+          <w:tcPr>
+            <w:tcW w:w="4195" w:type="dxa"/>
+          </w:tcPr>
+          <w:p>
+            <w:pPr>
+              <w:spacing w:after="60"/>
+            </w:pPr>
+            <w:r>
+              <w:t xml:space="preserve">Artificial-intelligence-enabled smart sensing for underground transportation infrastructure monitoring, conducted with the Land Transport Authority. Deliverables related to that translational project. Completed; </w:t>
+            </w:r>
+            <w:r>
+              <w:lastRenderedPageBreak/>
+              <w:t>relevant as prior application experience and industry engagement rather than as funding for the proposed work.</w:t>
+            </w:r>
+          </w:p>
+        </w:tc>
+        <w:tc>
+          <w:tcPr>
+            <w:tcW w:w="1304" w:type="dxa"/>
+          </w:tcPr>
+          <w:p>
+            <w:pPr>
+              <w:spacing w:after="60"/>
+            </w:pPr>
+            <w:r>
+              <w:rPr>
                 <w:highlight w:val="yellow"/>
               </w:rPr>
-              <w:t>To be confirmed at submission</w:t>
-            </w:r>
-          </w:p>
-        </w:tc>
-        <w:tc>
-          <w:tcPr>
-            <w:tcW w:type="dxa" w:w="4195"/>
-          </w:tcPr>
-          <w:p>
-            <w:pPr>
-              <w:spacing w:after="60"/>
-              <w:jc w:val="left"/>
-            </w:pPr>
-            <w:r/>
-            <w:r>
-              <w:rPr>
-                <w:b w:val="0"/>
-                <w:sz w:val="22"/>
-              </w:rPr>
-              <w:t>Artificial-intelligence-enabled smart sensing for underground transportation infrastructure monitoring, conducted with the Land Transport Authority. Deliverables related to that translational project. Completed; relevant as prior application experience and industry engagement rather than as funding for the proposed work.</w:t>
-            </w:r>
-          </w:p>
-        </w:tc>
-        <w:tc>
-          <w:tcPr>
-            <w:tcW w:type="dxa" w:w="1304"/>
-          </w:tcPr>
-          <w:p>
-            <w:pPr>
-              <w:spacing w:after="60"/>
-              <w:jc w:val="left"/>
-            </w:pPr>
-            <w:r>
-              <w:rPr>
-                <w:highlight w:val="yellow"/>
-              </w:rPr>
-            </w:r>
-            <w:r>
-              <w:rPr>
-                <w:b w:val="0"/>
-                <w:sz w:val="22"/>
-                <w:highlight w:val="yellow"/>
-              </w:rPr>
+              <w:lastRenderedPageBreak/>
               <w:t>To be confirmed at submission</w:t>
             </w:r>
           </w:p>
@@ -11625,7 +9876,7 @@
       <w:pPr>
         <w:pStyle w:val="ListParagraph"/>
         <w:spacing w:after="120" w:line="259" w:lineRule="auto"/>
-        <w:ind w:left="0" w:firstLine="0"/>
+        <w:ind w:left="0"/>
         <w:jc w:val="both"/>
         <w:rPr>
           <w:b/>
@@ -11642,7 +9893,6 @@
       </w:r>
       <w:r>
         <w:rPr>
-          <w:b w:val="0"/>
           <w:sz w:val="22"/>
         </w:rPr>
         <w:t xml:space="preserve"> The projects above fund fundamental and applied research rather than commercialisation. Between them they support the underlying sensing science, the wireless node platform and the embedded computing middleware, and their deliverables are research outcomes such as methods, publications, platform capability and laboratory or field demonstrations within their own application scopes. The work requested here is distinct and incremental: converting the validated triggering mechanism into an embeddable module with a defined interface specification, benchmarking it against the periodic-sampling and fixed-threshold alternatives that customers operate today, and testing it with an equipment-side and a field-side partner. No cost item in Section 5 is charged to, or duplicated in, any of the projects above, and manpower funded by those projects is not charged to this application. Where a listed project provides a suitable application setting or an industry contact, the team would seek to use it as a validation opportunity, with the scope and costs of each project kept separate.</w:t>
@@ -11784,7 +10034,6 @@
       </w:pPr>
       <w:r>
         <w:rPr>
-          <w:b w:val="0"/>
           <w:sz w:val="22"/>
           <w:highlight w:val="yellow"/>
         </w:rPr>
@@ -12521,17 +10770,17 @@
     <w:tbl>
       <w:tblPr>
         <w:tblStyle w:val="TableGrid"/>
+        <w:tblW w:w="9242" w:type="dxa"/>
+        <w:tblLayout w:type="fixed"/>
         <w:tblLook w:val="04A0" w:firstRow="1" w:lastRow="0" w:firstColumn="1" w:lastColumn="0" w:noHBand="0" w:noVBand="1"/>
-        <w:tblLayout w:type="fixed"/>
-        <w:tblW w:w="9242" w:type="dxa"/>
       </w:tblPr>
       <w:tblGrid>
-        <w:gridCol w:w="1644"/>
-        <w:gridCol w:w="1644"/>
-        <w:gridCol w:w="1361"/>
-        <w:gridCol w:w="1361"/>
-        <w:gridCol w:w="1531"/>
-        <w:gridCol w:w="1701"/>
+        <w:gridCol w:w="1848"/>
+        <w:gridCol w:w="1848"/>
+        <w:gridCol w:w="926"/>
+        <w:gridCol w:w="922"/>
+        <w:gridCol w:w="1849"/>
+        <w:gridCol w:w="1849"/>
       </w:tblGrid>
       <w:tr>
         <w:trPr>
@@ -12546,7 +10795,6 @@
             <w:pPr>
               <w:spacing w:after="50"/>
             </w:pPr>
-            <w:r/>
             <w:r>
               <w:rPr>
                 <w:b/>
@@ -12558,7 +10806,6 @@
           <w:p>
             <w:pPr>
               <w:spacing w:after="40"/>
-              <w:jc w:val="left"/>
             </w:pPr>
             <w:r>
               <w:rPr>
@@ -12577,7 +10824,6 @@
           <w:p>
             <w:pPr>
               <w:spacing w:after="40"/>
-              <w:jc w:val="left"/>
             </w:pPr>
             <w:r>
               <w:rPr>
@@ -12596,7 +10842,6 @@
           <w:p>
             <w:pPr>
               <w:spacing w:after="40"/>
-              <w:jc w:val="left"/>
             </w:pPr>
             <w:r>
               <w:rPr>
@@ -12608,7 +10853,6 @@
           <w:p>
             <w:pPr>
               <w:spacing w:after="40"/>
-              <w:jc w:val="left"/>
             </w:pPr>
             <w:r>
               <w:rPr>
@@ -12620,7 +10864,6 @@
           <w:p>
             <w:pPr>
               <w:spacing w:after="40"/>
-              <w:jc w:val="left"/>
             </w:pPr>
             <w:r>
               <w:rPr>
@@ -12638,7 +10881,6 @@
             <w:pPr>
               <w:spacing w:after="50"/>
             </w:pPr>
-            <w:r/>
             <w:r>
               <w:rPr>
                 <w:b/>
@@ -12650,7 +10892,6 @@
           <w:p>
             <w:pPr>
               <w:spacing w:after="40"/>
-              <w:jc w:val="left"/>
             </w:pPr>
             <w:r>
               <w:rPr>
@@ -12662,7 +10903,6 @@
           <w:p>
             <w:pPr>
               <w:spacing w:after="40"/>
-              <w:jc w:val="left"/>
             </w:pPr>
             <w:r>
               <w:rPr>
@@ -12674,7 +10914,6 @@
           <w:p>
             <w:pPr>
               <w:spacing w:after="40"/>
-              <w:jc w:val="left"/>
             </w:pPr>
             <w:r>
               <w:rPr>
@@ -12686,7 +10925,6 @@
           <w:p>
             <w:pPr>
               <w:spacing w:after="40"/>
-              <w:jc w:val="left"/>
             </w:pPr>
             <w:r>
               <w:rPr>
@@ -12698,7 +10936,6 @@
           <w:p>
             <w:pPr>
               <w:spacing w:after="40"/>
-              <w:jc w:val="left"/>
             </w:pPr>
             <w:r>
               <w:rPr>
@@ -12718,7 +10955,6 @@
             <w:pPr>
               <w:spacing w:after="50"/>
             </w:pPr>
-            <w:r/>
             <w:r>
               <w:rPr>
                 <w:b/>
@@ -12730,7 +10966,6 @@
           <w:p>
             <w:pPr>
               <w:spacing w:after="40"/>
-              <w:jc w:val="left"/>
             </w:pPr>
             <w:r>
               <w:rPr>
@@ -12742,7 +10977,6 @@
           <w:p>
             <w:pPr>
               <w:spacing w:after="40"/>
-              <w:jc w:val="left"/>
             </w:pPr>
             <w:r>
               <w:rPr>
@@ -12754,7 +10988,6 @@
           <w:p>
             <w:pPr>
               <w:spacing w:after="40"/>
-              <w:jc w:val="left"/>
             </w:pPr>
             <w:r>
               <w:rPr>
@@ -12766,7 +10999,6 @@
           <w:p>
             <w:pPr>
               <w:spacing w:after="40"/>
-              <w:jc w:val="left"/>
             </w:pPr>
             <w:r>
               <w:rPr>
@@ -12784,7 +11016,6 @@
             <w:pPr>
               <w:spacing w:after="50"/>
             </w:pPr>
-            <w:r/>
             <w:r>
               <w:rPr>
                 <w:b/>
@@ -12796,7 +11027,6 @@
           <w:p>
             <w:pPr>
               <w:spacing w:after="40"/>
-              <w:jc w:val="left"/>
             </w:pPr>
             <w:r>
               <w:rPr>
@@ -12808,7 +11038,6 @@
           <w:p>
             <w:pPr>
               <w:spacing w:after="40"/>
-              <w:jc w:val="left"/>
             </w:pPr>
             <w:r>
               <w:rPr>
@@ -12820,7 +11049,6 @@
           <w:p>
             <w:pPr>
               <w:spacing w:after="40"/>
-              <w:jc w:val="left"/>
             </w:pPr>
             <w:r>
               <w:rPr>
@@ -12832,7 +11060,6 @@
           <w:p>
             <w:pPr>
               <w:spacing w:after="40"/>
-              <w:jc w:val="left"/>
             </w:pPr>
             <w:r>
               <w:rPr>
@@ -12851,7 +11078,6 @@
             <w:pPr>
               <w:spacing w:after="50"/>
             </w:pPr>
-            <w:r/>
             <w:r>
               <w:rPr>
                 <w:b/>
@@ -12863,7 +11089,6 @@
           <w:p>
             <w:pPr>
               <w:spacing w:after="40"/>
-              <w:jc w:val="left"/>
             </w:pPr>
             <w:r>
               <w:rPr>
@@ -12875,7 +11100,6 @@
           <w:p>
             <w:pPr>
               <w:spacing w:after="40"/>
-              <w:jc w:val="left"/>
             </w:pPr>
             <w:r>
               <w:rPr>
@@ -12887,7 +11111,6 @@
           <w:p>
             <w:pPr>
               <w:spacing w:after="40"/>
-              <w:jc w:val="left"/>
             </w:pPr>
             <w:r>
               <w:rPr>
@@ -12899,7 +11122,6 @@
           <w:p>
             <w:pPr>
               <w:spacing w:after="40"/>
-              <w:jc w:val="left"/>
             </w:pPr>
             <w:r>
               <w:rPr>
@@ -12936,9 +11158,7 @@
           <w:p>
             <w:pPr>
               <w:spacing w:after="60"/>
-              <w:jc w:val="left"/>
-            </w:pPr>
-            <w:r/>
+            </w:pPr>
             <w:r>
               <w:rPr>
                 <w:b/>
@@ -12950,11 +11170,9 @@
           <w:p>
             <w:pPr>
               <w:spacing w:after="60"/>
-              <w:jc w:val="left"/>
-            </w:pPr>
-            <w:r>
-              <w:rPr>
-                <w:b w:val="0"/>
+            </w:pPr>
+            <w:r>
+              <w:rPr>
                 <w:sz w:val="18"/>
               </w:rPr>
               <w:t>Background invention and implementation know-how, documented in the team's technology disclosure and supported by published validation.</w:t>
@@ -12963,11 +11181,9 @@
           <w:p>
             <w:pPr>
               <w:spacing w:after="60"/>
-              <w:jc w:val="left"/>
-            </w:pPr>
-            <w:r>
-              <w:rPr>
-                <w:b w:val="0"/>
+            </w:pPr>
+            <w:r>
+              <w:rPr>
                 <w:sz w:val="18"/>
               </w:rPr>
               <w:t>Wireless sensing node platform and embedded computing middleware.</w:t>
@@ -12976,11 +11192,9 @@
           <w:p>
             <w:pPr>
               <w:spacing w:after="60"/>
-              <w:jc w:val="left"/>
-            </w:pPr>
-            <w:r>
-              <w:rPr>
-                <w:b w:val="0"/>
+            </w:pPr>
+            <w:r>
+              <w:rPr>
                 <w:sz w:val="18"/>
               </w:rPr>
               <w:t>Laboratory testbeds and instrumentation for capture, timing and energy measurement.</w:t>
@@ -12989,11 +11203,9 @@
           <w:p>
             <w:pPr>
               <w:spacing w:after="60"/>
-              <w:jc w:val="left"/>
-            </w:pPr>
-            <w:r>
-              <w:rPr>
-                <w:b w:val="0"/>
+            </w:pPr>
+            <w:r>
+              <w:rPr>
                 <w:sz w:val="18"/>
               </w:rPr>
               <w:t>Research team spanning wireless sensing, edge intelligence and asset monitoring.</w:t>
@@ -13024,7 +11236,6 @@
             <w:pPr>
               <w:spacing w:after="50"/>
             </w:pPr>
-            <w:r/>
             <w:r>
               <w:rPr>
                 <w:b/>
@@ -13036,7 +11247,6 @@
           <w:p>
             <w:pPr>
               <w:spacing w:after="40"/>
-              <w:jc w:val="left"/>
             </w:pPr>
             <w:r>
               <w:rPr>
@@ -13048,7 +11258,6 @@
           <w:p>
             <w:pPr>
               <w:spacing w:after="40"/>
-              <w:jc w:val="left"/>
             </w:pPr>
             <w:r>
               <w:rPr>
@@ -13060,7 +11269,6 @@
           <w:p>
             <w:pPr>
               <w:spacing w:after="40"/>
-              <w:jc w:val="left"/>
             </w:pPr>
             <w:r>
               <w:rPr>
@@ -13072,7 +11280,6 @@
           <w:p>
             <w:pPr>
               <w:spacing w:after="40"/>
-              <w:jc w:val="left"/>
             </w:pPr>
             <w:r>
               <w:rPr>
@@ -13111,19 +11318,18 @@
             <w:pPr>
               <w:spacing w:after="50"/>
             </w:pPr>
-            <w:r/>
             <w:r>
               <w:rPr>
                 <w:b/>
                 <w:sz w:val="18"/>
               </w:rPr>
+              <w:lastRenderedPageBreak/>
               <w:t>Cost Structure</w:t>
             </w:r>
           </w:p>
           <w:p>
             <w:pPr>
               <w:spacing w:after="40"/>
-              <w:jc w:val="left"/>
             </w:pPr>
             <w:r>
               <w:rPr>
@@ -13135,7 +11341,6 @@
           <w:p>
             <w:pPr>
               <w:spacing w:after="40"/>
-              <w:jc w:val="left"/>
             </w:pPr>
             <w:r>
               <w:rPr>
@@ -13147,7 +11352,6 @@
           <w:p>
             <w:pPr>
               <w:spacing w:after="40"/>
-              <w:jc w:val="left"/>
             </w:pPr>
             <w:r>
               <w:rPr>
@@ -13159,7 +11363,6 @@
           <w:p>
             <w:pPr>
               <w:spacing w:after="40"/>
-              <w:jc w:val="left"/>
             </w:pPr>
             <w:r>
               <w:rPr>
@@ -13177,9 +11380,7 @@
           <w:p>
             <w:pPr>
               <w:spacing w:after="60"/>
-              <w:jc w:val="left"/>
-            </w:pPr>
-            <w:r/>
+            </w:pPr>
             <w:r>
               <w:rPr>
                 <w:b/>
@@ -13191,18 +11392,15 @@
           <w:p>
             <w:pPr>
               <w:spacing w:after="60"/>
-              <w:jc w:val="left"/>
-            </w:pPr>
-            <w:r>
-              <w:rPr>
-                <w:b w:val="0"/>
+            </w:pPr>
+            <w:r>
+              <w:rPr>
                 <w:sz w:val="18"/>
               </w:rPr>
               <w:t xml:space="preserve">Module supply with firmware, indicative average selling price </w:t>
             </w:r>
             <w:r>
               <w:rPr>
-                <w:b w:val="0"/>
                 <w:sz w:val="18"/>
                 <w:highlight w:val="yellow"/>
               </w:rPr>
@@ -13212,18 +11410,15 @@
           <w:p>
             <w:pPr>
               <w:spacing w:after="60"/>
-              <w:jc w:val="left"/>
-            </w:pPr>
-            <w:r>
-              <w:rPr>
-                <w:b w:val="0"/>
+            </w:pPr>
+            <w:r>
+              <w:rPr>
                 <w:sz w:val="18"/>
               </w:rPr>
               <w:t xml:space="preserve">Paid interface and driver adaptation, indicative </w:t>
             </w:r>
             <w:r>
               <w:rPr>
-                <w:b w:val="0"/>
                 <w:sz w:val="18"/>
                 <w:highlight w:val="yellow"/>
               </w:rPr>
@@ -13233,11 +11428,9 @@
           <w:p>
             <w:pPr>
               <w:spacing w:after="60"/>
-              <w:jc w:val="left"/>
-            </w:pPr>
-            <w:r>
-              <w:rPr>
-                <w:b w:val="0"/>
+            </w:pPr>
+            <w:r>
+              <w:rPr>
                 <w:sz w:val="18"/>
               </w:rPr>
               <w:t>Software-only licensing where the customer's hardware is already compatible.</w:t>
@@ -13246,11 +11439,9 @@
           <w:p>
             <w:pPr>
               <w:spacing w:after="60"/>
-              <w:jc w:val="left"/>
-            </w:pPr>
-            <w:r>
-              <w:rPr>
-                <w:b w:val="0"/>
+            </w:pPr>
+            <w:r>
+              <w:rPr>
                 <w:sz w:val="18"/>
               </w:rPr>
               <w:t>Technology licensing to established equipment manufacturers, on the basis of know-how and any intellectual property arising from the project.</w:t>
@@ -13259,11 +11450,9 @@
           <w:p>
             <w:pPr>
               <w:spacing w:after="60"/>
-              <w:jc w:val="left"/>
-            </w:pPr>
-            <w:r>
-              <w:rPr>
-                <w:b w:val="0"/>
+            </w:pPr>
+            <w:r>
+              <w:rPr>
                 <w:sz w:val="18"/>
               </w:rPr>
               <w:t>Joint-development or non-recurring engineering fees for customer-specific integration.</w:t>
@@ -13272,11 +11461,9 @@
           <w:p>
             <w:pPr>
               <w:spacing w:after="60"/>
-              <w:jc w:val="left"/>
-            </w:pPr>
-            <w:r>
-              <w:rPr>
-                <w:b w:val="0"/>
+            </w:pPr>
+            <w:r>
+              <w:rPr>
                 <w:sz w:val="18"/>
               </w:rPr>
               <w:t>Complete sensor nodes or pilot devices sold for field validation.</w:t>

--- a/NTUitive Gap Fund Application Form_Draft.docx
+++ b/NTUitive Gap Fund Application Form_Draft.docx
@@ -56,25 +56,19 @@
           <w:p>
             <w:pPr>
               <w:widowControl w:val="0"/>
-              <w:jc w:val="left"/>
-              <w:rPr>
-                <w:rFonts w:ascii="Times New Roman" w:hAnsi="Times New Roman" w:cs="Times New Roman"/>
+              <w:rPr>
                 <w:b/>
               </w:rPr>
             </w:pPr>
             <w:r>
               <w:rPr>
-                <w:rFonts w:ascii="Times New Roman" w:hAnsi="Times New Roman" w:cs="Times New Roman" w:eastAsia="Times New Roman"/>
                 <w:b/>
-                <w:sz w:val="24"/>
               </w:rPr>
               <w:t>Project Title</w:t>
             </w:r>
             <w:r>
               <w:rPr>
-                <w:rFonts w:ascii="Times New Roman" w:hAnsi="Times New Roman" w:cs="Times New Roman" w:eastAsia="Times New Roman"/>
                 <w:b/>
-                <w:sz w:val="24"/>
               </w:rPr>
               <w:t>:</w:t>
             </w:r>
@@ -90,20 +84,16 @@
           </w:tcPr>
           <w:p>
             <w:pPr>
-              <w:widowControl w:val="0"/>
-              <w:spacing w:after="0"/>
+              <w:spacing w:after="60"/>
               <w:jc w:val="left"/>
-              <w:rPr>
-                <w:rFonts w:ascii="Times New Roman" w:hAnsi="Times New Roman" w:cs="Times New Roman"/>
-                <w:b/>
-              </w:rPr>
-            </w:pPr>
-            <w:r>
-              <w:rPr>
-                <w:rFonts w:ascii="Times New Roman" w:hAnsi="Times New Roman" w:eastAsia="Times New Roman"/>
-                <w:sz w:val="24"/>
-              </w:rPr>
-              <w:t>Event &amp; Anomaly Capture: Smart Adaptive Wake-Up Module for Resource-Constrained Monitoring Systems</w:t>
+            </w:pPr>
+            <w:r/>
+            <w:r>
+              <w:rPr>
+                <w:b w:val="0"/>
+                <w:sz w:val="22"/>
+              </w:rPr>
+              <w:t>CatchWise: Edge-AI Event &amp; Anomaly Capture for Monitoring Systems</w:t>
             </w:r>
           </w:p>
         </w:tc>
@@ -123,17 +113,13 @@
           <w:p>
             <w:pPr>
               <w:widowControl w:val="0"/>
-              <w:jc w:val="left"/>
-              <w:rPr>
-                <w:rFonts w:ascii="Times New Roman" w:hAnsi="Times New Roman" w:cs="Times New Roman"/>
+              <w:rPr>
                 <w:sz w:val="22"/>
                 <w:szCs w:val="22"/>
               </w:rPr>
             </w:pPr>
             <w:r>
               <w:rPr>
-                <w:rFonts w:ascii="Times New Roman" w:hAnsi="Times New Roman" w:cs="Times New Roman" w:eastAsia="Times New Roman"/>
-                <w:sz w:val="24"/>
                 <w:szCs w:val="22"/>
               </w:rPr>
               <w:t>Name of Lead PI:</w:t>
@@ -151,20 +137,13 @@
           <w:p>
             <w:pPr>
               <w:widowControl w:val="0"/>
-              <w:spacing w:after="0"/>
-              <w:jc w:val="left"/>
-              <w:rPr>
-                <w:rFonts w:ascii="Times New Roman" w:hAnsi="Times New Roman" w:cs="Times New Roman"/>
+              <w:rPr>
                 <w:b/>
                 <w:sz w:val="22"/>
                 <w:szCs w:val="22"/>
               </w:rPr>
             </w:pPr>
             <w:r>
-              <w:rPr>
-                <w:rFonts w:ascii="Times New Roman" w:hAnsi="Times New Roman" w:eastAsia="Times New Roman"/>
-                <w:sz w:val="24"/>
-              </w:rPr>
               <w:t>Fu Yuguang</w:t>
             </w:r>
           </w:p>
@@ -186,17 +165,13 @@
           <w:p>
             <w:pPr>
               <w:widowControl w:val="0"/>
-              <w:jc w:val="left"/>
-              <w:rPr>
-                <w:rFonts w:ascii="Times New Roman" w:hAnsi="Times New Roman" w:cs="Times New Roman"/>
+              <w:rPr>
                 <w:sz w:val="22"/>
                 <w:szCs w:val="22"/>
               </w:rPr>
             </w:pPr>
             <w:r>
               <w:rPr>
-                <w:rFonts w:ascii="Times New Roman" w:hAnsi="Times New Roman" w:cs="Times New Roman" w:eastAsia="Times New Roman"/>
-                <w:sz w:val="24"/>
                 <w:szCs w:val="22"/>
               </w:rPr>
               <w:t>School/Institute:</w:t>
@@ -215,20 +190,13 @@
           <w:p>
             <w:pPr>
               <w:widowControl w:val="0"/>
-              <w:spacing w:after="0"/>
-              <w:jc w:val="left"/>
-              <w:rPr>
-                <w:rFonts w:ascii="Times New Roman" w:hAnsi="Times New Roman" w:cs="Times New Roman"/>
+              <w:rPr>
                 <w:b/>
                 <w:sz w:val="22"/>
                 <w:szCs w:val="22"/>
               </w:rPr>
             </w:pPr>
             <w:r>
-              <w:rPr>
-                <w:rFonts w:ascii="Times New Roman" w:hAnsi="Times New Roman" w:eastAsia="Times New Roman"/>
-                <w:sz w:val="24"/>
-              </w:rPr>
               <w:t>School of Civil and Environmental Engineering</w:t>
             </w:r>
           </w:p>
@@ -250,17 +218,13 @@
           <w:p>
             <w:pPr>
               <w:widowControl w:val="0"/>
-              <w:jc w:val="left"/>
-              <w:rPr>
-                <w:rFonts w:ascii="Times New Roman" w:hAnsi="Times New Roman" w:cs="Times New Roman"/>
+              <w:rPr>
                 <w:sz w:val="22"/>
                 <w:szCs w:val="22"/>
               </w:rPr>
             </w:pPr>
             <w:r>
               <w:rPr>
-                <w:rFonts w:ascii="Times New Roman" w:hAnsi="Times New Roman" w:cs="Times New Roman" w:eastAsia="Times New Roman"/>
-                <w:sz w:val="24"/>
                 <w:szCs w:val="22"/>
               </w:rPr>
               <w:t>Email:</w:t>
@@ -279,19 +243,12 @@
           <w:p>
             <w:pPr>
               <w:widowControl w:val="0"/>
-              <w:spacing w:after="0"/>
-              <w:jc w:val="left"/>
-              <w:rPr>
-                <w:rFonts w:ascii="Times New Roman" w:hAnsi="Times New Roman" w:cs="Times New Roman"/>
+              <w:rPr>
                 <w:sz w:val="22"/>
                 <w:szCs w:val="22"/>
               </w:rPr>
             </w:pPr>
             <w:r>
-              <w:rPr>
-                <w:rFonts w:ascii="Times New Roman" w:hAnsi="Times New Roman" w:eastAsia="Times New Roman"/>
-                <w:sz w:val="24"/>
-              </w:rPr>
               <w:t>yuguang.fu@ntu.edu.sg</w:t>
             </w:r>
           </w:p>
@@ -312,25 +269,19 @@
           <w:p>
             <w:pPr>
               <w:widowControl w:val="0"/>
-              <w:jc w:val="left"/>
-              <w:rPr>
-                <w:rFonts w:ascii="Times New Roman" w:hAnsi="Times New Roman" w:cs="Times New Roman"/>
+              <w:rPr>
                 <w:sz w:val="22"/>
                 <w:szCs w:val="22"/>
               </w:rPr>
             </w:pPr>
             <w:r>
               <w:rPr>
-                <w:rFonts w:ascii="Times New Roman" w:hAnsi="Times New Roman" w:cs="Times New Roman" w:eastAsia="Times New Roman"/>
-                <w:sz w:val="24"/>
                 <w:szCs w:val="22"/>
               </w:rPr>
               <w:t>Contact number</w:t>
             </w:r>
             <w:r>
               <w:rPr>
-                <w:rFonts w:ascii="Times New Roman" w:hAnsi="Times New Roman" w:cs="Times New Roman" w:eastAsia="Times New Roman"/>
-                <w:sz w:val="24"/>
                 <w:szCs w:val="22"/>
               </w:rPr>
               <w:t>:</w:t>
@@ -348,19 +299,12 @@
           <w:p>
             <w:pPr>
               <w:widowControl w:val="0"/>
-              <w:spacing w:after="0"/>
-              <w:jc w:val="left"/>
-              <w:rPr>
-                <w:rFonts w:ascii="Times New Roman" w:hAnsi="Times New Roman" w:cs="Times New Roman"/>
+              <w:rPr>
                 <w:sz w:val="22"/>
                 <w:szCs w:val="22"/>
               </w:rPr>
             </w:pPr>
             <w:r>
-              <w:rPr>
-                <w:rFonts w:ascii="Times New Roman" w:hAnsi="Times New Roman" w:eastAsia="Times New Roman"/>
-                <w:sz w:val="24"/>
-              </w:rPr>
               <w:t>+65 67905298</w:t>
             </w:r>
           </w:p>
@@ -381,17 +325,13 @@
           <w:p>
             <w:pPr>
               <w:widowControl w:val="0"/>
-              <w:jc w:val="left"/>
-              <w:rPr>
-                <w:rFonts w:ascii="Times New Roman" w:hAnsi="Times New Roman" w:cs="Times New Roman"/>
+              <w:rPr>
                 <w:sz w:val="22"/>
                 <w:szCs w:val="22"/>
               </w:rPr>
             </w:pPr>
             <w:r>
               <w:rPr>
-                <w:rFonts w:ascii="Times New Roman" w:hAnsi="Times New Roman" w:cs="Times New Roman" w:eastAsia="Times New Roman"/>
-                <w:sz w:val="24"/>
                 <w:szCs w:val="22"/>
               </w:rPr>
               <w:t>Name of Co-PI (if any)</w:t>
@@ -409,19 +349,12 @@
           <w:p>
             <w:pPr>
               <w:widowControl w:val="0"/>
-              <w:spacing w:after="0"/>
-              <w:jc w:val="left"/>
-              <w:rPr>
-                <w:rFonts w:ascii="Times New Roman" w:hAnsi="Times New Roman" w:cs="Times New Roman"/>
+              <w:rPr>
                 <w:sz w:val="22"/>
                 <w:szCs w:val="22"/>
               </w:rPr>
             </w:pPr>
             <w:r>
-              <w:rPr>
-                <w:rFonts w:ascii="Times New Roman" w:hAnsi="Times New Roman" w:eastAsia="Times New Roman"/>
-                <w:sz w:val="24"/>
-              </w:rPr>
               <w:t>None</w:t>
             </w:r>
           </w:p>
@@ -439,17 +372,13 @@
           <w:p>
             <w:pPr>
               <w:widowControl w:val="0"/>
-              <w:jc w:val="left"/>
-              <w:rPr>
-                <w:rFonts w:ascii="Times New Roman" w:hAnsi="Times New Roman" w:cs="Times New Roman"/>
+              <w:rPr>
                 <w:sz w:val="22"/>
                 <w:szCs w:val="22"/>
               </w:rPr>
             </w:pPr>
             <w:r>
               <w:rPr>
-                <w:rFonts w:ascii="Times New Roman" w:hAnsi="Times New Roman" w:cs="Times New Roman" w:eastAsia="Times New Roman"/>
-                <w:sz w:val="24"/>
                 <w:szCs w:val="22"/>
               </w:rPr>
               <w:t>Other Team Members (if any)</w:t>
@@ -464,19 +393,12 @@
           <w:p>
             <w:pPr>
               <w:widowControl w:val="0"/>
-              <w:spacing w:after="0"/>
-              <w:jc w:val="left"/>
-              <w:rPr>
-                <w:rFonts w:ascii="Times New Roman" w:hAnsi="Times New Roman" w:cs="Times New Roman"/>
+              <w:rPr>
                 <w:sz w:val="22"/>
                 <w:szCs w:val="22"/>
               </w:rPr>
             </w:pPr>
             <w:r>
-              <w:rPr>
-                <w:rFonts w:ascii="Times New Roman" w:hAnsi="Times New Roman" w:eastAsia="Times New Roman"/>
-                <w:sz w:val="24"/>
-              </w:rPr>
               <w:t>Li Jianfeng, Cui Shuaiwen</w:t>
             </w:r>
           </w:p>
@@ -525,26 +447,14 @@
           <w:p>
             <w:pPr>
               <w:widowControl w:val="0"/>
-              <w:jc w:val="left"/>
-              <w:rPr>
-                <w:rFonts w:ascii="Times New Roman" w:hAnsi="Times New Roman" w:cs="Times New Roman"/>
-              </w:rPr>
-            </w:pPr>
-            <w:r>
-              <w:rPr>
-                <w:rFonts w:ascii="Times New Roman" w:hAnsi="Times New Roman" w:cs="Times New Roman" w:eastAsia="Times New Roman"/>
-                <w:sz w:val="24"/>
-              </w:rPr>
+            </w:pPr>
+            <w:r>
               <w:t>Kindly check where applicable</w:t>
             </w:r>
           </w:p>
           <w:p>
             <w:pPr>
               <w:widowControl w:val="0"/>
-              <w:jc w:val="left"/>
-              <w:rPr>
-                <w:rFonts w:ascii="Times New Roman" w:hAnsi="Times New Roman" w:cs="Times New Roman"/>
-              </w:rPr>
             </w:pPr>
           </w:p>
           <w:p>
@@ -555,8 +465,6 @@
                 <w:ilvl w:val="0"/>
                 <w:numId w:val="2"/>
               </w:numPr>
-              <w:spacing w:after="0"/>
-              <w:jc w:val="left"/>
               <w:rPr>
                 <w:sz w:val="24"/>
                 <w:szCs w:val="24"/>
@@ -564,42 +472,130 @@
             </w:pPr>
             <w:r>
               <w:rPr>
-                <w:rFonts w:ascii="Times New Roman" w:hAnsi="Times New Roman" w:eastAsia="Times New Roman"/>
                 <w:sz w:val="24"/>
               </w:rPr>
               <w:t xml:space="preserve">Is this proposal covered by any existing IP? </w:t>
+            </w:r>
+            <w:r>
+              <w:rPr>
+                <w:sz w:val="24"/>
+              </w:rPr>
               <w:tab/>
+            </w:r>
+            <w:r>
+              <w:rPr>
+                <w:sz w:val="24"/>
+              </w:rPr>
               <w:tab/>
+            </w:r>
+            <w:r>
+              <w:rPr>
+                <w:sz w:val="24"/>
+              </w:rPr>
               <w:tab/>
+            </w:r>
+            <w:r>
+              <w:rPr>
+                <w:sz w:val="24"/>
+              </w:rPr>
               <w:tab/>
-              <w:t xml:space="preserve">  ☑ Yes   ☐ No</w:t>
+              <w:t xml:space="preserve"> </w:t>
+            </w:r>
+            <w:sdt>
+              <w:sdtPr>
+                <w:rPr>
+                  <w:sz w:val="28"/>
+                  <w:szCs w:val="28"/>
+                </w:rPr>
+                <w:id w:val="1090586028"/>
+                <w14:checkbox>
+                  <w14:checked w14:val="1"/>
+                  <w14:checkedState w14:val="2611" w14:font="Aptos Narrow"/>
+                  <w14:uncheckedState w14:val="2610" w14:font="MS Gothic"/>
+                </w14:checkbox>
+              </w:sdtPr>
+              <w:sdtContent>
+                <w:r>
+                  <w:rPr>
+                    <w:rFonts w:ascii="Aptos Narrow" w:hAnsi="Aptos Narrow"/>
+                    <w:sz w:val="28"/>
+                    <w:szCs w:val="28"/>
+                  </w:rPr>
+                  <w:t>☑</w:t>
+                </w:r>
+              </w:sdtContent>
+            </w:sdt>
+            <w:r>
+              <w:rPr>
+                <w:sz w:val="24"/>
+                <w:szCs w:val="24"/>
+              </w:rPr>
+              <w:t xml:space="preserve"> </w:t>
+            </w:r>
+            <w:r>
+              <w:rPr>
+                <w:sz w:val="24"/>
+              </w:rPr>
+              <w:t xml:space="preserve">Yes   </w:t>
+            </w:r>
+            <w:sdt>
+              <w:sdtPr>
+                <w:rPr>
+                  <w:sz w:val="28"/>
+                  <w:szCs w:val="28"/>
+                </w:rPr>
+                <w:id w:val="1237285552"/>
+                <w14:checkbox>
+                  <w14:checked w14:val="0"/>
+                  <w14:checkedState w14:val="2611" w14:font="Aptos Narrow"/>
+                  <w14:uncheckedState w14:val="2610" w14:font="MS Gothic"/>
+                </w14:checkbox>
+              </w:sdtPr>
+              <w:sdtContent>
+                <w:r>
+                  <w:rPr>
+                    <w:rFonts w:ascii="MS Gothic" w:eastAsia="MS Gothic" w:hAnsi="MS Gothic" w:hint="eastAsia"/>
+                    <w:sz w:val="28"/>
+                    <w:szCs w:val="28"/>
+                  </w:rPr>
+                  <w:t>☐</w:t>
+                </w:r>
+              </w:sdtContent>
+            </w:sdt>
+            <w:r>
+              <w:rPr>
+                <w:sz w:val="24"/>
+                <w:szCs w:val="24"/>
+              </w:rPr>
+              <w:t xml:space="preserve">  </w:t>
+            </w:r>
+            <w:r>
+              <w:rPr>
+                <w:sz w:val="24"/>
+              </w:rPr>
+              <w:t>No</w:t>
             </w:r>
           </w:p>
           <w:p>
             <w:pPr>
               <w:pStyle w:val="ListParagraph"/>
               <w:widowControl w:val="0"/>
-              <w:spacing w:after="0"/>
-              <w:jc w:val="left"/>
-              <w:rPr>
-                <w:sz w:val="24"/>
-                <w:szCs w:val="24"/>
-              </w:rPr>
-            </w:pPr>
-            <w:r>
-              <w:rPr>
-                <w:rFonts w:ascii="Times New Roman" w:hAnsi="Times New Roman" w:eastAsia="Times New Roman"/>
-                <w:sz w:val="24"/>
-              </w:rPr>
-              <w:t>If NTU IP, please state: Adaptive Triggering Mechanism for Time-Series Data Sensing on Edge Devices, Singapore provisional patent application no. 10202502426R, 2025. [TD: to be confirmed with NTUitive]</w:t>
+              <w:rPr>
+                <w:rFonts w:eastAsiaTheme="minorEastAsia"/>
+                <w:sz w:val="24"/>
+              </w:rPr>
+            </w:pPr>
+            <w:r>
+              <w:rPr>
+                <w:sz w:val="24"/>
+              </w:rPr>
+              <w:t xml:space="preserve">If NTU IP, please state: </w:t>
             </w:r>
           </w:p>
           <w:p>
             <w:pPr>
               <w:pStyle w:val="ListParagraph"/>
               <w:widowControl w:val="0"/>
-              <w:spacing w:after="0"/>
-              <w:jc w:val="left"/>
               <w:rPr>
                 <w:sz w:val="24"/>
                 <w:szCs w:val="24"/>
@@ -607,18 +603,15 @@
             </w:pPr>
             <w:r>
               <w:rPr>
-                <w:rFonts w:ascii="Times New Roman" w:hAnsi="Times New Roman" w:eastAsia="Times New Roman"/>
-                <w:i w:val="0"/>
-                <w:sz w:val="24"/>
-              </w:rPr>
-              <w:t>Auxiliary background IP: An Adaptive Self-Diagnosis Mechanism For System-Centric Sensor Faults In Wireless IoT-Based Structural Health Monitoring Systems, Singapore provisional patent application no. 10202500862P, 2025.</w:t>
+                <w:sz w:val="24"/>
+              </w:rPr>
+              <w:t>Adaptive Triggering Mechanism for Time-Series Data Sensing on Edge Devices, Singapore provisional patent application no. 10202502426R, 2025. [TD: to be confirmed with NTUitive]</w:t>
             </w:r>
           </w:p>
           <w:p>
             <w:pPr>
               <w:pStyle w:val="ListParagraph"/>
               <w:widowControl w:val="0"/>
-              <w:jc w:val="left"/>
               <w:rPr>
                 <w:i/>
                 <w:sz w:val="24"/>
@@ -627,7 +620,6 @@
             </w:pPr>
             <w:r>
               <w:rPr>
-                <w:rFonts w:ascii="Times New Roman" w:hAnsi="Times New Roman" w:eastAsia="Times New Roman"/>
                 <w:i/>
                 <w:sz w:val="24"/>
                 <w:szCs w:val="24"/>
@@ -636,7 +628,6 @@
             </w:r>
             <w:r>
               <w:rPr>
-                <w:rFonts w:ascii="Times New Roman" w:hAnsi="Times New Roman" w:eastAsia="Times New Roman"/>
                 <w:i/>
                 <w:sz w:val="24"/>
                 <w:szCs w:val="24"/>
@@ -645,7 +636,6 @@
             </w:r>
             <w:r>
               <w:rPr>
-                <w:rFonts w:ascii="Times New Roman" w:hAnsi="Times New Roman" w:eastAsia="Times New Roman"/>
                 <w:i/>
                 <w:sz w:val="24"/>
                 <w:szCs w:val="24"/>
@@ -654,7 +644,6 @@
             </w:r>
             <w:r>
               <w:rPr>
-                <w:rFonts w:ascii="Times New Roman" w:hAnsi="Times New Roman" w:eastAsia="Times New Roman"/>
                 <w:i/>
                 <w:sz w:val="24"/>
                 <w:szCs w:val="24"/>
@@ -663,7 +652,6 @@
             </w:r>
             <w:r>
               <w:rPr>
-                <w:rFonts w:ascii="Times New Roman" w:hAnsi="Times New Roman" w:eastAsia="Times New Roman"/>
                 <w:i/>
                 <w:sz w:val="24"/>
                 <w:szCs w:val="24"/>
@@ -672,7 +660,6 @@
             </w:r>
             <w:r>
               <w:rPr>
-                <w:rFonts w:ascii="Times New Roman" w:hAnsi="Times New Roman" w:eastAsia="Times New Roman"/>
                 <w:i/>
                 <w:sz w:val="24"/>
                 <w:szCs w:val="24"/>
@@ -681,7 +668,6 @@
             </w:r>
             <w:r>
               <w:rPr>
-                <w:rFonts w:ascii="Times New Roman" w:hAnsi="Times New Roman" w:eastAsia="Times New Roman"/>
                 <w:b/>
                 <w:i/>
                 <w:sz w:val="24"/>
@@ -691,7 +677,6 @@
             </w:r>
             <w:r>
               <w:rPr>
-                <w:rFonts w:ascii="Times New Roman" w:hAnsi="Times New Roman" w:eastAsia="Times New Roman"/>
                 <w:i/>
                 <w:sz w:val="24"/>
                 <w:szCs w:val="24"/>
@@ -700,7 +685,6 @@
             </w:r>
             <w:r>
               <w:rPr>
-                <w:rFonts w:ascii="Times New Roman" w:hAnsi="Times New Roman" w:eastAsia="Times New Roman"/>
                 <w:sz w:val="24"/>
                 <w:szCs w:val="24"/>
               </w:rPr>
@@ -711,7 +695,6 @@
             <w:pPr>
               <w:pStyle w:val="ListParagraph"/>
               <w:widowControl w:val="0"/>
-              <w:jc w:val="left"/>
               <w:rPr>
                 <w:sz w:val="24"/>
                 <w:szCs w:val="24"/>
@@ -719,7 +702,6 @@
             </w:pPr>
             <w:r>
               <w:rPr>
-                <w:rFonts w:ascii="Times New Roman" w:hAnsi="Times New Roman" w:eastAsia="Times New Roman"/>
                 <w:sz w:val="24"/>
                 <w:szCs w:val="24"/>
               </w:rPr>
@@ -730,7 +712,6 @@
             <w:pPr>
               <w:pStyle w:val="ListParagraph"/>
               <w:widowControl w:val="0"/>
-              <w:jc w:val="left"/>
               <w:rPr>
                 <w:i/>
                 <w:sz w:val="24"/>
@@ -739,7 +720,6 @@
             </w:pPr>
             <w:r>
               <w:rPr>
-                <w:rFonts w:ascii="Times New Roman" w:hAnsi="Times New Roman" w:eastAsia="Times New Roman"/>
                 <w:i/>
                 <w:sz w:val="24"/>
                 <w:szCs w:val="24"/>
@@ -751,7 +731,6 @@
             <w:pPr>
               <w:pStyle w:val="ListParagraph"/>
               <w:widowControl w:val="0"/>
-              <w:jc w:val="left"/>
               <w:rPr>
                 <w:sz w:val="24"/>
                 <w:szCs w:val="24"/>
@@ -766,8 +745,6 @@
                 <w:ilvl w:val="0"/>
                 <w:numId w:val="2"/>
               </w:numPr>
-              <w:spacing w:after="0"/>
-              <w:jc w:val="left"/>
               <w:rPr>
                 <w:sz w:val="24"/>
                 <w:szCs w:val="24"/>
@@ -775,21 +752,102 @@
             </w:pPr>
             <w:r>
               <w:rPr>
-                <w:rFonts w:ascii="Times New Roman" w:hAnsi="Times New Roman" w:eastAsia="Times New Roman"/>
                 <w:sz w:val="24"/>
               </w:rPr>
               <w:t xml:space="preserve">Has the research of this application been completed? </w:t>
+            </w:r>
+            <w:r>
+              <w:rPr>
+                <w:sz w:val="24"/>
+              </w:rPr>
               <w:tab/>
+            </w:r>
+            <w:r>
+              <w:rPr>
+                <w:sz w:val="24"/>
+              </w:rPr>
               <w:tab/>
-              <w:t xml:space="preserve">  ☐ Yes    ☑ No</w:t>
+              <w:t xml:space="preserve">  </w:t>
+            </w:r>
+            <w:sdt>
+              <w:sdtPr>
+                <w:rPr>
+                  <w:sz w:val="28"/>
+                  <w:szCs w:val="28"/>
+                </w:rPr>
+                <w:id w:val="-1113524243"/>
+                <w14:checkbox>
+                  <w14:checked w14:val="0"/>
+                  <w14:checkedState w14:val="2611" w14:font="Aptos Narrow"/>
+                  <w14:uncheckedState w14:val="2610" w14:font="MS Gothic"/>
+                </w14:checkbox>
+              </w:sdtPr>
+              <w:sdtContent>
+                <w:r>
+                  <w:rPr>
+                    <w:rFonts w:ascii="MS Gothic" w:eastAsia="MS Gothic" w:hAnsi="MS Gothic" w:hint="eastAsia"/>
+                    <w:sz w:val="28"/>
+                    <w:szCs w:val="28"/>
+                  </w:rPr>
+                  <w:t>☐</w:t>
+                </w:r>
+              </w:sdtContent>
+            </w:sdt>
+            <w:r>
+              <w:rPr>
+                <w:sz w:val="24"/>
+                <w:szCs w:val="24"/>
+              </w:rPr>
+              <w:t xml:space="preserve">  </w:t>
+            </w:r>
+            <w:r>
+              <w:rPr>
+                <w:sz w:val="24"/>
+              </w:rPr>
+              <w:t xml:space="preserve">Yes    </w:t>
+            </w:r>
+            <w:sdt>
+              <w:sdtPr>
+                <w:rPr>
+                  <w:sz w:val="28"/>
+                  <w:szCs w:val="28"/>
+                </w:rPr>
+                <w:id w:val="1829091693"/>
+                <w14:checkbox>
+                  <w14:checked w14:val="1"/>
+                  <w14:checkedState w14:val="2611" w14:font="Aptos Narrow"/>
+                  <w14:uncheckedState w14:val="2610" w14:font="MS Gothic"/>
+                </w14:checkbox>
+              </w:sdtPr>
+              <w:sdtContent>
+                <w:r>
+                  <w:rPr>
+                    <w:rFonts w:ascii="Aptos Narrow" w:hAnsi="Aptos Narrow"/>
+                    <w:sz w:val="28"/>
+                    <w:szCs w:val="28"/>
+                  </w:rPr>
+                  <w:t>☑</w:t>
+                </w:r>
+              </w:sdtContent>
+            </w:sdt>
+            <w:r>
+              <w:rPr>
+                <w:sz w:val="24"/>
+                <w:szCs w:val="24"/>
+              </w:rPr>
+              <w:t xml:space="preserve">  </w:t>
+            </w:r>
+            <w:r>
+              <w:rPr>
+                <w:sz w:val="24"/>
+              </w:rPr>
+              <w:t>No</w:t>
             </w:r>
           </w:p>
           <w:p>
             <w:pPr>
               <w:pStyle w:val="ListParagraph"/>
               <w:widowControl w:val="0"/>
-              <w:spacing w:after="0"/>
-              <w:jc w:val="left"/>
               <w:rPr>
                 <w:sz w:val="24"/>
                 <w:szCs w:val="24"/>
@@ -797,23 +855,114 @@
             </w:pPr>
             <w:r>
               <w:rPr>
-                <w:rFonts w:ascii="Times New Roman" w:hAnsi="Times New Roman" w:eastAsia="Times New Roman"/>
                 <w:sz w:val="24"/>
               </w:rPr>
               <w:t>Has any proof-of-principle been obtained?</w:t>
+            </w:r>
+            <w:r>
+              <w:rPr>
+                <w:sz w:val="24"/>
+              </w:rPr>
               <w:tab/>
+            </w:r>
+            <w:r>
+              <w:rPr>
+                <w:sz w:val="24"/>
+              </w:rPr>
               <w:tab/>
+            </w:r>
+            <w:r>
+              <w:rPr>
+                <w:sz w:val="24"/>
+              </w:rPr>
               <w:tab/>
+            </w:r>
+            <w:r>
+              <w:rPr>
+                <w:sz w:val="24"/>
+              </w:rPr>
               <w:tab/>
-              <w:t xml:space="preserve">  ☑ Yes    ☐ No</w:t>
+              <w:t xml:space="preserve">  </w:t>
+            </w:r>
+            <w:sdt>
+              <w:sdtPr>
+                <w:rPr>
+                  <w:sz w:val="28"/>
+                  <w:szCs w:val="28"/>
+                </w:rPr>
+                <w:id w:val="1559354835"/>
+                <w14:checkbox>
+                  <w14:checked w14:val="1"/>
+                  <w14:checkedState w14:val="2611" w14:font="Aptos Narrow"/>
+                  <w14:uncheckedState w14:val="2610" w14:font="MS Gothic"/>
+                </w14:checkbox>
+              </w:sdtPr>
+              <w:sdtContent>
+                <w:r>
+                  <w:rPr>
+                    <w:rFonts w:ascii="Aptos Narrow" w:hAnsi="Aptos Narrow"/>
+                    <w:sz w:val="28"/>
+                    <w:szCs w:val="28"/>
+                  </w:rPr>
+                  <w:t>☑</w:t>
+                </w:r>
+              </w:sdtContent>
+            </w:sdt>
+            <w:r>
+              <w:rPr>
+                <w:sz w:val="24"/>
+                <w:szCs w:val="24"/>
+              </w:rPr>
+              <w:t xml:space="preserve">  </w:t>
+            </w:r>
+            <w:r>
+              <w:rPr>
+                <w:sz w:val="24"/>
+              </w:rPr>
+              <w:t xml:space="preserve">Yes    </w:t>
+            </w:r>
+            <w:sdt>
+              <w:sdtPr>
+                <w:rPr>
+                  <w:sz w:val="28"/>
+                  <w:szCs w:val="28"/>
+                </w:rPr>
+                <w:id w:val="1076784412"/>
+                <w14:checkbox>
+                  <w14:checked w14:val="0"/>
+                  <w14:checkedState w14:val="2611" w14:font="Aptos Narrow"/>
+                  <w14:uncheckedState w14:val="2610" w14:font="MS Gothic"/>
+                </w14:checkbox>
+              </w:sdtPr>
+              <w:sdtContent>
+                <w:r>
+                  <w:rPr>
+                    <w:rFonts w:ascii="MS Gothic" w:eastAsia="MS Gothic" w:hAnsi="MS Gothic" w:hint="eastAsia"/>
+                    <w:sz w:val="28"/>
+                    <w:szCs w:val="28"/>
+                  </w:rPr>
+                  <w:t>☐</w:t>
+                </w:r>
+              </w:sdtContent>
+            </w:sdt>
+            <w:r>
+              <w:rPr>
+                <w:sz w:val="24"/>
+                <w:szCs w:val="24"/>
+              </w:rPr>
+              <w:t xml:space="preserve">  </w:t>
+            </w:r>
+            <w:r>
+              <w:rPr>
+                <w:sz w:val="24"/>
+              </w:rPr>
+              <w:t>No</w:t>
             </w:r>
           </w:p>
           <w:p>
             <w:pPr>
               <w:pStyle w:val="ListParagraph"/>
               <w:widowControl w:val="0"/>
-              <w:spacing w:after="0"/>
-              <w:jc w:val="left"/>
               <w:rPr>
                 <w:sz w:val="24"/>
                 <w:szCs w:val="24"/>
@@ -821,21 +970,108 @@
             </w:pPr>
             <w:r>
               <w:rPr>
-                <w:rFonts w:ascii="Times New Roman" w:hAnsi="Times New Roman" w:eastAsia="Times New Roman"/>
                 <w:sz w:val="24"/>
               </w:rPr>
               <w:t xml:space="preserve">Has any paper on this technology been published? </w:t>
+            </w:r>
+            <w:r>
+              <w:rPr>
+                <w:sz w:val="24"/>
+              </w:rPr>
               <w:tab/>
+            </w:r>
+            <w:r>
+              <w:rPr>
+                <w:sz w:val="24"/>
+              </w:rPr>
               <w:tab/>
+            </w:r>
+            <w:r>
+              <w:rPr>
+                <w:sz w:val="24"/>
+              </w:rPr>
               <w:tab/>
-              <w:t xml:space="preserve"> ☑ Yes    ☐ No</w:t>
+              <w:t xml:space="preserve"> </w:t>
+            </w:r>
+            <w:sdt>
+              <w:sdtPr>
+                <w:rPr>
+                  <w:sz w:val="28"/>
+                  <w:szCs w:val="28"/>
+                </w:rPr>
+                <w:id w:val="1642920289"/>
+                <w14:checkbox>
+                  <w14:checked w14:val="1"/>
+                  <w14:checkedState w14:val="2611" w14:font="Aptos Narrow"/>
+                  <w14:uncheckedState w14:val="2610" w14:font="MS Gothic"/>
+                </w14:checkbox>
+              </w:sdtPr>
+              <w:sdtContent>
+                <w:r>
+                  <w:rPr>
+                    <w:rFonts w:ascii="Aptos Narrow" w:hAnsi="Aptos Narrow"/>
+                    <w:sz w:val="28"/>
+                    <w:szCs w:val="28"/>
+                  </w:rPr>
+                  <w:t>☑</w:t>
+                </w:r>
+              </w:sdtContent>
+            </w:sdt>
+            <w:r>
+              <w:rPr>
+                <w:sz w:val="24"/>
+                <w:szCs w:val="24"/>
+              </w:rPr>
+              <w:t xml:space="preserve">  </w:t>
+            </w:r>
+            <w:r>
+              <w:rPr>
+                <w:sz w:val="24"/>
+              </w:rPr>
+              <w:t xml:space="preserve">Yes    </w:t>
+            </w:r>
+            <w:sdt>
+              <w:sdtPr>
+                <w:rPr>
+                  <w:sz w:val="28"/>
+                  <w:szCs w:val="28"/>
+                </w:rPr>
+                <w:id w:val="-1302615405"/>
+                <w14:checkbox>
+                  <w14:checked w14:val="0"/>
+                  <w14:checkedState w14:val="2611" w14:font="Aptos Narrow"/>
+                  <w14:uncheckedState w14:val="2610" w14:font="MS Gothic"/>
+                </w14:checkbox>
+              </w:sdtPr>
+              <w:sdtContent>
+                <w:r>
+                  <w:rPr>
+                    <w:rFonts w:ascii="MS Gothic" w:eastAsia="MS Gothic" w:hAnsi="MS Gothic" w:hint="eastAsia"/>
+                    <w:sz w:val="28"/>
+                    <w:szCs w:val="28"/>
+                  </w:rPr>
+                  <w:t>☐</w:t>
+                </w:r>
+              </w:sdtContent>
+            </w:sdt>
+            <w:r>
+              <w:rPr>
+                <w:sz w:val="24"/>
+                <w:szCs w:val="24"/>
+              </w:rPr>
+              <w:t xml:space="preserve">  </w:t>
+            </w:r>
+            <w:r>
+              <w:rPr>
+                <w:sz w:val="24"/>
+              </w:rPr>
+              <w:t>No</w:t>
             </w:r>
           </w:p>
           <w:p>
             <w:pPr>
               <w:pStyle w:val="ListParagraph"/>
               <w:widowControl w:val="0"/>
-              <w:jc w:val="left"/>
               <w:rPr>
                 <w:sz w:val="24"/>
                 <w:szCs w:val="24"/>
@@ -850,8 +1086,6 @@
                 <w:ilvl w:val="0"/>
                 <w:numId w:val="2"/>
               </w:numPr>
-              <w:spacing w:after="0"/>
-              <w:jc w:val="left"/>
               <w:rPr>
                 <w:sz w:val="24"/>
                 <w:szCs w:val="24"/>
@@ -859,7 +1093,6 @@
             </w:pPr>
             <w:r>
               <w:rPr>
-                <w:rFonts w:ascii="Times New Roman" w:hAnsi="Times New Roman" w:eastAsia="Times New Roman"/>
                 <w:sz w:val="24"/>
               </w:rPr>
               <w:t>Have you previously applied for previous NTUitive Gap Fund calls?</w:t>
@@ -869,8 +1102,6 @@
             <w:pPr>
               <w:pStyle w:val="ListParagraph"/>
               <w:widowControl w:val="0"/>
-              <w:spacing w:after="0"/>
-              <w:jc w:val="left"/>
               <w:rPr>
                 <w:sz w:val="24"/>
                 <w:szCs w:val="24"/>
@@ -878,22 +1109,101 @@
             </w:pPr>
             <w:r>
               <w:rPr>
-                <w:rFonts w:ascii="Times New Roman" w:hAnsi="Times New Roman" w:eastAsia="Times New Roman"/>
                 <w:sz w:val="24"/>
               </w:rPr>
               <w:tab/>
+            </w:r>
+            <w:r>
+              <w:rPr>
+                <w:sz w:val="24"/>
+              </w:rPr>
               <w:tab/>
+            </w:r>
+            <w:r>
+              <w:rPr>
+                <w:sz w:val="24"/>
+              </w:rPr>
               <w:tab/>
               <w:t xml:space="preserve">                                                              </w:t>
+            </w:r>
+            <w:r>
+              <w:rPr>
+                <w:sz w:val="24"/>
+              </w:rPr>
               <w:tab/>
-              <w:t xml:space="preserve"> ☐ Yes     ☐ No</w:t>
+              <w:t xml:space="preserve"> </w:t>
+            </w:r>
+            <w:sdt>
+              <w:sdtPr>
+                <w:rPr>
+                  <w:sz w:val="28"/>
+                  <w:szCs w:val="28"/>
+                </w:rPr>
+                <w:id w:val="166531617"/>
+                <w14:checkbox>
+                  <w14:checked w14:val="0"/>
+                  <w14:checkedState w14:val="2611" w14:font="Aptos Narrow"/>
+                  <w14:uncheckedState w14:val="2610" w14:font="MS Gothic"/>
+                </w14:checkbox>
+              </w:sdtPr>
+              <w:sdtContent>
+                <w:r>
+                  <w:rPr>
+                    <w:rFonts w:ascii="MS Gothic" w:eastAsia="MS Gothic" w:hAnsi="MS Gothic" w:hint="eastAsia"/>
+                    <w:sz w:val="28"/>
+                    <w:szCs w:val="28"/>
+                  </w:rPr>
+                  <w:t>☐</w:t>
+                </w:r>
+              </w:sdtContent>
+            </w:sdt>
+            <w:r>
+              <w:rPr>
+                <w:sz w:val="24"/>
+              </w:rPr>
+              <w:t xml:space="preserve"> </w:t>
+            </w:r>
+            <w:r>
+              <w:rPr>
+                <w:sz w:val="24"/>
+              </w:rPr>
+              <w:t xml:space="preserve">Yes  </w:t>
+            </w:r>
+            <w:sdt>
+              <w:sdtPr>
+                <w:rPr>
+                  <w:sz w:val="28"/>
+                  <w:szCs w:val="28"/>
+                </w:rPr>
+                <w:id w:val="-181358633"/>
+                <w14:checkbox>
+                  <w14:checked w14:val="1"/>
+                  <w14:checkedState w14:val="2611" w14:font="Aptos Narrow"/>
+                  <w14:uncheckedState w14:val="2610" w14:font="MS Gothic"/>
+                </w14:checkbox>
+              </w:sdtPr>
+              <w:sdtContent>
+                <w:r>
+                  <w:rPr>
+                    <w:rFonts w:ascii="Aptos Narrow" w:hAnsi="Aptos Narrow"/>
+                    <w:sz w:val="28"/>
+                    <w:szCs w:val="28"/>
+                  </w:rPr>
+                  <w:t>☑</w:t>
+                </w:r>
+              </w:sdtContent>
+            </w:sdt>
+            <w:r>
+              <w:rPr>
+                <w:sz w:val="24"/>
+              </w:rPr>
+              <w:t xml:space="preserve"> No</w:t>
             </w:r>
           </w:p>
           <w:p>
             <w:pPr>
               <w:pStyle w:val="ListParagraph"/>
               <w:widowControl w:val="0"/>
-              <w:jc w:val="left"/>
               <w:rPr>
                 <w:sz w:val="24"/>
                 <w:szCs w:val="24"/>
@@ -901,7 +1211,6 @@
             </w:pPr>
             <w:r>
               <w:rPr>
-                <w:rFonts w:ascii="Times New Roman" w:hAnsi="Times New Roman" w:eastAsia="Times New Roman"/>
                 <w:sz w:val="24"/>
                 <w:szCs w:val="24"/>
               </w:rPr>
@@ -909,7 +1218,6 @@
             </w:r>
             <w:r>
               <w:rPr>
-                <w:rFonts w:ascii="Times New Roman" w:hAnsi="Times New Roman" w:eastAsia="Times New Roman"/>
                 <w:sz w:val="24"/>
                 <w:szCs w:val="24"/>
               </w:rPr>
@@ -917,7 +1225,6 @@
             </w:r>
             <w:r>
               <w:rPr>
-                <w:rFonts w:ascii="Times New Roman" w:hAnsi="Times New Roman" w:eastAsia="Times New Roman"/>
                 <w:sz w:val="24"/>
                 <w:szCs w:val="24"/>
               </w:rPr>
@@ -925,7 +1232,6 @@
             </w:r>
             <w:r>
               <w:rPr>
-                <w:rFonts w:ascii="Times New Roman" w:hAnsi="Times New Roman" w:eastAsia="Times New Roman"/>
                 <w:sz w:val="24"/>
                 <w:szCs w:val="24"/>
               </w:rPr>
@@ -933,7 +1239,6 @@
             </w:r>
             <w:r>
               <w:rPr>
-                <w:rFonts w:ascii="Times New Roman" w:hAnsi="Times New Roman" w:eastAsia="Times New Roman"/>
                 <w:sz w:val="24"/>
                 <w:szCs w:val="24"/>
               </w:rPr>
@@ -941,7 +1246,6 @@
             </w:r>
             <w:r>
               <w:rPr>
-                <w:rFonts w:ascii="Times New Roman" w:hAnsi="Times New Roman" w:eastAsia="Times New Roman"/>
                 <w:sz w:val="24"/>
                 <w:szCs w:val="24"/>
               </w:rPr>
@@ -960,7 +1264,6 @@
                   <w14:uncheckedState w14:val="2610" w14:font="MS Gothic"/>
                 </w14:checkbox>
               </w:sdtPr>
-              <w:sdtEndPr/>
               <w:sdtContent>
                 <w:r>
                   <w:rPr>
@@ -974,7 +1277,6 @@
             </w:sdt>
             <w:r>
               <w:rPr>
-                <w:rFonts w:ascii="Times New Roman" w:hAnsi="Times New Roman" w:eastAsia="Times New Roman"/>
                 <w:sz w:val="24"/>
                 <w:szCs w:val="24"/>
               </w:rPr>
@@ -993,7 +1295,6 @@
                   <w14:uncheckedState w14:val="2610" w14:font="MS Gothic"/>
                 </w14:checkbox>
               </w:sdtPr>
-              <w:sdtEndPr/>
               <w:sdtContent>
                 <w:r>
                   <w:rPr>
@@ -1007,7 +1308,6 @@
             </w:sdt>
             <w:r>
               <w:rPr>
-                <w:rFonts w:ascii="Times New Roman" w:hAnsi="Times New Roman" w:eastAsia="Times New Roman"/>
                 <w:sz w:val="24"/>
                 <w:szCs w:val="24"/>
               </w:rPr>
@@ -1018,7 +1318,6 @@
             <w:pPr>
               <w:pStyle w:val="ListParagraph"/>
               <w:widowControl w:val="0"/>
-              <w:jc w:val="left"/>
               <w:rPr>
                 <w:sz w:val="24"/>
                 <w:szCs w:val="24"/>
@@ -1026,7 +1325,6 @@
             </w:pPr>
             <w:r>
               <w:rPr>
-                <w:rFonts w:ascii="Times New Roman" w:hAnsi="Times New Roman" w:eastAsia="Times New Roman"/>
                 <w:sz w:val="24"/>
                 <w:szCs w:val="24"/>
               </w:rPr>
@@ -1034,7 +1332,6 @@
             </w:r>
             <w:r>
               <w:rPr>
-                <w:rFonts w:ascii="Times New Roman" w:hAnsi="Times New Roman" w:eastAsia="Times New Roman"/>
                 <w:sz w:val="24"/>
                 <w:szCs w:val="24"/>
               </w:rPr>
@@ -1042,7 +1339,6 @@
             </w:r>
             <w:r>
               <w:rPr>
-                <w:rFonts w:ascii="Times New Roman" w:hAnsi="Times New Roman" w:eastAsia="Times New Roman"/>
                 <w:sz w:val="24"/>
                 <w:szCs w:val="24"/>
               </w:rPr>
@@ -1050,7 +1346,6 @@
             </w:r>
             <w:r>
               <w:rPr>
-                <w:rFonts w:ascii="Times New Roman" w:hAnsi="Times New Roman" w:eastAsia="Times New Roman"/>
                 <w:sz w:val="24"/>
                 <w:szCs w:val="24"/>
               </w:rPr>
@@ -1058,7 +1353,6 @@
             </w:r>
             <w:r>
               <w:rPr>
-                <w:rFonts w:ascii="Times New Roman" w:hAnsi="Times New Roman" w:eastAsia="Times New Roman"/>
                 <w:sz w:val="24"/>
                 <w:szCs w:val="24"/>
               </w:rPr>
@@ -1066,7 +1360,6 @@
             </w:r>
             <w:r>
               <w:rPr>
-                <w:rFonts w:ascii="Times New Roman" w:hAnsi="Times New Roman" w:eastAsia="Times New Roman"/>
                 <w:sz w:val="24"/>
                 <w:szCs w:val="24"/>
               </w:rPr>
@@ -1074,7 +1367,6 @@
             </w:r>
             <w:r>
               <w:rPr>
-                <w:rFonts w:ascii="Times New Roman" w:hAnsi="Times New Roman" w:eastAsia="Times New Roman"/>
                 <w:sz w:val="24"/>
                 <w:szCs w:val="24"/>
               </w:rPr>
@@ -1082,7 +1374,6 @@
             </w:r>
             <w:r>
               <w:rPr>
-                <w:rFonts w:ascii="Times New Roman" w:hAnsi="Times New Roman" w:eastAsia="Times New Roman"/>
                 <w:sz w:val="24"/>
                 <w:szCs w:val="24"/>
               </w:rPr>
@@ -1090,7 +1381,6 @@
             </w:r>
             <w:r>
               <w:rPr>
-                <w:rFonts w:ascii="Times New Roman" w:hAnsi="Times New Roman" w:eastAsia="Times New Roman"/>
                 <w:sz w:val="24"/>
                 <w:szCs w:val="24"/>
               </w:rPr>
@@ -1098,7 +1388,6 @@
             </w:r>
             <w:r>
               <w:rPr>
-                <w:rFonts w:ascii="Times New Roman" w:hAnsi="Times New Roman" w:eastAsia="Times New Roman"/>
                 <w:sz w:val="24"/>
                 <w:szCs w:val="24"/>
               </w:rPr>
@@ -1109,7 +1398,6 @@
             <w:pPr>
               <w:pStyle w:val="ListParagraph"/>
               <w:widowControl w:val="0"/>
-              <w:jc w:val="left"/>
               <w:rPr>
                 <w:sz w:val="24"/>
                 <w:szCs w:val="24"/>
@@ -1128,7 +1416,6 @@
                   <w14:uncheckedState w14:val="2610" w14:font="MS Gothic"/>
                 </w14:checkbox>
               </w:sdtPr>
-              <w:sdtEndPr/>
               <w:sdtContent>
                 <w:r>
                   <w:rPr>
@@ -1142,7 +1429,6 @@
             </w:sdt>
             <w:r>
               <w:rPr>
-                <w:rFonts w:ascii="Times New Roman" w:hAnsi="Times New Roman" w:eastAsia="Times New Roman"/>
                 <w:sz w:val="24"/>
                 <w:szCs w:val="24"/>
               </w:rPr>
@@ -1150,7 +1436,6 @@
             </w:r>
             <w:r>
               <w:rPr>
-                <w:rFonts w:ascii="Times New Roman" w:hAnsi="Times New Roman" w:eastAsia="Times New Roman"/>
                 <w:sz w:val="24"/>
                 <w:szCs w:val="24"/>
               </w:rPr>
@@ -1158,7 +1443,6 @@
             </w:r>
             <w:r>
               <w:rPr>
-                <w:rFonts w:ascii="Times New Roman" w:hAnsi="Times New Roman" w:eastAsia="Times New Roman"/>
                 <w:sz w:val="24"/>
                 <w:szCs w:val="24"/>
               </w:rPr>
@@ -1177,7 +1461,6 @@
                   <w14:uncheckedState w14:val="2610" w14:font="MS Gothic"/>
                 </w14:checkbox>
               </w:sdtPr>
-              <w:sdtEndPr/>
               <w:sdtContent>
                 <w:r>
                   <w:rPr>
@@ -1191,7 +1474,6 @@
             </w:sdt>
             <w:r>
               <w:rPr>
-                <w:rFonts w:ascii="Times New Roman" w:hAnsi="Times New Roman" w:eastAsia="Times New Roman"/>
                 <w:sz w:val="24"/>
                 <w:szCs w:val="24"/>
               </w:rPr>
@@ -1199,7 +1481,6 @@
             </w:r>
             <w:r>
               <w:rPr>
-                <w:rFonts w:ascii="Times New Roman" w:hAnsi="Times New Roman" w:eastAsia="Times New Roman"/>
                 <w:sz w:val="24"/>
                 <w:szCs w:val="24"/>
               </w:rPr>
@@ -1218,7 +1499,6 @@
                   <w14:uncheckedState w14:val="2610" w14:font="MS Gothic"/>
                 </w14:checkbox>
               </w:sdtPr>
-              <w:sdtEndPr/>
               <w:sdtContent>
                 <w:r>
                   <w:rPr>
@@ -1232,7 +1512,6 @@
             </w:sdt>
             <w:r>
               <w:rPr>
-                <w:rFonts w:ascii="Times New Roman" w:hAnsi="Times New Roman" w:eastAsia="Times New Roman"/>
                 <w:sz w:val="24"/>
                 <w:szCs w:val="24"/>
               </w:rPr>
@@ -1240,7 +1519,6 @@
             </w:r>
             <w:r>
               <w:rPr>
-                <w:rFonts w:ascii="Times New Roman" w:hAnsi="Times New Roman" w:eastAsia="Times New Roman"/>
                 <w:sz w:val="24"/>
                 <w:szCs w:val="24"/>
               </w:rPr>
@@ -1248,7 +1526,6 @@
             </w:r>
             <w:r>
               <w:rPr>
-                <w:rFonts w:ascii="Times New Roman" w:hAnsi="Times New Roman" w:eastAsia="Times New Roman"/>
                 <w:sz w:val="24"/>
                 <w:szCs w:val="24"/>
               </w:rPr>
@@ -1256,7 +1533,6 @@
             </w:r>
             <w:r>
               <w:rPr>
-                <w:rFonts w:ascii="Times New Roman" w:hAnsi="Times New Roman" w:eastAsia="Times New Roman"/>
                 <w:sz w:val="24"/>
                 <w:szCs w:val="24"/>
               </w:rPr>
@@ -1264,7 +1540,6 @@
             </w:r>
             <w:r>
               <w:rPr>
-                <w:rFonts w:ascii="Times New Roman" w:hAnsi="Times New Roman" w:eastAsia="Times New Roman"/>
                 <w:sz w:val="24"/>
                 <w:szCs w:val="24"/>
               </w:rPr>
@@ -1276,7 +1551,6 @@
               <w:pStyle w:val="ListParagraph"/>
               <w:widowControl w:val="0"/>
               <w:ind w:left="0"/>
-              <w:jc w:val="left"/>
               <w:rPr>
                 <w:sz w:val="24"/>
                 <w:szCs w:val="24"/>
@@ -1291,8 +1565,6 @@
                 <w:ilvl w:val="0"/>
                 <w:numId w:val="2"/>
               </w:numPr>
-              <w:spacing w:after="0"/>
-              <w:jc w:val="left"/>
               <w:rPr>
                 <w:sz w:val="24"/>
                 <w:szCs w:val="24"/>
@@ -1300,15 +1572,108 @@
             </w:pPr>
             <w:r>
               <w:rPr>
-                <w:rFonts w:ascii="Times New Roman" w:hAnsi="Times New Roman" w:eastAsia="Times New Roman"/>
                 <w:sz w:val="24"/>
               </w:rPr>
               <w:t xml:space="preserve">Have you started any spin-off companies? </w:t>
+            </w:r>
+            <w:r>
+              <w:rPr>
+                <w:sz w:val="24"/>
+              </w:rPr>
               <w:tab/>
+            </w:r>
+            <w:r>
+              <w:rPr>
+                <w:sz w:val="24"/>
+              </w:rPr>
               <w:tab/>
+            </w:r>
+            <w:r>
+              <w:rPr>
+                <w:sz w:val="24"/>
+              </w:rPr>
               <w:tab/>
+            </w:r>
+            <w:r>
+              <w:rPr>
+                <w:sz w:val="24"/>
+              </w:rPr>
               <w:tab/>
-              <w:t xml:space="preserve">  ☐ Yes    ☑ No</w:t>
+              <w:t xml:space="preserve">  </w:t>
+            </w:r>
+            <w:sdt>
+              <w:sdtPr>
+                <w:rPr>
+                  <w:sz w:val="28"/>
+                  <w:szCs w:val="28"/>
+                </w:rPr>
+                <w:id w:val="2107242"/>
+                <w14:checkbox>
+                  <w14:checked w14:val="0"/>
+                  <w14:checkedState w14:val="2611" w14:font="Aptos Narrow"/>
+                  <w14:uncheckedState w14:val="2610" w14:font="MS Gothic"/>
+                </w14:checkbox>
+              </w:sdtPr>
+              <w:sdtContent>
+                <w:r>
+                  <w:rPr>
+                    <w:rFonts w:ascii="MS Gothic" w:eastAsia="MS Gothic" w:hAnsi="MS Gothic" w:hint="eastAsia"/>
+                    <w:sz w:val="28"/>
+                    <w:szCs w:val="28"/>
+                  </w:rPr>
+                  <w:t>☐</w:t>
+                </w:r>
+              </w:sdtContent>
+            </w:sdt>
+            <w:r>
+              <w:rPr>
+                <w:sz w:val="24"/>
+                <w:szCs w:val="24"/>
+              </w:rPr>
+              <w:t xml:space="preserve">  </w:t>
+            </w:r>
+            <w:r>
+              <w:rPr>
+                <w:sz w:val="24"/>
+              </w:rPr>
+              <w:t xml:space="preserve">Yes    </w:t>
+            </w:r>
+            <w:sdt>
+              <w:sdtPr>
+                <w:rPr>
+                  <w:sz w:val="28"/>
+                  <w:szCs w:val="28"/>
+                </w:rPr>
+                <w:id w:val="2094040340"/>
+                <w14:checkbox>
+                  <w14:checked w14:val="1"/>
+                  <w14:checkedState w14:val="2611" w14:font="Aptos Narrow"/>
+                  <w14:uncheckedState w14:val="2610" w14:font="MS Gothic"/>
+                </w14:checkbox>
+              </w:sdtPr>
+              <w:sdtContent>
+                <w:r>
+                  <w:rPr>
+                    <w:rFonts w:ascii="Aptos Narrow" w:hAnsi="Aptos Narrow"/>
+                    <w:sz w:val="28"/>
+                    <w:szCs w:val="28"/>
+                  </w:rPr>
+                  <w:t>☑</w:t>
+                </w:r>
+              </w:sdtContent>
+            </w:sdt>
+            <w:r>
+              <w:rPr>
+                <w:sz w:val="24"/>
+                <w:szCs w:val="24"/>
+              </w:rPr>
+              <w:t xml:space="preserve">  </w:t>
+            </w:r>
+            <w:r>
+              <w:rPr>
+                <w:sz w:val="24"/>
+              </w:rPr>
+              <w:t>No</w:t>
             </w:r>
           </w:p>
           <w:p>
@@ -1316,7 +1681,6 @@
               <w:pStyle w:val="ListParagraph"/>
               <w:widowControl w:val="0"/>
               <w:ind w:left="709"/>
-              <w:jc w:val="left"/>
               <w:rPr>
                 <w:sz w:val="24"/>
                 <w:szCs w:val="24"/>
@@ -1324,7 +1688,6 @@
             </w:pPr>
             <w:r>
               <w:rPr>
-                <w:rFonts w:ascii="Times New Roman" w:hAnsi="Times New Roman" w:eastAsia="Times New Roman"/>
                 <w:sz w:val="24"/>
                 <w:szCs w:val="24"/>
               </w:rPr>
@@ -1332,7 +1695,6 @@
             </w:r>
             <w:r>
               <w:rPr>
-                <w:rFonts w:ascii="Times New Roman" w:hAnsi="Times New Roman" w:eastAsia="Times New Roman"/>
                 <w:sz w:val="24"/>
                 <w:szCs w:val="24"/>
               </w:rPr>
@@ -1340,7 +1702,6 @@
             </w:r>
             <w:r>
               <w:rPr>
-                <w:rFonts w:ascii="Times New Roman" w:hAnsi="Times New Roman" w:eastAsia="Times New Roman"/>
                 <w:sz w:val="24"/>
                 <w:szCs w:val="24"/>
               </w:rPr>
@@ -1348,7 +1709,6 @@
             </w:r>
             <w:r>
               <w:rPr>
-                <w:rFonts w:ascii="Times New Roman" w:hAnsi="Times New Roman" w:eastAsia="Times New Roman"/>
                 <w:sz w:val="24"/>
                 <w:szCs w:val="24"/>
               </w:rPr>
@@ -1356,7 +1716,6 @@
             </w:r>
             <w:r>
               <w:rPr>
-                <w:rFonts w:ascii="Times New Roman" w:hAnsi="Times New Roman" w:eastAsia="Times New Roman"/>
                 <w:sz w:val="24"/>
                 <w:szCs w:val="24"/>
               </w:rPr>
@@ -1364,23 +1723,28 @@
             </w:r>
             <w:r>
               <w:rPr>
-                <w:rFonts w:ascii="Times New Roman" w:hAnsi="Times New Roman" w:eastAsia="Times New Roman"/>
                 <w:sz w:val="24"/>
                 <w:szCs w:val="24"/>
               </w:rPr>
-              <w:t>: ___________________________</w:t>
-            </w:r>
-            <w:r>
-              <w:rPr>
-                <w:rFonts w:ascii="Times New Roman" w:hAnsi="Times New Roman" w:eastAsia="Times New Roman"/>
+              <w:t xml:space="preserve">: </w:t>
+            </w:r>
+            <w:r>
+              <w:rPr>
                 <w:sz w:val="24"/>
                 <w:szCs w:val="24"/>
               </w:rPr>
+              <w:lastRenderedPageBreak/>
+              <w:t>___________________________</w:t>
+            </w:r>
+            <w:r>
+              <w:rPr>
+                <w:sz w:val="24"/>
+                <w:szCs w:val="24"/>
+              </w:rPr>
               <w:t>_</w:t>
             </w:r>
             <w:r>
               <w:rPr>
-                <w:rFonts w:ascii="Times New Roman" w:hAnsi="Times New Roman" w:eastAsia="Times New Roman"/>
                 <w:sz w:val="24"/>
                 <w:szCs w:val="24"/>
               </w:rPr>
@@ -1388,7 +1752,6 @@
             </w:r>
             <w:r>
               <w:rPr>
-                <w:rFonts w:ascii="Times New Roman" w:hAnsi="Times New Roman" w:eastAsia="Times New Roman"/>
                 <w:sz w:val="24"/>
                 <w:szCs w:val="24"/>
               </w:rPr>
@@ -1400,7 +1763,6 @@
               <w:pStyle w:val="ListParagraph"/>
               <w:widowControl w:val="0"/>
               <w:ind w:left="709"/>
-              <w:jc w:val="left"/>
               <w:rPr>
                 <w:sz w:val="24"/>
                 <w:szCs w:val="24"/>
@@ -1415,8 +1777,6 @@
                 <w:ilvl w:val="0"/>
                 <w:numId w:val="2"/>
               </w:numPr>
-              <w:spacing w:after="0"/>
-              <w:jc w:val="left"/>
               <w:rPr>
                 <w:sz w:val="24"/>
                 <w:szCs w:val="24"/>
@@ -1424,17 +1784,126 @@
             </w:pPr>
             <w:r>
               <w:rPr>
-                <w:rFonts w:ascii="Times New Roman" w:hAnsi="Times New Roman" w:eastAsia="Times New Roman"/>
-                <w:sz w:val="24"/>
-              </w:rPr>
-              <w:t>Are you interested in  ☑ Licensing the technology  ☐ Creating a spin-off   ☐ To be decided later.</w:t>
+                <w:sz w:val="24"/>
+              </w:rPr>
+              <w:t xml:space="preserve">Are you interested in  </w:t>
+            </w:r>
+            <w:sdt>
+              <w:sdtPr>
+                <w:rPr>
+                  <w:sz w:val="28"/>
+                  <w:szCs w:val="28"/>
+                </w:rPr>
+                <w:id w:val="-1665625299"/>
+                <w14:checkbox>
+                  <w14:checked w14:val="1"/>
+                  <w14:checkedState w14:val="2611" w14:font="Aptos Narrow"/>
+                  <w14:uncheckedState w14:val="2610" w14:font="MS Gothic"/>
+                </w14:checkbox>
+              </w:sdtPr>
+              <w:sdtContent>
+                <w:r>
+                  <w:rPr>
+                    <w:rFonts w:ascii="Aptos Narrow" w:hAnsi="Aptos Narrow"/>
+                    <w:sz w:val="28"/>
+                    <w:szCs w:val="28"/>
+                  </w:rPr>
+                  <w:t>☑</w:t>
+                </w:r>
+              </w:sdtContent>
+            </w:sdt>
+            <w:r>
+              <w:rPr>
+                <w:sz w:val="24"/>
+                <w:szCs w:val="24"/>
+              </w:rPr>
+              <w:t xml:space="preserve">  </w:t>
+            </w:r>
+            <w:r>
+              <w:rPr>
+                <w:sz w:val="24"/>
+              </w:rPr>
+              <w:t xml:space="preserve">Licensing the technology  </w:t>
+            </w:r>
+            <w:sdt>
+              <w:sdtPr>
+                <w:rPr>
+                  <w:sz w:val="28"/>
+                  <w:szCs w:val="28"/>
+                </w:rPr>
+                <w:id w:val="1524597860"/>
+                <w14:checkbox>
+                  <w14:checked w14:val="1"/>
+                  <w14:checkedState w14:val="2611" w14:font="Aptos Narrow"/>
+                  <w14:uncheckedState w14:val="2610" w14:font="MS Gothic"/>
+                </w14:checkbox>
+              </w:sdtPr>
+              <w:sdtContent>
+                <w:r>
+                  <w:rPr>
+                    <w:rFonts w:ascii="Aptos Narrow" w:hAnsi="Aptos Narrow"/>
+                    <w:sz w:val="28"/>
+                    <w:szCs w:val="28"/>
+                  </w:rPr>
+                  <w:t>☑</w:t>
+                </w:r>
+              </w:sdtContent>
+            </w:sdt>
+            <w:r>
+              <w:rPr>
+                <w:sz w:val="24"/>
+                <w:szCs w:val="24"/>
+              </w:rPr>
+              <w:t xml:space="preserve">  </w:t>
+            </w:r>
+            <w:r>
+              <w:rPr>
+                <w:sz w:val="24"/>
+              </w:rPr>
+              <w:t xml:space="preserve">Creating a spin-off   </w:t>
+            </w:r>
+            <w:sdt>
+              <w:sdtPr>
+                <w:rPr>
+                  <w:sz w:val="28"/>
+                  <w:szCs w:val="28"/>
+                </w:rPr>
+                <w:id w:val="-653520862"/>
+                <w14:checkbox>
+                  <w14:checked w14:val="0"/>
+                  <w14:checkedState w14:val="2611" w14:font="Aptos Narrow"/>
+                  <w14:uncheckedState w14:val="2610" w14:font="MS Gothic"/>
+                </w14:checkbox>
+              </w:sdtPr>
+              <w:sdtContent>
+                <w:r>
+                  <w:rPr>
+                    <w:rFonts w:ascii="MS Gothic" w:eastAsia="MS Gothic" w:hAnsi="MS Gothic" w:hint="eastAsia"/>
+                    <w:sz w:val="28"/>
+                    <w:szCs w:val="28"/>
+                  </w:rPr>
+                  <w:t>☐</w:t>
+                </w:r>
+              </w:sdtContent>
+            </w:sdt>
+            <w:r>
+              <w:rPr>
+                <w:sz w:val="24"/>
+                <w:szCs w:val="24"/>
+              </w:rPr>
+              <w:t xml:space="preserve">  </w:t>
+            </w:r>
+            <w:r>
+              <w:rPr>
+                <w:sz w:val="24"/>
+              </w:rPr>
+              <w:t>To be decided later.</w:t>
             </w:r>
           </w:p>
           <w:p>
             <w:pPr>
               <w:pStyle w:val="ListParagraph"/>
               <w:widowControl w:val="0"/>
-              <w:jc w:val="left"/>
               <w:rPr>
                 <w:sz w:val="24"/>
                 <w:szCs w:val="24"/>
@@ -1449,8 +1918,6 @@
                 <w:ilvl w:val="0"/>
                 <w:numId w:val="2"/>
               </w:numPr>
-              <w:spacing w:after="0"/>
-              <w:jc w:val="left"/>
               <w:rPr>
                 <w:sz w:val="24"/>
                 <w:szCs w:val="24"/>
@@ -1458,34 +1925,125 @@
             </w:pPr>
             <w:r>
               <w:rPr>
-                <w:rFonts w:ascii="Times New Roman" w:hAnsi="Times New Roman" w:eastAsia="Times New Roman"/>
                 <w:sz w:val="24"/>
               </w:rPr>
               <w:t xml:space="preserve">Are you in discussion with any companies in the industry? </w:t>
+            </w:r>
+            <w:r>
+              <w:rPr>
+                <w:sz w:val="24"/>
+              </w:rPr>
               <w:tab/>
+            </w:r>
+            <w:r>
+              <w:rPr>
+                <w:sz w:val="24"/>
+              </w:rPr>
               <w:tab/>
-              <w:t xml:space="preserve">  ☑ Yes    ☐ No</w:t>
+              <w:t xml:space="preserve">  </w:t>
+            </w:r>
+            <w:sdt>
+              <w:sdtPr>
+                <w:rPr>
+                  <w:sz w:val="28"/>
+                  <w:szCs w:val="28"/>
+                </w:rPr>
+                <w:id w:val="1143931959"/>
+                <w14:checkbox>
+                  <w14:checked w14:val="0"/>
+                  <w14:checkedState w14:val="2611" w14:font="Aptos Narrow"/>
+                  <w14:uncheckedState w14:val="2610" w14:font="MS Gothic"/>
+                </w14:checkbox>
+              </w:sdtPr>
+              <w:sdtContent>
+                <w:r>
+                  <w:rPr>
+                    <w:rFonts w:ascii="MS Gothic" w:eastAsia="MS Gothic" w:hAnsi="MS Gothic" w:hint="eastAsia"/>
+                    <w:sz w:val="28"/>
+                    <w:szCs w:val="28"/>
+                  </w:rPr>
+                  <w:t>☐</w:t>
+                </w:r>
+              </w:sdtContent>
+            </w:sdt>
+            <w:r>
+              <w:rPr>
+                <w:sz w:val="24"/>
+                <w:szCs w:val="24"/>
+              </w:rPr>
+              <w:t xml:space="preserve">  </w:t>
+            </w:r>
+            <w:r>
+              <w:rPr>
+                <w:sz w:val="24"/>
+              </w:rPr>
+              <w:t xml:space="preserve">Yes   </w:t>
+            </w:r>
+            <w:sdt>
+              <w:sdtPr>
+                <w:rPr>
+                  <w:sz w:val="28"/>
+                  <w:szCs w:val="28"/>
+                </w:rPr>
+                <w:id w:val="-597095904"/>
+                <w14:checkbox>
+                  <w14:checked w14:val="1"/>
+                  <w14:checkedState w14:val="2611" w14:font="Aptos Narrow"/>
+                  <w14:uncheckedState w14:val="2610" w14:font="MS Gothic"/>
+                </w14:checkbox>
+              </w:sdtPr>
+              <w:sdtContent>
+                <w:r>
+                  <w:rPr>
+                    <w:rFonts w:ascii="Aptos Narrow" w:hAnsi="Aptos Narrow"/>
+                    <w:sz w:val="28"/>
+                    <w:szCs w:val="28"/>
+                  </w:rPr>
+                  <w:t>☑</w:t>
+                </w:r>
+              </w:sdtContent>
+            </w:sdt>
+            <w:r>
+              <w:rPr>
+                <w:sz w:val="24"/>
+                <w:szCs w:val="24"/>
+              </w:rPr>
+              <w:t xml:space="preserve">  </w:t>
+            </w:r>
+            <w:r>
+              <w:rPr>
+                <w:sz w:val="24"/>
+              </w:rPr>
+              <w:t>No</w:t>
             </w:r>
           </w:p>
           <w:p>
             <w:pPr>
               <w:pStyle w:val="ListParagraph"/>
               <w:widowControl w:val="0"/>
-              <w:spacing w:after="0"/>
-              <w:jc w:val="left"/>
-              <w:rPr>
+              <w:rPr>
+                <w:rFonts w:eastAsiaTheme="minorEastAsia"/>
+                <w:sz w:val="24"/>
+              </w:rPr>
+            </w:pPr>
+            <w:r>
+              <w:rPr>
+                <w:sz w:val="24"/>
+              </w:rPr>
+              <w:t>If yes, kindly state company names and comments: Exploratory technical discussions with selected infrastructure, construction, and monitoring-industry stakeholders; company names to be confirmed before disclosure.</w:t>
+            </w:r>
+          </w:p>
+          <w:p>
+            <w:pPr>
+              <w:pStyle w:val="ListParagraph"/>
+              <w:widowControl w:val="0"/>
+              <w:rPr>
+                <w:rFonts w:eastAsiaTheme="minorEastAsia" w:hint="eastAsia"/>
                 <w:sz w:val="24"/>
                 <w:szCs w:val="24"/>
                 <w:lang w:val="en-SG"/>
               </w:rPr>
             </w:pPr>
-            <w:r>
-              <w:rPr>
-                <w:rFonts w:ascii="Times New Roman" w:hAnsi="Times New Roman" w:eastAsia="Times New Roman"/>
-                <w:sz w:val="24"/>
-              </w:rPr>
-              <w:t>If yes, kindly state company names and comments: Exploratory technical discussions with selected infrastructure, construction, and monitoring-industry stakeholders; company names to be confirmed before disclosure.</w:t>
-            </w:r>
           </w:p>
           <w:p>
             <w:pPr>
@@ -1495,8 +2053,6 @@
                 <w:ilvl w:val="0"/>
                 <w:numId w:val="2"/>
               </w:numPr>
-              <w:spacing w:after="0"/>
-              <w:jc w:val="left"/>
               <w:rPr>
                 <w:sz w:val="24"/>
                 <w:szCs w:val="24"/>
@@ -1504,43 +2060,144 @@
             </w:pPr>
             <w:r>
               <w:rPr>
-                <w:rFonts w:ascii="Times New Roman" w:hAnsi="Times New Roman" w:eastAsia="Times New Roman"/>
                 <w:sz w:val="24"/>
               </w:rPr>
               <w:t xml:space="preserve">Has this project received any prior funding? </w:t>
+            </w:r>
+            <w:r>
+              <w:rPr>
+                <w:sz w:val="24"/>
+              </w:rPr>
               <w:tab/>
+            </w:r>
+            <w:r>
+              <w:rPr>
+                <w:sz w:val="24"/>
+              </w:rPr>
               <w:tab/>
+            </w:r>
+            <w:r>
+              <w:rPr>
+                <w:sz w:val="24"/>
+              </w:rPr>
               <w:tab/>
+            </w:r>
+            <w:r>
+              <w:rPr>
+                <w:sz w:val="24"/>
+              </w:rPr>
               <w:tab/>
-              <w:t xml:space="preserve">  ☑ Yes    ☐ No</w:t>
+              <w:t xml:space="preserve">  </w:t>
+            </w:r>
+            <w:sdt>
+              <w:sdtPr>
+                <w:rPr>
+                  <w:sz w:val="28"/>
+                  <w:szCs w:val="28"/>
+                </w:rPr>
+                <w:id w:val="1544643073"/>
+                <w14:checkbox>
+                  <w14:checked w14:val="1"/>
+                  <w14:checkedState w14:val="2611" w14:font="Aptos Narrow"/>
+                  <w14:uncheckedState w14:val="2610" w14:font="MS Gothic"/>
+                </w14:checkbox>
+              </w:sdtPr>
+              <w:sdtContent>
+                <w:r>
+                  <w:rPr>
+                    <w:rFonts w:ascii="Aptos Narrow" w:hAnsi="Aptos Narrow"/>
+                    <w:sz w:val="28"/>
+                    <w:szCs w:val="28"/>
+                  </w:rPr>
+                  <w:t>☑</w:t>
+                </w:r>
+              </w:sdtContent>
+            </w:sdt>
+            <w:r>
+              <w:rPr>
+                <w:sz w:val="24"/>
+                <w:szCs w:val="24"/>
+              </w:rPr>
+              <w:t xml:space="preserve">  </w:t>
+            </w:r>
+            <w:r>
+              <w:rPr>
+                <w:sz w:val="24"/>
+              </w:rPr>
+              <w:t>Yes    ☐ No</w:t>
             </w:r>
           </w:p>
           <w:p>
             <w:pPr>
               <w:pStyle w:val="ListParagraph"/>
               <w:widowControl w:val="0"/>
-              <w:jc w:val="left"/>
-              <w:rPr>
+              <w:rPr>
+                <w:rFonts w:eastAsiaTheme="minorEastAsia" w:hint="eastAsia"/>
                 <w:sz w:val="24"/>
                 <w:szCs w:val="24"/>
               </w:rPr>
             </w:pPr>
             <w:r>
               <w:rPr>
-                <w:rFonts w:ascii="Times New Roman" w:hAnsi="Times New Roman" w:eastAsia="Times New Roman"/>
                 <w:sz w:val="24"/>
                 <w:szCs w:val="24"/>
               </w:rPr>
-              <w:t>If yes, kindly state: _____________________________________</w:t>
+              <w:t xml:space="preserve">If yes, kindly state: </w:t>
+            </w:r>
+            <w:r>
+              <w:rPr>
+                <w:rFonts w:eastAsiaTheme="minorEastAsia" w:hint="eastAsia"/>
+                <w:sz w:val="24"/>
+                <w:szCs w:val="24"/>
+              </w:rPr>
+              <w:t xml:space="preserve"> </w:t>
+            </w:r>
+            <w:r>
+              <w:rPr>
+                <w:rFonts w:eastAsiaTheme="minorEastAsia" w:hint="eastAsia"/>
+                <w:sz w:val="24"/>
+                <w:szCs w:val="24"/>
+                <w:u w:val="single"/>
+              </w:rPr>
+              <w:t xml:space="preserve"> </w:t>
+            </w:r>
+            <w:r>
+              <w:rPr>
+                <w:u w:val="single"/>
+              </w:rPr>
+              <w:t xml:space="preserve">MOE </w:t>
+            </w:r>
+            <w:proofErr w:type="spellStart"/>
+            <w:r>
+              <w:rPr>
+                <w:u w:val="single"/>
+              </w:rPr>
+              <w:t>AcRF</w:t>
+            </w:r>
+            <w:proofErr w:type="spellEnd"/>
+            <w:r>
+              <w:rPr>
+                <w:u w:val="single"/>
+              </w:rPr>
+              <w:t xml:space="preserve"> Tier 1, RG146/23</w:t>
+            </w:r>
+            <w:r>
+              <w:rPr>
+                <w:rFonts w:eastAsiaTheme="minorEastAsia" w:hint="eastAsia"/>
+                <w:u w:val="single"/>
+              </w:rPr>
+              <w:t xml:space="preserve">  </w:t>
+            </w:r>
+            <w:r>
+              <w:rPr>
+                <w:u w:val="single"/>
+              </w:rPr>
+              <w:t xml:space="preserve"> </w:t>
             </w:r>
           </w:p>
           <w:p>
             <w:pPr>
               <w:widowControl w:val="0"/>
-              <w:jc w:val="left"/>
-              <w:rPr>
-                <w:rFonts w:ascii="Times New Roman" w:hAnsi="Times New Roman" w:cs="Times New Roman"/>
-              </w:rPr>
             </w:pPr>
           </w:p>
           <w:p>
@@ -1550,9 +2207,7 @@
                 <w:ilvl w:val="0"/>
                 <w:numId w:val="2"/>
               </w:numPr>
-              <w:spacing w:after="0"/>
               <w:contextualSpacing w:val="0"/>
-              <w:jc w:val="left"/>
               <w:rPr>
                 <w:sz w:val="24"/>
                 <w:szCs w:val="24"/>
@@ -1560,17 +2215,89 @@
             </w:pPr>
             <w:r>
               <w:rPr>
-                <w:rFonts w:ascii="Times New Roman" w:hAnsi="Times New Roman" w:eastAsia="Times New Roman"/>
-                <w:sz w:val="24"/>
-              </w:rPr>
-              <w:t>Do you have research funding in place to further this technology (excluding potential POC grant)?                                                                                          ☑ Yes    ☐ No</w:t>
+                <w:sz w:val="24"/>
+              </w:rPr>
+              <w:t xml:space="preserve">Do you have research funding in place to further this technology (excluding potential POC grant)?                                                                                          </w:t>
+            </w:r>
+            <w:sdt>
+              <w:sdtPr>
+                <w:rPr>
+                  <w:sz w:val="28"/>
+                  <w:szCs w:val="28"/>
+                </w:rPr>
+                <w:id w:val="-381482042"/>
+                <w14:checkbox>
+                  <w14:checked w14:val="0"/>
+                  <w14:checkedState w14:val="2611" w14:font="Aptos Narrow"/>
+                  <w14:uncheckedState w14:val="2610" w14:font="MS Gothic"/>
+                </w14:checkbox>
+              </w:sdtPr>
+              <w:sdtContent>
+                <w:r>
+                  <w:rPr>
+                    <w:rFonts w:ascii="MS Gothic" w:eastAsia="MS Gothic" w:hAnsi="MS Gothic" w:hint="eastAsia"/>
+                    <w:sz w:val="28"/>
+                    <w:szCs w:val="28"/>
+                  </w:rPr>
+                  <w:t>☐</w:t>
+                </w:r>
+              </w:sdtContent>
+            </w:sdt>
+            <w:r>
+              <w:rPr>
+                <w:sz w:val="24"/>
+                <w:szCs w:val="24"/>
+              </w:rPr>
+              <w:t xml:space="preserve">  </w:t>
+            </w:r>
+            <w:r>
+              <w:rPr>
+                <w:sz w:val="24"/>
+              </w:rPr>
+              <w:t xml:space="preserve">Yes    </w:t>
+            </w:r>
+            <w:sdt>
+              <w:sdtPr>
+                <w:rPr>
+                  <w:sz w:val="28"/>
+                  <w:szCs w:val="28"/>
+                </w:rPr>
+                <w:id w:val="-562714818"/>
+                <w14:checkbox>
+                  <w14:checked w14:val="1"/>
+                  <w14:checkedState w14:val="2611" w14:font="Aptos Narrow"/>
+                  <w14:uncheckedState w14:val="2610" w14:font="MS Gothic"/>
+                </w14:checkbox>
+              </w:sdtPr>
+              <w:sdtContent>
+                <w:r>
+                  <w:rPr>
+                    <w:rFonts w:ascii="Aptos Narrow" w:hAnsi="Aptos Narrow"/>
+                    <w:sz w:val="28"/>
+                    <w:szCs w:val="28"/>
+                  </w:rPr>
+                  <w:t>☑</w:t>
+                </w:r>
+              </w:sdtContent>
+            </w:sdt>
+            <w:r>
+              <w:rPr>
+                <w:sz w:val="24"/>
+                <w:szCs w:val="24"/>
+              </w:rPr>
+              <w:t xml:space="preserve">  </w:t>
+            </w:r>
+            <w:r>
+              <w:rPr>
+                <w:sz w:val="24"/>
+              </w:rPr>
+              <w:t>No</w:t>
             </w:r>
           </w:p>
           <w:p>
             <w:pPr>
               <w:pStyle w:val="ListParagraph"/>
               <w:widowControl w:val="0"/>
-              <w:jc w:val="left"/>
               <w:rPr>
                 <w:sz w:val="24"/>
                 <w:szCs w:val="24"/>
@@ -1578,7 +2305,6 @@
             </w:pPr>
             <w:r>
               <w:rPr>
-                <w:rFonts w:ascii="Times New Roman" w:hAnsi="Times New Roman" w:eastAsia="Times New Roman"/>
                 <w:sz w:val="24"/>
                 <w:szCs w:val="24"/>
               </w:rPr>
@@ -1589,7 +2315,6 @@
             <w:pPr>
               <w:pStyle w:val="ListParagraph"/>
               <w:widowControl w:val="0"/>
-              <w:jc w:val="left"/>
               <w:rPr>
                 <w:sz w:val="24"/>
                 <w:szCs w:val="24"/>
@@ -1693,7 +2418,27 @@
           <w:sz w:val="22"/>
           <w:lang w:val="en-GB"/>
         </w:rPr>
-        <w:t xml:space="preserve">Please give a brief summary (no more than 500 words), with minimal technical terms, of the objectives and the scope of the project. The summary should also include the market need, proposed solution and comparison with </w:t>
+        <w:t xml:space="preserve">Please give </w:t>
+      </w:r>
+      <w:proofErr w:type="gramStart"/>
+      <w:r>
+        <w:rPr>
+          <w:i/>
+          <w:iCs/>
+          <w:sz w:val="22"/>
+          <w:lang w:val="en-GB"/>
+        </w:rPr>
+        <w:t>a brief summary</w:t>
+      </w:r>
+      <w:proofErr w:type="gramEnd"/>
+      <w:r>
+        <w:rPr>
+          <w:i/>
+          <w:iCs/>
+          <w:sz w:val="22"/>
+          <w:lang w:val="en-GB"/>
+        </w:rPr>
+        <w:t xml:space="preserve"> (no more than 500 words), with minimal technical terms, of the objectives and the scope of the project. The summary should also include the market need, proposed solution and comparison with </w:t>
       </w:r>
       <w:r>
         <w:rPr>
@@ -1748,13 +2493,18 @@
           <w:bCs/>
           <w:sz w:val="22"/>
         </w:rPr>
-        <w:t>Market Need: reliable evidence from critical moments.</w:t>
-      </w:r>
-      <w:r>
-        <w:rPr>
-          <w:sz w:val="22"/>
-        </w:rPr>
-        <w:t xml:space="preserve"> In infrastructure, construction, transport and distributed monitoring, the most valuable data appear during short, unexpected events: abnormal vibration, impact, equipment stoppage or sudden structural response. Such records support safety assessment, maintenance decisions, accountability and dispute resolution. Yet many monitoring nodes operate with limited power, storage, wireless bandwidth, and site access. Customers therefore need trustworthy evidence when incidents occur, without the cost of continuous, high-volume recording across large deployments.</w:t>
+        <w:t>Market Need: evidence from the moment that matters.</w:t>
+      </w:r>
+      <w:proofErr w:type="gramStart"/>
+      <w:proofErr w:type="gramEnd"/>
+      <w:proofErr w:type="gramStart"/>
+      <w:proofErr w:type="gramEnd"/>
+      <w:r>
+        <w:rPr>
+          <w:b w:val="0"/>
+          <w:sz w:val="22"/>
+        </w:rPr>
+        <w:t xml:space="preserve"> In infrastructure, construction, transport and distributed monitoring, the value of a monitoring system is decided at the moment something happens: an impact, abnormal vibration, an equipment stoppage, a sudden structural response. Whether it is decided in the customer's favour depends on whether the system noticed. Such records support safety assessment, maintenance decisions, accountability and dispute resolution. Yet many monitoring nodes run on limited power, storage, bandwidth and site access, so the detection decision must be made well under constraint.</w:t>
       </w:r>
     </w:p>
     <w:p>
@@ -1777,20 +2527,16 @@
           <w:bCs/>
           <w:sz w:val="22"/>
         </w:rPr>
-        <w:t xml:space="preserve">Core Challenge: capturing sudden events and anomalies without flooding the system. </w:t>
-      </w:r>
-      <w:r>
-        <w:rPr>
-          <w:sz w:val="22"/>
-        </w:rPr>
-        <w:t xml:space="preserve"> The central problem is not how to save power, but how to capture the critical moment when it happens. Such events are rare, short, and difficult to reproduce; once missed, the evidence is permanently lost. Always-on recording </w:t>
-      </w:r>
-      <w:r>
-        <w:rPr>
-          <w:sz w:val="22"/>
-        </w:rPr>
-        <w:lastRenderedPageBreak/>
-        <w:t>protects reliability but drains batteries and fills storage. Periodic or duty-cycled sampling saves resources but may sleep through the event that matters. Fixed-threshold triggering improves efficiency, yet depends on manually selected conditions: too strict and critical events are never recorded, too loose and the node repeatedly wakes for irrelevant data. The need is therefore a reliability-first capture mechanism that keeps missed critical events close to zero while progressively suppressing false triggers and unnecessary recordings.</w:t>
+        <w:t>Core Challenge: detecting what matters without drowning in what does not.</w:t>
+      </w:r>
+      <w:proofErr w:type="gramStart"/>
+      <w:proofErr w:type="gramEnd"/>
+      <w:r>
+        <w:rPr>
+          <w:b w:val="0"/>
+          <w:sz w:val="22"/>
+        </w:rPr>
+        <w:t xml:space="preserve"> Sudden events are rare, short and hard to reproduce; once missed the evidence is lost, and because a missed detection leaves no trace the operator cannot know it happened. Always-on recording notices everything but exhausts batteries and storage. Periodic or duty-cycled sampling makes no detection decision at all and may sleep through the event that matters. Fixed-threshold triggering does decide, but from conditions an engineer sets once: set conservatively it floods the customer with irrelevant records and the staff time to review them; set tightly it misses the events the system was installed to capture.</w:t>
       </w:r>
     </w:p>
     <w:p>
@@ -1809,13 +2555,18 @@
           <w:bCs/>
           <w:sz w:val="22"/>
         </w:rPr>
-        <w:t>Proposed Solution: adaptive capture for events and anomalies.</w:t>
-      </w:r>
-      <w:r>
-        <w:rPr>
-          <w:sz w:val="22"/>
-        </w:rPr>
-        <w:t xml:space="preserve"> This project will develop an embeddable smart adaptive event and anomaly capture module for resource-constrained monitoring systems. During normal conditions, the module remains in low-resource standby. When field signals indicate a meaningful event or anomaly, it wakes detailed recording and captures useful data around the incident. The core technology is smart adaptive triggering, which adjusts triggering conditions to changing environments and reduces unnecessary recordings. Anomaly self-diagnosis, which is covered by separate background work, is not part of this project's scope. The intended outcome is a practical module and firmware/software package that reduces wasted power, storage, communication, and manual tuning while improving event record usefulness.</w:t>
+        <w:t>Proposed Solution: a detection decision that corrects itself.</w:t>
+      </w:r>
+      <w:proofErr w:type="gramStart"/>
+      <w:proofErr w:type="gramEnd"/>
+      <w:proofErr w:type="gramStart"/>
+      <w:proofErr w:type="gramEnd"/>
+      <w:r>
+        <w:rPr>
+          <w:b w:val="0"/>
+          <w:sz w:val="22"/>
+        </w:rPr>
+        <w:t xml:space="preserve"> This project will develop an embeddable smart adaptive event and anomaly capture module for resource-constrained monitoring systems. A low-resource sentinel stage watches continuously; when the signal indicates a meaningful event, detailed recording is woken and usable data captured around the incident. The core technology is an adaptive detection method: the node assesses its own detection quality on the device, including an estimate of what it is likely to be missing, and moves its operating point as the environment changes. The balance between missed detections and false alarms is a setting the customer chooses.</w:t>
       </w:r>
     </w:p>
     <w:p>
@@ -1834,13 +2585,14 @@
           <w:bCs/>
           <w:sz w:val="22"/>
         </w:rPr>
-        <w:t>Project Scope and Objectives: from validated research to pre-commercial prototype.</w:t>
-      </w:r>
-      <w:r>
-        <w:rPr>
-          <w:sz w:val="22"/>
-        </w:rPr>
-        <w:t xml:space="preserve"> The Gap Fund project will focus on a module that monitoring equipment manufacturers can integrate into their own products, not a full monitoring service or cloud platform. The work covers: (1) prototype hardware and firmware; (2) laboratory validation under representative event/anomaly conditions; (3) benchmarking against periodic sampling and fixed-threshold triggering; and (4) pilot validation in a focused use case such as construction vibration, structural response, transport shock, or industrial equipment anomaly monitoring. Key indicators will include event capture quality, false recording reduction, power and storage usage, response delay, data alignment accuracy, and integration effort.</w:t>
+        <w:t>Project Scope and Objectives: from a demonstrated method to a pre-commercial prototype.</w:t>
+      </w:r>
+      <w:r>
+        <w:rPr>
+          <w:b w:val="0"/>
+          <w:sz w:val="22"/>
+        </w:rPr>
+        <w:t xml:space="preserve"> The project focuses on a module that monitoring equipment manufacturers can integrate into their own products, not a monitoring service or cloud platform. The work covers prototype hardware and firmware; laboratory validation under representative event and anomaly conditions; benchmarking against periodic sampling and fixed-threshold triggering; and pilot validation in a focused use case such as construction vibration, structural response, transport shock, or industrial equipment anomaly monitoring. Key indicators are detection quality, namely missed detections, false alarms, detection floor and detection latency, with resource load, integration effort and the decision usefulness of the records.</w:t>
       </w:r>
     </w:p>
     <w:p>
@@ -1861,11 +2613,14 @@
         </w:rPr>
         <w:t>Competitive Position and Commercial Path: a module-level route to adoption.</w:t>
       </w:r>
-      <w:r>
-        <w:rPr>
-          <w:sz w:val="22"/>
-        </w:rPr>
-        <w:t xml:space="preserve"> Chips and development kits provide components, but customers must still design, tune and validate the full event-capture workflow. Complete monitoring nodes record events, but are typically closed products sold as full systems. Our solution addresses the missing middle: an adaptive event and anomaly capture module embedded into third-party monitoring devices. The intended commercial pathway is module supply, licensing, or joint development with monitoring equipment manufacturers, supported by field partners who validate the buying reason before scale-up.</w:t>
+      <w:proofErr w:type="gramStart"/>
+      <w:proofErr w:type="gramEnd"/>
+      <w:r>
+        <w:rPr>
+          <w:b w:val="0"/>
+          <w:sz w:val="22"/>
+        </w:rPr>
+        <w:t xml:space="preserve"> Chips and development kits provide components, but customers must still design, tune and validate the detection workflow. Complete monitoring nodes record events, but their detection decision is fixed at design time and cannot be reused across products. Our solution addresses the missing middle: an adaptive detection and capture module embedded into third-party monitoring devices. The commercial pathway is module supply, licensing, or joint development with monitoring equipment manufacturers, supported by field partners who validate the buying reason before scale-up.</w:t>
       </w:r>
     </w:p>
     <w:p>
@@ -2009,7 +2764,7 @@
         <w:rPr>
           <w:sz w:val="22"/>
         </w:rPr>
-        <w:t>In infrastructure, industrial operations, construction, transport, and distributed monitoring, the urgent problem is how to capture sudden events and anomalies as completely as possible without wasting scarce system resources on false or low-value records. Critical events such as abnormal vibration, impact, equipment stoppage, or sudden structural response may last only seconds and may not occur again under the same conditions. If the node is asleep, the trigger is too strict, or the system reacts too late, the event may be missed permanently; if the trigger is too loose, the node repeatedly records noise or minor disturbances, consuming battery, storage, wireless bandwidth, and engineering attention. This is a serious gap for resource-constrained monitoring systems deployed at hard-to-access sites: limited power and memory should be reserved for the moments that matter, not exhausted by irrelevant data. The problem to be solved is therefore clear and commercially important: enable broad, near-complete capture of sudden events and anomalies while sharply reducing false triggers, so monitoring systems can use limited resources on critical event records that support safety assessment, fault diagnosis, maintenance decisions, complaint response, and accountability.</w:t>
+        <w:t>In infrastructure, industrial operations, construction, transport and distributed monitoring, the urgent problem is detection quality under constraint: noticing the events and anomalies that matter, as completely as possible, without spending scarce system resources on records that do not. Critical events such as abnormal vibration, impact, equipment stoppage or sudden structural response may last only seconds and may not recur under the same conditions. If the node is asleep, the trigger is too strict, or the system reacts too late, the event is missed permanently, and because a missed detection leaves no record the operator has no way of knowing it happened. If the trigger is too loose, the node repeatedly records noise or minor disturbances, consuming battery, storage, wireless bandwidth and, most expensively, the engineering attention needed to review them. This is a serious gap for resource-constrained monitoring systems deployed at hard-to-access sites, where limited power and memory should be reserved for the moments that matter. The problem to be solved is therefore clear and commercially important: keep missed detections close to zero while sharply reducing false alarms, so that monitoring systems spend their limited resources on the critical event records that support safety assessment, fault diagnosis, maintenance decisions, complaint response and accountability.</w:t>
       </w:r>
     </w:p>
     <w:p>
@@ -2078,7 +2833,6 @@
           <w:sz w:val="22"/>
           <w:lang w:val="en-GB"/>
         </w:rPr>
-        <w:lastRenderedPageBreak/>
         <w:t xml:space="preserve">The team should perform an industry analysis/market assessment to identify current and future market trends. It should include the market segment (i.e. the </w:t>
       </w:r>
       <w:r>
@@ -2153,7 +2907,14 @@
         <w:rPr>
           <w:sz w:val="22"/>
         </w:rPr>
-        <w:t xml:space="preserve"> The project does not claim the full value of these parent markets. The relevant opportunity is narrowed in four steps: (1) from all monitoring to monitoring nodes that are distributed, battery-powered, storage-limited, bandwidth-limited, or hard to access; (2) from all recorded data to short, rare, high-value events and anomalies; (3) from all suppliers to equipment manufacturers and system builders that can embed an event/anomaly capture function into many nodes; and (4) from broad market value to attachable module, software, licensing, and integration revenue. This narrowing makes the market logic more credible: the parent markets prove scale, while the narrowed segment defines where customers have a painful and repeated reason to pay.</w:t>
+        <w:t xml:space="preserve"> The project does not claim the full value of these parent markets. The relevant opportunity is narrowed in four steps: (1) from all monitoring to monitoring nodes that are distributed, battery-powered, storage-limited, bandwidth-limited, or hard to access; (2) from all recorded data to short, rare, high-value </w:t>
+      </w:r>
+      <w:r>
+        <w:rPr>
+          <w:sz w:val="22"/>
+        </w:rPr>
+        <w:lastRenderedPageBreak/>
+        <w:t>events and anomalies; (3) from all suppliers to equipment manufacturers and system builders that can embed an event/anomaly capture function into many nodes; and (4) from broad market value to attachable module, software, licensing, and integration revenue. This narrowing makes the market logic more credible: the parent markets prove scale, while the narrowed segment defines where customers have a painful and repeated reason to pay.</w:t>
       </w:r>
     </w:p>
     <w:p>
@@ -2383,7 +3144,6 @@
               <w:rPr>
                 <w:sz w:val="17"/>
               </w:rPr>
-              <w:lastRenderedPageBreak/>
               <w:t>Relevant served segment</w:t>
             </w:r>
           </w:p>
@@ -2589,9 +3349,10 @@
       </w:r>
       <w:r>
         <w:rPr>
-          <w:sz w:val="22"/>
-        </w:rPr>
-        <w:t xml:space="preserve"> The highest-fit applications are those where continuous high-volume recording is costly, periodic sampling can miss the critical moment, and fixed thresholds create either missed events or excessive false records. In infrastructure, this includes construction vibration, abnormal structural response, bridge or asset incident monitoring, and civil-asset event review. In industrial monitoring, this includes abnormal vibration, impact, sudden stoppage, transient machine behaviour, motor/pump/compressor anomalies, production-line incidents, utilities, ports, energy assets, and process plants. These are not separate stories; they share the same customer problem: limited node resources should be spent on the moments that matter, not on irrelevant recordings.</w:t>
+          <w:b w:val="0"/>
+          <w:sz w:val="22"/>
+        </w:rPr>
+        <w:t xml:space="preserve"> The highest-fit applications are those where continuous high-volume recording is costly, periodic sampling can miss the critical moment, and a fixed threshold produces either missed detections or a stream of false alarms. In infrastructure, this includes construction vibration, abnormal structural response, bridge or asset incident monitoring, and civil-asset event review. In industrial monitoring, it includes abnormal vibration, impact, sudden stoppage, transient machine behaviour, motor, pump and compressor anomalies, production-line incidents, utilities, ports, energy assets and process plants. These are not separate stories; they share one customer problem: the system must notice what matters, and limited node resources must not be spent on what does not.</w:t>
       </w:r>
     </w:p>
     <w:p>
@@ -2604,6 +3365,7 @@
           <w:b/>
           <w:sz w:val="22"/>
         </w:rPr>
+        <w:lastRenderedPageBreak/>
         <w:t>Current market structure.</w:t>
       </w:r>
       <w:r>
@@ -2651,7 +3413,49 @@
         <w:rPr>
           <w:sz w:val="22"/>
         </w:rPr>
-        <w:t xml:space="preserve"> The immediate revenue is estimated bottom-up rather than by applying an arbitrary percentage to the parent markets. The core formula is: adopting manufacturers x eligible annual device volume x attachment rate x module average selling price, plus paid integration fees, software-only licensing, technology licensing, including any patent rights arising from the project, and complete pilot-node sales where appropriate. Using S$120 as an illustrative module average selling price and S$20k per paid integration project, the proposal uses four auditable scenarios: validation, beachhead, growth, and platform scale. The platform case of 10 manufacturers x 3,000 eligible modules per year gives S$3.6M annual module revenue, plus S$100k integration fees, before software or licensing upside. A longer-term expansion case is also plausible but not counted in the base figure: 20 manufacturers x 5,000 modules per year would imply S$12.0M annual module revenue before licensing, software, and complete-node sales. The Gap Fund objective is therefore not to prove the whole market, but to validate the first repeatable wedge that can expand across infrastructure and industrial monitoring.</w:t>
+        <w:t xml:space="preserve"> The immediate revenue is estimated </w:t>
+      </w:r>
+      <w:proofErr w:type="gramStart"/>
+      <w:r>
+        <w:rPr>
+          <w:sz w:val="22"/>
+        </w:rPr>
+        <w:t>bottom</w:t>
+      </w:r>
+      <w:proofErr w:type="gramEnd"/>
+      <w:r>
+        <w:rPr>
+          <w:sz w:val="22"/>
+        </w:rPr>
+        <w:t xml:space="preserve">-up rather than by applying an arbitrary percentage to the parent markets. The core formula </w:t>
+      </w:r>
+      <w:proofErr w:type="gramStart"/>
+      <w:r>
+        <w:rPr>
+          <w:sz w:val="22"/>
+        </w:rPr>
+        <w:t>is:</w:t>
+      </w:r>
+      <w:proofErr w:type="gramEnd"/>
+      <w:r>
+        <w:rPr>
+          <w:sz w:val="22"/>
+        </w:rPr>
+        <w:t xml:space="preserve"> adopting manufacturers x eligible annual device volume x attachment rate x module average selling price, plus paid integration fees, software-only licensing, technology licensing, including any patent rights arising from the project, and complete pilot-node sales where appropriate. Using S$120 as an illustrative </w:t>
+      </w:r>
+      <w:proofErr w:type="gramStart"/>
+      <w:r>
+        <w:rPr>
+          <w:sz w:val="22"/>
+        </w:rPr>
+        <w:t>module</w:t>
+      </w:r>
+      <w:proofErr w:type="gramEnd"/>
+      <w:r>
+        <w:rPr>
+          <w:sz w:val="22"/>
+        </w:rPr>
+        <w:t xml:space="preserve"> average selling price and S$20k per paid integration project, the proposal uses four auditable scenarios: validation, beachhead, growth, and platform scale. The platform case of 10 manufacturers x 3,000 eligible modules per year gives S$3.6M annual module revenue, plus S$100k integration fees, before software or licensing upside. A longer-term expansion case is also plausible but not counted in the base figure: 20 manufacturers x 5,000 modules per year would imply S$12.0M annual module revenue before licensing, software, and complete-node sales. The Gap Fund objective is therefore not to prove the whole market, but to validate the first repeatable wedge that can expand across infrastructure and industrial monitoring.</w:t>
       </w:r>
     </w:p>
     <w:tbl>
@@ -2870,7 +3674,6 @@
               <w:rPr>
                 <w:sz w:val="18"/>
               </w:rPr>
-              <w:lastRenderedPageBreak/>
               <w:t>Beachhead</w:t>
             </w:r>
           </w:p>
@@ -3142,9 +3945,10 @@
       </w:r>
       <w:r>
         <w:rPr>
-          <w:sz w:val="22"/>
-        </w:rPr>
-        <w:t xml:space="preserve"> The market-validation work converts this funnel into evidence: one event/anomaly class, one equipment-manufacturer product path, one field user, measurable reduction in false records, near-complete capture of selected critical events, and clear willingness to pay for the chosen hardware/software/licensing package. If this first wedge is proven, the same capture function can be re-used across adjacent monitoring products rather than rebuilt for each application from scratch.</w:t>
+          <w:b w:val="0"/>
+          <w:sz w:val="22"/>
+        </w:rPr>
+        <w:t xml:space="preserve"> The market-validation work converts this funnel into evidence: one event or anomaly class, one equipment-manufacturer product path, one field user, a measurable reduction in false alarms, missed detections kept close to zero for the selected class, and clear willingness to pay for the chosen hardware, software or licensing package. If this first wedge is proven, the same detection and capture function can be re-used across adjacent monitoring products rather than rebuilt for each application from scratch.</w:t>
       </w:r>
     </w:p>
     <w:p>
@@ -3174,6 +3978,7 @@
           <w:noProof/>
           <w:sz w:val="22"/>
         </w:rPr>
+        <w:lastRenderedPageBreak/>
         <w:drawing>
           <wp:inline distT="0" distB="0" distL="0" distR="0" wp14:anchorId="77E8DCC3" wp14:editId="3B6A13A9">
             <wp:extent cx="5989320" cy="3947506"/>
@@ -3299,13 +4104,16 @@
           <w:b/>
           <w:sz w:val="22"/>
         </w:rPr>
-        <w:t>Commercial need addressed.</w:t>
-      </w:r>
-      <w:r>
-        <w:rPr>
-          <w:sz w:val="22"/>
-        </w:rPr>
-        <w:t xml:space="preserve"> The proposed approach addresses both commercial and societal needs: more complete capture of sudden events/anomalies for safety, maintenance, incident review, and accountability, while reducing the waste created by false triggers in resource-constrained monitoring systems. Customers are not buying an algorithm; they are buying the ability to use limited battery, storage, bandwidth, and engineering attention on critical event records rather than routine background data or irrelevant disturbances.</w:t>
+        <w:t xml:space="preserve">Commercial </w:t>
+      </w:r>
+      <w:proofErr w:type="gramStart"/>
+      <w:proofErr w:type="gramEnd"/>
+      <w:r>
+        <w:rPr>
+          <w:b w:val="0"/>
+          <w:sz w:val="22"/>
+        </w:rPr>
+        <w:t xml:space="preserve"> The proposed approach addresses both commercial and societal needs: more reliable detection of sudden events and anomalies for safety, maintenance, incident review and accountability, and fewer false alarms in resource-constrained monitoring systems. Customers are not buying an algorithm. They are buying the assurance that what mattered was noticed, and that limited battery, storage, bandwidth and engineering attention were not spent on what did not.</w:t>
       </w:r>
     </w:p>
     <w:p>
@@ -3327,14 +4135,18 @@
           <w:b/>
           <w:sz w:val="22"/>
         </w:rPr>
-        <w:lastRenderedPageBreak/>
         <w:t>Proposed approach and scope.</w:t>
       </w:r>
-      <w:r>
-        <w:rPr>
-          <w:sz w:val="22"/>
-        </w:rPr>
-        <w:t xml:space="preserve"> The project will develop a smart adaptive event and anomaly capture offering, with a compact acquisition module as the core product and firmware/software as the enabling layer. A low-resource sensing mode watches for field changes. When a meaningful event or anomaly is indicated, the system wakes detailed recording and stores useful records around the incident. The triggering conditions are adjusted to the field environment with a clear operating priority: capture as many critical events as possible, keep missed critical events close to zero, and progressively suppress false triggers and unnecessary recordings. The Gap Fund scope is a pre-commercial prototype, benchmark data, integration documentation, and pilot validation, not a full monitoring-service business.</w:t>
+      <w:proofErr w:type="gramStart"/>
+      <w:proofErr w:type="gramEnd"/>
+      <w:proofErr w:type="gramStart"/>
+      <w:proofErr w:type="gramEnd"/>
+      <w:r>
+        <w:rPr>
+          <w:b w:val="0"/>
+          <w:sz w:val="22"/>
+        </w:rPr>
+        <w:t xml:space="preserve"> The differentiating technology is an adaptive detection method; the module and its firmware are how that method is delivered and integrated. A low-resource sensing mode watches for field changes, and when a meaningful event or anomaly is indicated the system wakes detailed recording and stores usable records around the incident. The detection parameters, together forming the operating point, are adjusted to the field environment with a clear priority: keep missed detections close to zero, and progressively suppress false alarms and unnecessary recordings, with the balance between the two set explicitly by the customer rather than fixed by the supplier. The Gap Fund scope is a pre-commercial prototype, benchmark data, integration documentation and pilot validation, not a full monitoring-service business.</w:t>
       </w:r>
     </w:p>
     <w:p>
@@ -3739,7 +4551,6 @@
               <w:rPr>
                 <w:sz w:val="16"/>
               </w:rPr>
-              <w:lastRenderedPageBreak/>
               <w:t>Industrial monitoring</w:t>
             </w:r>
           </w:p>
@@ -3871,7 +4682,35 @@
               <w:rPr>
                 <w:sz w:val="16"/>
               </w:rPr>
-              <w:t>Validation by use case rather than macro spend</w:t>
+              <w:t xml:space="preserve">Validation by </w:t>
+            </w:r>
+            <w:proofErr w:type="gramStart"/>
+            <w:r>
+              <w:rPr>
+                <w:sz w:val="16"/>
+              </w:rPr>
+              <w:t>use</w:t>
+            </w:r>
+            <w:proofErr w:type="gramEnd"/>
+            <w:r>
+              <w:rPr>
+                <w:sz w:val="16"/>
+              </w:rPr>
+              <w:t xml:space="preserve"> </w:t>
+            </w:r>
+            <w:proofErr w:type="gramStart"/>
+            <w:r>
+              <w:rPr>
+                <w:sz w:val="16"/>
+              </w:rPr>
+              <w:t>case</w:t>
+            </w:r>
+            <w:proofErr w:type="gramEnd"/>
+            <w:r>
+              <w:rPr>
+                <w:sz w:val="16"/>
+              </w:rPr>
+              <w:t xml:space="preserve"> rather than macro spend</w:t>
             </w:r>
           </w:p>
         </w:tc>
@@ -3922,9 +4761,10 @@
       </w:r>
       <w:r>
         <w:rPr>
-          <w:sz w:val="22"/>
-        </w:rPr>
-        <w:t xml:space="preserve"> For the local customer, the benefit is not an abstract algorithm improvement. It is the ability to allocate scarce node resources to critical events: broader event/anomaly capture, fewer false records, less wireless traffic, less storage use, fewer unnecessary site visits, and less manual data review. Under one illustrative power model, reducing daily false or unnecessary triggers from 100 to 50 can reduce average power by about 30%, and reducing 500 to 250 can reduce it by about 45%; when trigger frequency is already very low, the saving may be smaller because adaptive computation overhead still exists. For equipment manufacturers, avoiding even 200 hours of internal adaptation at S$80/hour represents an illustrative S$16k development-cost exposure, although integration, testing, and certification remain.</w:t>
+          <w:b w:val="0"/>
+          <w:sz w:val="22"/>
+        </w:rPr>
+        <w:t xml:space="preserve"> For the local customer the benefit is not an abstract algorithm improvement. It is first a detection benefit: fewer events missed, and fewer false alarms to deal with. The cost of a false alarm is usually understated as battery drain; in practice the expensive part is human attention, in the form of an engineer reviewing records that did not matter, a maintenance team dispatched to an asset that was fine, or an incident investigation slowed by irrelevant data. Resource savings follow from the same improvement: less wireless traffic, less storage use and fewer unnecessary site visits. Under one illustrative power model, reducing daily false or unnecessary triggers from 100 to 50 can reduce average power by about 30%, and reducing 500 to 250 by about 45%; when trigger frequency is already very low the saving may be smaller because adaptive computation overhead still exists. For equipment manufacturers, avoiding even 200 hours of internal adaptation at S$80/hour represents an illustrative S$16k development-cost exposure, although integration, testing and certification remain.</w:t>
       </w:r>
     </w:p>
     <w:p>
@@ -3936,6 +4776,7 @@
           <w:noProof/>
           <w:sz w:val="22"/>
         </w:rPr>
+        <w:lastRenderedPageBreak/>
         <w:drawing>
           <wp:inline distT="0" distB="0" distL="0" distR="0" wp14:anchorId="6A3EE732" wp14:editId="0A386387">
             <wp:extent cx="5989320" cy="2940212"/>
@@ -4073,52 +4914,58 @@
           <w:sz w:val="22"/>
           <w:lang w:val="en-GB"/>
         </w:rPr>
+        <w:t xml:space="preserve">Please provide details of existing approaches/competitors in the same/similar market space in the following table. The team should also compare briefly the proposed technology/concept with that of the competitors’ (i.e. how the team’s technology is better, and what weaknesses there are). PI may wish to describe potential disruptive technologies. </w:t>
+      </w:r>
+    </w:p>
+    <w:p>
+      <w:pPr>
+        <w:spacing w:after="60" w:line="252" w:lineRule="auto"/>
+        <w:jc w:val="both"/>
+      </w:pPr>
+    </w:p>
+    <w:p>
+      <w:pPr>
+        <w:spacing w:after="120" w:line="259" w:lineRule="auto"/>
+        <w:jc w:val="both"/>
+      </w:pPr>
+      <w:r>
+        <w:rPr>
+          <w:b/>
+          <w:sz w:val="22"/>
+        </w:rPr>
+        <w:t>Potential disruptive technologies.</w:t>
+      </w:r>
+      <w:r>
+        <w:rPr>
+          <w:sz w:val="22"/>
+        </w:rPr>
+        <w:t xml:space="preserve"> Larger vendors may add adaptive or artificial intelligence-based triggering directly into future nodes, and low-power microcontrollers may reduce the cost of continuous processing. The response is to validate a narrow but valuable workflow faster: near-complete capture of selected events/anomalies, lower false-trigger burden, and easier integration into third-party devices. The current weakness is that this advantage must be proven in field pilots against fixed-threshold and periodic-sampling baselines before strong licensing or investment claims can be made.</w:t>
+      </w:r>
+    </w:p>
+    <w:p>
+      <w:pPr>
+        <w:spacing w:after="120" w:line="259" w:lineRule="auto"/>
+        <w:jc w:val="both"/>
+      </w:pPr>
+      <w:r>
+        <w:rPr>
+          <w:b/>
+          <w:sz w:val="22"/>
+        </w:rPr>
+        <w:t>Competitor framing.</w:t>
+      </w:r>
+      <w:r>
+        <w:rPr>
+          <w:sz w:val="22"/>
+        </w:rPr>
+        <w:t xml:space="preserve"> The competitive landscape is read by product role, not only by company name. Relevant alternatives include: (1) sensor chips and development kits for original equipment manufacturer self-development, including ADI Voyager4-type platforms; (2) embedded acquisition boards such as G-Link-200-OEM-type products; (3) complete wireless monitoring nodes and platforms such as Worldsensing/Move-type </w:t>
+      </w:r>
+      <w:r>
+        <w:rPr>
+          <w:sz w:val="22"/>
+        </w:rPr>
         <w:lastRenderedPageBreak/>
-        <w:t xml:space="preserve">Please provide details of existing approaches/competitors in the same/similar market space in the following table. The team should also compare briefly the proposed technology/concept with that of the competitors’ (i.e. how the team’s technology is better, and what weaknesses there are). PI may wish to describe potential disruptive technologies. </w:t>
-      </w:r>
-    </w:p>
-    <w:p>
-      <w:pPr>
-        <w:spacing w:after="60" w:line="252" w:lineRule="auto"/>
-        <w:jc w:val="both"/>
-      </w:pPr>
-    </w:p>
-    <w:p>
-      <w:pPr>
-        <w:spacing w:after="120" w:line="259" w:lineRule="auto"/>
-        <w:jc w:val="both"/>
-      </w:pPr>
-      <w:r>
-        <w:rPr>
-          <w:b/>
-          <w:sz w:val="22"/>
-        </w:rPr>
-        <w:t>Potential disruptive technologies.</w:t>
-      </w:r>
-      <w:r>
-        <w:rPr>
-          <w:sz w:val="22"/>
-        </w:rPr>
-        <w:t xml:space="preserve"> Larger vendors may add adaptive or artificial intelligence-based triggering directly into future nodes, and low-power microcontrollers may reduce the cost of continuous processing. The response is to validate a narrow but valuable workflow faster: near-complete capture of selected events/anomalies, lower false-trigger burden, and easier integration into third-party devices. The current weakness is that this advantage must be proven in field pilots against fixed-threshold and periodic-sampling baselines before strong licensing or investment claims can be made.</w:t>
-      </w:r>
-    </w:p>
-    <w:p>
-      <w:pPr>
-        <w:spacing w:after="120" w:line="259" w:lineRule="auto"/>
-        <w:jc w:val="both"/>
-      </w:pPr>
-      <w:r>
-        <w:rPr>
-          <w:b/>
-          <w:sz w:val="22"/>
-        </w:rPr>
-        <w:t>Competitor framing.</w:t>
-      </w:r>
-      <w:r>
-        <w:rPr>
-          <w:sz w:val="22"/>
-        </w:rPr>
-        <w:t xml:space="preserve"> The competitive landscape is read by product role, not only by company name. Relevant alternatives include: (1) sensor chips and development kits for original equipment manufacturer self-development, including ADI Voyager4-type platforms; (2) embedded acquisition boards such as G-Link-200-OEM-type products; (3) complete wireless monitoring nodes and platforms such as Worldsensing/Move-type systems, SensingTech VM2030-type devices, Geokon/基康 BGK9600-type systems, and NCD Gen4-type wireless nodes; (4) industrial condition-monitoring devices and predictive-maintenance sensor nodes used for motors, pumps, compressors, production assets, and utilities; and (5) transport or impact recorders such as Chengdu Zhongke Ce Kong TCT-2, MSR175, and ShockLog 298-type devices. These solutions validate demand but also define our proof burden: we must show that adaptive capture reduces false or low-value records while preserving near-complete capture of the selected event class under the same recording requirement and deployment constraint.</w:t>
+        <w:t>systems, SensingTech VM2030-type devices, Geokon/基康 BGK9600-type systems, and NCD Gen4-type wireless nodes; (4) industrial condition-monitoring devices and predictive-maintenance sensor nodes used for motors, pumps, compressors, production assets, and utilities; and (5) transport or impact recorders such as Chengdu Zhongke Ce Kong TCT-2, MSR175, and ShockLog 298-type devices. These solutions validate demand but also define our proof burden: we must show that adaptive capture reduces false or low-value records while preserving near-complete capture of the selected event class under the same recording requirement and deployment constraint.</w:t>
       </w:r>
     </w:p>
     <w:p>
@@ -4301,6 +5148,68 @@
             <w:tcW w:w="1646" w:type="dxa"/>
           </w:tcPr>
           <w:p>
+            <w:r/>
+            <w:r>
+              <w:rPr>
+                <w:b/>
+                <w:sz w:val="22"/>
+              </w:rPr>
+              <w:t>Detection quality</w:t>
+            </w:r>
+          </w:p>
+        </w:tc>
+        <w:tc>
+          <w:tcPr>
+            <w:tcW w:w="2778" w:type="dxa"/>
+          </w:tcPr>
+          <w:p>
+            <w:r/>
+            <w:r>
+              <w:rPr>
+                <w:b w:val="0"/>
+                <w:sz w:val="22"/>
+              </w:rPr>
+              <w:t>Detection parameters re-optimised in the field against estimated performance; missed detections held close to zero for the selected class while false alarms are progressively suppressed. The node can state its own detection quality, including an estimate of what it is likely to be missing.</w:t>
+            </w:r>
+          </w:p>
+        </w:tc>
+        <w:tc>
+          <w:tcPr>
+            <w:tcW w:w="2572" w:type="dxa"/>
+          </w:tcPr>
+          <w:p>
+            <w:r/>
+            <w:r>
+              <w:rPr>
+                <w:b w:val="0"/>
+                <w:sz w:val="22"/>
+              </w:rPr>
+              <w:t>Can acquire and process data, but the equipment manufacturer must still design, tune and validate the decision on when detailed recording should start.</w:t>
+            </w:r>
+          </w:p>
+        </w:tc>
+        <w:tc>
+          <w:tcPr>
+            <w:tcW w:w="2636" w:type="dxa"/>
+          </w:tcPr>
+          <w:p>
+            <w:r/>
+            <w:r>
+              <w:rPr>
+                <w:b w:val="0"/>
+                <w:sz w:val="22"/>
+              </w:rPr>
+              <w:t>Fixed trigger, pre-buffering, alarm or event logging; the detection decision is set at design time and cannot be retuned without a site visit, and missed events leave no trace.</w:t>
+            </w:r>
+          </w:p>
+        </w:tc>
+      </w:tr>
+      <w:tr>
+        <w:tc>
+          <w:tcPr>
+            <w:tcW w:w="1646" w:type="dxa"/>
+          </w:tcPr>
+          <w:p>
             <w:pPr>
               <w:spacing w:after="40"/>
               <w:jc w:val="both"/>
@@ -4309,7 +5218,7 @@
               <w:rPr>
                 <w:sz w:val="18"/>
               </w:rPr>
-              <w:t>Capture performance</w:t>
+              <w:t>Resource impact</w:t>
             </w:r>
           </w:p>
         </w:tc>
@@ -4326,7 +5235,21 @@
               <w:rPr>
                 <w:sz w:val="18"/>
               </w:rPr>
-              <w:t>Capture-first triggering: broad capture of the selected event/anomaly class, near-zero missed critical events, and fewer false or low-value recordings.</w:t>
+              <w:t xml:space="preserve">Allocates limited battery, storage, and bandwidth to critical event records by suppressing false triggers and unnecessary </w:t>
+            </w:r>
+            <w:proofErr w:type="gramStart"/>
+            <w:r>
+              <w:rPr>
+                <w:sz w:val="18"/>
+              </w:rPr>
+              <w:t>wake-ups</w:t>
+            </w:r>
+            <w:proofErr w:type="gramEnd"/>
+            <w:r>
+              <w:rPr>
+                <w:sz w:val="18"/>
+              </w:rPr>
+              <w:t>.</w:t>
             </w:r>
           </w:p>
         </w:tc>
@@ -4343,7 +5266,7 @@
               <w:rPr>
                 <w:sz w:val="18"/>
               </w:rPr>
-              <w:t>Can acquire and process data, but the equipment manufacturer must still design, tune, and validate when detailed recording should start.</w:t>
+              <w:t>Resource impact depends on the customer firmware and trigger logic built around the board or chip.</w:t>
             </w:r>
           </w:p>
         </w:tc>
@@ -4360,7 +5283,21 @@
               <w:rPr>
                 <w:sz w:val="18"/>
               </w:rPr>
-              <w:t>Often provides fixed trigger, pre-buffering, alarm, or event logging; performance is usually tied to a fixed product configuration, manual thresholds, and vendor workflow.</w:t>
+              <w:t xml:space="preserve">Optimised within each vendor product; efficiency gains may not </w:t>
+            </w:r>
+            <w:proofErr w:type="gramStart"/>
+            <w:r>
+              <w:rPr>
+                <w:sz w:val="18"/>
+              </w:rPr>
+              <w:t>transfer</w:t>
+            </w:r>
+            <w:proofErr w:type="gramEnd"/>
+            <w:r>
+              <w:rPr>
+                <w:sz w:val="18"/>
+              </w:rPr>
+              <w:t xml:space="preserve"> to other devices, interfaces, or customer workflows.</w:t>
             </w:r>
           </w:p>
         </w:tc>
@@ -4379,13 +5316,26 @@
               <w:rPr>
                 <w:sz w:val="18"/>
               </w:rPr>
-              <w:t>Resource impact</w:t>
+              <w:t>Adoption cost</w:t>
             </w:r>
           </w:p>
         </w:tc>
         <w:tc>
           <w:tcPr>
             <w:tcW w:w="2778" w:type="dxa"/>
+          </w:tcPr>
+          <w:p>
+            <w:r>
+              <w:rPr>
+                <w:sz w:val="22"/>
+              </w:rPr>
+              <w:t>Adoption cost is bounded and selectable: module cost plus interface and driver adaptation for embedded integration; software validation where the capability is licensed; or complete-device cost for a pilot node. Device-level testing and certification remain with the equipment manufacturer.</w:t>
+            </w:r>
+          </w:p>
+        </w:tc>
+        <w:tc>
+          <w:tcPr>
+            <w:tcW w:w="2572" w:type="dxa"/>
           </w:tcPr>
           <w:p>
             <w:pPr>
@@ -4396,13 +5346,13 @@
               <w:rPr>
                 <w:sz w:val="18"/>
               </w:rPr>
-              <w:t>Allocates limited battery, storage, and bandwidth to critical event records by suppressing false triggers and unnecessary wake-ups.</w:t>
-            </w:r>
-          </w:p>
-        </w:tc>
-        <w:tc>
-          <w:tcPr>
-            <w:tcW w:w="2572" w:type="dxa"/>
+              <w:t>Lower upfront component cost, but higher internal development, validation, and maintenance burden for the equipment manufacturer.</w:t>
+            </w:r>
+          </w:p>
+        </w:tc>
+        <w:tc>
+          <w:tcPr>
+            <w:tcW w:w="2636" w:type="dxa"/>
           </w:tcPr>
           <w:p>
             <w:pPr>
@@ -4413,13 +5363,15 @@
               <w:rPr>
                 <w:sz w:val="18"/>
               </w:rPr>
-              <w:t>Resource impact depends on the customer firmware and trigger logic built around the board or chip.</w:t>
-            </w:r>
-          </w:p>
-        </w:tc>
-        <w:tc>
-          <w:tcPr>
-            <w:tcW w:w="2636" w:type="dxa"/>
+              <w:t>Fastest for field users buying a complete device, but less attractive for equipment manufacturers seeking embedded control, product differentiation, or reuse across product lines.</w:t>
+            </w:r>
+          </w:p>
+        </w:tc>
+      </w:tr>
+      <w:tr>
+        <w:tc>
+          <w:tcPr>
+            <w:tcW w:w="1646" w:type="dxa"/>
           </w:tcPr>
           <w:p>
             <w:pPr>
@@ -4430,15 +5382,13 @@
               <w:rPr>
                 <w:sz w:val="18"/>
               </w:rPr>
-              <w:t>Optimised within each vendor product; efficiency gains may not transfer to other devices, interfaces, or customer workflows.</w:t>
-            </w:r>
-          </w:p>
-        </w:tc>
-      </w:tr>
-      <w:tr>
-        <w:tc>
-          <w:tcPr>
-            <w:tcW w:w="1646" w:type="dxa"/>
+              <w:t>Weakness / risk</w:t>
+            </w:r>
+          </w:p>
+        </w:tc>
+        <w:tc>
+          <w:tcPr>
+            <w:tcW w:w="2778" w:type="dxa"/>
           </w:tcPr>
           <w:p>
             <w:pPr>
@@ -4449,20 +5399,7 @@
               <w:rPr>
                 <w:sz w:val="18"/>
               </w:rPr>
-              <w:t>Adoption cost</w:t>
-            </w:r>
-          </w:p>
-        </w:tc>
-        <w:tc>
-          <w:tcPr>
-            <w:tcW w:w="2778" w:type="dxa"/>
-          </w:tcPr>
-          <w:p>
-            <w:r>
-              <w:rPr>
-                <w:sz w:val="22"/>
-              </w:rPr>
-              <w:t>Adoption cost is bounded and selectable: module cost plus interface and driver adaptation for embedded integration; software validation where the capability is licensed; or complete-device cost for a pilot node. Device-level testing and certification remain with the equipment manufacturer.</w:t>
+              <w:t>Must prove value in one focused use case and confirm sentinel detectability, design authority, volume, acceptable incremental cost, and preferred product form.</w:t>
             </w:r>
           </w:p>
         </w:tc>
@@ -4479,7 +5416,7 @@
               <w:rPr>
                 <w:sz w:val="18"/>
               </w:rPr>
-              <w:t>Lower upfront component cost, but higher internal development, validation, and maintenance burden for the equipment manufacturer.</w:t>
+              <w:t>Technically flexible, but not a turnkey event/anomaly capture workflow.</w:t>
             </w:r>
           </w:p>
         </w:tc>
@@ -4496,78 +5433,21 @@
               <w:rPr>
                 <w:sz w:val="18"/>
               </w:rPr>
-              <w:t>Fastest for field users buying a complete device, but less attractive for equipment manufacturers seeking embedded control, product differentiation, or reuse across product lines.</w:t>
-            </w:r>
-          </w:p>
-        </w:tc>
-      </w:tr>
-      <w:tr>
-        <w:tc>
-          <w:tcPr>
-            <w:tcW w:w="1646" w:type="dxa"/>
-          </w:tcPr>
-          <w:p>
-            <w:pPr>
-              <w:spacing w:after="40"/>
-              <w:jc w:val="both"/>
-            </w:pPr>
+              <w:t xml:space="preserve">Commercially </w:t>
+            </w:r>
+            <w:proofErr w:type="gramStart"/>
             <w:r>
               <w:rPr>
                 <w:sz w:val="18"/>
               </w:rPr>
-              <w:lastRenderedPageBreak/>
-              <w:t>Weakness / risk</w:t>
-            </w:r>
-          </w:p>
-        </w:tc>
-        <w:tc>
-          <w:tcPr>
-            <w:tcW w:w="2778" w:type="dxa"/>
-          </w:tcPr>
-          <w:p>
-            <w:pPr>
-              <w:spacing w:after="40"/>
-              <w:jc w:val="both"/>
-            </w:pPr>
+              <w:t>established, but</w:t>
+            </w:r>
+            <w:proofErr w:type="gramEnd"/>
             <w:r>
               <w:rPr>
                 <w:sz w:val="18"/>
               </w:rPr>
-              <w:t>Must prove value in one focused use case and confirm sentinel detectability, design authority, volume, acceptable incremental cost, and preferred product form.</w:t>
-            </w:r>
-          </w:p>
-        </w:tc>
-        <w:tc>
-          <w:tcPr>
-            <w:tcW w:w="2572" w:type="dxa"/>
-          </w:tcPr>
-          <w:p>
-            <w:pPr>
-              <w:spacing w:after="40"/>
-              <w:jc w:val="both"/>
-            </w:pPr>
-            <w:r>
-              <w:rPr>
-                <w:sz w:val="18"/>
-              </w:rPr>
-              <w:t>Technically flexible, but not a turnkey event/anomaly capture workflow.</w:t>
-            </w:r>
-          </w:p>
-        </w:tc>
-        <w:tc>
-          <w:tcPr>
-            <w:tcW w:w="2636" w:type="dxa"/>
-          </w:tcPr>
-          <w:p>
-            <w:pPr>
-              <w:spacing w:after="40"/>
-              <w:jc w:val="both"/>
-            </w:pPr>
-            <w:r>
-              <w:rPr>
-                <w:sz w:val="18"/>
-              </w:rPr>
-              <w:t>Commercially established, but closed-product positioning limits module-level reuse and partner customisation.</w:t>
+              <w:t xml:space="preserve"> closed-product positioning limits module-level reuse and partner customisation.</w:t>
             </w:r>
           </w:p>
         </w:tc>
@@ -4704,7 +5584,7 @@
           <w:sz w:val="22"/>
           <w:lang w:val="en-GB"/>
         </w:rPr>
-        <w:t xml:space="preserve"> the risk factors to commercialisation (e.g. technical or market uncertainty). Highlight the aspects of this work that would attract investors or companies to develop the prototype or product from this </w:t>
+        <w:t xml:space="preserve"> the risk factors to commercialisation (e.g. technical or market uncertainty). Highlight the aspects of this </w:t>
       </w:r>
       <w:r>
         <w:rPr>
@@ -4713,7 +5593,8 @@
           <w:sz w:val="22"/>
           <w:lang w:val="en-GB"/>
         </w:rPr>
-        <w:t>Gap Fund</w:t>
+        <w:lastRenderedPageBreak/>
+        <w:t xml:space="preserve">work that would attract investors or companies to develop the prototype or product from this </w:t>
       </w:r>
       <w:r>
         <w:rPr>
@@ -4722,6 +5603,15 @@
           <w:sz w:val="22"/>
           <w:lang w:val="en-GB"/>
         </w:rPr>
+        <w:t>Gap Fund</w:t>
+      </w:r>
+      <w:r>
+        <w:rPr>
+          <w:i/>
+          <w:iCs/>
+          <w:sz w:val="22"/>
+          <w:lang w:val="en-GB"/>
+        </w:rPr>
         <w:t xml:space="preserve"> work into a commercial entity. </w:t>
       </w:r>
     </w:p>
@@ -4800,14 +5690,7 @@
         <w:rPr>
           <w:sz w:val="22"/>
         </w:rPr>
-        <w:t xml:space="preserve"> The first commercial target is one equipment manufacturer with design authority and one field user facing a clear event/anomaly capture problem. Potential equipment-side conversations include Ackcio, SensingTech, Geokon/基康, Chengdu Zhongke Ce Kong, MATGEO, and industrial condition-monitoring or wireless sensing suppliers. Potential field-validation partners include Geomotion, Ryobi-G, Smart Sensing, Placid Asia, Stream Peak/ShockLog channels, industrial maintenance teams, and logistics users. NTUitive can support customer discovery, intellectual property (IP)/commercial terms, licensing </w:t>
-      </w:r>
-      <w:r>
-        <w:rPr>
-          <w:sz w:val="22"/>
-        </w:rPr>
-        <w:lastRenderedPageBreak/>
-        <w:t>discussions, company-formation assessment, and preparation of dated letters of support or letters of intent if partner interest becomes concrete.</w:t>
+        <w:t xml:space="preserve"> The first commercial target is one equipment manufacturer with design authority and one field user facing a clear event/anomaly capture problem. Potential equipment-side conversations include Ackcio, SensingTech, Geokon/基康, Chengdu Zhongke Ce Kong, MATGEO, and industrial condition-monitoring or wireless sensing suppliers. Potential field-validation partners include Geomotion, Ryobi-G, Smart Sensing, Placid Asia, Stream Peak/ShockLog channels, industrial maintenance teams, and logistics users. NTUitive can support customer discovery, intellectual property (IP)/commercial terms, licensing discussions, company-formation assessment, and preparation of dated letters of support or letters of intent if partner interest becomes concrete.</w:t>
       </w:r>
     </w:p>
     <w:p>
@@ -4832,7 +5715,21 @@
         <w:rPr>
           <w:sz w:val="22"/>
         </w:rPr>
-        <w:t xml:space="preserve"> The main risks are technical performance for the selected event class, whether the low-power sensing layer can detect the earliest useful event features, equipment-manufacturer integration cost, proof of willingness to pay, and the possibility that some customers already have sufficient proprietary triggering solutions. The investor/company attraction is that the product targets a repeatable bottleneck across large and growing infrastructure and industrial monitoring markets: how to capture sudden events and anomalies broadly without spending constrained node resources on irrelevant data. If one use case proves clear customer value, the core module, software, and licensing package can be extended across adjacent monitoring products, complete pilot nodes, and regional equipment-manufacturer channels.</w:t>
+        <w:t xml:space="preserve"> The main risks are technical performance for the selected event class, whether the low-power sensing layer can detect the earliest useful event features, equipment-manufacturer integration cost, proof of willingness to pay, and the possibility that some customers already have sufficient proprietary triggering solutions. The </w:t>
+      </w:r>
+      <w:proofErr w:type="gramStart"/>
+      <w:r>
+        <w:rPr>
+          <w:sz w:val="22"/>
+        </w:rPr>
+        <w:t>investor/company attraction</w:t>
+      </w:r>
+      <w:proofErr w:type="gramEnd"/>
+      <w:r>
+        <w:rPr>
+          <w:sz w:val="22"/>
+        </w:rPr>
+        <w:t xml:space="preserve"> is that the product targets a repeatable bottleneck across large and growing infrastructure and industrial monitoring markets: how to capture sudden events and anomalies broadly without spending constrained node resources on irrelevant data. If one use case proves clear customer value, the core module, software, and licensing package can be extended across adjacent monitoring products, complete pilot nodes, and regional equipment-manufacturer channels.</w:t>
       </w:r>
     </w:p>
     <w:p>
@@ -4851,6 +5748,7 @@
           <w:noProof/>
           <w:sz w:val="22"/>
         </w:rPr>
+        <w:lastRenderedPageBreak/>
         <w:drawing>
           <wp:inline distT="0" distB="0" distL="0" distR="0" wp14:anchorId="4538611E" wp14:editId="1EF29BA9">
             <wp:extent cx="5760720" cy="2271252"/>
@@ -4962,8 +5860,9 @@
           <w:sz w:val="22"/>
           <w:lang w:val="en"/>
         </w:rPr>
-        <w:t xml:space="preserve">Please provide a brief summary of the relevant expertise and qualifications of existing and future team members. </w:t>
-      </w:r>
+        <w:t xml:space="preserve">Please provide </w:t>
+      </w:r>
+      <w:proofErr w:type="gramStart"/>
       <w:r>
         <w:rPr>
           <w:bCs/>
@@ -4971,8 +5870,9 @@
           <w:sz w:val="22"/>
           <w:lang w:val="en"/>
         </w:rPr>
-        <w:t>Please also provide their basic contact details.</w:t>
-      </w:r>
+        <w:t>a brief summary</w:t>
+      </w:r>
+      <w:proofErr w:type="gramEnd"/>
       <w:r>
         <w:rPr>
           <w:bCs/>
@@ -4980,6 +5880,24 @@
           <w:sz w:val="22"/>
           <w:lang w:val="en"/>
         </w:rPr>
+        <w:t xml:space="preserve"> of the relevant expertise and qualifications of existing and future team members. </w:t>
+      </w:r>
+      <w:r>
+        <w:rPr>
+          <w:bCs/>
+          <w:i/>
+          <w:sz w:val="22"/>
+          <w:lang w:val="en"/>
+        </w:rPr>
+        <w:t>Please also provide their basic contact details.</w:t>
+      </w:r>
+      <w:r>
+        <w:rPr>
+          <w:bCs/>
+          <w:i/>
+          <w:sz w:val="22"/>
+          <w:lang w:val="en"/>
+        </w:rPr>
         <w:t xml:space="preserve">  </w:t>
       </w:r>
     </w:p>
@@ -5057,14 +5975,7 @@
         <w:rPr>
           <w:sz w:val="22"/>
         </w:rPr>
-        <w:t xml:space="preserve"> The team's advantage is that it covers the three capabilities needed for this Gap Fund project: (1) domain credibility in wireless sensing and structural/asset monitoring; (2) direct technical knowledge of adaptive event/anomaly capture, edge intelligence, and resource-constrained data acquisition; and (3) execution capacity for prototype testing, customer discovery, competitive benchmarking, and documentation. This is critical because the commercial proof must demonstrate a validated workflow: </w:t>
-      </w:r>
-      <w:r>
-        <w:rPr>
-          <w:sz w:val="22"/>
-        </w:rPr>
-        <w:lastRenderedPageBreak/>
-        <w:t>capture sudden events and anomalies, keep missed critical events close to zero, suppress unnecessary recordings, integrate into customer hardware or complete sensor nodes, and show measurable field value.</w:t>
+        <w:t xml:space="preserve"> The team's advantage is that it covers the three capabilities needed for this Gap Fund project: (1) domain credibility in wireless sensing and structural/asset monitoring; (2) direct technical knowledge of adaptive event/anomaly capture, edge intelligence, and resource-constrained data acquisition; and (3) execution capacity for prototype testing, customer discovery, competitive benchmarking, and documentation. This is critical because the commercial proof must demonstrate a validated workflow: capture sudden events and anomalies, keep missed critical events close to zero, suppress unnecessary recordings, integrate into customer hardware or complete sensor nodes, and show measurable field value.</w:t>
       </w:r>
     </w:p>
     <w:p>
@@ -5079,11 +5990,14 @@
         </w:rPr>
         <w:t>Future support needs.</w:t>
       </w:r>
-      <w:r>
-        <w:rPr>
-          <w:sz w:val="22"/>
-        </w:rPr>
-        <w:t xml:space="preserve"> During the Gap Fund period the team will add or engage support for embedded firmware, printed circuit board design-for-manufacture review, industrial and customer discovery, and pilot deployment coordination. The budget in Section 5 provides for one Research Fellow covering embedded hardware and edge intelligence and one part-time Research Assistant covering test set-up and data analysis; contact details for these appointments will be provided once recruitment is complete.</w:t>
+      <w:proofErr w:type="gramStart"/>
+      <w:proofErr w:type="gramEnd"/>
+      <w:r>
+        <w:rPr>
+          <w:b w:val="0"/>
+          <w:sz w:val="22"/>
+        </w:rPr>
+        <w:t xml:space="preserve"> During the Gap Fund period the team will add or engage support for embedded firmware, printed circuit board design-for-manufacture review, industrial and customer discovery, and pilot deployment coordination. The budget in Section 5 provides for one Research Fellow covering edge algorithms and embedded intelligence and one part-time Research Assistant covering test set-up and data analysis; contact details for these appointments will be provided once recruitment is complete.</w:t>
       </w:r>
     </w:p>
     <w:p>
@@ -5243,7 +6157,7 @@
           <w:highlight w:val="yellow"/>
           <w:lang w:val="en-GB"/>
         </w:rPr>
-        <w:t>t of the pathway to commercialis</w:t>
+        <w:t xml:space="preserve">t of the pathway to </w:t>
       </w:r>
       <w:r>
         <w:rPr>
@@ -5253,7 +6167,8 @@
           <w:highlight w:val="yellow"/>
           <w:lang w:val="en-GB"/>
         </w:rPr>
-        <w:t xml:space="preserve">ation during the </w:t>
+        <w:lastRenderedPageBreak/>
+        <w:t>commercialis</w:t>
       </w:r>
       <w:r>
         <w:rPr>
@@ -5263,7 +6178,7 @@
           <w:highlight w:val="yellow"/>
           <w:lang w:val="en-GB"/>
         </w:rPr>
-        <w:t>Gap Fund</w:t>
+        <w:t xml:space="preserve">ation during the </w:t>
       </w:r>
       <w:r>
         <w:rPr>
@@ -5273,7 +6188,7 @@
           <w:highlight w:val="yellow"/>
           <w:lang w:val="en-GB"/>
         </w:rPr>
-        <w:t xml:space="preserve">, or pre-secured customer orders, will be favourably viewed. If future funding support/customer orders is contingent on certain KPIs being met during </w:t>
+        <w:t>Gap Fund</w:t>
       </w:r>
       <w:r>
         <w:rPr>
@@ -5283,7 +6198,7 @@
           <w:highlight w:val="yellow"/>
           <w:lang w:val="en-GB"/>
         </w:rPr>
-        <w:t>Gap Fund</w:t>
+        <w:t xml:space="preserve">, or pre-secured customer orders, will be favourably viewed. If future funding support/customer orders is contingent on certain KPIs being met during </w:t>
       </w:r>
       <w:r>
         <w:rPr>
@@ -5293,13 +6208,23 @@
           <w:highlight w:val="yellow"/>
           <w:lang w:val="en-GB"/>
         </w:rPr>
-        <w:t>, please make sure that these KPIs are included in this section.</w:t>
+        <w:t>Gap Fund</w:t>
       </w:r>
       <w:r>
         <w:rPr>
           <w:i/>
           <w:iCs/>
           <w:sz w:val="22"/>
+          <w:highlight w:val="yellow"/>
+          <w:lang w:val="en-GB"/>
+        </w:rPr>
+        <w:t>, please make sure that these KPIs are included in this section.</w:t>
+      </w:r>
+      <w:r>
+        <w:rPr>
+          <w:i/>
+          <w:iCs/>
+          <w:sz w:val="22"/>
           <w:lang w:val="en-GB"/>
         </w:rPr>
         <w:t xml:space="preserve"> </w:t>
@@ -5321,6 +6246,7 @@
       <w:r>
         <w:rPr>
           <w:sz w:val="22"/>
+          <w:highlight w:val="yellow"/>
         </w:rPr>
         <w:t xml:space="preserve"> Formal industry support letters, letters of intent (LOIs), pre-secured orders, or investment commitments have not yet been secured at the time of this application. The Gap Fund plan uses the first phase to obtain dated customer feedback and, where possible, LOIs linked to measurable key performance indicators (KPIs). Any endorsement will be framed around a specific event/anomaly use case rather than a general statement of interest in sensors or monitoring.</w:t>
       </w:r>
@@ -5346,9 +6272,11 @@
       </w:r>
       <w:r>
         <w:rPr>
-          <w:sz w:val="22"/>
-        </w:rPr>
-        <w:t xml:space="preserve"> Potential endorsements are tied to concrete criteria: (1) broad capture of defined sudden events/anomalies with near-zero missed critical events; (2) measurable reduction of false triggers or irrelevant recordings against a fixed-threshold baseline; (3) acceptable wake-up delay and data alignment; (4) reduced power/storage/communication load under the same event-capture requirement; (5) acceptable module cost, integration effort, and device-level testing burden; and (6) confirmation that the captured records support real decisions such as incident review, maintenance action, or complaint response.</w:t>
+          <w:b w:val="0"/>
+          <w:sz w:val="22"/>
+          <w:highlight w:val="yellow"/>
+        </w:rPr>
+        <w:t xml:space="preserve"> Potential endorsements are tied to concrete criteria: (1) missed detections for the defined event or anomaly class kept close to zero; (2) a measurable reduction of false alarms and irrelevant recordings against a fixed-threshold baseline under the same conditions; (3) a characterised detection floor, showing how small an event can be detected reliably at a stated ambient noise level; (4) acceptable detection latency and in-node data alignment; (5) reduced power, storage and communication load under the same detection requirement; (6) acceptable module cost, integration effort and device-level testing burden; and (7) confirmation that the captured records support real decisions such as incident review, maintenance action or complaint response.</w:t>
       </w:r>
     </w:p>
     <w:tbl>
@@ -5663,10 +6591,11 @@
       </w:r>
       <w:r>
         <w:rPr>
+          <w:b w:val="0"/>
           <w:sz w:val="22"/>
           <w:highlight w:val="yellow"/>
         </w:rPr>
-        <w:t xml:space="preserve"> The proposed first-round assessment should involve one equipment-side partner and one field-side partner, with Singapore as the preferred first testbed and Southeast Asia/China as follow-on expansion layers. The equipment-side partner should assess integration feasibility, design authority, target device volume, acceptable incremental cost, manufacturability, and whether the preferred product form is a module, software package, IP licence, or complete pilot node. The field partner should assess whether the system captures the right event/anomaly records with fewer false recordings under realistic field conditions. These assessments will be used to refine product scope and support follow-on licensing, joint development, LOI, customer-order, or investment discussions.</w:t>
+        <w:t xml:space="preserve"> The first-round assessment involves one equipment-side partner and one field-side partner, with Singapore as the preferred first testbed and Southeast Asia and China as follow-on expansion layers. The equipment-side partner assesses integration feasibility, design authority, target device volume, acceptable incremental cost, manufacturability, and whether the preferred product form is a module, a software package, a technology licence, or a complete pilot node. The field partner assesses whether the system detects the events that matter to them, with fewer false alarms, under realistic field conditions, and whether the resulting records support real decisions. These assessments refine product scope and support follow-on licensing, joint development, letter-of-intent, customer-order or investment discussions.</w:t>
       </w:r>
     </w:p>
     <w:p>
@@ -5809,7 +6738,6 @@
               <w:rPr>
                 <w:b/>
               </w:rPr>
-              <w:lastRenderedPageBreak/>
               <w:t>Description</w:t>
             </w:r>
           </w:p>
@@ -5859,7 +6787,11 @@
               <w:spacing w:after="60"/>
             </w:pPr>
             <w:r>
-              <w:t>Smart adaptive triggering mechanism for event-driven time-series sensing on resource-constrained edge devices, covering the co-designed hardware and software architecture (low-power sentinel channel, event-driven power and signal switching, preservation and in-node alignment of pre-trigger information) and the closed-loop optimisation of triggering conditions. The invention was made at NTU, disclosed to NTUitive, and documented in Singapore provisional patent application No. 10202502426R, filed 26 August 2025. Inventors: Fu Yuguang, Cui Shuaiwen, Yu Xiao, Yu Xuewen.</w:t>
+              <w:t xml:space="preserve">Smart adaptive triggering mechanism for event-driven time-series sensing on resource-constrained edge devices, covering the co-designed hardware and software architecture (low-power sentinel channel, event-driven power and signal switching, preservation and in-node alignment of pre-trigger information) and the closed-loop optimisation of triggering conditions. The invention was made at NTU, disclosed to NTUitive, and documented in Singapore provisional patent application No. 10202502426R, filed 26 August 2025. Inventors: Fu </w:t>
+            </w:r>
+            <w:r>
+              <w:lastRenderedPageBreak/>
+              <w:t>Yuguang, Cui Shuaiwen, Yu Xiao, Yu Xuewen.</w:t>
             </w:r>
           </w:p>
         </w:tc>
@@ -5872,7 +6804,16 @@
               <w:spacing w:after="60"/>
             </w:pPr>
             <w:r>
-              <w:t xml:space="preserve">Invention made at NTU and disclosed to NTUitive. </w:t>
+              <w:lastRenderedPageBreak/>
+              <w:t xml:space="preserve">Invention </w:t>
+            </w:r>
+            <w:proofErr w:type="gramStart"/>
+            <w:r>
+              <w:t>made</w:t>
+            </w:r>
+            <w:proofErr w:type="gramEnd"/>
+            <w:r>
+              <w:t xml:space="preserve"> at NTU and disclosed to NTUitive. </w:t>
             </w:r>
             <w:r>
               <w:rPr>
@@ -5886,7 +6827,11 @@
               <w:spacing w:after="60"/>
             </w:pPr>
             <w:r>
-              <w:t>The technology is accordingly held by NTU as unpatented invention and implementation know-how, supported by the technology disclosure and by the team's published validation.</w:t>
+              <w:t xml:space="preserve">The technology is accordingly held by NTU as unpatented invention </w:t>
+            </w:r>
+            <w:r>
+              <w:lastRenderedPageBreak/>
+              <w:t>and implementation know-how, supported by the technology disclosure and by the team's published validation.</w:t>
             </w:r>
           </w:p>
         </w:tc>
@@ -5899,6 +6844,7 @@
               <w:spacing w:after="60"/>
             </w:pPr>
             <w:r>
+              <w:lastRenderedPageBreak/>
               <w:t>Nanyang Technological University (NTU)</w:t>
             </w:r>
           </w:p>
@@ -5914,7 +6860,15 @@
               <w:spacing w:after="60"/>
             </w:pPr>
             <w:r>
-              <w:t>Low-power wireless sensing node platform used as the development and validation vehicle for the mechanism, implementing the dual-channel sensing architecture. The prototype has completed circuit design, board fabrication and production-level testing.</w:t>
+              <w:t xml:space="preserve">Low-power wireless sensing node platform used as the development and validation vehicle for the mechanism, implementing </w:t>
+            </w:r>
+            <w:proofErr w:type="gramStart"/>
+            <w:r>
+              <w:t>the dual</w:t>
+            </w:r>
+            <w:proofErr w:type="gramEnd"/>
+            <w:r>
+              <w:t>-channel sensing architecture. The prototype has completed circuit design, board fabrication and production-level testing.</w:t>
             </w:r>
           </w:p>
         </w:tc>
@@ -6094,27 +7048,47 @@
           <w:b/>
           <w:sz w:val="22"/>
         </w:rPr>
+        <w:t>Intellectual property position.</w:t>
+      </w:r>
+      <w:r>
+        <w:rPr>
+          <w:sz w:val="22"/>
+        </w:rPr>
+        <w:t xml:space="preserve"> All background technology listed above was developed within NTU and is owned by NTU. Academic exchanges conducted with external researchers during the development period were limited to general technical consultation on wireless sensing node design and did not contribute to the invention, so the technology is unencumbered by third-party rights. </w:t>
+      </w:r>
+      <w:r>
+        <w:rPr>
+          <w:sz w:val="22"/>
+          <w:highlight w:val="yellow"/>
+        </w:rPr>
+        <w:t xml:space="preserve">A subsequent patent filing on the provisional application is not currently being pursued, and this position is to be confirmed with NTUitive before submission. </w:t>
+      </w:r>
+      <w:r>
+        <w:rPr>
+          <w:sz w:val="22"/>
+        </w:rPr>
+        <w:t xml:space="preserve">The defensibility of the project therefore rests on three elements rather than on a pending application. The first is implementation know-how: the published work describes the methodology, while the firmware architecture, the onboard estimation and tuning implementation under microcontroller constraints, and the pre-deployment optimisation set-up remain unpublished and are what make the mechanism work on a real node. The second is the node platform and embedded computing middleware on which the capability runs, both developed at NTU. The third is the foreground intellectual property that this project would generate, including the module design and interface specification, the configuration and pre-optimisation tooling, the integration documentation, and the benchmark datasets produced against periodic sampling and fixed-threshold triggering. Whether any part of that foreground work supports a new filing would be assessed with </w:t>
+      </w:r>
+      <w:r>
+        <w:rPr>
+          <w:sz w:val="22"/>
+        </w:rPr>
         <w:lastRenderedPageBreak/>
-        <w:t>Intellectual property position.</w:t>
-      </w:r>
-      <w:r>
-        <w:rPr>
-          <w:sz w:val="22"/>
-        </w:rPr>
-        <w:t xml:space="preserve"> All background technology listed above was developed within NTU and is owned by NTU. Academic exchanges conducted with external researchers during the development period were limited to general technical consultation on wireless sensing node design and did not contribute to the invention, so the technology is unencumbered by third-party rights. </w:t>
-      </w:r>
-      <w:r>
-        <w:rPr>
-          <w:sz w:val="22"/>
-          <w:highlight w:val="yellow"/>
-        </w:rPr>
-        <w:t xml:space="preserve">A subsequent patent filing on the provisional application is not currently being pursued, and this position is to be confirmed with NTUitive before submission. </w:t>
-      </w:r>
-      <w:r>
-        <w:rPr>
-          <w:sz w:val="22"/>
-        </w:rPr>
-        <w:t>The defensibility of the project therefore rests on three elements rather than on a pending application. The first is implementation know-how: the published work describes the methodology, while the firmware architecture, the onboard estimation and tuning implementation under microcontroller constraints, and the pre-deployment optimisation set-up remain unpublished and are what make the mechanism work on a real node. The second is the node platform and embedded computing middleware on which the capability runs, both developed at NTU. The third is the foreground intellectual property that this project would generate, including the module design and interface specification, the configuration and pre-optimisation tooling, the integration documentation, and the benchmark datasets produced against periodic sampling and fixed-threshold triggering. Whether any part of that foreground work supports a new filing would be assessed with NTUitive during the project, taking account of the team's earlier publications. The commercial package described in Section 2.6 does not depend on obtaining one: module supply, software licensing, paid integration and joint development can each proceed on the basis of the delivered technology and the know-how behind it.</w:t>
+        <w:t xml:space="preserve">NTUitive during the project, taking account of the team's earlier publications. The commercial package described in Section 2.6 does not depend on obtaining one: module supply, software licensing, paid integration and joint development can each proceed </w:t>
+      </w:r>
+      <w:proofErr w:type="gramStart"/>
+      <w:r>
+        <w:rPr>
+          <w:sz w:val="22"/>
+        </w:rPr>
+        <w:t>on the basis of</w:t>
+      </w:r>
+      <w:proofErr w:type="gramEnd"/>
+      <w:r>
+        <w:rPr>
+          <w:sz w:val="22"/>
+        </w:rPr>
+        <w:t xml:space="preserve"> the delivered technology and the know-how behind it.</w:t>
       </w:r>
     </w:p>
     <w:p>
@@ -6197,7 +7171,13 @@
     </w:p>
     <w:p>
       <w:pPr>
-        <w:spacing w:before="160" w:after="120" w:line="259" w:lineRule="auto"/>
+        <w:spacing w:after="120" w:line="259" w:lineRule="auto"/>
+      </w:pPr>
+    </w:p>
+    <w:p>
+      <w:pPr>
+        <w:spacing w:after="120" w:line="259" w:lineRule="auto" w:before="160"/>
+        <w:jc w:val="left"/>
       </w:pPr>
       <w:r>
         <w:rPr>
@@ -6221,9 +7201,10 @@
       </w:r>
       <w:r>
         <w:rPr>
-          <w:sz w:val="22"/>
-        </w:rPr>
-        <w:t xml:space="preserve"> The technical problem addressed by this project is not power saving in general, but the allocation of scarce node resources at the moment that matters. Each scheme available to a resource-constrained node fails differently: always-on recording exhausts battery, storage and bandwidth; periodic or duty-cycled sampling may sleep through a short event, and the evidence is then permanently lost; fixed-threshold triggering records only on a manually selected condition, which if set too strictly never records critical events and if set too loosely wakes the node repeatedly for irrelevant data. The technical proposition is therefore narrow and testable: make the triggering conditions converge, in the field and without manual intervention, to an operating point at which missed critical events remain close to zero while false triggers and unnecessary recordings are progressively suppressed.</w:t>
+          <w:b w:val="0"/>
+          <w:sz w:val="22"/>
+        </w:rPr>
+        <w:t xml:space="preserve"> The technical problem addressed by this project is a detection problem. A monitoring system earns its value at the moment something happens, and whether it earns it depends on whether the node notices. Each scheme available to a resource-constrained node fails differently: always-on recording notices everything but exhausts battery, storage and bandwidth; periodic or duty-cycled sampling makes no detection decision at all, recording on a clock and possibly sleeping through the event that matters; fixed-threshold triggering does decide, but from conditions selected manually at commissioning, so it is pinned to one operating point between missing events and recording irrelevant ones. The proposition is therefore narrow and testable: make the detection decision correct itself in the field, so missed detections stay close to zero while false alarms and irrelevant recordings are progressively suppressed, and without an engineer returning to site.</w:t>
       </w:r>
     </w:p>
     <w:p>
@@ -6240,9 +7221,10 @@
       </w:r>
       <w:r>
         <w:rPr>
-          <w:sz w:val="22"/>
-        </w:rPr>
-        <w:t xml:space="preserve"> Three principles govern the design. First, reliability first: the capture objective is asymmetric, because a missed critical event is unrecoverable while a false record only costs resources, so the optimisation is weighted towards complete capture rather than towards a symmetric accuracy measure. Second, edge autonomy: the adaptation must run on the node itself, because target deployments are battery-powered, bandwidth-limited and often without reliable connectivity, and because any solution that depends on cloud processing reintroduces the communication cost the customer is trying to avoid. Third, embeddability: the outcome must be a module and firmware that a monitoring equipment manufacturer can integrate into an existing product line, rather than a new complete node that competes with the customer's own products.</w:t>
+          <w:b w:val="0"/>
+          <w:sz w:val="22"/>
+        </w:rPr>
+        <w:t xml:space="preserve"> Three principles govern the design. First, detection quality before resource efficiency: the two are usually presented as a trade-off, but here efficiency is a consequence rather than a competing objective, because the module does not save resources by sensing less but by being right more often, and every avoided false alarm is a wake-up, a recording, a transmission and a review that never happens. Second, an asymmetric and configurable trade-off: a missed detection is unrecoverable while a false alarm costs resources and attention, so the objective weights them unequally in favour of not missing events, and that weighting is a design parameter the customer sets for their application rather than a constant fixed by the supplier. Third, edge autonomy and embeddability: adaptation runs on the node, and the outcome must be a module and firmware an equipment manufacturer can integrate into an existing product line.</w:t>
       </w:r>
     </w:p>
     <w:p>
@@ -6259,22 +7241,23 @@
       </w:r>
       <w:r>
         <w:rPr>
-          <w:sz w:val="22"/>
-        </w:rPr>
-        <w:t xml:space="preserve"> The project is deliberately bounded, and the following limits are stated explicitly. The module can capture only those events that the low-resource sentinel channel is physically able to sense and that the triggering logic can distinguish from background conditions, so candidate event classes must be screened before deployment. Low-resolution information preserved from before the trigger improves the usefulness of a record, but it does not reconstruct high-fidelity data that was never acquired. Time alignment is performed within a single node, between its sentinel segment and its high-fidelity segment; it is not a claim about clock synchronisation across a network of nodes. The module supplies the capture function only: the host processor, radio, power design, enclosure and application software remain the equipment manufacturer's, and the project does not attempt to replace them. Finally, the project delivers an embeddable capture capability, not a monitoring service, a cloud analytics platform, or a diagnosis product.</w:t>
-      </w:r>
-    </w:p>
-    <w:p>
-      <w:pPr>
-        <w:spacing w:before="160" w:after="120" w:line="259" w:lineRule="auto"/>
-      </w:pPr>
-      <w:r>
-        <w:rPr>
-          <w:b/>
-          <w:sz w:val="22"/>
-        </w:rPr>
-        <w:lastRenderedPageBreak/>
-        <w:t>Architecture of the capture module</w:t>
+          <w:b w:val="0"/>
+          <w:sz w:val="22"/>
+        </w:rPr>
+        <w:t xml:space="preserve"> The project is bounded, and the limits are stated explicitly. No detection method recovers a signal the low-resource sentinel channel cannot sense, or an event indistinguishable from the prevailing background, so candidate event classes are screened before deployment and the achievable detection floor remains bounded by the ambient noise. Information preserved from before the trigger improves a record but does not reconstruct high-fidelity data that was never acquired. Time alignment is performed within a single node, not across a network. The module supplies the detection and capture function only: the host processor, radio, power design, enclosure and application software remain the manufacturer's. The project delivers an embeddable capability, not a monitoring service, a cloud platform, or a diagnosis product.</w:t>
+      </w:r>
+    </w:p>
+    <w:p>
+      <w:pPr>
+        <w:spacing w:after="120" w:line="259" w:lineRule="auto" w:before="160"/>
+        <w:jc w:val="left"/>
+      </w:pPr>
+      <w:r>
+        <w:rPr>
+          <w:b/>
+          <w:sz w:val="22"/>
+        </w:rPr>
+        <w:t>Detection quality: what is measured and why</w:t>
       </w:r>
     </w:p>
     <w:p>
@@ -6287,13 +7270,14 @@
           <w:b/>
           <w:sz w:val="22"/>
         </w:rPr>
-        <w:t>Capture chain.</w:t>
-      </w:r>
-      <w:r>
-        <w:rPr>
-          <w:sz w:val="22"/>
-        </w:rPr>
-        <w:t xml:space="preserve"> The module implements a five-stage chain. In standby, a low-power sentinel channel observes the field signal continuously while the high-fidelity channel and the main processor remain unpowered or in deep sleep. On indication, when the sentinel observation satisfies the current triggering conditions, typically an amplitude threshold sustained for a minimum duration, an interrupt is raised. On activation, an event-driven switching circuit powers the high-fidelity channel and the processor within a bounded wake-up delay. In record assembly, the sentinel buffer is frozen at the trigger instant so that the samples preceding the event are retained and aligned with the high-fidelity segment that follows, producing one record spanning the period before, during and after the incident. Finally, the node evaluates onboard how well the current conditions are performing and updates them, so the next event is captured under better conditions than the last.</w:t>
+        <w:t>The quantities that matter.</w:t>
+      </w:r>
+      <w:r>
+        <w:rPr>
+          <w:b w:val="0"/>
+          <w:sz w:val="22"/>
+        </w:rPr>
+        <w:t xml:space="preserve"> Detection is a decision made continuously on a live signal, and its quality is described by a small set of quantities that equipment manufacturers and field users can both act on. Missed detections are events of interest the node never noticed; because a triggering system stores only what it triggers on, these leave no record at all. False alarms are activations that turn out not to matter; they consume battery, storage and bandwidth, and most expensively human attention. The detection floor is the smallest event detectable reliably at a stated ambient noise level; it is a curve rather than a number, because ambient vibration masks weak events and the floor moves with the environment. Detection latency separates into a confirmation component, set by how long a candidate signal must persist before the decision, and a wake-up component set by the hardware. The operating point is the combination of detection parameters in force at a given moment, and it fixes the balance between the first two quantities.</w:t>
       </w:r>
     </w:p>
     <w:p>
@@ -6306,25 +7290,27 @@
           <w:b/>
           <w:sz w:val="22"/>
         </w:rPr>
-        <w:t>Two-layer product.</w:t>
-      </w:r>
-      <w:r>
-        <w:rPr>
-          <w:sz w:val="22"/>
-        </w:rPr>
-        <w:t xml:space="preserve"> Physically the offering is a board-level acquisition module carrying the sentinel channel, the high-fidelity channel, the switching circuit and the processor, together with the firmware and configuration software that implement the chain above. This two-layer structure is what makes the commercial options in Section 2.3 possible: module with firmware, software licence where the customer's hardware is already compatible, or complete pilot node for field validation.</w:t>
-      </w:r>
-    </w:p>
-    <w:p>
-      <w:pPr>
-        <w:spacing w:before="160" w:after="120" w:line="259" w:lineRule="auto"/>
-      </w:pPr>
-      <w:r>
-        <w:rPr>
-          <w:b/>
-          <w:sz w:val="22"/>
-        </w:rPr>
-        <w:t>Hardware layer: an embeddable event-driven acquisition module</w:t>
+        <w:t>Why the operating point cannot be set once.</w:t>
+      </w:r>
+      <w:r>
+        <w:rPr>
+          <w:b w:val="0"/>
+          <w:sz w:val="22"/>
+        </w:rPr>
+        <w:t xml:space="preserve"> In a fixed-threshold system the operating point is chosen at commissioning and then holds. It is correct for the conditions that prevailed when it was chosen, and every later change in ambient conditions, mounting, season, traffic or plant loading moves the system away from it. Choosing conservatively protects against missed detections but multiplies false alarms and the cost of handling them; choosing tightly does the reverse. Retuning requires an engineer, site access and a judgement about performance that nobody can measure in the field, so in practice most deployments are tuned once and left, and the customer pays for the wrong operating point continuously, in missed evidence or in staff time spent on records that did not matter.</w:t>
+      </w:r>
+    </w:p>
+    <w:p>
+      <w:pPr>
+        <w:spacing w:after="120" w:line="259" w:lineRule="auto" w:before="160"/>
+        <w:jc w:val="left"/>
+      </w:pPr>
+      <w:r>
+        <w:rPr>
+          <w:b/>
+          <w:sz w:val="22"/>
+        </w:rPr>
+        <w:t>The adaptive detection method</w:t>
       </w:r>
     </w:p>
     <w:p>
@@ -6337,13 +7323,14 @@
           <w:b/>
           <w:sz w:val="22"/>
         </w:rPr>
-        <w:t>Dual-channel sensing architecture.</w:t>
-      </w:r>
-      <w:r>
-        <w:rPr>
-          <w:sz w:val="22"/>
-        </w:rPr>
-        <w:t xml:space="preserve"> The separation between watching and recording is what makes event capture affordable. A low-power sentinel sensor, of the class drawing microamperes, remains active at all times and holds the triggering conditions either in its own configuration registers or in memory managed by the processor. A high-fidelity sensor, with the resolution and sampling rate required by the customer's application, is powered only during acquisition. The two channels may share a sensing modality or differ; for the event classes selected in this project both observe vibration, which keeps the sentinel component cost low and allows information from before the trigger to be fused with the high-fidelity record.</w:t>
+        <w:t>The observability problem.</w:t>
+      </w:r>
+      <w:r>
+        <w:rPr>
+          <w:b w:val="0"/>
+          <w:sz w:val="22"/>
+        </w:rPr>
+        <w:t xml:space="preserve"> The obstacle facing any self-correcting detector is that it cannot see its own errors. Records exist only for activations, so false alarms are in principle visible, while missed detections leave nothing behind, and no ground truth is available at the node against which performance could be scored. Any method that adjusts the detection decision in the field must therefore first solve the problem of knowing how well it is currently doing. This is the central difficulty the project's method addresses, and it is what separates it from parameter tuning as conventionally practised.</w:t>
       </w:r>
     </w:p>
     <w:p>
@@ -6356,13 +7343,14 @@
           <w:b/>
           <w:sz w:val="22"/>
         </w:rPr>
-        <w:t>Event-driven power and signal switching.</w:t>
-      </w:r>
-      <w:r>
-        <w:rPr>
-          <w:sz w:val="22"/>
-        </w:rPr>
-        <w:t xml:space="preserve"> Activation is handled by a switching circuit that controls both the supply and the signal lines of the high-fidelity channel through a single controlled path. The engineering requirements are specific and testable: the transition must not produce supply transients that corrupt the first samples of the record; the wake-up delay must be short enough that the useful part of the event is not lost; and standby leakage must remain small relative to the sentinel budget. These are properties to be measured during the Gap Fund work rather than assumed.</w:t>
+        <w:t>How performance is estimated on the node.</w:t>
+      </w:r>
+      <w:r>
+        <w:rPr>
+          <w:b w:val="0"/>
+          <w:sz w:val="22"/>
+        </w:rPr>
+        <w:t xml:space="preserve"> The method estimates the two sides differently. What was captured is classified onboard, which indicates how much of the recorded material is of interest and so describes the false-alarm side directly. What was missed is inferred rather than observed: a lightweight learned model relates the detection parameters in force and the prevailing noise conditions to the performance those settings can be expected to deliver, supplying the missed-detection side. Both estimators are small enough to run alongside the manufacturer's own firmware on a microcontroller, without an accelerator and without connectivity. The two estimates are combined into a single score whose weighting between missed detections and false alarms is explicit and configurable, so the node optimises the balance the customer wants rather than one chosen by the supplier.</w:t>
       </w:r>
     </w:p>
     <w:p>
@@ -6375,13 +7363,14 @@
           <w:b/>
           <w:sz w:val="22"/>
         </w:rPr>
-        <w:t>Pre-trigger preservation and in-node alignment.</w:t>
-      </w:r>
-      <w:r>
-        <w:rPr>
-          <w:sz w:val="22"/>
-        </w:rPr>
-        <w:t xml:space="preserve"> Where the sentinel sensor provides an internal buffer, its contents are frozen at the trigger instant and retained. The resulting record therefore contains a low-resolution segment from before the trigger and a high-fidelity segment after it, aligned within the node so that the customer reads the incident as one continuous history. For incident review, complaint response and maintenance decisions, this pre-trigger segment is often the difference between a record that explains what happened and a record that shows only the aftermath. The alignment error is treated as a deliverable specification, to be quantified and stated in the integration guide rather than described qualitatively.</w:t>
+        <w:t>How the operating point is moved.</w:t>
+      </w:r>
+      <w:r>
+        <w:rPr>
+          <w:b w:val="0"/>
+          <w:sz w:val="22"/>
+        </w:rPr>
+        <w:t xml:space="preserve"> That score is a black-box function of the detection parameters: there is no analytical relation between them and field performance, and each evaluation consumes real elapsed monitoring time, so the parameter space cannot be swept. The method therefore uses a sample-efficient search that builds a statistical model of the score surface from the evaluations made so far and uses it to choose the next parameters worth trying. This is what allows the operating point to be improved on the node itself from a small number of evaluations, orders of magnitude fewer than an exhaustive search would require, and with no data leaving the device for tuning.</w:t>
       </w:r>
     </w:p>
     <w:p>
@@ -6394,57 +7383,155 @@
           <w:b/>
           <w:sz w:val="22"/>
         </w:rPr>
+        <w:t>How the node starts well.</w:t>
+      </w:r>
+      <w:r>
+        <w:rPr>
+          <w:b w:val="0"/>
+          <w:sz w:val="22"/>
+        </w:rPr>
+        <w:t xml:space="preserve"> Adaptation begins before installation. A digital twin of the deployment, simulating the excitation, the monitored asset and the expected node response, searches the parameter space offline to produce a good initial operating point and to generate the training material for the two onboard estimators. In this project that stage is packaged as a configuration tool supplied with the module, so a manufacturer or integrator runs it once for a product line rather than treating it as a research procedure. After installation the node continues from that starting point using real field data. Commercially this is what allows the module to be offered as something that works on installation and improves afterwards, rather than something needing an engineer to return whenever conditions change.</w:t>
+      </w:r>
+    </w:p>
+    <w:p>
+      <w:pPr>
+        <w:spacing w:after="120" w:line="259" w:lineRule="auto"/>
+        <w:jc w:val="both"/>
+      </w:pPr>
+      <w:r>
+        <w:rPr>
+          <w:b/>
+          <w:sz w:val="22"/>
+        </w:rPr>
+        <w:t>What the method provides structurally.</w:t>
+      </w:r>
+      <w:r>
+        <w:rPr>
+          <w:b w:val="0"/>
+          <w:sz w:val="22"/>
+        </w:rPr>
+        <w:t xml:space="preserve"> Three properties follow from the design rather than from any particular experiment. The detection decision is re-derived as conditions change, so performance does not silently drift from the point at which it was commissioned. The node can state its own detection quality, including an estimate of what it is likely to be missing, which no fixed-threshold device can do because its missed events leave no trace. And the balance between missed detections and false alarms becomes a parameter of the product rather than a property fixed by the supplier. Demonstrating these under realistic conditions, and converting them into specifications a manufacturer can design against, is the purpose of the Gap Fund work.</w:t>
+      </w:r>
+    </w:p>
+    <w:p>
+      <w:pPr>
+        <w:spacing w:after="120" w:line="259" w:lineRule="auto" w:before="160"/>
+        <w:jc w:val="left"/>
+      </w:pPr>
+      <w:r>
+        <w:rPr>
+          <w:b/>
+          <w:sz w:val="22"/>
+        </w:rPr>
+        <w:t>Platform required by the method</w:t>
+      </w:r>
+    </w:p>
+    <w:p>
+      <w:pPr>
+        <w:spacing w:after="120" w:line="259" w:lineRule="auto"/>
+        <w:jc w:val="both"/>
+      </w:pPr>
+      <w:r>
+        <w:rPr>
+          <w:b/>
+          <w:sz w:val="22"/>
+        </w:rPr>
+        <w:t>Separation of watching and recording.</w:t>
+      </w:r>
+      <w:r>
+        <w:rPr>
+          <w:b w:val="0"/>
+          <w:sz w:val="22"/>
+        </w:rPr>
+        <w:t xml:space="preserve"> The method needs a platform on which watching and recording are separated. A low-power sentinel channel observes the signal continuously and holds the detection parameters, while a high-fidelity channel with the resolution the application requires is powered only during acquisition. The sentinel sets the physical detection floor and so determines what the adaptive layer has to work with, which is why selecting and characterising it against the target event class is part of the first project phase rather than an implementation detail.</w:t>
+      </w:r>
+    </w:p>
+    <w:p>
+      <w:pPr>
+        <w:spacing w:after="120" w:line="259" w:lineRule="auto"/>
+        <w:jc w:val="both"/>
+      </w:pPr>
+      <w:r>
+        <w:rPr>
+          <w:b/>
+          <w:sz w:val="22"/>
+        </w:rPr>
+        <w:t>Event-driven activation and pre-trigger retention.</w:t>
+      </w:r>
+      <w:r>
+        <w:rPr>
+          <w:b w:val="0"/>
+          <w:sz w:val="22"/>
+        </w:rPr>
+        <w:t xml:space="preserve"> Activation is handled by a switching circuit controlling the supply and signal lines of the high-fidelity channel through a single controlled path. The transition must not corrupt the first samples of the record, the wake-up delay must be short enough that the useful part of the event is not lost, and standby leakage must stay small relative to the sentinel's own consumption. Where the sentinel provides an internal buffer, its contents are frozen at detection and aligned within the node with the high-fidelity segment that follows, so the record spans the period before, during and after the incident. For incident review and complaint response that pre-trigger segment is often the difference between a record that explains what happened and one that shows only the aftermath.</w:t>
+      </w:r>
+    </w:p>
+    <w:p>
+      <w:pPr>
+        <w:spacing w:after="120" w:line="259" w:lineRule="auto"/>
+        <w:jc w:val="both"/>
+      </w:pPr>
+      <w:r>
+        <w:rPr>
+          <w:b/>
+          <w:sz w:val="22"/>
+        </w:rPr>
         <w:t>Module form and host integration.</w:t>
       </w:r>
       <w:r>
         <w:rPr>
-          <w:sz w:val="22"/>
-        </w:rPr>
-        <w:t xml:space="preserve"> The commercial form is a module rather than a research node, and that changes what has to be specified. This project fixes the module boundary as a product interface: board outline and mounting, supply voltage range and standby current budget, host interface options for configuration and data transfer, a status line signalling that a record is available, and the driver and register map through which the host sets the event class and reads results. The design intent is that an equipment manufacturer keeps their own processor, radio, power design and enclosure and adds the capture function as a component. Manufacturing follows standard electronics assembly, and a bill of materials with a design-for-manufacture review is produced alongside the prototype.</w:t>
+          <w:b w:val="0"/>
+          <w:sz w:val="22"/>
+        </w:rPr>
+        <w:t xml:space="preserve"> The commercial form is a module rather than a research node. This project fixes the module boundary as a product interface: board outline and mounting, supply voltage range and standby current budget, host interface options for configuration and data transfer, a status line signalling that a record is available, and the driver and register map through which the host sets the event class, reads results and adjusts the weighting between missed detections and false alarms. The intent is that a manufacturer keeps their own processor, radio, power design and enclosure and adds the function as a component. Manufacturing follows standard electronics assembly, and a bill of materials with a design-for-manufacture review is produced alongside the prototype.</w:t>
       </w:r>
     </w:p>
     <w:tbl>
       <w:tblPr>
         <w:tblStyle w:val="TableGrid"/>
-        <w:tblW w:w="0" w:type="auto"/>
-        <w:tblLook w:val="04A0" w:firstRow="1" w:lastRow="0" w:firstColumn="1" w:lastColumn="0" w:noHBand="0" w:noVBand="1"/>
+        <w:tblLook w:firstColumn="1" w:firstRow="1" w:lastColumn="0" w:lastRow="0" w:noHBand="0" w:noVBand="1" w:val="04A0"/>
+        <w:tblLayout w:type="fixed"/>
       </w:tblPr>
       <w:tblGrid>
-        <w:gridCol w:w="3207"/>
-        <w:gridCol w:w="3208"/>
-        <w:gridCol w:w="3207"/>
+        <w:gridCol w:w="2494"/>
+        <w:gridCol w:w="3175"/>
+        <w:gridCol w:w="3969"/>
       </w:tblGrid>
       <w:tr>
         <w:trPr>
-          <w:tblHeader/>
+          <w:tblHeader w:val="true"/>
         </w:trPr>
         <w:tc>
           <w:tcPr>
-            <w:tcW w:w="3211" w:type="dxa"/>
-          </w:tcPr>
-          <w:p>
-            <w:pPr>
-              <w:spacing w:after="60"/>
-            </w:pPr>
+            <w:tcW w:type="dxa" w:w="2494"/>
+          </w:tcPr>
+          <w:p>
+            <w:pPr>
+              <w:spacing w:after="60"/>
+            </w:pPr>
+            <w:r/>
             <w:r>
               <w:rPr>
                 <w:b/>
-              </w:rPr>
-              <w:t>Hardware element</w:t>
-            </w:r>
-          </w:p>
-        </w:tc>
-        <w:tc>
-          <w:tcPr>
-            <w:tcW w:w="3211" w:type="dxa"/>
-          </w:tcPr>
-          <w:p>
-            <w:pPr>
-              <w:spacing w:after="60"/>
-            </w:pPr>
+                <w:sz w:val="22"/>
+              </w:rPr>
+              <w:t>Platform element</w:t>
+            </w:r>
+          </w:p>
+        </w:tc>
+        <w:tc>
+          <w:tcPr>
+            <w:tcW w:type="dxa" w:w="3175"/>
+          </w:tcPr>
+          <w:p>
+            <w:pPr>
+              <w:spacing w:after="60"/>
+            </w:pPr>
+            <w:r/>
             <w:r>
               <w:rPr>
                 <w:b/>
+                <w:sz w:val="22"/>
               </w:rPr>
               <w:t>Current status</w:t>
             </w:r>
@@ -6452,15 +7539,17 @@
         </w:tc>
         <w:tc>
           <w:tcPr>
-            <w:tcW w:w="3211" w:type="dxa"/>
-          </w:tcPr>
-          <w:p>
-            <w:pPr>
-              <w:spacing w:after="60"/>
-            </w:pPr>
+            <w:tcW w:type="dxa" w:w="3969"/>
+          </w:tcPr>
+          <w:p>
+            <w:pPr>
+              <w:spacing w:after="60"/>
+            </w:pPr>
+            <w:r/>
             <w:r>
               <w:rPr>
                 <w:b/>
+                <w:sz w:val="22"/>
               </w:rPr>
               <w:t>Work to be carried out in this project</w:t>
             </w:r>
@@ -6470,45 +7559,55 @@
       <w:tr>
         <w:tc>
           <w:tcPr>
-            <w:tcW w:w="3211" w:type="dxa"/>
-          </w:tcPr>
-          <w:p>
-            <w:pPr>
-              <w:spacing w:after="60"/>
-            </w:pPr>
-            <w:r>
-              <w:t>Dual-channel sensing architecture (sentinel and high-fidelity channels)</w:t>
-            </w:r>
-          </w:p>
-        </w:tc>
-        <w:tc>
-          <w:tcPr>
-            <w:tcW w:w="3211" w:type="dxa"/>
-          </w:tcPr>
-          <w:p>
-            <w:pPr>
-              <w:spacing w:after="60"/>
-            </w:pPr>
-            <w:r>
-              <w:t xml:space="preserve">Implemented and verified on the team's wireless sensing node prototype, which has completed </w:t>
-            </w:r>
-            <w:r>
-              <w:lastRenderedPageBreak/>
-              <w:t>circuit design, board fabrication and production-level testing.</w:t>
-            </w:r>
-          </w:p>
-        </w:tc>
-        <w:tc>
-          <w:tcPr>
-            <w:tcW w:w="3211" w:type="dxa"/>
-          </w:tcPr>
-          <w:p>
-            <w:pPr>
-              <w:spacing w:after="60"/>
-            </w:pPr>
-            <w:r>
-              <w:lastRenderedPageBreak/>
-              <w:t>Separate the function into an embeddable board-level module with defined hardware and driver interfaces.</w:t>
+            <w:tcW w:type="dxa" w:w="2494"/>
+          </w:tcPr>
+          <w:p>
+            <w:pPr>
+              <w:spacing w:after="60"/>
+            </w:pPr>
+            <w:r/>
+            <w:r>
+              <w:rPr>
+                <w:b w:val="0"/>
+                <w:sz w:val="22"/>
+              </w:rPr>
+              <w:t>Separated sentinel and high-fidelity channels</w:t>
+            </w:r>
+          </w:p>
+        </w:tc>
+        <w:tc>
+          <w:tcPr>
+            <w:tcW w:type="dxa" w:w="3175"/>
+          </w:tcPr>
+          <w:p>
+            <w:pPr>
+              <w:spacing w:after="60"/>
+            </w:pPr>
+            <w:r/>
+            <w:r>
+              <w:rPr>
+                <w:b w:val="0"/>
+                <w:sz w:val="22"/>
+              </w:rPr>
+              <w:t>Implemented and verified on the team's wireless sensing node prototype, which has completed circuit design, board fabrication and production-level testing.</w:t>
+            </w:r>
+          </w:p>
+        </w:tc>
+        <w:tc>
+          <w:tcPr>
+            <w:tcW w:type="dxa" w:w="3969"/>
+          </w:tcPr>
+          <w:p>
+            <w:pPr>
+              <w:spacing w:after="60"/>
+            </w:pPr>
+            <w:r/>
+            <w:r>
+              <w:rPr>
+                <w:b w:val="0"/>
+                <w:sz w:val="22"/>
+              </w:rPr>
+              <w:t>Separate the function into an embeddable board-level module; select and characterise the sentinel channel against the target event class.</w:t>
             </w:r>
           </w:p>
         </w:tc>
@@ -6516,40 +7615,55 @@
       <w:tr>
         <w:tc>
           <w:tcPr>
-            <w:tcW w:w="3211" w:type="dxa"/>
-          </w:tcPr>
-          <w:p>
-            <w:pPr>
-              <w:spacing w:after="60"/>
-            </w:pPr>
-            <w:r>
-              <w:t>Event-driven power and signal switching circuit</w:t>
-            </w:r>
-          </w:p>
-        </w:tc>
-        <w:tc>
-          <w:tcPr>
-            <w:tcW w:w="3211" w:type="dxa"/>
-          </w:tcPr>
-          <w:p>
-            <w:pPr>
-              <w:spacing w:after="60"/>
-            </w:pPr>
-            <w:r>
-              <w:t>Design defined in the background technology disclosure; implementation in progress.</w:t>
-            </w:r>
-          </w:p>
-        </w:tc>
-        <w:tc>
-          <w:tcPr>
-            <w:tcW w:w="3211" w:type="dxa"/>
-          </w:tcPr>
-          <w:p>
-            <w:pPr>
-              <w:spacing w:after="60"/>
-            </w:pPr>
-            <w:r>
-              <w:t>Complete the implementation; characterise wake-up delay, activation transients and standby current.</w:t>
+            <w:tcW w:type="dxa" w:w="2494"/>
+          </w:tcPr>
+          <w:p>
+            <w:pPr>
+              <w:spacing w:after="60"/>
+            </w:pPr>
+            <w:r/>
+            <w:r>
+              <w:rPr>
+                <w:b w:val="0"/>
+                <w:sz w:val="22"/>
+              </w:rPr>
+              <w:t>Event-driven activation and retention of pre-trigger information</w:t>
+            </w:r>
+          </w:p>
+        </w:tc>
+        <w:tc>
+          <w:tcPr>
+            <w:tcW w:type="dxa" w:w="3175"/>
+          </w:tcPr>
+          <w:p>
+            <w:pPr>
+              <w:spacing w:after="60"/>
+            </w:pPr>
+            <w:r/>
+            <w:r>
+              <w:rPr>
+                <w:b w:val="0"/>
+                <w:sz w:val="22"/>
+              </w:rPr>
+              <w:t>Mechanism defined in the background technology disclosure; implementation in progress.</w:t>
+            </w:r>
+          </w:p>
+        </w:tc>
+        <w:tc>
+          <w:tcPr>
+            <w:tcW w:type="dxa" w:w="3969"/>
+          </w:tcPr>
+          <w:p>
+            <w:pPr>
+              <w:spacing w:after="60"/>
+            </w:pPr>
+            <w:r/>
+            <w:r>
+              <w:rPr>
+                <w:b w:val="0"/>
+                <w:sz w:val="22"/>
+              </w:rPr>
+              <w:t>Complete the implementation; characterise wake-up delay, activation transients, standby current and in-node alignment error.</w:t>
             </w:r>
           </w:p>
         </w:tc>
@@ -6557,40 +7671,55 @@
       <w:tr>
         <w:tc>
           <w:tcPr>
-            <w:tcW w:w="3211" w:type="dxa"/>
-          </w:tcPr>
-          <w:p>
-            <w:pPr>
-              <w:spacing w:after="60"/>
-            </w:pPr>
-            <w:r>
-              <w:t>Freezing of pre-trigger information and in-node alignment</w:t>
-            </w:r>
-          </w:p>
-        </w:tc>
-        <w:tc>
-          <w:tcPr>
-            <w:tcW w:w="3211" w:type="dxa"/>
-          </w:tcPr>
-          <w:p>
-            <w:pPr>
-              <w:spacing w:after="60"/>
-            </w:pPr>
-            <w:r>
-              <w:t>Mechanism defined and demonstrated under laboratory conditions.</w:t>
-            </w:r>
-          </w:p>
-        </w:tc>
-        <w:tc>
-          <w:tcPr>
-            <w:tcW w:w="3211" w:type="dxa"/>
-          </w:tcPr>
-          <w:p>
-            <w:pPr>
-              <w:spacing w:after="60"/>
-            </w:pPr>
-            <w:r>
-              <w:t>Quantify alignment error and record completeness for both event classes and state them as specifications.</w:t>
+            <w:tcW w:type="dxa" w:w="2494"/>
+          </w:tcPr>
+          <w:p>
+            <w:pPr>
+              <w:spacing w:after="60"/>
+            </w:pPr>
+            <w:r/>
+            <w:r>
+              <w:rPr>
+                <w:b w:val="0"/>
+                <w:sz w:val="22"/>
+              </w:rPr>
+              <w:t>Onboard estimation and search under microcontroller constraints</w:t>
+            </w:r>
+          </w:p>
+        </w:tc>
+        <w:tc>
+          <w:tcPr>
+            <w:tcW w:type="dxa" w:w="3175"/>
+          </w:tcPr>
+          <w:p>
+            <w:pPr>
+              <w:spacing w:after="60"/>
+            </w:pPr>
+            <w:r/>
+            <w:r>
+              <w:rPr>
+                <w:b w:val="0"/>
+                <w:sz w:val="22"/>
+              </w:rPr>
+              <w:t>Validated on the team's embedded computing middleware for resource-constrained microcontrollers.</w:t>
+            </w:r>
+          </w:p>
+        </w:tc>
+        <w:tc>
+          <w:tcPr>
+            <w:tcW w:type="dxa" w:w="3969"/>
+          </w:tcPr>
+          <w:p>
+            <w:pPr>
+              <w:spacing w:after="60"/>
+            </w:pPr>
+            <w:r/>
+            <w:r>
+              <w:rPr>
+                <w:b w:val="0"/>
+                <w:sz w:val="22"/>
+              </w:rPr>
+              <w:t>Package as a supportable firmware release, together with the pre-deployment configuration tool supplied to the manufacturer.</w:t>
             </w:r>
           </w:p>
         </w:tc>
@@ -6598,81 +7727,55 @@
       <w:tr>
         <w:tc>
           <w:tcPr>
-            <w:tcW w:w="3211" w:type="dxa"/>
-          </w:tcPr>
-          <w:p>
-            <w:pPr>
-              <w:spacing w:after="60"/>
-            </w:pPr>
-            <w:r>
-              <w:t>Firmware and configuration software</w:t>
-            </w:r>
-          </w:p>
-        </w:tc>
-        <w:tc>
-          <w:tcPr>
-            <w:tcW w:w="3211" w:type="dxa"/>
-          </w:tcPr>
-          <w:p>
-            <w:pPr>
-              <w:spacing w:after="60"/>
-            </w:pPr>
-            <w:r>
-              <w:t>Adaptive triggering validated on the team's embedded computing middleware for microcontrollers.</w:t>
-            </w:r>
-          </w:p>
-        </w:tc>
-        <w:tc>
-          <w:tcPr>
-            <w:tcW w:w="3211" w:type="dxa"/>
-          </w:tcPr>
-          <w:p>
-            <w:pPr>
-              <w:spacing w:after="60"/>
-            </w:pPr>
-            <w:r>
-              <w:t>Package as a supportable release with configuration tools and integration documentation.</w:t>
-            </w:r>
-          </w:p>
-        </w:tc>
-      </w:tr>
-      <w:tr>
-        <w:tc>
-          <w:tcPr>
-            <w:tcW w:w="3211" w:type="dxa"/>
-          </w:tcPr>
-          <w:p>
-            <w:pPr>
-              <w:spacing w:after="60"/>
-            </w:pPr>
-            <w:r>
+            <w:tcW w:type="dxa" w:w="2494"/>
+          </w:tcPr>
+          <w:p>
+            <w:pPr>
+              <w:spacing w:after="60"/>
+            </w:pPr>
+            <w:r/>
+            <w:r>
+              <w:rPr>
+                <w:b w:val="0"/>
+                <w:sz w:val="22"/>
+              </w:rPr>
               <w:t>Module form factor, interface specification and bill of materials</w:t>
             </w:r>
           </w:p>
         </w:tc>
         <w:tc>
           <w:tcPr>
-            <w:tcW w:w="3211" w:type="dxa"/>
-          </w:tcPr>
-          <w:p>
-            <w:pPr>
-              <w:spacing w:after="60"/>
-            </w:pPr>
-            <w:r>
+            <w:tcW w:type="dxa" w:w="3175"/>
+          </w:tcPr>
+          <w:p>
+            <w:pPr>
+              <w:spacing w:after="60"/>
+            </w:pPr>
+            <w:r/>
+            <w:r>
+              <w:rPr>
+                <w:b w:val="0"/>
+                <w:sz w:val="22"/>
+              </w:rPr>
               <w:t>Not yet defined; the capability exists in research node form only.</w:t>
             </w:r>
           </w:p>
         </w:tc>
         <w:tc>
           <w:tcPr>
-            <w:tcW w:w="3211" w:type="dxa"/>
-          </w:tcPr>
-          <w:p>
-            <w:pPr>
-              <w:spacing w:after="60"/>
-            </w:pPr>
-            <w:r>
-              <w:t>Define board outline, power budget, host interface and register map; produce a bill of materials and a design-for-manufacture review.</w:t>
+            <w:tcW w:type="dxa" w:w="3969"/>
+          </w:tcPr>
+          <w:p>
+            <w:pPr>
+              <w:spacing w:after="60"/>
+            </w:pPr>
+            <w:r/>
+            <w:r>
+              <w:rPr>
+                <w:b w:val="0"/>
+                <w:sz w:val="22"/>
+              </w:rPr>
+              <w:t>Define board outline, power budget, host interface, driver and register map; produce a bill of materials and a design-for-manufacture review.</w:t>
             </w:r>
           </w:p>
         </w:tc>
@@ -6685,14 +7788,15 @@
     </w:p>
     <w:p>
       <w:pPr>
-        <w:spacing w:before="160" w:after="120" w:line="259" w:lineRule="auto"/>
-      </w:pPr>
-      <w:r>
-        <w:rPr>
-          <w:b/>
-          <w:sz w:val="22"/>
-        </w:rPr>
-        <w:t>Software layer: closed-loop adaptive triggering</w:t>
+        <w:spacing w:after="120" w:line="259" w:lineRule="auto" w:before="160"/>
+        <w:jc w:val="left"/>
+      </w:pPr>
+      <w:r>
+        <w:rPr>
+          <w:b/>
+          <w:sz w:val="22"/>
+        </w:rPr>
+        <w:t>Proof-of-concept methodology</w:t>
       </w:r>
     </w:p>
     <w:p>
@@ -6705,13 +7809,14 @@
           <w:b/>
           <w:sz w:val="22"/>
         </w:rPr>
-        <w:t>Closed-loop structure.</w:t>
-      </w:r>
-      <w:r>
-        <w:rPr>
-          <w:sz w:val="22"/>
-        </w:rPr>
-        <w:t xml:space="preserve"> The adaptive layer is a feedback loop with four parts. The environment is the field, which produces both the events of interest and the background conditions that change over time. The system is the triggering logic, whose parameters, principally the amplitude threshold and the sustained duration, are the quantities to be optimised. The estimator observes how the triggering logic is performing, and the controller decides how the parameters should change. The loop runs on the node, so adaptation continues long after the installation team has left the site.</w:t>
+        <w:t>Stage 1: laboratory benchmarking (months 6 to 9).</w:t>
+      </w:r>
+      <w:r>
+        <w:rPr>
+          <w:b w:val="0"/>
+          <w:sz w:val="22"/>
+        </w:rPr>
+        <w:t xml:space="preserve"> The starting point is an existing capability rather than a new build: the adaptive detection method has already been demonstrated experimentally on a laboratory structure instrumented with the team's wireless sensing node, across several classes of excitation, with results published in a peer-reviewed journal. The Gap Fund work repeats that demonstration on the module prototype rather than the research node and extends it from detection performance alone to the full set of indicators below. The two baselines are fixed in advance, in line with Section 2.6: periodic or duty-cycled sampling, and fixed-threshold triggering with conservatively selected parameters. All three are exposed to the same event sequences under the same recording requirement, and the detection floor is characterised across a range of controlled ambient noise levels rather than reported as a single figure.</w:t>
       </w:r>
     </w:p>
     <w:p>
@@ -6724,13 +7829,14 @@
           <w:b/>
           <w:sz w:val="22"/>
         </w:rPr>
-        <w:t>Observation without ground truth.</w:t>
-      </w:r>
-      <w:r>
-        <w:rPr>
-          <w:sz w:val="22"/>
-        </w:rPr>
-        <w:t xml:space="preserve"> The central difficulty is that a triggering system can store only what it triggers on, so the events it misses leave no record and the node has no ground truth against which to score itself. The project addresses this with two lightweight neural networks running on the node: a convolutional network that labels the type of each captured record, which yields precision directly, and a second network that estimates the recall being achieved under the observed conditions. Precision and recall are then combined into a single F-beta score with beta set greater than one, so that missed events are penalised more heavily than false triggers. This is the point at which the reliability-first principle becomes a computable objective rather than a statement of intent.</w:t>
+        <w:t>Stage 2: second event class (months 6 to 9).</w:t>
+      </w:r>
+      <w:r>
+        <w:rPr>
+          <w:b w:val="0"/>
+          <w:sz w:val="22"/>
+        </w:rPr>
+        <w:t xml:space="preserve"> To show the method is not tied to one application, it is applied to a second event class from industrial monitoring: abnormal vibration and impact on rotating equipment such as motors, pumps, compressors and fans. The class is chosen because it shares the vibration modality of the first, so no change of sentinel component is needed, keeping the extension cost low while supporting the industrial segment identified in Section 2.2. It is screened for sentinel detectability first, then benchmarked under representative conditions. The priority class defined in Section 2.2 carries the full validation; the second runs alongside as an extension check rather than a second full validation.</w:t>
       </w:r>
     </w:p>
     <w:p>
@@ -6743,13 +7849,14 @@
           <w:b/>
           <w:sz w:val="22"/>
         </w:rPr>
-        <w:t>Search strategy.</w:t>
-      </w:r>
-      <w:r>
-        <w:rPr>
-          <w:sz w:val="22"/>
-        </w:rPr>
-        <w:t xml:space="preserve"> The controller uses Bayesian optimisation, with a Gaussian process surrogate model and an upper-confidence-bound acquisition rule, to select the next parameter set to evaluate. The choice follows from the deployment constraint rather than from preference: the relationship between triggering parameters and field performance has no explicit analytical form, each evaluation consumes real monitoring time, and the node cannot afford an exhaustive sweep. Bayesian optimisation is sample-efficient under exactly these conditions, which is why the laboratory results reported below match the performance of an exhaustive parameter search while using approximately one per cent of the parameter evaluations.</w:t>
+        <w:t>Stage 3: pilot validation (months 9 to 12).</w:t>
+      </w:r>
+      <w:r>
+        <w:rPr>
+          <w:b w:val="0"/>
+          <w:sz w:val="22"/>
+        </w:rPr>
+        <w:t xml:space="preserve"> The prototype is then validated with one equipment-side and one field-side partner, as set out in Section 2.8. The equipment-side partner assesses integration feasibility, incremental cost, device-level testing burden and preferred product form. The field-side partner assesses whether the captured records support real decisions such as incident review, maintenance action or complaint response, and whether the reduction in false alarms is visible in operation. Validation uses either the module embedded in the partner's own node or a complete pilot node supplied by the team, so a field partner need not redesign a product before the capability can be tested.</w:t>
       </w:r>
     </w:p>
     <w:p>
@@ -6762,153 +7869,63 @@
           <w:b/>
           <w:sz w:val="22"/>
         </w:rPr>
-        <w:t>Two-stage deployment.</w:t>
-      </w:r>
-      <w:r>
-        <w:rPr>
-          <w:sz w:val="22"/>
-        </w:rPr>
-        <w:t xml:space="preserve"> Adaptation begins before installation. In the first stage a digital twin of the deployment, simulating the excitation, the monitored asset and the expected node response, searches the parameter space offline to produce a good initial configuration and to generate training data for the two onboard networks. In this project that stage is packaged as a configuration tool supplied with the module, so that the equipment manufacturer or integrator runs it once for a product line rather than treating it as a research procedure. In the second stage the node fine-tunes those parameters against real field data after installation. Commercially this is what allows the module to be offered as something that works on installation and </w:t>
-      </w:r>
-      <w:r>
-        <w:rPr>
-          <w:sz w:val="22"/>
-        </w:rPr>
-        <w:lastRenderedPageBreak/>
-        <w:t>improves afterwards, rather than something that requires an engineer to return to site whenever conditions change.</w:t>
-      </w:r>
-    </w:p>
-    <w:p>
-      <w:pPr>
-        <w:spacing w:before="160" w:after="120" w:line="259" w:lineRule="auto"/>
-      </w:pPr>
-      <w:r>
-        <w:rPr>
-          <w:b/>
-          <w:sz w:val="22"/>
-        </w:rPr>
-        <w:t>Proof-of-concept methodology</w:t>
-      </w:r>
-    </w:p>
-    <w:p>
-      <w:pPr>
-        <w:spacing w:after="120" w:line="259" w:lineRule="auto"/>
-        <w:jc w:val="both"/>
-      </w:pPr>
-      <w:r>
-        <w:rPr>
-          <w:b/>
-          <w:sz w:val="22"/>
-        </w:rPr>
-        <w:t>Stage 1: laboratory benchmarking (months 6 to 9).</w:t>
-      </w:r>
-      <w:r>
-        <w:rPr>
-          <w:sz w:val="22"/>
-        </w:rPr>
-        <w:t xml:space="preserve"> The starting point is an existing capability rather than a new build. The adaptive triggering mechanism has already been validated experimentally on a multi-storey laboratory structure instrumented with the team's wireless sensing node, across ambient vibration, impact, simulated earthquake and simulated strong wind, with results published in a peer-reviewed journal. The Gap Fund work repeats this validation on the module prototype rather than the research node, and extends it from detection performance alone to the full set of customer indicators listed below. The two baselines are fixed in advance, in line with Section 2.6: periodic or duty-cycled sampling, and fixed-threshold triggering with conservatively selected parameters. All three are exposed to the same event sequences under the same recording requirement, so the comparison is like for like.</w:t>
-      </w:r>
-    </w:p>
-    <w:p>
-      <w:pPr>
-        <w:spacing w:after="120" w:line="259" w:lineRule="auto"/>
-        <w:jc w:val="both"/>
-      </w:pPr>
-      <w:r>
-        <w:rPr>
-          <w:b/>
-          <w:sz w:val="22"/>
-        </w:rPr>
-        <w:t>Stage 2: second event class (months 6 to 9).</w:t>
-      </w:r>
-      <w:r>
-        <w:rPr>
-          <w:sz w:val="22"/>
-        </w:rPr>
-        <w:t xml:space="preserve"> To demonstrate that the capability is not tied to a single application, the same mechanism is applied to a second event class drawn from industrial monitoring: abnormal vibration and impact events on rotating equipment such as motors, pumps, compressors and fans. This class is selected deliberately because it shares the vibration modality of the first class and therefore requires no change of sentinel component, which keeps the extension cost low while directly supporting the industrial segment identified in Section 2.2. The work will first screen the event class for sentinel detectability, then repeat the benchmark under conditions representative of that environment. The priority event class defined in Section 2.2 carries the full validation; the second class runs alongside it as an extension check rather than as a second full validation.</w:t>
-      </w:r>
-    </w:p>
-    <w:p>
-      <w:pPr>
-        <w:spacing w:after="120" w:line="259" w:lineRule="auto"/>
-        <w:jc w:val="both"/>
-      </w:pPr>
-      <w:r>
-        <w:rPr>
-          <w:b/>
-          <w:sz w:val="22"/>
-        </w:rPr>
-        <w:t>Stage 3: pilot validation (months 9 to 12).</w:t>
-      </w:r>
-      <w:r>
-        <w:rPr>
-          <w:sz w:val="22"/>
-        </w:rPr>
-        <w:t xml:space="preserve"> The prototype is then validated with one equipment-side partner and one field-side partner, as set out in Section 2.8. The equipment-side partner assesses integration feasibility, incremental cost, device-level testing burden and preferred product form. The field-side partner assesses whether the captured records support real decisions such as incident review, maintenance action or complaint response, and whether the reduction in false and low-value records is visible in operation. Depending on the partner, validation uses either the module embedded in the partner's own node or a complete pilot node supplied by the team, so that a field partner is not required to redesign a product before the capability can be tested.</w:t>
-      </w:r>
-    </w:p>
-    <w:p>
-      <w:pPr>
-        <w:spacing w:after="120" w:line="259" w:lineRule="auto"/>
-        <w:jc w:val="both"/>
-      </w:pPr>
-      <w:r>
-        <w:rPr>
-          <w:b/>
-          <w:sz w:val="22"/>
-        </w:rPr>
         <w:t>Performance indicators.</w:t>
       </w:r>
       <w:r>
         <w:rPr>
-          <w:sz w:val="22"/>
-        </w:rPr>
-        <w:t xml:space="preserve"> The proof-of-concept is assessed against six indicators, which are the technical form of the endorsement criteria in Section 2.8. Each is measured for both event classes and for all three schemes.</w:t>
+          <w:b w:val="0"/>
+          <w:sz w:val="22"/>
+        </w:rPr>
+        <w:t xml:space="preserve"> The proof-of-concept is assessed against the quantities defined above, which are the technical form of the endorsement criteria in Section 2.8. Each is measured for both event classes and for all three schemes, and reported as a measured value against the baseline rather than as a claim.</w:t>
       </w:r>
     </w:p>
     <w:tbl>
       <w:tblPr>
         <w:tblStyle w:val="TableGrid"/>
-        <w:tblW w:w="0" w:type="auto"/>
-        <w:tblLook w:val="04A0" w:firstRow="1" w:lastRow="0" w:firstColumn="1" w:lastColumn="0" w:noHBand="0" w:noVBand="1"/>
+        <w:tblLook w:firstColumn="1" w:firstRow="1" w:lastColumn="0" w:lastRow="0" w:noHBand="0" w:noVBand="1" w:val="04A0"/>
+        <w:tblLayout w:type="fixed"/>
       </w:tblPr>
       <w:tblGrid>
-        <w:gridCol w:w="4811"/>
-        <w:gridCol w:w="4811"/>
+        <w:gridCol w:w="5443"/>
+        <w:gridCol w:w="4195"/>
       </w:tblGrid>
       <w:tr>
         <w:trPr>
-          <w:tblHeader/>
+          <w:tblHeader w:val="true"/>
         </w:trPr>
         <w:tc>
           <w:tcPr>
-            <w:tcW w:w="4816" w:type="dxa"/>
-          </w:tcPr>
-          <w:p>
-            <w:pPr>
-              <w:spacing w:after="60"/>
-            </w:pPr>
+            <w:tcW w:type="dxa" w:w="5443"/>
+          </w:tcPr>
+          <w:p>
+            <w:pPr>
+              <w:spacing w:after="60"/>
+            </w:pPr>
+            <w:r/>
             <w:r>
               <w:rPr>
                 <w:b/>
-              </w:rPr>
-              <w:t>Measured technical indicator</w:t>
-            </w:r>
-          </w:p>
-        </w:tc>
-        <w:tc>
-          <w:tcPr>
-            <w:tcW w:w="4816" w:type="dxa"/>
-          </w:tcPr>
-          <w:p>
-            <w:pPr>
-              <w:spacing w:after="60"/>
-            </w:pPr>
+                <w:sz w:val="22"/>
+              </w:rPr>
+              <w:t>Measured quantity</w:t>
+            </w:r>
+          </w:p>
+        </w:tc>
+        <w:tc>
+          <w:tcPr>
+            <w:tcW w:type="dxa" w:w="4195"/>
+          </w:tcPr>
+          <w:p>
+            <w:pPr>
+              <w:spacing w:after="60"/>
+            </w:pPr>
+            <w:r/>
             <w:r>
               <w:rPr>
                 <w:b/>
-              </w:rPr>
-              <w:t>Customer question it answers (Section 2.8)</w:t>
+                <w:sz w:val="22"/>
+              </w:rPr>
+              <w:t>What it tells the customer</w:t>
             </w:r>
           </w:p>
         </w:tc>
@@ -6916,27 +7933,37 @@
       <w:tr>
         <w:tc>
           <w:tcPr>
-            <w:tcW w:w="4816" w:type="dxa"/>
-          </w:tcPr>
-          <w:p>
-            <w:pPr>
-              <w:spacing w:after="60"/>
-            </w:pPr>
-            <w:r>
-              <w:t>Capture completeness for the defined event class: number of critical events missed, targeted at close to zero</w:t>
-            </w:r>
-          </w:p>
-        </w:tc>
-        <w:tc>
-          <w:tcPr>
-            <w:tcW w:w="4816" w:type="dxa"/>
-          </w:tcPr>
-          <w:p>
-            <w:pPr>
-              <w:spacing w:after="60"/>
-            </w:pPr>
-            <w:r>
-              <w:t>Does the system capture the events that matter?</w:t>
+            <w:tcW w:type="dxa" w:w="5443"/>
+          </w:tcPr>
+          <w:p>
+            <w:pPr>
+              <w:spacing w:after="60"/>
+            </w:pPr>
+            <w:r/>
+            <w:r>
+              <w:rPr>
+                <w:b w:val="0"/>
+                <w:sz w:val="22"/>
+              </w:rPr>
+              <w:t>Missed detections for the defined event class, against a controlled event sequence</w:t>
+            </w:r>
+          </w:p>
+        </w:tc>
+        <w:tc>
+          <w:tcPr>
+            <w:tcW w:type="dxa" w:w="4195"/>
+          </w:tcPr>
+          <w:p>
+            <w:pPr>
+              <w:spacing w:after="60"/>
+            </w:pPr>
+            <w:r/>
+            <w:r>
+              <w:rPr>
+                <w:b w:val="0"/>
+                <w:sz w:val="22"/>
+              </w:rPr>
+              <w:t>Does the system notice what matters?</w:t>
             </w:r>
           </w:p>
         </w:tc>
@@ -6944,27 +7971,37 @@
       <w:tr>
         <w:tc>
           <w:tcPr>
-            <w:tcW w:w="4816" w:type="dxa"/>
-          </w:tcPr>
-          <w:p>
-            <w:pPr>
-              <w:spacing w:after="60"/>
-            </w:pPr>
-            <w:r>
-              <w:t>Reduction in false triggers and low-value recordings relative to the fixed-threshold baseline, under equal capture requirement</w:t>
-            </w:r>
-          </w:p>
-        </w:tc>
-        <w:tc>
-          <w:tcPr>
-            <w:tcW w:w="4816" w:type="dxa"/>
-          </w:tcPr>
-          <w:p>
-            <w:pPr>
-              <w:spacing w:after="60"/>
-            </w:pPr>
-            <w:r>
-              <w:t>Does it stop wasting resources on records nobody needs?</w:t>
+            <w:tcW w:type="dxa" w:w="5443"/>
+          </w:tcPr>
+          <w:p>
+            <w:pPr>
+              <w:spacing w:after="60"/>
+            </w:pPr>
+            <w:r/>
+            <w:r>
+              <w:rPr>
+                <w:b w:val="0"/>
+                <w:sz w:val="22"/>
+              </w:rPr>
+              <w:t>False alarms and irrelevant recordings, relative to the fixed-threshold baseline under the same conditions</w:t>
+            </w:r>
+          </w:p>
+        </w:tc>
+        <w:tc>
+          <w:tcPr>
+            <w:tcW w:type="dxa" w:w="4195"/>
+          </w:tcPr>
+          <w:p>
+            <w:pPr>
+              <w:spacing w:after="60"/>
+            </w:pPr>
+            <w:r/>
+            <w:r>
+              <w:rPr>
+                <w:b w:val="0"/>
+                <w:sz w:val="22"/>
+              </w:rPr>
+              <w:t>Does it stop spending resources and attention on records nobody needs?</w:t>
             </w:r>
           </w:p>
         </w:tc>
@@ -6972,27 +8009,37 @@
       <w:tr>
         <w:tc>
           <w:tcPr>
-            <w:tcW w:w="4816" w:type="dxa"/>
-          </w:tcPr>
-          <w:p>
-            <w:pPr>
-              <w:spacing w:after="60"/>
-            </w:pPr>
-            <w:r>
-              <w:t>Wake-up delay and alignment error between the pre-trigger and high-fidelity segments</w:t>
-            </w:r>
-          </w:p>
-        </w:tc>
-        <w:tc>
-          <w:tcPr>
-            <w:tcW w:w="4816" w:type="dxa"/>
-          </w:tcPr>
-          <w:p>
-            <w:pPr>
-              <w:spacing w:after="60"/>
-            </w:pPr>
-            <w:r>
-              <w:t>Is the record usable, and does it include the start of the incident?</w:t>
+            <w:tcW w:type="dxa" w:w="5443"/>
+          </w:tcPr>
+          <w:p>
+            <w:pPr>
+              <w:spacing w:after="60"/>
+            </w:pPr>
+            <w:r/>
+            <w:r>
+              <w:rPr>
+                <w:b w:val="0"/>
+                <w:sz w:val="22"/>
+              </w:rPr>
+              <w:t>Detection floor as a function of ambient noise level</w:t>
+            </w:r>
+          </w:p>
+        </w:tc>
+        <w:tc>
+          <w:tcPr>
+            <w:tcW w:type="dxa" w:w="4195"/>
+          </w:tcPr>
+          <w:p>
+            <w:pPr>
+              <w:spacing w:after="60"/>
+            </w:pPr>
+            <w:r/>
+            <w:r>
+              <w:rPr>
+                <w:b w:val="0"/>
+                <w:sz w:val="22"/>
+              </w:rPr>
+              <w:t>How small an event can it reliably detect at a site like mine?</w:t>
             </w:r>
           </w:p>
         </w:tc>
@@ -7000,27 +8047,37 @@
       <w:tr>
         <w:tc>
           <w:tcPr>
-            <w:tcW w:w="4816" w:type="dxa"/>
-          </w:tcPr>
-          <w:p>
-            <w:pPr>
-              <w:spacing w:after="60"/>
-            </w:pPr>
-            <w:r>
-              <w:t>Power, storage and communication load under equal capture requirement</w:t>
-            </w:r>
-          </w:p>
-        </w:tc>
-        <w:tc>
-          <w:tcPr>
-            <w:tcW w:w="4816" w:type="dxa"/>
-          </w:tcPr>
-          <w:p>
-            <w:pPr>
-              <w:spacing w:after="60"/>
-            </w:pPr>
-            <w:r>
-              <w:t>Does it extend service intervals and reduce data handling?</w:t>
+            <w:tcW w:type="dxa" w:w="5443"/>
+          </w:tcPr>
+          <w:p>
+            <w:pPr>
+              <w:spacing w:after="60"/>
+            </w:pPr>
+            <w:r/>
+            <w:r>
+              <w:rPr>
+                <w:b w:val="0"/>
+                <w:sz w:val="22"/>
+              </w:rPr>
+              <w:t>Detection latency, separated into confirmation and wake-up components, and in-node alignment error</w:t>
+            </w:r>
+          </w:p>
+        </w:tc>
+        <w:tc>
+          <w:tcPr>
+            <w:tcW w:type="dxa" w:w="4195"/>
+          </w:tcPr>
+          <w:p>
+            <w:pPr>
+              <w:spacing w:after="60"/>
+            </w:pPr>
+            <w:r/>
+            <w:r>
+              <w:rPr>
+                <w:b w:val="0"/>
+                <w:sz w:val="22"/>
+              </w:rPr>
+              <w:t>Is the record timely and complete enough to explain the incident?</w:t>
             </w:r>
           </w:p>
         </w:tc>
@@ -7028,27 +8085,37 @@
       <w:tr>
         <w:tc>
           <w:tcPr>
-            <w:tcW w:w="4816" w:type="dxa"/>
-          </w:tcPr>
-          <w:p>
-            <w:pPr>
-              <w:spacing w:after="60"/>
-            </w:pPr>
-            <w:r>
-              <w:t>Module cost, integration effort in engineering hours, and device-level testing burden</w:t>
-            </w:r>
-          </w:p>
-        </w:tc>
-        <w:tc>
-          <w:tcPr>
-            <w:tcW w:w="4816" w:type="dxa"/>
-          </w:tcPr>
-          <w:p>
-            <w:pPr>
-              <w:spacing w:after="60"/>
-            </w:pPr>
-            <w:r>
-              <w:t>Can a manufacturer adopt it at an acceptable cost?</w:t>
+            <w:tcW w:type="dxa" w:w="5443"/>
+          </w:tcPr>
+          <w:p>
+            <w:pPr>
+              <w:spacing w:after="60"/>
+            </w:pPr>
+            <w:r/>
+            <w:r>
+              <w:rPr>
+                <w:b w:val="0"/>
+                <w:sz w:val="22"/>
+              </w:rPr>
+              <w:t>Power, storage and communication load under an equal detection requirement</w:t>
+            </w:r>
+          </w:p>
+        </w:tc>
+        <w:tc>
+          <w:tcPr>
+            <w:tcW w:type="dxa" w:w="4195"/>
+          </w:tcPr>
+          <w:p>
+            <w:pPr>
+              <w:spacing w:after="60"/>
+            </w:pPr>
+            <w:r/>
+            <w:r>
+              <w:rPr>
+                <w:b w:val="0"/>
+                <w:sz w:val="22"/>
+              </w:rPr>
+              <w:t>What does the improvement cost, or save, in operation?</w:t>
             </w:r>
           </w:p>
         </w:tc>
@@ -7056,26 +8123,74 @@
       <w:tr>
         <w:tc>
           <w:tcPr>
-            <w:tcW w:w="4816" w:type="dxa"/>
-          </w:tcPr>
-          <w:p>
-            <w:pPr>
-              <w:spacing w:after="60"/>
-            </w:pPr>
-            <w:r>
-              <w:t>Decision usefulness of captured records, assessed by the field partner</w:t>
-            </w:r>
-          </w:p>
-        </w:tc>
-        <w:tc>
-          <w:tcPr>
-            <w:tcW w:w="4816" w:type="dxa"/>
-          </w:tcPr>
-          <w:p>
-            <w:pPr>
-              <w:spacing w:after="60"/>
-            </w:pPr>
-            <w:r>
+            <w:tcW w:type="dxa" w:w="5443"/>
+          </w:tcPr>
+          <w:p>
+            <w:pPr>
+              <w:spacing w:after="60"/>
+            </w:pPr>
+            <w:r/>
+            <w:r>
+              <w:rPr>
+                <w:b w:val="0"/>
+                <w:sz w:val="22"/>
+              </w:rPr>
+              <w:t>Module cost, integration effort in engineering hours, and device-level testing burden</w:t>
+            </w:r>
+          </w:p>
+        </w:tc>
+        <w:tc>
+          <w:tcPr>
+            <w:tcW w:type="dxa" w:w="4195"/>
+          </w:tcPr>
+          <w:p>
+            <w:pPr>
+              <w:spacing w:after="60"/>
+            </w:pPr>
+            <w:r/>
+            <w:r>
+              <w:rPr>
+                <w:b w:val="0"/>
+                <w:sz w:val="22"/>
+              </w:rPr>
+              <w:t>Can a manufacturer adopt it at an acceptable cost?</w:t>
+            </w:r>
+          </w:p>
+        </w:tc>
+      </w:tr>
+      <w:tr>
+        <w:tc>
+          <w:tcPr>
+            <w:tcW w:type="dxa" w:w="5443"/>
+          </w:tcPr>
+          <w:p>
+            <w:pPr>
+              <w:spacing w:after="60"/>
+            </w:pPr>
+            <w:r/>
+            <w:r>
+              <w:rPr>
+                <w:b w:val="0"/>
+                <w:sz w:val="22"/>
+              </w:rPr>
+              <w:t>Decision usefulness of the captured records, assessed by the field partner</w:t>
+            </w:r>
+          </w:p>
+        </w:tc>
+        <w:tc>
+          <w:tcPr>
+            <w:tcW w:type="dxa" w:w="4195"/>
+          </w:tcPr>
+          <w:p>
+            <w:pPr>
+              <w:spacing w:after="60"/>
+            </w:pPr>
+            <w:r/>
+            <w:r>
+              <w:rPr>
+                <w:b w:val="0"/>
+                <w:sz w:val="22"/>
+              </w:rPr>
               <w:t>Do the records support incident review, maintenance and complaint response?</w:t>
             </w:r>
           </w:p>
@@ -7089,7 +8204,8 @@
     </w:p>
     <w:p>
       <w:pPr>
-        <w:spacing w:before="160" w:after="120" w:line="259" w:lineRule="auto"/>
+        <w:spacing w:after="120" w:line="259" w:lineRule="auto" w:before="160"/>
+        <w:jc w:val="left"/>
       </w:pPr>
       <w:r>
         <w:rPr>
@@ -7113,16 +8229,10 @@
       </w:r>
       <w:r>
         <w:rPr>
-          <w:sz w:val="22"/>
-        </w:rPr>
-        <w:t xml:space="preserve"> The comparison uses the two baselines that the target customers operate today: periodic or duty-cycled sampling, and fixed-threshold triggering. Detection figures for the proposed technology and for </w:t>
-      </w:r>
-      <w:r>
-        <w:rPr>
-          <w:sz w:val="22"/>
-        </w:rPr>
-        <w:lastRenderedPageBreak/>
-        <w:t>the fixed-threshold baseline are measured laboratory results from the published validation described above, obtained on the same testbed, the same event sequences and the same node. Figures identified as estimated are modelled from the power logic set out in Section 2.4 and have not yet been measured; converting them into measured values is part of the Gap Fund work.</w:t>
+          <w:b w:val="0"/>
+          <w:sz w:val="22"/>
+        </w:rPr>
+        <w:t xml:space="preserve"> The comparison uses the two baselines that target customers operate today: periodic or duty-cycled sampling, and fixed-threshold triggering. It compares capabilities rather than measured values, because the figures a detection system produces depend on the structure, the event set and the noise environment in which it is tested, so a value obtained on one testbed is not a product specification, whereas the capability differences hold wherever the method is deployed. Measured values for the selected event classes are produced during this project and reported in the benchmark report.</w:t>
       </w:r>
     </w:p>
     <w:p>
@@ -7213,39 +8323,32 @@
     <w:tbl>
       <w:tblPr>
         <w:tblStyle w:val="TableGrid"/>
-        <w:tblW w:w="0" w:type="auto"/>
-        <w:tblBorders>
-          <w:top w:val="single" w:sz="4" w:space="0" w:color="auto"/>
-          <w:left w:val="single" w:sz="4" w:space="0" w:color="auto"/>
-          <w:bottom w:val="single" w:sz="4" w:space="0" w:color="auto"/>
-          <w:right w:val="single" w:sz="4" w:space="0" w:color="auto"/>
-          <w:insideH w:val="single" w:sz="4" w:space="0" w:color="auto"/>
-          <w:insideV w:val="single" w:sz="4" w:space="0" w:color="auto"/>
-        </w:tblBorders>
-        <w:tblLook w:val="04A0" w:firstRow="1" w:lastRow="0" w:firstColumn="1" w:lastColumn="0" w:noHBand="0" w:noVBand="1"/>
+        <w:tblLook w:firstColumn="1" w:firstRow="1" w:lastColumn="0" w:lastRow="0" w:noHBand="0" w:noVBand="1" w:val="04A0"/>
+        <w:tblLayout w:type="fixed"/>
       </w:tblPr>
       <w:tblGrid>
-        <w:gridCol w:w="2235"/>
-        <w:gridCol w:w="2126"/>
-        <w:gridCol w:w="2126"/>
-        <w:gridCol w:w="2038"/>
+        <w:gridCol w:w="1928"/>
+        <w:gridCol w:w="2665"/>
+        <w:gridCol w:w="2494"/>
+        <w:gridCol w:w="2551"/>
       </w:tblGrid>
       <w:tr>
         <w:trPr>
-          <w:tblHeader/>
+          <w:tblHeader w:val="true"/>
         </w:trPr>
         <w:tc>
           <w:tcPr>
-            <w:tcW w:w="2235" w:type="dxa"/>
-            <w:shd w:val="clear" w:color="auto" w:fill="BFBFBF"/>
-          </w:tcPr>
-          <w:p>
-            <w:pPr>
-              <w:spacing w:after="60"/>
-            </w:pPr>
+            <w:tcW w:type="dxa" w:w="1928"/>
+          </w:tcPr>
+          <w:p>
+            <w:pPr>
+              <w:spacing w:after="60"/>
+            </w:pPr>
+            <w:r/>
             <w:r>
               <w:rPr>
                 <w:b/>
+                <w:sz w:val="22"/>
               </w:rPr>
               <w:t>Parameters / Characteristics</w:t>
             </w:r>
@@ -7253,16 +8356,17 @@
         </w:tc>
         <w:tc>
           <w:tcPr>
-            <w:tcW w:w="2126" w:type="dxa"/>
-            <w:shd w:val="clear" w:color="auto" w:fill="BFBFBF"/>
-          </w:tcPr>
-          <w:p>
-            <w:pPr>
-              <w:spacing w:after="60"/>
-            </w:pPr>
+            <w:tcW w:type="dxa" w:w="2665"/>
+          </w:tcPr>
+          <w:p>
+            <w:pPr>
+              <w:spacing w:after="60"/>
+            </w:pPr>
+            <w:r/>
             <w:r>
               <w:rPr>
                 <w:b/>
+                <w:sz w:val="22"/>
               </w:rPr>
               <w:t>Your Technology</w:t>
             </w:r>
@@ -7274,23 +8378,25 @@
             <w:r>
               <w:rPr>
                 <w:b/>
-              </w:rPr>
-              <w:t>(smart adaptive event and anomaly capture module)</w:t>
-            </w:r>
-          </w:p>
-        </w:tc>
-        <w:tc>
-          <w:tcPr>
-            <w:tcW w:w="2126" w:type="dxa"/>
-            <w:shd w:val="clear" w:color="auto" w:fill="BFBFBF"/>
-          </w:tcPr>
-          <w:p>
-            <w:pPr>
-              <w:spacing w:after="60"/>
-            </w:pPr>
+                <w:sz w:val="22"/>
+              </w:rPr>
+              <w:t>(adaptive event and anomaly capture module)</w:t>
+            </w:r>
+          </w:p>
+        </w:tc>
+        <w:tc>
+          <w:tcPr>
+            <w:tcW w:type="dxa" w:w="2494"/>
+          </w:tcPr>
+          <w:p>
+            <w:pPr>
+              <w:spacing w:after="60"/>
+            </w:pPr>
+            <w:r/>
             <w:r>
               <w:rPr>
                 <w:b/>
+                <w:sz w:val="22"/>
               </w:rPr>
               <w:t>Existing Technology 1</w:t>
             </w:r>
@@ -7302,6 +8408,7 @@
             <w:r>
               <w:rPr>
                 <w:b/>
+                <w:sz w:val="22"/>
               </w:rPr>
               <w:t>(periodic / duty-cycled sampling)</w:t>
             </w:r>
@@ -7309,16 +8416,17 @@
         </w:tc>
         <w:tc>
           <w:tcPr>
-            <w:tcW w:w="2038" w:type="dxa"/>
-            <w:shd w:val="clear" w:color="auto" w:fill="BFBFBF"/>
-          </w:tcPr>
-          <w:p>
-            <w:pPr>
-              <w:spacing w:after="60"/>
-            </w:pPr>
+            <w:tcW w:type="dxa" w:w="2551"/>
+          </w:tcPr>
+          <w:p>
+            <w:pPr>
+              <w:spacing w:after="60"/>
+            </w:pPr>
+            <w:r/>
             <w:r>
               <w:rPr>
                 <w:b/>
+                <w:sz w:val="22"/>
               </w:rPr>
               <w:t>Existing Technology 2</w:t>
             </w:r>
@@ -7330,6 +8438,7 @@
             <w:r>
               <w:rPr>
                 <w:b/>
+                <w:sz w:val="22"/>
               </w:rPr>
               <w:t>(fixed-threshold triggering)</w:t>
             </w:r>
@@ -7339,53 +8448,73 @@
       <w:tr>
         <w:tc>
           <w:tcPr>
-            <w:tcW w:w="2235" w:type="dxa"/>
-          </w:tcPr>
-          <w:p>
-            <w:pPr>
-              <w:spacing w:after="60"/>
-            </w:pPr>
-            <w:r>
-              <w:t>Capture of selected critical events</w:t>
-            </w:r>
-          </w:p>
-        </w:tc>
-        <w:tc>
-          <w:tcPr>
-            <w:tcW w:w="2126" w:type="dxa"/>
-          </w:tcPr>
-          <w:p>
-            <w:pPr>
-              <w:spacing w:after="60"/>
-            </w:pPr>
-            <w:r>
-              <w:t>Near-complete capture maintained as conditions change; recall 94.4% in laboratory validation</w:t>
-            </w:r>
-          </w:p>
-        </w:tc>
-        <w:tc>
-          <w:tcPr>
-            <w:tcW w:w="2126" w:type="dxa"/>
-          </w:tcPr>
-          <w:p>
-            <w:pPr>
-              <w:spacing w:after="60"/>
-            </w:pPr>
-            <w:r>
-              <w:t>Events occurring during sleep intervals are permanently lost</w:t>
-            </w:r>
-          </w:p>
-        </w:tc>
-        <w:tc>
-          <w:tcPr>
-            <w:tcW w:w="2038" w:type="dxa"/>
-          </w:tcPr>
-          <w:p>
-            <w:pPr>
-              <w:spacing w:after="60"/>
-            </w:pPr>
-            <w:r>
-              <w:t>Depends on manual setting; the conservative setting tested reached 100% recall only by accepting 50% precision</w:t>
+            <w:tcW w:type="dxa" w:w="1928"/>
+          </w:tcPr>
+          <w:p>
+            <w:pPr>
+              <w:spacing w:after="60"/>
+            </w:pPr>
+            <w:r/>
+            <w:r>
+              <w:rPr>
+                <w:b w:val="0"/>
+                <w:sz w:val="22"/>
+              </w:rPr>
+              <w:t>Basis of the detection decision</w:t>
+            </w:r>
+          </w:p>
+        </w:tc>
+        <w:tc>
+          <w:tcPr>
+            <w:tcW w:type="dxa" w:w="2665"/>
+          </w:tcPr>
+          <w:p>
+            <w:pPr>
+              <w:spacing w:after="60"/>
+            </w:pPr>
+            <w:r/>
+            <w:r>
+              <w:rPr>
+                <w:b w:val="0"/>
+                <w:sz w:val="22"/>
+              </w:rPr>
+              <w:t>Detection parameters continuously re-optimised against estimated performance</w:t>
+            </w:r>
+          </w:p>
+        </w:tc>
+        <w:tc>
+          <w:tcPr>
+            <w:tcW w:type="dxa" w:w="2494"/>
+          </w:tcPr>
+          <w:p>
+            <w:pPr>
+              <w:spacing w:after="60"/>
+            </w:pPr>
+            <w:r/>
+            <w:r>
+              <w:rPr>
+                <w:b w:val="0"/>
+                <w:sz w:val="22"/>
+              </w:rPr>
+              <w:t>No detection decision; recording follows a clock</w:t>
+            </w:r>
+          </w:p>
+        </w:tc>
+        <w:tc>
+          <w:tcPr>
+            <w:tcW w:type="dxa" w:w="2551"/>
+          </w:tcPr>
+          <w:p>
+            <w:pPr>
+              <w:spacing w:after="60"/>
+            </w:pPr>
+            <w:r/>
+            <w:r>
+              <w:rPr>
+                <w:b w:val="0"/>
+                <w:sz w:val="22"/>
+              </w:rPr>
+              <w:t>Threshold and confirmation window set manually at commissioning and held</w:t>
             </w:r>
           </w:p>
         </w:tc>
@@ -7393,53 +8522,73 @@
       <w:tr>
         <w:tc>
           <w:tcPr>
-            <w:tcW w:w="2235" w:type="dxa"/>
-          </w:tcPr>
-          <w:p>
-            <w:pPr>
-              <w:spacing w:after="60"/>
-            </w:pPr>
-            <w:r>
-              <w:t>False and low-value records</w:t>
-            </w:r>
-          </w:p>
-        </w:tc>
-        <w:tc>
-          <w:tcPr>
-            <w:tcW w:w="2126" w:type="dxa"/>
-          </w:tcPr>
-          <w:p>
-            <w:pPr>
-              <w:spacing w:after="60"/>
-            </w:pPr>
-            <w:r>
-              <w:t>Progressively suppressed while capture is maintained; precision 90.8%</w:t>
-            </w:r>
-          </w:p>
-        </w:tc>
-        <w:tc>
-          <w:tcPr>
-            <w:tcW w:w="2126" w:type="dxa"/>
-          </w:tcPr>
-          <w:p>
-            <w:pPr>
-              <w:spacing w:after="60"/>
-            </w:pPr>
-            <w:r>
-              <w:t>Not event-selective; record volume is set by the sampling schedule</w:t>
-            </w:r>
-          </w:p>
-        </w:tc>
-        <w:tc>
-          <w:tcPr>
-            <w:tcW w:w="2038" w:type="dxa"/>
-          </w:tcPr>
-          <w:p>
-            <w:pPr>
-              <w:spacing w:after="60"/>
-            </w:pPr>
-            <w:r>
-              <w:t>Loose settings cause repeated irrelevant recordings; half of the records in the tested baseline were irrelevant</w:t>
+            <w:tcW w:type="dxa" w:w="1928"/>
+          </w:tcPr>
+          <w:p>
+            <w:pPr>
+              <w:spacing w:after="60"/>
+            </w:pPr>
+            <w:r/>
+            <w:r>
+              <w:rPr>
+                <w:b w:val="0"/>
+                <w:sz w:val="22"/>
+              </w:rPr>
+              <w:t>Response to changing ambient conditions</w:t>
+            </w:r>
+          </w:p>
+        </w:tc>
+        <w:tc>
+          <w:tcPr>
+            <w:tcW w:type="dxa" w:w="2665"/>
+          </w:tcPr>
+          <w:p>
+            <w:pPr>
+              <w:spacing w:after="60"/>
+            </w:pPr>
+            <w:r/>
+            <w:r>
+              <w:rPr>
+                <w:b w:val="0"/>
+                <w:sz w:val="22"/>
+              </w:rPr>
+              <w:t>Operating point moves as the noise environment changes</w:t>
+            </w:r>
+          </w:p>
+        </w:tc>
+        <w:tc>
+          <w:tcPr>
+            <w:tcW w:type="dxa" w:w="2494"/>
+          </w:tcPr>
+          <w:p>
+            <w:pPr>
+              <w:spacing w:after="60"/>
+            </w:pPr>
+            <w:r/>
+            <w:r>
+              <w:rPr>
+                <w:b w:val="0"/>
+                <w:sz w:val="22"/>
+              </w:rPr>
+              <w:t>None</w:t>
+            </w:r>
+          </w:p>
+        </w:tc>
+        <w:tc>
+          <w:tcPr>
+            <w:tcW w:type="dxa" w:w="2551"/>
+          </w:tcPr>
+          <w:p>
+            <w:pPr>
+              <w:spacing w:after="60"/>
+            </w:pPr>
+            <w:r/>
+            <w:r>
+              <w:rPr>
+                <w:b w:val="0"/>
+                <w:sz w:val="22"/>
+              </w:rPr>
+              <w:t>None; performance drifts away from the commissioned point</w:t>
             </w:r>
           </w:p>
         </w:tc>
@@ -7447,53 +8596,73 @@
       <w:tr>
         <w:tc>
           <w:tcPr>
-            <w:tcW w:w="2235" w:type="dxa"/>
-          </w:tcPr>
-          <w:p>
-            <w:pPr>
-              <w:spacing w:after="60"/>
-            </w:pPr>
-            <w:r>
-              <w:t>Overall detection performance (F-beta, laboratory)</w:t>
-            </w:r>
-          </w:p>
-        </w:tc>
-        <w:tc>
-          <w:tcPr>
-            <w:tcW w:w="2126" w:type="dxa"/>
-          </w:tcPr>
-          <w:p>
-            <w:pPr>
-              <w:spacing w:after="60"/>
-            </w:pPr>
-            <w:r>
-              <w:t>0.9396</w:t>
-            </w:r>
-          </w:p>
-        </w:tc>
-        <w:tc>
-          <w:tcPr>
-            <w:tcW w:w="2126" w:type="dxa"/>
-          </w:tcPr>
-          <w:p>
-            <w:pPr>
-              <w:spacing w:after="60"/>
-            </w:pPr>
-            <w:r>
-              <w:t>Not applicable</w:t>
-            </w:r>
-          </w:p>
-        </w:tc>
-        <w:tc>
-          <w:tcPr>
-            <w:tcW w:w="2038" w:type="dxa"/>
-          </w:tcPr>
-          <w:p>
-            <w:pPr>
-              <w:spacing w:after="60"/>
-            </w:pPr>
-            <w:r>
-              <w:t>0.8025</w:t>
+            <w:tcW w:type="dxa" w:w="1928"/>
+          </w:tcPr>
+          <w:p>
+            <w:pPr>
+              <w:spacing w:after="60"/>
+            </w:pPr>
+            <w:r/>
+            <w:r>
+              <w:rPr>
+                <w:b w:val="0"/>
+                <w:sz w:val="22"/>
+              </w:rPr>
+              <w:t>Knowledge of missed events</w:t>
+            </w:r>
+          </w:p>
+        </w:tc>
+        <w:tc>
+          <w:tcPr>
+            <w:tcW w:type="dxa" w:w="2665"/>
+          </w:tcPr>
+          <w:p>
+            <w:pPr>
+              <w:spacing w:after="60"/>
+            </w:pPr>
+            <w:r/>
+            <w:r>
+              <w:rPr>
+                <w:b w:val="0"/>
+                <w:sz w:val="22"/>
+              </w:rPr>
+              <w:t>Node estimates its own missed-detection performance onboard and can report it</w:t>
+            </w:r>
+          </w:p>
+        </w:tc>
+        <w:tc>
+          <w:tcPr>
+            <w:tcW w:type="dxa" w:w="2494"/>
+          </w:tcPr>
+          <w:p>
+            <w:pPr>
+              <w:spacing w:after="60"/>
+            </w:pPr>
+            <w:r/>
+            <w:r>
+              <w:rPr>
+                <w:b w:val="0"/>
+                <w:sz w:val="22"/>
+              </w:rPr>
+              <w:t>Not available</w:t>
+            </w:r>
+          </w:p>
+        </w:tc>
+        <w:tc>
+          <w:tcPr>
+            <w:tcW w:type="dxa" w:w="2551"/>
+          </w:tcPr>
+          <w:p>
+            <w:pPr>
+              <w:spacing w:after="60"/>
+            </w:pPr>
+            <w:r/>
+            <w:r>
+              <w:rPr>
+                <w:b w:val="0"/>
+                <w:sz w:val="22"/>
+              </w:rPr>
+              <w:t>Not available; missed events leave no trace</w:t>
             </w:r>
           </w:p>
         </w:tc>
@@ -7501,53 +8670,73 @@
       <w:tr>
         <w:tc>
           <w:tcPr>
-            <w:tcW w:w="2235" w:type="dxa"/>
-          </w:tcPr>
-          <w:p>
-            <w:pPr>
-              <w:spacing w:after="60"/>
-            </w:pPr>
-            <w:r>
-              <w:t>Parameter setting and adaptation</w:t>
-            </w:r>
-          </w:p>
-        </w:tc>
-        <w:tc>
-          <w:tcPr>
-            <w:tcW w:w="2126" w:type="dxa"/>
-          </w:tcPr>
-          <w:p>
-            <w:pPr>
-              <w:spacing w:after="60"/>
-            </w:pPr>
-            <w:r>
-              <w:t>Self-tuning in the field; adapts continuously to changing conditions without a return site visit</w:t>
-            </w:r>
-          </w:p>
-        </w:tc>
-        <w:tc>
-          <w:tcPr>
-            <w:tcW w:w="2126" w:type="dxa"/>
-          </w:tcPr>
-          <w:p>
-            <w:pPr>
-              <w:spacing w:after="60"/>
-            </w:pPr>
-            <w:r>
-              <w:t>Sampling interval set manually; no adaptation</w:t>
-            </w:r>
-          </w:p>
-        </w:tc>
-        <w:tc>
-          <w:tcPr>
-            <w:tcW w:w="2038" w:type="dxa"/>
-          </w:tcPr>
-          <w:p>
-            <w:pPr>
-              <w:spacing w:after="60"/>
-            </w:pPr>
-            <w:r>
-              <w:t>Threshold and duration set manually from empirical values; no adaptation once configured</w:t>
+            <w:tcW w:type="dxa" w:w="1928"/>
+          </w:tcPr>
+          <w:p>
+            <w:pPr>
+              <w:spacing w:after="60"/>
+            </w:pPr>
+            <w:r/>
+            <w:r>
+              <w:rPr>
+                <w:b w:val="0"/>
+                <w:sz w:val="22"/>
+              </w:rPr>
+              <w:t>Where tuning takes place</w:t>
+            </w:r>
+          </w:p>
+        </w:tc>
+        <w:tc>
+          <w:tcPr>
+            <w:tcW w:type="dxa" w:w="2665"/>
+          </w:tcPr>
+          <w:p>
+            <w:pPr>
+              <w:spacing w:after="60"/>
+            </w:pPr>
+            <w:r/>
+            <w:r>
+              <w:rPr>
+                <w:b w:val="0"/>
+                <w:sz w:val="22"/>
+              </w:rPr>
+              <w:t>On the node; no data leaves the device for tuning</w:t>
+            </w:r>
+          </w:p>
+        </w:tc>
+        <w:tc>
+          <w:tcPr>
+            <w:tcW w:type="dxa" w:w="2494"/>
+          </w:tcPr>
+          <w:p>
+            <w:pPr>
+              <w:spacing w:after="60"/>
+            </w:pPr>
+            <w:r/>
+            <w:r>
+              <w:rPr>
+                <w:b w:val="0"/>
+                <w:sz w:val="22"/>
+              </w:rPr>
+              <w:t>Not applicable</w:t>
+            </w:r>
+          </w:p>
+        </w:tc>
+        <w:tc>
+          <w:tcPr>
+            <w:tcW w:type="dxa" w:w="2551"/>
+          </w:tcPr>
+          <w:p>
+            <w:pPr>
+              <w:spacing w:after="60"/>
+            </w:pPr>
+            <w:r/>
+            <w:r>
+              <w:rPr>
+                <w:b w:val="0"/>
+                <w:sz w:val="22"/>
+              </w:rPr>
+              <w:t>Manual, or an offline search requiring data to be uploaded</w:t>
             </w:r>
           </w:p>
         </w:tc>
@@ -7555,53 +8744,73 @@
       <w:tr>
         <w:tc>
           <w:tcPr>
-            <w:tcW w:w="2235" w:type="dxa"/>
-          </w:tcPr>
-          <w:p>
-            <w:pPr>
-              <w:spacing w:after="60"/>
-            </w:pPr>
-            <w:r>
-              <w:t>Information from before the trigger</w:t>
-            </w:r>
-          </w:p>
-        </w:tc>
-        <w:tc>
-          <w:tcPr>
-            <w:tcW w:w="2126" w:type="dxa"/>
-          </w:tcPr>
-          <w:p>
-            <w:pPr>
-              <w:spacing w:after="60"/>
-            </w:pPr>
-            <w:r>
-              <w:t>Sentinel buffer frozen and aligned within the node, preserving the period before the incident</w:t>
-            </w:r>
-          </w:p>
-        </w:tc>
-        <w:tc>
-          <w:tcPr>
-            <w:tcW w:w="2126" w:type="dxa"/>
-          </w:tcPr>
-          <w:p>
-            <w:pPr>
-              <w:spacing w:after="60"/>
-            </w:pPr>
-            <w:r>
-              <w:t>Depends on sampling phase; usually incomplete</w:t>
-            </w:r>
-          </w:p>
-        </w:tc>
-        <w:tc>
-          <w:tcPr>
-            <w:tcW w:w="2038" w:type="dxa"/>
-          </w:tcPr>
-          <w:p>
-            <w:pPr>
-              <w:spacing w:after="60"/>
-            </w:pPr>
-            <w:r>
-              <w:t>Usually unavailable</w:t>
+            <w:tcW w:type="dxa" w:w="1928"/>
+          </w:tcPr>
+          <w:p>
+            <w:pPr>
+              <w:spacing w:after="60"/>
+            </w:pPr>
+            <w:r/>
+            <w:r>
+              <w:rPr>
+                <w:b w:val="0"/>
+                <w:sz w:val="22"/>
+              </w:rPr>
+              <w:t>Effort to reach a good operating point</w:t>
+            </w:r>
+          </w:p>
+        </w:tc>
+        <w:tc>
+          <w:tcPr>
+            <w:tcW w:type="dxa" w:w="2665"/>
+          </w:tcPr>
+          <w:p>
+            <w:pPr>
+              <w:spacing w:after="60"/>
+            </w:pPr>
+            <w:r/>
+            <w:r>
+              <w:rPr>
+                <w:b w:val="0"/>
+                <w:sz w:val="22"/>
+              </w:rPr>
+              <w:t>Sample-efficient search, orders of magnitude fewer evaluations than an exhaustive search</w:t>
+            </w:r>
+          </w:p>
+        </w:tc>
+        <w:tc>
+          <w:tcPr>
+            <w:tcW w:type="dxa" w:w="2494"/>
+          </w:tcPr>
+          <w:p>
+            <w:pPr>
+              <w:spacing w:after="60"/>
+            </w:pPr>
+            <w:r/>
+            <w:r>
+              <w:rPr>
+                <w:b w:val="0"/>
+                <w:sz w:val="22"/>
+              </w:rPr>
+              <w:t>Not applicable</w:t>
+            </w:r>
+          </w:p>
+        </w:tc>
+        <w:tc>
+          <w:tcPr>
+            <w:tcW w:type="dxa" w:w="2551"/>
+          </w:tcPr>
+          <w:p>
+            <w:pPr>
+              <w:spacing w:after="60"/>
+            </w:pPr>
+            <w:r/>
+            <w:r>
+              <w:rPr>
+                <w:b w:val="0"/>
+                <w:sz w:val="22"/>
+              </w:rPr>
+              <w:t>Trial and error on site, or exhaustive off-node search</w:t>
             </w:r>
           </w:p>
         </w:tc>
@@ -7609,53 +8818,73 @@
       <w:tr>
         <w:tc>
           <w:tcPr>
-            <w:tcW w:w="2235" w:type="dxa"/>
-          </w:tcPr>
-          <w:p>
-            <w:pPr>
-              <w:spacing w:after="60"/>
-            </w:pPr>
-            <w:r>
-              <w:t>Cost of reaching and maintaining the operating point</w:t>
-            </w:r>
-          </w:p>
-        </w:tc>
-        <w:tc>
-          <w:tcPr>
-            <w:tcW w:w="2126" w:type="dxa"/>
-          </w:tcPr>
-          <w:p>
-            <w:pPr>
-              <w:spacing w:after="60"/>
-            </w:pPr>
-            <w:r>
-              <w:t>Approximately 200 parameter evaluations, performed on the node; 0 MB transferred for tuning</w:t>
-            </w:r>
-          </w:p>
-        </w:tc>
-        <w:tc>
-          <w:tcPr>
-            <w:tcW w:w="2126" w:type="dxa"/>
-          </w:tcPr>
-          <w:p>
-            <w:pPr>
-              <w:spacing w:after="60"/>
-            </w:pPr>
-            <w:r>
-              <w:t>Not applicable; the resource cost appears instead as continuous data return</w:t>
-            </w:r>
-          </w:p>
-        </w:tc>
-        <w:tc>
-          <w:tcPr>
-            <w:tcW w:w="2038" w:type="dxa"/>
-          </w:tcPr>
-          <w:p>
-            <w:pPr>
-              <w:spacing w:after="60"/>
-            </w:pPr>
-            <w:r>
-              <w:t>Approximately 15,354 evaluations for an exhaustive off-node search, with 1.5 to 15 MB transferred depending on the tuning method</w:t>
+            <w:tcW w:type="dxa" w:w="1928"/>
+          </w:tcPr>
+          <w:p>
+            <w:pPr>
+              <w:spacing w:after="60"/>
+            </w:pPr>
+            <w:r/>
+            <w:r>
+              <w:rPr>
+                <w:b w:val="0"/>
+                <w:sz w:val="22"/>
+              </w:rPr>
+              <w:t>Sensitivity</w:t>
+            </w:r>
+          </w:p>
+        </w:tc>
+        <w:tc>
+          <w:tcPr>
+            <w:tcW w:type="dxa" w:w="2665"/>
+          </w:tcPr>
+          <w:p>
+            <w:pPr>
+              <w:spacing w:after="60"/>
+            </w:pPr>
+            <w:r/>
+            <w:r>
+              <w:rPr>
+                <w:b w:val="0"/>
+                <w:sz w:val="22"/>
+              </w:rPr>
+              <w:t>Detection floor re-derived against the prevailing noise level and characterised as a curve</w:t>
+            </w:r>
+          </w:p>
+        </w:tc>
+        <w:tc>
+          <w:tcPr>
+            <w:tcW w:type="dxa" w:w="2494"/>
+          </w:tcPr>
+          <w:p>
+            <w:pPr>
+              <w:spacing w:after="60"/>
+            </w:pPr>
+            <w:r/>
+            <w:r>
+              <w:rPr>
+                <w:b w:val="0"/>
+                <w:sz w:val="22"/>
+              </w:rPr>
+              <w:t>Not applicable</w:t>
+            </w:r>
+          </w:p>
+        </w:tc>
+        <w:tc>
+          <w:tcPr>
+            <w:tcW w:type="dxa" w:w="2551"/>
+          </w:tcPr>
+          <w:p>
+            <w:pPr>
+              <w:spacing w:after="60"/>
+            </w:pPr>
+            <w:r/>
+            <w:r>
+              <w:rPr>
+                <w:b w:val="0"/>
+                <w:sz w:val="22"/>
+              </w:rPr>
+              <w:t>A single fixed value chosen at commissioning</w:t>
             </w:r>
           </w:p>
         </w:tc>
@@ -7663,53 +8892,73 @@
       <w:tr>
         <w:tc>
           <w:tcPr>
-            <w:tcW w:w="2235" w:type="dxa"/>
-          </w:tcPr>
-          <w:p>
-            <w:pPr>
-              <w:spacing w:after="60"/>
-            </w:pPr>
-            <w:r>
-              <w:t>Power and storage under equal capture requirement</w:t>
-            </w:r>
-          </w:p>
-        </w:tc>
-        <w:tc>
-          <w:tcPr>
-            <w:tcW w:w="2126" w:type="dxa"/>
-          </w:tcPr>
-          <w:p>
-            <w:pPr>
-              <w:spacing w:after="60"/>
-            </w:pPr>
-            <w:r>
-              <w:t>Reduced in proportion to the suppression of false triggers (estimated; to be measured in this project)</w:t>
-            </w:r>
-          </w:p>
-        </w:tc>
-        <w:tc>
-          <w:tcPr>
-            <w:tcW w:w="2126" w:type="dxa"/>
-          </w:tcPr>
-          <w:p>
-            <w:pPr>
-              <w:spacing w:after="60"/>
-            </w:pPr>
-            <w:r>
-              <w:t>Set by the duty cycle and independent of whether events occur</w:t>
-            </w:r>
-          </w:p>
-        </w:tc>
-        <w:tc>
-          <w:tcPr>
-            <w:tcW w:w="2038" w:type="dxa"/>
-          </w:tcPr>
-          <w:p>
-            <w:pPr>
-              <w:spacing w:after="60"/>
-            </w:pPr>
-            <w:r>
-              <w:t>Higher wherever false triggers are frequent</w:t>
+            <w:tcW w:type="dxa" w:w="1928"/>
+          </w:tcPr>
+          <w:p>
+            <w:pPr>
+              <w:spacing w:after="60"/>
+            </w:pPr>
+            <w:r/>
+            <w:r>
+              <w:rPr>
+                <w:b w:val="0"/>
+                <w:sz w:val="22"/>
+              </w:rPr>
+              <w:t>Control of the miss versus false-alarm trade-off</w:t>
+            </w:r>
+          </w:p>
+        </w:tc>
+        <w:tc>
+          <w:tcPr>
+            <w:tcW w:type="dxa" w:w="2665"/>
+          </w:tcPr>
+          <w:p>
+            <w:pPr>
+              <w:spacing w:after="60"/>
+            </w:pPr>
+            <w:r/>
+            <w:r>
+              <w:rPr>
+                <w:b w:val="0"/>
+                <w:sz w:val="22"/>
+              </w:rPr>
+              <w:t>Explicit weighting, configurable by the customer for the application</w:t>
+            </w:r>
+          </w:p>
+        </w:tc>
+        <w:tc>
+          <w:tcPr>
+            <w:tcW w:type="dxa" w:w="2494"/>
+          </w:tcPr>
+          <w:p>
+            <w:pPr>
+              <w:spacing w:after="60"/>
+            </w:pPr>
+            <w:r/>
+            <w:r>
+              <w:rPr>
+                <w:b w:val="0"/>
+                <w:sz w:val="22"/>
+              </w:rPr>
+              <w:t>Not available</w:t>
+            </w:r>
+          </w:p>
+        </w:tc>
+        <w:tc>
+          <w:tcPr>
+            <w:tcW w:type="dxa" w:w="2551"/>
+          </w:tcPr>
+          <w:p>
+            <w:pPr>
+              <w:spacing w:after="60"/>
+            </w:pPr>
+            <w:r/>
+            <w:r>
+              <w:rPr>
+                <w:b w:val="0"/>
+                <w:sz w:val="22"/>
+              </w:rPr>
+              <w:t>Implicit in the chosen threshold; changing it requires a site visit</w:t>
             </w:r>
           </w:p>
         </w:tc>
@@ -7717,54 +8966,147 @@
       <w:tr>
         <w:tc>
           <w:tcPr>
-            <w:tcW w:w="2235" w:type="dxa"/>
-          </w:tcPr>
-          <w:p>
-            <w:pPr>
-              <w:spacing w:after="60"/>
-            </w:pPr>
-            <w:r>
-              <w:lastRenderedPageBreak/>
+            <w:tcW w:type="dxa" w:w="1928"/>
+          </w:tcPr>
+          <w:p>
+            <w:pPr>
+              <w:spacing w:after="60"/>
+            </w:pPr>
+            <w:r/>
+            <w:r>
+              <w:rPr>
+                <w:b w:val="0"/>
+                <w:sz w:val="22"/>
+              </w:rPr>
+              <w:t>Information from before the trigger</w:t>
+            </w:r>
+          </w:p>
+        </w:tc>
+        <w:tc>
+          <w:tcPr>
+            <w:tcW w:type="dxa" w:w="2665"/>
+          </w:tcPr>
+          <w:p>
+            <w:pPr>
+              <w:spacing w:after="60"/>
+            </w:pPr>
+            <w:r/>
+            <w:r>
+              <w:rPr>
+                <w:b w:val="0"/>
+                <w:sz w:val="22"/>
+              </w:rPr>
+              <w:t>Sentinel buffer frozen and aligned within the node</w:t>
+            </w:r>
+          </w:p>
+        </w:tc>
+        <w:tc>
+          <w:tcPr>
+            <w:tcW w:type="dxa" w:w="2494"/>
+          </w:tcPr>
+          <w:p>
+            <w:pPr>
+              <w:spacing w:after="60"/>
+            </w:pPr>
+            <w:r/>
+            <w:r>
+              <w:rPr>
+                <w:b w:val="0"/>
+                <w:sz w:val="22"/>
+              </w:rPr>
+              <w:t>Depends on the sampling phase; usually incomplete</w:t>
+            </w:r>
+          </w:p>
+        </w:tc>
+        <w:tc>
+          <w:tcPr>
+            <w:tcW w:type="dxa" w:w="2551"/>
+          </w:tcPr>
+          <w:p>
+            <w:pPr>
+              <w:spacing w:after="60"/>
+            </w:pPr>
+            <w:r/>
+            <w:r>
+              <w:rPr>
+                <w:b w:val="0"/>
+                <w:sz w:val="22"/>
+              </w:rPr>
+              <w:t>Usually unavailable</w:t>
+            </w:r>
+          </w:p>
+        </w:tc>
+      </w:tr>
+      <w:tr>
+        <w:tc>
+          <w:tcPr>
+            <w:tcW w:type="dxa" w:w="1928"/>
+          </w:tcPr>
+          <w:p>
+            <w:pPr>
+              <w:spacing w:after="60"/>
+            </w:pPr>
+            <w:r/>
+            <w:r>
+              <w:rPr>
+                <w:b w:val="0"/>
+                <w:sz w:val="22"/>
+              </w:rPr>
               <w:t>Route to adoption</w:t>
             </w:r>
           </w:p>
         </w:tc>
         <w:tc>
           <w:tcPr>
-            <w:tcW w:w="2126" w:type="dxa"/>
-          </w:tcPr>
-          <w:p>
-            <w:pPr>
-              <w:spacing w:after="60"/>
-            </w:pPr>
-            <w:r>
-              <w:t>Board-level module with firmware, or software licence, embeddable into third-party monitoring nodes</w:t>
-            </w:r>
-          </w:p>
-        </w:tc>
-        <w:tc>
-          <w:tcPr>
-            <w:tcW w:w="2126" w:type="dxa"/>
-          </w:tcPr>
-          <w:p>
-            <w:pPr>
-              <w:spacing w:after="60"/>
-            </w:pPr>
-            <w:r>
-              <w:t>Typically fixed in the node design</w:t>
-            </w:r>
-          </w:p>
-        </w:tc>
-        <w:tc>
-          <w:tcPr>
-            <w:tcW w:w="2038" w:type="dxa"/>
-          </w:tcPr>
-          <w:p>
-            <w:pPr>
-              <w:spacing w:after="60"/>
-            </w:pPr>
-            <w:r>
-              <w:t>Typically fixed at design time inside closed complete nodes</w:t>
+            <w:tcW w:type="dxa" w:w="2665"/>
+          </w:tcPr>
+          <w:p>
+            <w:pPr>
+              <w:spacing w:after="60"/>
+            </w:pPr>
+            <w:r/>
+            <w:r>
+              <w:rPr>
+                <w:b w:val="0"/>
+                <w:sz w:val="22"/>
+              </w:rPr>
+              <w:t>Board-level module with firmware, or software licence, embeddable in third-party nodes</w:t>
+            </w:r>
+          </w:p>
+        </w:tc>
+        <w:tc>
+          <w:tcPr>
+            <w:tcW w:type="dxa" w:w="2494"/>
+          </w:tcPr>
+          <w:p>
+            <w:pPr>
+              <w:spacing w:after="60"/>
+            </w:pPr>
+            <w:r/>
+            <w:r>
+              <w:rPr>
+                <w:b w:val="0"/>
+                <w:sz w:val="22"/>
+              </w:rPr>
+              <w:t>Fixed in the node design</w:t>
+            </w:r>
+          </w:p>
+        </w:tc>
+        <w:tc>
+          <w:tcPr>
+            <w:tcW w:type="dxa" w:w="2551"/>
+          </w:tcPr>
+          <w:p>
+            <w:pPr>
+              <w:spacing w:after="60"/>
+            </w:pPr>
+            <w:r/>
+            <w:r>
+              <w:rPr>
+                <w:b w:val="0"/>
+                <w:sz w:val="22"/>
+              </w:rPr>
+              <w:t>Fixed at design time inside closed complete products</w:t>
             </w:r>
           </w:p>
         </w:tc>
@@ -7772,41 +9114,8 @@
     </w:tbl>
     <w:p>
       <w:pPr>
-        <w:jc w:val="both"/>
-        <w:rPr>
-          <w:iCs/>
-          <w:lang w:val="en-GB"/>
-        </w:rPr>
-      </w:pPr>
-    </w:p>
-    <w:p>
-      <w:pPr>
-        <w:jc w:val="both"/>
-        <w:rPr>
-          <w:b/>
-          <w:bCs/>
-          <w:lang w:val="en-GB"/>
-        </w:rPr>
-      </w:pPr>
-    </w:p>
-    <w:p>
-      <w:pPr>
         <w:spacing w:after="120" w:line="259" w:lineRule="auto"/>
-        <w:jc w:val="both"/>
-      </w:pPr>
-      <w:r>
-        <w:rPr>
-          <w:b/>
-          <w:sz w:val="22"/>
-        </w:rPr>
-        <w:t>Reading the table.</w:t>
-      </w:r>
-      <w:r>
-        <w:rPr>
-          <w:sz w:val="22"/>
-        </w:rPr>
-        <w:t xml:space="preserve"> Two rows carry the commercial argument. The fixed-threshold baseline reached complete capture only by accepting that half of its records were irrelevant, which is exactly the cost customers report: battery, storage, bandwidth and review time spent on data nobody needed. The adaptive mechanism held capture at a comparable level while roughly halving the irrelevant fraction, and reached that operating point on the node itself. The remaining rows explain why this is deliverable rather than merely desirable: the tuning cost is small enough for a microcontroller, and the result is a component a manufacturer can fit into an existing product.</w:t>
-      </w:r>
+      </w:pPr>
     </w:p>
     <w:p>
       <w:pPr>
@@ -7818,18 +9127,40 @@
           <w:b/>
           <w:sz w:val="22"/>
         </w:rPr>
+        <w:t>Evidence to date.</w:t>
+      </w:r>
+      <w:r>
+        <w:rPr>
+          <w:b w:val="0"/>
+          <w:sz w:val="22"/>
+        </w:rPr>
+        <w:t xml:space="preserve"> In the published laboratory demonstration on a multi-storey test structure, the method reached the detection performance of an exhaustive off-node parameter search while using a small fraction of the parameter evaluations, and roughly halved the proportion of irrelevant records produced by a conservatively tuned fixed threshold, at a comparable level of event capture. These are results from one testbed and one event set, reported as evidence that the method works rather than as a product specification; producing specifications for the selected event classes is the purpose of the Gap Fund work.</w:t>
+      </w:r>
+    </w:p>
+    <w:p>
+      <w:pPr>
+        <w:spacing w:after="120" w:line="259" w:lineRule="auto"/>
+        <w:jc w:val="both"/>
+      </w:pPr>
+      <w:r>
+        <w:rPr>
+          <w:b/>
+          <w:sz w:val="22"/>
+        </w:rPr>
         <w:t>Relation to market alternatives.</w:t>
       </w:r>
       <w:r>
         <w:rPr>
-          <w:sz w:val="22"/>
-        </w:rPr>
-        <w:t xml:space="preserve"> The alternatives identified in Section 2.5, namely sensor chips and development kits, original equipment manufacturer acquisition boards, complete wireless monitoring nodes, industrial condition-monitoring devices and transport shock recorders, establish that demand for event records is real, and they also define this project's burden of proof. Chips and kits leave the customer to design, tune and validate the capture workflow; acquisition boards remove hardware development effort but not tuning effort; complete nodes deliver records, but as closed products whose configuration is fixed at design time. The claim to be substantiated is therefore specific: under the same recording requirement and the same deployment constraint, adaptive capture preserves near-complete capture of the selected event class while measurably reducing false and low-value records, in a form a third-party manufacturer can embed.</w:t>
-      </w:r>
-    </w:p>
-    <w:p>
-      <w:pPr>
-        <w:spacing w:before="160" w:after="120" w:line="259" w:lineRule="auto"/>
+          <w:b w:val="0"/>
+          <w:sz w:val="22"/>
+        </w:rPr>
+        <w:t xml:space="preserve"> The alternatives in Section 2.5, namely chips and development kits, acquisition boards, complete wireless nodes, industrial condition-monitoring devices and transport shock recorders, establish that demand for event records is real, and they define this project's burden of proof. Chips and kits leave the customer to design, tune and validate the detection workflow; acquisition boards remove hardware effort but not tuning effort; complete nodes deliver records, but their detection decision is fixed at design time. The claim to substantiate is therefore specific: under the same recording requirement and deployment constraint, a self-correcting detection decision preserves capture of the selected event class while measurably reducing false alarms, in a form a third-party manufacturer can embed.</w:t>
+      </w:r>
+    </w:p>
+    <w:p>
+      <w:pPr>
+        <w:spacing w:after="120" w:line="259" w:lineRule="auto" w:before="160"/>
+        <w:jc w:val="left"/>
       </w:pPr>
       <w:r>
         <w:rPr>
@@ -7853,9 +9184,10 @@
       </w:r>
       <w:r>
         <w:rPr>
-          <w:sz w:val="22"/>
-        </w:rPr>
-        <w:t xml:space="preserve"> The Gap Fund work produces five deliverables, consistent with Section 2.6. First, a validated board-level capture module prototype with a defined interface specification covering form factor, power, host connection and register map. Second, a firmware and software package with configuration tools, including the pre-deployment optimisation tool. Third, an integration guide covering interfaces, drivers, device-level test recommendations, and a bill of materials with a design-for-manufacture review. Fourth, a benchmark report against periodic sampling and fixed-threshold triggering, reporting the six indicators above for both event classes. Fifth, a pilot package in the form of a deployable complete node, allowing a field partner to test the capability without first redesigning their own product. Together these convert a validated mechanism into the evidence an equipment manufacturer needs before committing to integration.</w:t>
+          <w:b w:val="0"/>
+          <w:sz w:val="22"/>
+        </w:rPr>
+        <w:t xml:space="preserve"> The Gap Fund work produces five deliverables, consistent with Section 2.6. First, a validated board-level capture module prototype with a defined interface specification covering form factor, power, host connection and register map. Second, a firmware and software package with configuration tools, including the pre-deployment optimisation tool. Third, an integration guide covering interfaces, drivers, device-level test recommendations, and a bill of materials with a design-for-manufacture review. Fourth, a benchmark report against periodic sampling and fixed-threshold triggering, reporting the indicators above for both event classes and including the detection floor characterisation. Fifth, a pilot package in the form of a deployable complete node, allowing a field partner to test the capability without first redesigning their own product. Together these convert a demonstrated method into the evidence an equipment manufacturer needs before committing to integration.</w:t>
       </w:r>
     </w:p>
     <w:p>
@@ -7872,14 +9204,36 @@
       </w:r>
       <w:r>
         <w:rPr>
-          <w:sz w:val="22"/>
-        </w:rPr>
-        <w:t xml:space="preserve"> The project moves the technology from laboratory validation of the mechanism, at technology readiness level 4, to a prototype validated in a relevant environment with an industry partner, at technology readiness level 5 to 6. Certification, volume manufacturing and product-level customer support remain outside the Gap Fund scope and belong to the equipment manufacturer or to a follow-on commercial entity, as discussed in Section 2.6.</w:t>
-      </w:r>
-    </w:p>
-    <w:p>
-      <w:pPr>
-        <w:spacing w:before="160" w:after="120" w:line="259" w:lineRule="auto"/>
+          <w:b w:val="0"/>
+          <w:sz w:val="22"/>
+        </w:rPr>
+        <w:t xml:space="preserve"> The project moves the technology from laboratory demonstration of the method, at technology readiness level 4, to a prototype validated in a relevant environment with an industry partner, at technology readiness level 5 to 6. Certification, volume manufacturing and product-level customer support remain outside the Gap Fund scope and belong to the equipment manufacturer or to a follow-on commercial entity, as discussed in Section 2.6.</w:t>
+      </w:r>
+    </w:p>
+    <w:p>
+      <w:pPr>
+        <w:spacing w:after="120" w:line="259" w:lineRule="auto"/>
+        <w:jc w:val="both"/>
+      </w:pPr>
+      <w:r>
+        <w:rPr>
+          <w:b/>
+          <w:sz w:val="22"/>
+        </w:rPr>
+        <w:t>Defensibility.</w:t>
+      </w:r>
+      <w:r>
+        <w:rPr>
+          <w:b w:val="0"/>
+          <w:sz w:val="22"/>
+        </w:rPr>
+        <w:t xml:space="preserve"> Because the method has been published, it is fair to ask what prevents a larger vendor reproducing it. Three things do. What is published is the approach; what is not is the implementation, including how the onboard estimators run within a microcontroller's budget alongside a customer's own firmware, how the pre-deployment optimisation transfers to the node, and the tooling that makes both repeatable across a product line. The benchmark evidence is itself a barrier, since the datasets and the detection floor characterisation produced here would take a competitor a comparable period to reproduce. And integration creates commitment: once a manufacturer has designed interface, drivers and device tests around the module, replacing it costs more than the algorithm is worth on its own.</w:t>
+      </w:r>
+    </w:p>
+    <w:p>
+      <w:pPr>
+        <w:spacing w:after="120" w:line="259" w:lineRule="auto" w:before="160"/>
+        <w:jc w:val="left"/>
       </w:pPr>
       <w:r>
         <w:rPr>
@@ -7899,13 +9253,14 @@
           <w:b/>
           <w:sz w:val="22"/>
         </w:rPr>
-        <w:t>Sentinel detectability.</w:t>
-      </w:r>
-      <w:r>
-        <w:rPr>
-          <w:sz w:val="22"/>
-        </w:rPr>
-        <w:t xml:space="preserve"> The low-resource channel may not observe the earliest useful features of a selected event class, and no amount of parameter adaptation recovers an event the sentinel cannot see. Each candidate event class is therefore screened for sentinel detectability before it is committed to, which is why the first three months of the project select and confirm the event class and its acceptance criteria rather than build hardware.</w:t>
+        <w:t>Detection floor and sentinel selection.</w:t>
+      </w:r>
+      <w:r>
+        <w:rPr>
+          <w:b w:val="0"/>
+          <w:sz w:val="22"/>
+        </w:rPr>
+        <w:t xml:space="preserve"> The low-resource channel may not observe the earliest useful features of a selected event class, and no amount of adaptation recovers an event the sentinel cannot see. Each candidate event class is therefore screened for detectability before it is committed to, which is why the first three months of the project select and confirm the event class and its acceptance criteria rather than build hardware.</w:t>
       </w:r>
     </w:p>
     <w:p>
@@ -7922,16 +9277,10 @@
       </w:r>
       <w:r>
         <w:rPr>
-          <w:sz w:val="22"/>
-        </w:rPr>
-        <w:t xml:space="preserve"> Adaptation may be too slow if background conditions change faster than the loop can respond. The digital-twin stage starts the node close to a good configuration rather than at </w:t>
-      </w:r>
-      <w:r>
-        <w:rPr>
-          <w:sz w:val="22"/>
-        </w:rPr>
-        <w:lastRenderedPageBreak/>
-        <w:t>an arbitrary one, and online step sizes are bounded so that a transient disturbance cannot move the operating point far from the validated region.</w:t>
+          <w:b w:val="0"/>
+          <w:sz w:val="22"/>
+        </w:rPr>
+        <w:t xml:space="preserve"> Adaptation may be too slow if background conditions change faster than the loop can respond. The pre-deployment stage starts the node close to a good operating point rather than an arbitrary one, and the online step size is bounded so a transient disturbance cannot move the operating point far from the validated region.</w:t>
       </w:r>
     </w:p>
     <w:p>
@@ -7944,13 +9293,14 @@
           <w:b/>
           <w:sz w:val="22"/>
         </w:rPr>
-        <w:t>Wake-up and pre-trigger trade-off.</w:t>
-      </w:r>
-      <w:r>
-        <w:rPr>
-          <w:sz w:val="22"/>
-        </w:rPr>
-        <w:t xml:space="preserve"> A shorter wake-up delay costs standby current, while a longer one risks losing the beginning of the event. Both the delay and the alignment error are treated as specified quantities, measured and published in the integration guide, so that an equipment manufacturer can design against them instead of discovering them after integration.</w:t>
+        <w:t>Estimation error.</w:t>
+      </w:r>
+      <w:r>
+        <w:rPr>
+          <w:b w:val="0"/>
+          <w:sz w:val="22"/>
+        </w:rPr>
+        <w:t xml:space="preserve"> The estimate of missed detections is inferred rather than observed, so the loop could in principle optimise against a biased view of its own performance. The benchmark work therefore measures the estimator against controlled event sequences where the true answer is known, and reports the estimation error alongside the detection results rather than assuming it away.</w:t>
       </w:r>
     </w:p>
     <w:p>
@@ -7967,10 +9317,16 @@
       </w:r>
       <w:r>
         <w:rPr>
-          <w:sz w:val="22"/>
-        </w:rPr>
-        <w:t xml:space="preserve"> Interface, driver and testing requirements differ between manufacturers, and integration effort is one of the main adoption costs identified in Section 2.4. The interface is therefore defined jointly with one equipment manufacturer holding design authority, and integration effort is recorded as one of the six acceptance indicators rather than treated as an implementation detail.</w:t>
-      </w:r>
+          <w:b w:val="0"/>
+          <w:sz w:val="22"/>
+        </w:rPr>
+        <w:t xml:space="preserve"> Interface, driver and testing requirements differ between manufacturers, and integration effort is one of the main adoption costs identified in Section 2.4. The interface is therefore defined jointly with one equipment manufacturer holding design authority, and integration effort is recorded as one of the acceptance indicators rather than treated as an implementation detail.</w:t>
+      </w:r>
+    </w:p>
+    <w:p>
+      <w:pPr>
+        <w:spacing w:after="120" w:line="259" w:lineRule="auto"/>
+      </w:pPr>
     </w:p>
     <w:p>
       <w:pPr>
@@ -8107,7 +9463,14 @@
         <w:rPr>
           <w:sz w:val="22"/>
         </w:rPr>
-        <w:t xml:space="preserve"> The 18-month project is planned as 15 months of execution with a 3-month buffer, consistent with Section 2.6. Milestones are defined by deliverables and decisions that the team controls. The quantitative acceptance values behind them, covering capture completeness, reduction of false and low-value records, wake-up delay, alignment error and resource use, are fixed together with the selected partners during Months 0 to 3 and recorded as the project baseline, so that later milestones are assessed against agreed figures rather than against assumptions made before the event class is chosen. Each phase closes with a short review at which scope can be adjusted, and where a milestone depends on an external party an internal alternative is identified in advance, so that progress does not rest on a single partner or site.</w:t>
+        <w:t xml:space="preserve"> The 18-month project is planned as 15 months of execution with a 3-month buffer, consistent with Section 2.6. Milestones are defined by deliverables and decisions that the team controls. The </w:t>
+      </w:r>
+      <w:r>
+        <w:rPr>
+          <w:sz w:val="22"/>
+        </w:rPr>
+        <w:lastRenderedPageBreak/>
+        <w:t>quantitative acceptance values behind them, covering capture completeness, reduction of false and low-value records, wake-up delay, alignment error and resource use, are fixed together with the selected partners during Months 0 to 3 and recorded as the project baseline, so that later milestones are assessed against agreed figures rather than against assumptions made before the event class is chosen. Each phase closes with a short review at which scope can be adjusted, and where a milestone depends on an external party an internal alternative is identified in advance, so that progress does not rest on a single partner or site.</w:t>
       </w:r>
     </w:p>
     <w:p>
@@ -8230,53 +9593,74 @@
           <w:p>
             <w:pPr>
               <w:spacing w:after="60"/>
-            </w:pPr>
+              <w:jc w:val="left"/>
+            </w:pPr>
+            <w:r/>
             <w:r>
               <w:rPr>
                 <w:b/>
-              </w:rPr>
-              <w:t>Use-case selection and measurement baseline</w:t>
-            </w:r>
-          </w:p>
-          <w:p>
-            <w:pPr>
-              <w:spacing w:after="60"/>
+                <w:sz w:val="22"/>
+              </w:rPr>
+              <w:t>Use-case selection and detection-quality baseline</w:t>
+            </w:r>
+          </w:p>
+          <w:p>
+            <w:pPr>
+              <w:spacing w:after="60"/>
+              <w:jc w:val="left"/>
             </w:pPr>
             <w:r>
               <w:rPr>
                 <w:b/>
+                <w:sz w:val="22"/>
               </w:rPr>
               <w:t xml:space="preserve">Activities. </w:t>
             </w:r>
             <w:r>
-              <w:t>Screen candidate event and anomaly classes for detectability by the low-resource sentinel channel; confirm requirements with prospective equipment-side and field-side contacts; define the test protocol and the two comparison baselines.</w:t>
-            </w:r>
-          </w:p>
-          <w:p>
-            <w:pPr>
-              <w:spacing w:after="60"/>
+              <w:rPr>
+                <w:b w:val="0"/>
+                <w:sz w:val="22"/>
+              </w:rPr>
+              <w:t>Screen candidate event and anomaly classes for detectability by the low-resource sentinel channel; confirm requirements with prospective equipment-side and field-side contacts; define the test protocol, the two comparison baselines, and the plan for characterising the detection floor.</w:t>
+            </w:r>
+          </w:p>
+          <w:p>
+            <w:pPr>
+              <w:spacing w:after="60"/>
+              <w:jc w:val="left"/>
             </w:pPr>
             <w:r>
               <w:rPr>
                 <w:b/>
+                <w:sz w:val="22"/>
               </w:rPr>
               <w:t xml:space="preserve">Deliverables. </w:t>
             </w:r>
             <w:r>
-              <w:t>Use-case and requirements note; agreed KPI baseline covering the six indicators in Section 3.2; test protocol.</w:t>
-            </w:r>
-          </w:p>
-          <w:p>
-            <w:pPr>
-              <w:spacing w:after="60"/>
+              <w:rPr>
+                <w:b w:val="0"/>
+                <w:sz w:val="22"/>
+              </w:rPr>
+              <w:t>Use-case and requirements note; agreed acceptance values for the detection-quality indicators in Section 3.2, including missed detections, false alarms and detection floor; test protocol.</w:t>
+            </w:r>
+          </w:p>
+          <w:p>
+            <w:pPr>
+              <w:spacing w:after="60"/>
+              <w:jc w:val="left"/>
             </w:pPr>
             <w:r>
               <w:rPr>
                 <w:b/>
+                <w:sz w:val="22"/>
               </w:rPr>
               <w:t xml:space="preserve">Review. </w:t>
             </w:r>
             <w:r>
+              <w:rPr>
+                <w:b w:val="0"/>
+                <w:sz w:val="22"/>
+              </w:rPr>
               <w:t>Confirmation that the selected class is detectable by the low-resource channel. If screening indicates otherwise, an alternative class is selected from the shortlist at this stage rather than later in the project.</w:t>
             </w:r>
           </w:p>
@@ -8402,57 +9786,74 @@
           <w:p>
             <w:pPr>
               <w:spacing w:after="60"/>
-            </w:pPr>
+              <w:jc w:val="left"/>
+            </w:pPr>
+            <w:r/>
             <w:r>
               <w:rPr>
                 <w:b/>
-              </w:rPr>
-              <w:t>Benchmarking and extension to a second event class</w:t>
-            </w:r>
-          </w:p>
-          <w:p>
-            <w:pPr>
-              <w:spacing w:after="60"/>
+                <w:sz w:val="22"/>
+              </w:rPr>
+              <w:t>Detection-quality benchmarking and extension to a second event class</w:t>
+            </w:r>
+          </w:p>
+          <w:p>
+            <w:pPr>
+              <w:spacing w:after="60"/>
+              <w:jc w:val="left"/>
             </w:pPr>
             <w:r>
               <w:rPr>
                 <w:b/>
+                <w:sz w:val="22"/>
               </w:rPr>
               <w:t xml:space="preserve">Activities. </w:t>
             </w:r>
             <w:r>
-              <w:t xml:space="preserve">Laboratory benchmarking of the prototype against periodic sampling and fixed-threshold triggering under identical event sequences and recording requirements; extension of the same mechanism to a second event class drawn from industrial monitoring, subject to the detectability screening </w:t>
-            </w:r>
-            <w:r>
-              <w:lastRenderedPageBreak/>
-              <w:t>completed in Months 0 to 3; measurement of wake-up delay, alignment error, and power and storage use.</w:t>
-            </w:r>
-          </w:p>
-          <w:p>
-            <w:pPr>
-              <w:spacing w:after="60"/>
+              <w:rPr>
+                <w:b w:val="0"/>
+                <w:sz w:val="22"/>
+              </w:rPr>
+              <w:t>Benchmark the prototype against periodic sampling and fixed-threshold triggering under identical event sequences and recording requirements, measuring missed detections, false alarms, detection latency and in-node alignment, and characterising the detection floor across a range of controlled ambient noise levels; extend the same method to a second event class drawn from industrial monitoring, subject to the detectability screening completed in Months 0 to 3.</w:t>
+            </w:r>
+          </w:p>
+          <w:p>
+            <w:pPr>
+              <w:spacing w:after="60"/>
+              <w:jc w:val="left"/>
             </w:pPr>
             <w:r>
               <w:rPr>
                 <w:b/>
+                <w:sz w:val="22"/>
               </w:rPr>
               <w:t xml:space="preserve">Deliverables. </w:t>
             </w:r>
             <w:r>
-              <w:t>Benchmark dataset and interim benchmark report covering both event classes.</w:t>
-            </w:r>
-          </w:p>
-          <w:p>
-            <w:pPr>
-              <w:spacing w:after="60"/>
+              <w:rPr>
+                <w:b w:val="0"/>
+                <w:sz w:val="22"/>
+              </w:rPr>
+              <w:t>Benchmark dataset, detection-floor characterisation, and interim benchmark report covering both event classes.</w:t>
+            </w:r>
+          </w:p>
+          <w:p>
+            <w:pPr>
+              <w:spacing w:after="60"/>
+              <w:jc w:val="left"/>
             </w:pPr>
             <w:r>
               <w:rPr>
                 <w:b/>
+                <w:sz w:val="22"/>
               </w:rPr>
               <w:t xml:space="preserve">Review. </w:t>
             </w:r>
             <w:r>
+              <w:rPr>
+                <w:b w:val="0"/>
+                <w:sz w:val="22"/>
+              </w:rPr>
               <w:t>Comparison of measured values with the agreed baseline. Where a target value is not reached, the report records the measured value and the identified cause, and the parameters or test conditions are revised before the pilot phase.</w:t>
             </w:r>
           </w:p>
@@ -8468,7 +9869,6 @@
               <w:spacing w:after="60"/>
             </w:pPr>
             <w:r>
-              <w:lastRenderedPageBreak/>
               <w:t>Month 9</w:t>
             </w:r>
           </w:p>
@@ -8540,7 +9940,15 @@
               <w:t xml:space="preserve">Contingency. </w:t>
             </w:r>
             <w:r>
-              <w:t>If partner scheduling or site access is delayed, the pilot is run at a University-accessible site or on a representative test rig, so that evidence under realistic conditions is still obtained within this phase.</w:t>
+              <w:t xml:space="preserve">If partner scheduling or site access is delayed, the pilot is run at a </w:t>
+            </w:r>
+            <w:proofErr w:type="gramStart"/>
+            <w:r>
+              <w:t>University</w:t>
+            </w:r>
+            <w:proofErr w:type="gramEnd"/>
+            <w:r>
+              <w:t>-accessible site or on a representative test rig, so that evidence under realistic conditions is still obtained within this phase.</w:t>
             </w:r>
           </w:p>
         </w:tc>
@@ -8555,6 +9963,7 @@
               <w:spacing w:after="60"/>
             </w:pPr>
             <w:r>
+              <w:lastRenderedPageBreak/>
               <w:t>Month 12</w:t>
             </w:r>
           </w:p>
@@ -8612,7 +10021,23 @@
               <w:t xml:space="preserve">Deliverables. </w:t>
             </w:r>
             <w:r>
-              <w:t>Integration guide; final benchmark report; bill of materials and manufacturability note; documented product-package and licensing options.</w:t>
+              <w:t xml:space="preserve">Integration guide; final benchmark report; bill of materials and manufacturability </w:t>
+            </w:r>
+            <w:proofErr w:type="gramStart"/>
+            <w:r>
+              <w:t>note</w:t>
+            </w:r>
+            <w:proofErr w:type="gramEnd"/>
+            <w:r>
+              <w:t xml:space="preserve">; documented </w:t>
+            </w:r>
+            <w:proofErr w:type="gramStart"/>
+            <w:r>
+              <w:t>product-package</w:t>
+            </w:r>
+            <w:proofErr w:type="gramEnd"/>
+            <w:r>
+              <w:t xml:space="preserve"> and licensing options.</w:t>
             </w:r>
           </w:p>
           <w:p>
@@ -8626,7 +10051,15 @@
               <w:t xml:space="preserve">Review. </w:t>
             </w:r>
             <w:r>
-              <w:t>Assessment with NTUitive of which route, whether module supply, software licensing, technology licensing or joint development, is best supported by the evidence actually obtained.</w:t>
+              <w:t xml:space="preserve">Assessment with NTUitive of which route, whether module supply, software licensing, technology licensing or joint development, is best supported by the evidence </w:t>
+            </w:r>
+            <w:proofErr w:type="gramStart"/>
+            <w:r>
+              <w:t>actually obtained</w:t>
+            </w:r>
+            <w:proofErr w:type="gramEnd"/>
+            <w:r>
+              <w:t>.</w:t>
             </w:r>
           </w:p>
         </w:tc>
@@ -8836,7 +10269,6 @@
               <w:rPr>
                 <w:b/>
               </w:rPr>
-              <w:lastRenderedPageBreak/>
               <w:t>Manpower (EOM)</w:t>
             </w:r>
           </w:p>
@@ -8845,16 +10277,23 @@
               <w:spacing w:after="60"/>
             </w:pPr>
             <w:r>
-              <w:t xml:space="preserve">1 x Research Fellow (embedded hardware and edge intelligence), 100% FTE for 18 months, at </w:t>
-            </w:r>
-            <w:r>
-              <w:rPr>
+              <w:rPr>
+                <w:sz w:val="22"/>
+              </w:rPr>
+              <w:t xml:space="preserve">1 x Research Fellow (edge algorithms and embedded intelligence), 100% FTE for 18 months, at </w:t>
+            </w:r>
+            <w:r>
+              <w:rPr>
+                <w:sz w:val="22"/>
                 <w:highlight w:val="yellow"/>
               </w:rPr>
               <w:t>an indicative loaded cost of S$7,500 per month</w:t>
             </w:r>
             <w:r>
-              <w:t>. Scope: module-level design, firmware implementation, deployment of the adaptive layer, benchmarking and pilot support. Subtotal S$135,000.</w:t>
+              <w:rPr>
+                <w:sz w:val="22"/>
+              </w:rPr>
+              <w:t>. Scope: the adaptive detection layer and its onboard implementation, module-level design, benchmarking and pilot support. Subtotal S$135,000.</w:t>
             </w:r>
           </w:p>
           <w:p>
@@ -8879,7 +10318,15 @@
               <w:spacing w:after="60"/>
             </w:pPr>
             <w:r>
-              <w:t>The lead Principal Investigator and the existing project contributors are not charged to the grant.</w:t>
+              <w:t xml:space="preserve">The lead Principal Investigator and the existing project contributors are not </w:t>
+            </w:r>
+            <w:proofErr w:type="gramStart"/>
+            <w:r>
+              <w:t>charged to</w:t>
+            </w:r>
+            <w:proofErr w:type="gramEnd"/>
+            <w:r>
+              <w:t xml:space="preserve"> the grant.</w:t>
             </w:r>
           </w:p>
         </w:tc>
@@ -8927,7 +10374,10 @@
               <w:spacing w:after="60"/>
             </w:pPr>
             <w:r>
-              <w:t>Reference accelerometer and data acquisition unit providing ground truth for capture-completeness and alignment measurements: S$8,000.</w:t>
+              <w:rPr>
+                <w:sz w:val="22"/>
+              </w:rPr>
+              <w:t>Reference accelerometer and data acquisition unit providing ground truth for detection-quality and detection-floor measurement: S$8,000.</w:t>
             </w:r>
           </w:p>
           <w:p>
@@ -8946,7 +10396,22 @@
               <w:rPr>
                 <w:highlight w:val="yellow"/>
               </w:rPr>
-              <w:t>Instrumented rotating-equipment test rig for generating repeatable industrial event and anomaly conditions: S$13,000.</w:t>
+              <w:lastRenderedPageBreak/>
+              <w:t xml:space="preserve">Instrumented rotating-equipment test rig for generating repeatable industrial </w:t>
+            </w:r>
+            <w:proofErr w:type="gramStart"/>
+            <w:r>
+              <w:rPr>
+                <w:highlight w:val="yellow"/>
+              </w:rPr>
+              <w:t>event</w:t>
+            </w:r>
+            <w:proofErr w:type="gramEnd"/>
+            <w:r>
+              <w:rPr>
+                <w:highlight w:val="yellow"/>
+              </w:rPr>
+              <w:t xml:space="preserve"> and anomaly conditions: S$13,000.</w:t>
             </w:r>
           </w:p>
         </w:tc>
@@ -8960,6 +10425,7 @@
               <w:jc w:val="right"/>
             </w:pPr>
             <w:r>
+              <w:lastRenderedPageBreak/>
               <w:t>S$42,000</w:t>
             </w:r>
           </w:p>
@@ -8989,7 +10455,15 @@
               <w:spacing w:after="60"/>
             </w:pPr>
             <w:r>
-              <w:t>Printed circuit board fabrication and assembly across three design iterations, including prototype and pilot units: S$17,000.</w:t>
+              <w:t xml:space="preserve">Printed </w:t>
+            </w:r>
+            <w:proofErr w:type="gramStart"/>
+            <w:r>
+              <w:t>circuit board</w:t>
+            </w:r>
+            <w:proofErr w:type="gramEnd"/>
+            <w:r>
+              <w:t xml:space="preserve"> fabrication and assembly across three design iterations, including prototype and pilot units: S$17,000.</w:t>
             </w:r>
           </w:p>
           <w:p>
@@ -9433,7 +10907,15 @@
               <w:spacing w:after="60"/>
             </w:pPr>
             <w:r>
-              <w:t>Fundamental research on wireless Internet-of-Things sensing and edge intelligence for structural health monitoring. Deliverables are research outcomes: methods, publications and laboratory demonstrations. Provides part of the scientific basis for the triggering mechanism, but does not cover module development or commercial validation.</w:t>
+              <w:t xml:space="preserve">Fundamental research on wireless Internet-of-Things sensing and edge intelligence for structural health monitoring. Deliverables are research outcomes: methods, publications and laboratory demonstrations. Provides part of the scientific basis for the triggering </w:t>
+            </w:r>
+            <w:proofErr w:type="gramStart"/>
+            <w:r>
+              <w:t>mechanism, but</w:t>
+            </w:r>
+            <w:proofErr w:type="gramEnd"/>
+            <w:r>
+              <w:t xml:space="preserve"> does not cover module development or commercial validation.</w:t>
             </w:r>
           </w:p>
         </w:tc>
@@ -9493,7 +10975,11 @@
               <w:spacing w:after="60"/>
             </w:pPr>
             <w:r>
-              <w:t>Interdisciplinary research on edge intelligence and sensing system architecture. Deliverables are research outcomes and platform capability. Supports the embedded computing middleware on which the adaptive layer runs; it does not fund the embeddable module, benchmarking against commercial alternatives, or industry pilots.</w:t>
+              <w:t xml:space="preserve">Interdisciplinary research on edge intelligence and sensing system architecture. Deliverables are research outcomes and platform capability. Supports the embedded computing middleware on which the adaptive layer runs; it does not fund the </w:t>
+            </w:r>
+            <w:r>
+              <w:lastRenderedPageBreak/>
+              <w:t>embeddable module, benchmarking against commercial alternatives, or industry pilots.</w:t>
             </w:r>
           </w:p>
         </w:tc>
@@ -9509,6 +10995,7 @@
               <w:rPr>
                 <w:highlight w:val="yellow"/>
               </w:rPr>
+              <w:lastRenderedPageBreak/>
               <w:t>To be confirmed at submission</w:t>
             </w:r>
           </w:p>
@@ -9553,7 +11040,15 @@
               <w:spacing w:after="60"/>
             </w:pPr>
             <w:r>
-              <w:t>Applied research on continuous monitoring of coastal infrastructure. Deliverables relate to a monitoring system for that application context. Provides an application setting and industry contacts, but is scoped to that programme's monitoring objectives rather than to a product module for third-party equipment manufacturers.</w:t>
+              <w:t xml:space="preserve">Applied research on continuous monitoring of coastal infrastructure. Deliverables relate to a monitoring system for that application context. Provides an application setting and industry </w:t>
+            </w:r>
+            <w:proofErr w:type="gramStart"/>
+            <w:r>
+              <w:t>contacts, but</w:t>
+            </w:r>
+            <w:proofErr w:type="gramEnd"/>
+            <w:r>
+              <w:t xml:space="preserve"> is scoped to that programme's monitoring objectives rather than to a product module for third-party equipment manufacturers.</w:t>
             </w:r>
           </w:p>
         </w:tc>
@@ -9799,11 +11294,7 @@
               <w:spacing w:after="60"/>
             </w:pPr>
             <w:r>
-              <w:t xml:space="preserve">Artificial-intelligence-enabled smart sensing for underground transportation infrastructure monitoring, conducted with the Land Transport Authority. Deliverables related to that translational project. Completed; </w:t>
-            </w:r>
-            <w:r>
-              <w:lastRenderedPageBreak/>
-              <w:t>relevant as prior application experience and industry engagement rather than as funding for the proposed work.</w:t>
+              <w:t>Artificial-intelligence-enabled smart sensing for underground transportation infrastructure monitoring, conducted with the Land Transport Authority. Deliverables related to that translational project. Completed; relevant as prior application experience and industry engagement rather than as funding for the proposed work.</w:t>
             </w:r>
           </w:p>
         </w:tc>
@@ -9819,7 +11310,6 @@
               <w:rPr>
                 <w:highlight w:val="yellow"/>
               </w:rPr>
-              <w:lastRenderedPageBreak/>
               <w:t>To be confirmed at submission</w:t>
             </w:r>
           </w:p>
@@ -9895,7 +11385,14 @@
         <w:rPr>
           <w:sz w:val="22"/>
         </w:rPr>
-        <w:t xml:space="preserve"> The projects above fund fundamental and applied research rather than commercialisation. Between them they support the underlying sensing science, the wireless node platform and the embedded computing middleware, and their deliverables are research outcomes such as methods, publications, platform capability and laboratory or field demonstrations within their own application scopes. The work requested here is distinct and incremental: converting the validated triggering mechanism into an embeddable module with a defined interface specification, benchmarking it against the periodic-sampling and fixed-threshold alternatives that customers operate today, and testing it with an equipment-side and a field-side partner. No cost item in Section 5 is charged to, or duplicated in, any of the projects above, and manpower funded by those projects is not charged to this application. Where a listed project provides a suitable application setting or an industry contact, the team would seek to use it as a validation opportunity, with the scope and costs of each project kept separate.</w:t>
+        <w:t xml:space="preserve"> The projects above fund fundamental and applied research rather than commercialisation. Between them they support the underlying sensing science, the wireless node platform and the embedded computing middleware, and their deliverables are research outcomes such as methods, publications, platform capability and laboratory or field demonstrations within their own application scopes. The work requested here is distinct and incremental: converting the validated triggering mechanism into an embeddable module with a defined interface specification, benchmarking it against the periodic-sampling and fixed-threshold alternatives that customers operate today, and testing it with an equipment-side and a field-</w:t>
+      </w:r>
+      <w:r>
+        <w:rPr>
+          <w:sz w:val="22"/>
+        </w:rPr>
+        <w:lastRenderedPageBreak/>
+        <w:t>side partner. No cost item in Section 5 is charged to, or duplicated in, any of the projects above, and manpower funded by those projects is not charged to this application. Where a listed project provides a suitable application setting or an industry contact, the team would seek to use it as a validation opportunity, with the scope and costs of each project kept separate.</w:t>
       </w:r>
     </w:p>
     <w:p>
@@ -10037,7 +11534,23 @@
           <w:sz w:val="22"/>
           <w:highlight w:val="yellow"/>
         </w:rPr>
-        <w:t>Not applicable. To the best of the team's knowledge this is the first application submitted under the NTUitive Gap Fund scheme. To be confirmed; if an earlier application was submitted, the outcome, the stage at which it was not taken forward, and the improvements made since should be described here.</w:t>
+        <w:t xml:space="preserve">Not applicable. To the best of the team's knowledge this is the first application submitted under the NTUitive Gap Fund scheme. To be confirmed; if an earlier application was submitted, the outcome, the stage at which it was not taken forward, and the improvements made </w:t>
+      </w:r>
+      <w:proofErr w:type="gramStart"/>
+      <w:r>
+        <w:rPr>
+          <w:sz w:val="22"/>
+          <w:highlight w:val="yellow"/>
+        </w:rPr>
+        <w:t>since</w:t>
+      </w:r>
+      <w:proofErr w:type="gramEnd"/>
+      <w:r>
+        <w:rPr>
+          <w:sz w:val="22"/>
+          <w:highlight w:val="yellow"/>
+        </w:rPr>
+        <w:t xml:space="preserve"> should be described here.</w:t>
       </w:r>
     </w:p>
     <w:p>
@@ -10754,7 +12267,7 @@
           <w:b/>
           <w:sz w:val="22"/>
         </w:rPr>
-        <w:t>Designed for: Event &amp; Anomaly Capture: Smart Adaptive Wake-Up Module for Resource-Constrained Monitoring Systems</w:t>
+        <w:t>Designed for: CatchWise: Edge-AI Event &amp; Anomaly Capture for Monitoring Systems</w:t>
       </w:r>
     </w:p>
     <w:p>
@@ -10953,8 +12466,10 @@
           </w:tcPr>
           <w:p>
             <w:pPr>
-              <w:spacing w:after="50"/>
-            </w:pPr>
+              <w:spacing w:after="60"/>
+              <w:jc w:val="left"/>
+            </w:pPr>
+            <w:r/>
             <w:r>
               <w:rPr>
                 <w:b/>
@@ -10965,46 +12480,54 @@
           </w:p>
           <w:p>
             <w:pPr>
-              <w:spacing w:after="40"/>
-            </w:pPr>
-            <w:r>
-              <w:rPr>
+              <w:spacing w:after="60"/>
+              <w:jc w:val="left"/>
+            </w:pPr>
+            <w:r>
+              <w:rPr>
+                <w:b w:val="0"/>
                 <w:sz w:val="18"/>
               </w:rPr>
-              <w:t>Core: limited node resources are spent on the moments that matter. Sudden events and anomalies are captured as completely as possible while false and low-value records are progressively suppressed, with triggering conditions that adapt in the field without a return site visit.</w:t>
-            </w:r>
-          </w:p>
-          <w:p>
-            <w:pPr>
-              <w:spacing w:after="40"/>
-            </w:pPr>
-            <w:r>
-              <w:rPr>
+              <w:t>Core: the system notices what matters. Missed detections are held close to zero for the selected event class while false alarms and irrelevant records are progressively suppressed, and the detection decision keeps correcting itself in the field instead of drifting away from the settings chosen at commissioning.</w:t>
+            </w:r>
+          </w:p>
+          <w:p>
+            <w:pPr>
+              <w:spacing w:after="60"/>
+              <w:jc w:val="left"/>
+            </w:pPr>
+            <w:r>
+              <w:rPr>
+                <w:b w:val="0"/>
                 <w:sz w:val="18"/>
               </w:rPr>
-              <w:t>For equipment manufacturers: an event and anomaly capture function added to an existing product line, without designing, tuning and validating the capture workflow from scratch, and without replacing their processor, radio, power design or enclosure.</w:t>
-            </w:r>
-          </w:p>
-          <w:p>
-            <w:pPr>
-              <w:spacing w:after="40"/>
-            </w:pPr>
-            <w:r>
-              <w:rPr>
+              <w:t>The node can state its own detection quality, including an estimate of what it is likely to be missing, which a fixed-threshold device cannot do because its missed events leave no trace.</w:t>
+            </w:r>
+          </w:p>
+          <w:p>
+            <w:pPr>
+              <w:spacing w:after="60"/>
+              <w:jc w:val="left"/>
+            </w:pPr>
+            <w:r>
+              <w:rPr>
+                <w:b w:val="0"/>
                 <w:sz w:val="18"/>
               </w:rPr>
-              <w:t>For field users: usable evidence of the critical moment for incident review, maintenance action and complaint response, with less battery, storage, bandwidth and manual review spent on records nobody needs.</w:t>
-            </w:r>
-          </w:p>
-          <w:p>
-            <w:pPr>
-              <w:spacing w:after="40"/>
-            </w:pPr>
-            <w:r>
-              <w:rPr>
+              <w:t>For equipment manufacturers: a detection and capture function added to an existing product line without designing, tuning and validating the workflow from scratch, and without replacing their processor, radio, power design or enclosure.</w:t>
+            </w:r>
+          </w:p>
+          <w:p>
+            <w:pPr>
+              <w:spacing w:after="60"/>
+              <w:jc w:val="left"/>
+            </w:pPr>
+            <w:r>
+              <w:rPr>
+                <w:b w:val="0"/>
                 <w:sz w:val="18"/>
               </w:rPr>
-              <w:t>Versus alternatives: chips and kits leave the capture workflow to the customer; complete nodes deliver records but as closed products configured at design time.</w:t>
+              <w:t>For field users: dependable evidence of the critical moment for incident review, maintenance action and complaint response, with less battery, storage, bandwidth and staff attention spent on records nobody needs.</w:t>
             </w:r>
           </w:p>
         </w:tc>
@@ -11105,7 +12628,21 @@
               <w:rPr>
                 <w:sz w:val="18"/>
               </w:rPr>
-              <w:t>Secondary: monitoring service providers, contractors, industrial maintenance teams, logistics users, asset and project owners.</w:t>
+              <w:t xml:space="preserve">Secondary: monitoring service providers, contractors, industrial maintenance teams, logistics users, </w:t>
+            </w:r>
+            <w:proofErr w:type="gramStart"/>
+            <w:r>
+              <w:rPr>
+                <w:sz w:val="18"/>
+              </w:rPr>
+              <w:t>asset</w:t>
+            </w:r>
+            <w:proofErr w:type="gramEnd"/>
+            <w:r>
+              <w:rPr>
+                <w:sz w:val="18"/>
+              </w:rPr>
+              <w:t xml:space="preserve"> and project owners.</w:t>
             </w:r>
           </w:p>
           <w:p>
@@ -11158,7 +12695,9 @@
           <w:p>
             <w:pPr>
               <w:spacing w:after="60"/>
-            </w:pPr>
+              <w:jc w:val="left"/>
+            </w:pPr>
+            <w:r/>
             <w:r>
               <w:rPr>
                 <w:b/>
@@ -11170,20 +12709,24 @@
           <w:p>
             <w:pPr>
               <w:spacing w:after="60"/>
-            </w:pPr>
-            <w:r>
-              <w:rPr>
+              <w:jc w:val="left"/>
+            </w:pPr>
+            <w:r>
+              <w:rPr>
+                <w:b w:val="0"/>
                 <w:sz w:val="18"/>
               </w:rPr>
-              <w:t>Background invention and implementation know-how, documented in the team's technology disclosure and supported by published validation.</w:t>
-            </w:r>
-          </w:p>
-          <w:p>
-            <w:pPr>
-              <w:spacing w:after="60"/>
-            </w:pPr>
-            <w:r>
-              <w:rPr>
+              <w:t>The adaptive detection method and the implementation know-how that makes it run under microcontroller constraints.</w:t>
+            </w:r>
+          </w:p>
+          <w:p>
+            <w:pPr>
+              <w:spacing w:after="60"/>
+              <w:jc w:val="left"/>
+            </w:pPr>
+            <w:r>
+              <w:rPr>
+                <w:b w:val="0"/>
                 <w:sz w:val="18"/>
               </w:rPr>
               <w:t>Wireless sensing node platform and embedded computing middleware.</w:t>
@@ -11192,23 +12735,40 @@
           <w:p>
             <w:pPr>
               <w:spacing w:after="60"/>
-            </w:pPr>
-            <w:r>
-              <w:rPr>
+              <w:jc w:val="left"/>
+            </w:pPr>
+            <w:r>
+              <w:rPr>
+                <w:b w:val="0"/>
                 <w:sz w:val="18"/>
               </w:rPr>
-              <w:t>Laboratory testbeds and instrumentation for capture, timing and energy measurement.</w:t>
-            </w:r>
-          </w:p>
-          <w:p>
-            <w:pPr>
-              <w:spacing w:after="60"/>
-            </w:pPr>
-            <w:r>
-              <w:rPr>
+              <w:t>Laboratory testbeds and instrumentation for detection-quality, timing and energy measurement.</w:t>
+            </w:r>
+          </w:p>
+          <w:p>
+            <w:pPr>
+              <w:spacing w:after="60"/>
+              <w:jc w:val="left"/>
+            </w:pPr>
+            <w:r>
+              <w:rPr>
+                <w:b w:val="0"/>
                 <w:sz w:val="18"/>
               </w:rPr>
               <w:t>Research team spanning wireless sensing, edge intelligence and asset monitoring.</w:t>
+            </w:r>
+          </w:p>
+          <w:p>
+            <w:pPr>
+              <w:spacing w:after="60"/>
+              <w:jc w:val="left"/>
+            </w:pPr>
+            <w:r>
+              <w:rPr>
+                <w:b w:val="0"/>
+                <w:sz w:val="18"/>
+              </w:rPr>
+              <w:t>Published validation of the method, supporting the performance claims.</w:t>
             </w:r>
           </w:p>
         </w:tc>
@@ -11444,7 +13004,21 @@
               <w:rPr>
                 <w:sz w:val="18"/>
               </w:rPr>
-              <w:t>Technology licensing to established equipment manufacturers, on the basis of know-how and any intellectual property arising from the project.</w:t>
+              <w:t xml:space="preserve">Technology licensing to established equipment manufacturers, </w:t>
+            </w:r>
+            <w:proofErr w:type="gramStart"/>
+            <w:r>
+              <w:rPr>
+                <w:sz w:val="18"/>
+              </w:rPr>
+              <w:t>on the basis of</w:t>
+            </w:r>
+            <w:proofErr w:type="gramEnd"/>
+            <w:r>
+              <w:rPr>
+                <w:sz w:val="18"/>
+              </w:rPr>
+              <w:t xml:space="preserve"> know-how and any intellectual property arising from the project.</w:t>
             </w:r>
           </w:p>
           <w:p>
@@ -14878,7 +16452,6 @@
   <w:style w:type="character" w:default="1" w:styleId="DefaultParagraphFont">
     <w:name w:val="Default Paragraph Font"/>
     <w:uiPriority w:val="1"/>
-    <w:semiHidden/>
     <w:unhideWhenUsed/>
   </w:style>
   <w:style w:type="table" w:default="1" w:styleId="TableNormal">

--- a/NTUitive Gap Fund Application Form_Draft.docx
+++ b/NTUitive Gap Fund Application Form_Draft.docx
@@ -8066,22 +8066,21 @@
         <w:rPr>
           <w:b/>
           <w:sz w:val="22"/>
+        </w:rPr>
+        <w:t xml:space="preserve">Future team members. </w:t>
+      </w:r>
+      <w:r>
+        <w:rPr>
+          <w:sz w:val="22"/>
+        </w:rPr>
+        <w:t xml:space="preserve">Section 5 funds two appointments: a Research Fellow with embedded-systems and machine-learning experience to own the decision engine, the estimators and the two runtime profiles; and a Research Assistant to own test set-up, instrumentation and data analysis. External support for design-for-manufacture review, BMS interface integration and pilot coordination is engaged as needed rather than added as headcount. </w:t>
+      </w:r>
+      <w:r>
+        <w:rPr>
+          <w:sz w:val="22"/>
           <w:highlight w:val="yellow"/>
         </w:rPr>
-        <w:t xml:space="preserve">Future team members. </w:t>
-      </w:r>
-      <w:r>
-        <w:rPr>
-          <w:sz w:val="22"/>
-          <w:highlight w:val="yellow"/>
-        </w:rPr>
-        <w:t>Section 5 funds two appointments: a Research Fellow with embedded-systems and machine-learning experience to own the decision engine, the estimators and the two runtime profiles; and a Research Assistant to own test set-up, instrumentation and data analysis. External support for design-for-manufacture review, BMS interface integration and pilot coordination is engaged as needed rather than added as headcount.</w:t>
-      </w:r>
-      <w:r>
-        <w:rPr>
-          <w:sz w:val="22"/>
-        </w:rPr>
-        <w:t xml:space="preserve"> </w:t>
+        <w:t>[appointment titles and contact details]</w:t>
       </w:r>
     </w:p>
     <w:p>
@@ -8521,14 +8520,7 @@
               <w:rPr>
                 <w:sz w:val="20"/>
               </w:rPr>
-              <w:t xml:space="preserve">Dated feedback, support letter, LOI, joint-development discussion or paid-pilot interest tied to KPI achievement. </w:t>
-            </w:r>
-            <w:r>
-              <w:rPr>
-                <w:sz w:val="20"/>
-                <w:highlight w:val="yellow"/>
-              </w:rPr>
-              <w:t>Target partner to be identified in Months 0-3.</w:t>
+              <w:t>Dated feedback, support letter, LOI, joint-development discussion or paid-pilot interest tied to KPI achievement; target partner identified in Months 0-3.</w:t>
             </w:r>
           </w:p>
         </w:tc>
@@ -8656,14 +8648,7 @@
               <w:rPr>
                 <w:sz w:val="20"/>
               </w:rPr>
-              <w:t xml:space="preserve">Follow-on discussion contingent on pilot KPI results. </w:t>
-            </w:r>
-            <w:r>
-              <w:rPr>
-                <w:sz w:val="20"/>
-                <w:highlight w:val="yellow"/>
-              </w:rPr>
-              <w:t>Investor or commercial-partner status to be confirmed.</w:t>
+              <w:t>Follow-on discussion contingent on pilot KPI results.</w:t>
             </w:r>
           </w:p>
         </w:tc>
@@ -8687,14 +8672,12 @@
         <w:rPr>
           <w:b/>
           <w:sz w:val="22"/>
-          <w:highlight w:val="yellow"/>
         </w:rPr>
         <w:t xml:space="preserve">Planned assessment. </w:t>
       </w:r>
       <w:r>
         <w:rPr>
           <w:sz w:val="22"/>
-          <w:highlight w:val="yellow"/>
         </w:rPr>
         <w:t>Two partners are engaged, one per profile: an infrastructure user or monitoring-device manufacturer for constrained detect-wake-capture validation, and a building-equipment, systems-integration or Smart FM partner for resource-rich gateway validation. The second partner also sets the false-alert cost parameters of Section 2.4, so the economic case is measured with the customer. Each is asked at the outset which endorsement its assessment could lead to, so the ask is agreed before the evidence is produced.</w:t>
       </w:r>
@@ -8908,9 +8891,16 @@
             </w:pPr>
             <w:r>
               <w:rPr>
-                <w:sz w:val="20"/>
-              </w:rPr>
-              <w:t>Smart adaptive triggering mechanism for event-driven time-series sensing on resource-constrained edge devices, covering the co-designed hardware and software architecture (low-power sentinel channel, event-driven power and signal switching, preservation and in-node alignment of pre-trigger information) and the closed-loop optimisation of triggering conditions. The invention was made at NTU, disclosed to NTUitive, and documented in Singapore provisional patent application No. 10202502426R, filed 26 August 2025. Inventors: Fu Yuguang, Cui Shuaiwen, Yu Xiao, Yu Xuewen.</w:t>
+                <w:b/>
+                <w:sz w:val="20"/>
+              </w:rPr>
+              <w:t xml:space="preserve">SATM (Smart Adaptive Triggering Mechanism). </w:t>
+            </w:r>
+            <w:r>
+              <w:rPr>
+                <w:sz w:val="20"/>
+              </w:rPr>
+              <w:t>The invention itself: closed-loop optimisation of triggering conditions for event-driven sensing, together with the co-designed sentinel/acquisition architecture, event-driven power and signal switching, and in-node preservation and alignment of pre-trigger data. Made at NTU; disclosed to NTUitive; documented in Singapore provisional application No. 10202502426R (26 August 2025). Inventors: Fu Yuguang, Cui Shuaiwen, Yu Xiao, Yu Xuewen.</w:t>
             </w:r>
           </w:p>
         </w:tc>
@@ -8926,14 +8916,7 @@
               <w:rPr>
                 <w:sz w:val="20"/>
               </w:rPr>
-              <w:t xml:space="preserve">NTU-owned invention and implementation know-how. A technology disclosure was submitted to NTUitive and a Singapore provisional application was filed in 2025; that provisional was not taken forward to a subsequent filing and the disclosure is currently being refined, so the technology is held by NTU as an unpatented invention and as implementation know-how, supported by the disclosure and the team's published validation. </w:t>
-            </w:r>
-            <w:r>
-              <w:rPr>
-                <w:sz w:val="20"/>
-                <w:highlight w:val="yellow"/>
-              </w:rPr>
-              <w:t>Filing status and preferred wording to be confirmed with NTUitive before submission.</w:t>
+              <w:t>NTU-owned invention and implementation know-how. Held as an unpatented invention: the provisional was not carried forward and the disclosure is being revised with NTUitive.</w:t>
             </w:r>
           </w:p>
         </w:tc>
@@ -8965,9 +8948,16 @@
             </w:pPr>
             <w:r>
               <w:rPr>
-                <w:sz w:val="20"/>
-              </w:rPr>
-              <w:t>Low-power wireless sensing node platform used as the development and validation vehicle for the mechanism, implementing the dual-channel sensing architecture. The prototype has completed circuit design, board fabrication and production-level testing.</w:t>
+                <w:b/>
+                <w:sz w:val="20"/>
+              </w:rPr>
+              <w:t xml:space="preserve">LiftNode. </w:t>
+            </w:r>
+            <w:r>
+              <w:rPr>
+                <w:sz w:val="20"/>
+              </w:rPr>
+              <w:t>The dual-channel low-power wireless sensing node used to develop and validate the mechanism, built by NTU's LIFT laboratory on ESP32 and STM32 controllers. Circuit design, board fabrication and production-level testing are complete.</w:t>
             </w:r>
           </w:p>
         </w:tc>
@@ -8983,7 +8973,7 @@
               <w:rPr>
                 <w:sz w:val="20"/>
               </w:rPr>
-              <w:t>Previous work done by team members (NTU). Unpatented hardware design and know-how.</w:t>
+              <w:t>Previous work by team members (NTU). Unpatented hardware design and know-how.</w:t>
             </w:r>
           </w:p>
         </w:tc>
@@ -9015,9 +9005,16 @@
             </w:pPr>
             <w:r>
               <w:rPr>
-                <w:sz w:val="20"/>
-              </w:rPr>
-              <w:t>Embedded computing middleware for resource-constrained microcontrollers, providing the digital signal processing and lightweight neural-network inference on which the onboard adaptive layer is implemented.</w:t>
+                <w:b/>
+                <w:sz w:val="20"/>
+              </w:rPr>
+              <w:t xml:space="preserve">TinySHM. </w:t>
+            </w:r>
+            <w:r>
+              <w:rPr>
+                <w:sz w:val="20"/>
+              </w:rPr>
+              <w:t>The MCU-native middleware on which the onboard adaptive layer runs, providing digital signal processing and lightweight neural-network inference within microcontroller memory and power budgets.</w:t>
             </w:r>
           </w:p>
         </w:tc>
@@ -9033,7 +9030,7 @@
               <w:rPr>
                 <w:sz w:val="20"/>
               </w:rPr>
-              <w:t>Previous work done by team members (NTU). Unpatented software.</w:t>
+              <w:t>Previous work by team members (NTU). Unpatented software.</w:t>
             </w:r>
           </w:p>
         </w:tc>
@@ -9065,9 +9062,16 @@
             </w:pPr>
             <w:r>
               <w:rPr>
-                <w:sz w:val="20"/>
-              </w:rPr>
-              <w:t>Implementation know-how for the adaptive capture workflow: firmware architecture for the sentinel and acquisition paths, onboard estimation and parameter-tuning implementation under microcontroller constraints, and the set-up of the pre-deployment optimisation environment. These implementation details form proprietary project know-how beyond the published methodology.</w:t>
+                <w:b/>
+                <w:sz w:val="20"/>
+              </w:rPr>
+              <w:t xml:space="preserve">Capture-workflow know-how. </w:t>
+            </w:r>
+            <w:r>
+              <w:rPr>
+                <w:sz w:val="20"/>
+              </w:rPr>
+              <w:t>Firmware architecture for the sentinel and acquisition paths, the onboard estimation and parameter-tuning implementation, and the set-up of the pre-deployment optimisation environment. These details go beyond the published method and are held as project know-how.</w:t>
             </w:r>
           </w:p>
         </w:tc>
@@ -9083,7 +9087,7 @@
               <w:rPr>
                 <w:sz w:val="20"/>
               </w:rPr>
-              <w:t>Previous work done by team members (NTU). Unpatented know-how.</w:t>
+              <w:t>Previous work by team members (NTU). Unpatented know-how.</w:t>
             </w:r>
           </w:p>
         </w:tc>
@@ -9115,9 +9119,16 @@
             </w:pPr>
             <w:r>
               <w:rPr>
-                <w:sz w:val="20"/>
-              </w:rPr>
-              <w:t>Experimental validation of the adaptive triggering mechanism on a laboratory structural testbed, reported in Mechanical Systems and Signal Processing 241 (2025) 113537 and in the Proceedings of SHMII-13 (2025), pp. 609-616.</w:t>
+                <w:b/>
+                <w:sz w:val="20"/>
+              </w:rPr>
+              <w:t xml:space="preserve">Published validation. </w:t>
+            </w:r>
+            <w:r>
+              <w:rPr>
+                <w:sz w:val="20"/>
+              </w:rPr>
+              <w:t>Experimental validation of the mechanism on a laboratory structural testbed: Mechanical Systems and Signal Processing 241 (2025) 113537, and Proceedings of SHMII-13 (2025), pp. 609-616.</w:t>
             </w:r>
           </w:p>
         </w:tc>
@@ -9133,7 +9144,7 @@
               <w:rPr>
                 <w:sz w:val="20"/>
               </w:rPr>
-              <w:t>Published academic work by team members. In the public domain and used here as supporting evidence.</w:t>
+              <w:t>Published academic work by team members. In the public domain, cited here as supporting evidence.</w:t>
             </w:r>
           </w:p>
         </w:tc>
@@ -9179,25 +9190,16 @@
       </w:r>
       <w:r>
         <w:rPr>
-          <w:b w:val="0"/>
-          <w:sz w:val="22"/>
-        </w:rPr>
-        <w:t xml:space="preserve">Every item in Table 8 was developed at NTU and is owned by NTU. External academic contact was limited to general discussion of sensing-node design and created no third-party rights. A technology disclosure was filed with NTUitive, and a Singapore provisional application was filed in 2025. That provisional was not carried forward, and the disclosure is now being revised, so the technology is held today as an unpatented invention: protected by implementation know-how and supported by peer-reviewed publication. </w:t>
-      </w:r>
-      <w:r>
-        <w:rPr>
-          <w:b w:val="0"/>
-          <w:sz w:val="22"/>
-          <w:highlight w:val="yellow"/>
-        </w:rPr>
-        <w:t>Filing status and preferred wording to be confirmed with NTUitive before submission</w:t>
-      </w:r>
-      <w:r>
-        <w:rPr>
-          <w:b w:val="0"/>
-          <w:sz w:val="22"/>
-        </w:rPr>
-        <w:t>. This project creates new foreground assets - the decision-engine implementation, the configuration workflow, the controller/gateway adapter, the event-status interface, the reference module design, the labelled benchmark datasets and the estimator characterisation. NTUitive will review each for protection as it is created. Together with the background above, these are what a licence would convey.</w:t>
+          <w:sz w:val="22"/>
+        </w:rPr>
+        <w:t xml:space="preserve">Everything in Table 8 was developed at NTU and is owned by NTU. External academic contact was limited to general discussion of sensing-node design and created no third-party rights. SATM is held today as an unpatented invention, protected by implementation know-how and supported by peer-reviewed publication; LiftNode and TinySHM are prior NTU work in hardware and software respectively, and NTUitive advises on the protection strategy. This project then creates new foreground assets - the decision-engine implementation, the configuration workflow, the controller/gateway adapter, the event-status interface, </w:t>
+      </w:r>
+      <w:r>
+        <w:rPr>
+          <w:sz w:val="22"/>
+        </w:rPr>
+        <w:lastRenderedPageBreak/>
+        <w:t>the reference module design, the labelled benchmark datasets and the estimator characterisation - which NTUitive will review for protection as they are created. Background and foreground together are what a licence would convey.</w:t>
       </w:r>
     </w:p>
     <w:p>
@@ -9309,7 +9311,6 @@
       </w:r>
       <w:r>
         <w:rPr>
-          <w:b w:val="0"/>
           <w:sz w:val="22"/>
         </w:rPr>
         <w:t>CatchWise separates perception from decision. Perception can be whatever the deployment already has: a lightweight indicator on a battery-powered node, or a feature, an anomaly score or a classified event on a controller. CatchWise governs what happens next. It holds the customer's missed-detection ceiling, moves the decision point as conditions change, reduces false alerts under that ceiling, and triggers the wake, capture, notification or prioritisation that follows. The merit is in the second half. Competing approaches fix the decision point by hand and then cannot tell whether it is still right. CatchWise closes a feedback loop on the one quantity nobody else measures - how many events it is currently missing - and closes it on the device, under a limit the customer sets.</w:t>
@@ -9329,7 +9330,6 @@
       </w:r>
       <w:r>
         <w:rPr>
-          <w:b w:val="0"/>
           <w:sz w:val="22"/>
         </w:rPr>
         <w:t>Four rules govern the design. Sensitivity first: the agreed missed-detection ceiling is a constraint on the search, not one term in a weighted score. Asymmetric cost: a missed event costs more than a false alert, so false alerts are reduced only among settings that still meet the ceiling. Simplest sufficient perception: each deployment uses the least sensing and inference that can represent the event. Decide at the edge: the decision and the first machine-readable event status are produced next to the data.</w:t>
@@ -9349,7 +9349,6 @@
       </w:r>
       <w:r>
         <w:rPr>
-          <w:b w:val="0"/>
           <w:sz w:val="22"/>
         </w:rPr>
         <w:t>The project builds the decision engine, the firmware and adapter profiles, the event interface, the reference module and the validation package. It does not build a BMS, a cloud dashboard or a diagnosis system; those stay with the host platform. Home fall detection is out of scope for a technical reason rather than a commercial one: a fall is a behavioural event, not a mechanical one, so the modelled basis for the missed-detection estimate would have to be built from scratch.</w:t>
@@ -9382,7 +9381,6 @@
       </w:r>
       <w:r>
         <w:rPr>
-          <w:b w:val="0"/>
           <w:sz w:val="22"/>
         </w:rPr>
         <w:t>Both profiles report the same five quantities: missed detections, false alerts, detection latency, notification delivery and event-data completeness. Detectability is characterised against noise and operating state. The constrained profile adds wake-up delay, power, storage and communications; the resource-rich profile adds alert volume, stability across operating regimes and review effort saved. Site conditions drift after commissioning. Holding these quantities where the customer set them therefore needs an operating point that moves, not a site visit every season.</w:t>
@@ -9415,7 +9413,6 @@
       </w:r>
       <w:r>
         <w:rPr>
-          <w:b w:val="0"/>
           <w:sz w:val="22"/>
         </w:rPr>
         <w:t>Three difficulties. First, no formula links the decision parameters to the performance they will produce at a given site. Second, the decision cannot see its own errors: a false alert leaves a record that can be checked, a missed event leaves nothing. Third, every candidate setting costs real monitoring time to evaluate. Only the third comes from a limited power budget. The published method was developed on battery-powered nodes because that is where the problem bites hardest, but what it solves is the second difficulty, and that belongs to event-triggered and alert-based operation in general. Energy scarcity made the problem urgent. Unobservability made it hard. The hard part is what remains when the energy constraint is removed - which is why the same method governs a mains-powered building controller.</w:t>
@@ -9435,10 +9432,16 @@
       </w:r>
       <w:r>
         <w:rPr>
-          <w:b w:val="0"/>
-          <w:sz w:val="22"/>
-        </w:rPr>
-        <w:t>Between perception and action there is always a rule with adjustable settings. On a battery-powered node they are an amplitude threshold and how many consecutive samples must exceed it. On a controller they are a threshold on a score, a confirmation window, a hysteresis band, a minimum interval between events and, for a classifier, a confidence cut per class. A detector that outputs a label has not removed these settings. It has frozen them at training time, on the developer's data and against the developer's tolerance for a missed event - a tolerance that is not the operator's, and that is never revisited when the site changes. CatchWise governs this parameter set rather than the perception in front of it. That is what lets one product sit behind a raw vibration channel, an engineered feature, an anomaly score or a classifier.</w:t>
+          <w:sz w:val="22"/>
+        </w:rPr>
+        <w:t xml:space="preserve">Between perception and action there is always a rule with adjustable settings. On a battery-powered node they are an amplitude threshold and how many consecutive samples must exceed it. On a controller they are a threshold on a score, a confirmation window, a hysteresis band, a minimum interval between events and, for a classifier, a confidence cut per class. A detector that outputs a label has not removed these settings. It has frozen them at training time, on the developer's data and against the developer's tolerance for a missed event - a tolerance that is not the operator's, and that is never revisited when the site </w:t>
+      </w:r>
+      <w:r>
+        <w:rPr>
+          <w:sz w:val="22"/>
+        </w:rPr>
+        <w:lastRenderedPageBreak/>
+        <w:t>changes. CatchWise governs this parameter set rather than the perception in front of it. That is what lets one product sit behind a raw vibration channel, an engineered feature, an anomaly score or a classifier.</w:t>
       </w:r>
     </w:p>
     <w:p>
@@ -9455,7 +9458,6 @@
       </w:r>
       <w:r>
         <w:rPr>
-          <w:b w:val="0"/>
           <w:sz w:val="22"/>
         </w:rPr>
         <w:t>Fig. 5 shows the engine: four parts, each with one job. The environment supplies the signal and the operating context. The system is the decision rule and its parameters. The estimator judges how well that rule is performing now. The controller adjusts the parameters, within bounds validated before deployment. The loop runs where the data are, and runs continuously, so the decision is re-derived as the site changes instead of being inherited from commissioning day.</w:t>
@@ -9469,22 +9471,26 @@
         <w:jc w:val="center"/>
       </w:pPr>
       <w:r>
+        <w:rPr>
+          <w:noProof/>
+        </w:rPr>
         <w:drawing>
-          <wp:inline xmlns:a="http://schemas.openxmlformats.org/drawingml/2006/main" xmlns:pic="http://schemas.openxmlformats.org/drawingml/2006/picture">
+          <wp:inline distT="0" distB="0" distL="0" distR="0" wp14:anchorId="2E05972E" wp14:editId="2785991A">
             <wp:extent cx="5040000" cy="1461691"/>
+            <wp:effectExtent l="0" t="0" r="0" b="0"/>
             <wp:docPr id="18" name="Picture 18"/>
             <wp:cNvGraphicFramePr>
-              <a:graphicFrameLocks noChangeAspect="1"/>
+              <a:graphicFrameLocks xmlns:a="http://schemas.openxmlformats.org/drawingml/2006/main" noChangeAspect="1"/>
             </wp:cNvGraphicFramePr>
-            <a:graphic>
+            <a:graphic xmlns:a="http://schemas.openxmlformats.org/drawingml/2006/main">
               <a:graphicData uri="http://schemas.openxmlformats.org/drawingml/2006/picture">
-                <pic:pic>
+                <pic:pic xmlns:pic="http://schemas.openxmlformats.org/drawingml/2006/picture">
                   <pic:nvPicPr>
                     <pic:cNvPr id="0" name="fig5_loop.png"/>
                     <pic:cNvPicPr/>
                   </pic:nvPicPr>
                   <pic:blipFill>
-                    <a:blip r:embed="rId26"/>
+                    <a:blip r:embed="rId17"/>
                     <a:stretch>
                       <a:fillRect/>
                     </a:stretch>
@@ -9494,7 +9500,9 @@
                       <a:off x="0" y="0"/>
                       <a:ext cx="5040000" cy="1461691"/>
                     </a:xfrm>
-                    <a:prstGeom prst="rect"/>
+                    <a:prstGeom prst="rect">
+                      <a:avLst/>
+                    </a:prstGeom>
                   </pic:spPr>
                 </pic:pic>
               </a:graphicData>
@@ -9551,7 +9559,6 @@
       </w:r>
       <w:r>
         <w:rPr>
-          <w:b w:val="0"/>
           <w:sz w:val="22"/>
         </w:rPr>
         <w:t>The estimator is two small learned functions, shown in Fig. 6, and they differ in kind. The first classifies what was actually captured. That gives the false-alert side directly, because a recorded segment judged not to be of interest is a false alert. The second predicts achievable detection performance from the current parameters and the observed context. That gives the missed-event side by inference, because a missed event leaves nothing to observe. Both are small enough to run beside a customer's firmware on a microcontroller. The inference is sound because achievable recall depends on three things - the decision parameters, the operating context, and the population of events that could occur - and the first two are known at run time.</w:t>
@@ -9565,22 +9572,26 @@
         <w:jc w:val="center"/>
       </w:pPr>
       <w:r>
+        <w:rPr>
+          <w:noProof/>
+        </w:rPr>
         <w:drawing>
-          <wp:inline xmlns:a="http://schemas.openxmlformats.org/drawingml/2006/main" xmlns:pic="http://schemas.openxmlformats.org/drawingml/2006/picture">
+          <wp:inline distT="0" distB="0" distL="0" distR="0" wp14:anchorId="4B4F48AC" wp14:editId="3BA3BA3D">
             <wp:extent cx="5040000" cy="2209916"/>
+            <wp:effectExtent l="0" t="0" r="0" b="0"/>
             <wp:docPr id="19" name="Picture 19"/>
             <wp:cNvGraphicFramePr>
-              <a:graphicFrameLocks noChangeAspect="1"/>
+              <a:graphicFrameLocks xmlns:a="http://schemas.openxmlformats.org/drawingml/2006/main" noChangeAspect="1"/>
             </wp:cNvGraphicFramePr>
-            <a:graphic>
+            <a:graphic xmlns:a="http://schemas.openxmlformats.org/drawingml/2006/main">
               <a:graphicData uri="http://schemas.openxmlformats.org/drawingml/2006/picture">
-                <pic:pic>
+                <pic:pic xmlns:pic="http://schemas.openxmlformats.org/drawingml/2006/picture">
                   <pic:nvPicPr>
                     <pic:cNvPr id="0" name="fig6_estimate.png"/>
                     <pic:cNvPicPr/>
                   </pic:nvPicPr>
                   <pic:blipFill>
-                    <a:blip r:embed="rId27"/>
+                    <a:blip r:embed="rId18"/>
                     <a:stretch>
                       <a:fillRect/>
                     </a:stretch>
@@ -9590,7 +9601,9 @@
                       <a:off x="0" y="0"/>
                       <a:ext cx="5040000" cy="2209916"/>
                     </a:xfrm>
-                    <a:prstGeom prst="rect"/>
+                    <a:prstGeom prst="rect">
+                      <a:avLst/>
+                    </a:prstGeom>
                   </pic:spPr>
                 </pic:pic>
               </a:graphicData>
@@ -9614,7 +9627,6 @@
       </w:r>
       <w:r>
         <w:rPr>
-          <w:b w:val="0"/>
           <w:sz w:val="22"/>
         </w:rPr>
         <w:t>How the missed-detection estimate is obtained offline and bounded in service</w:t>
@@ -9634,7 +9646,6 @@
       </w:r>
       <w:r>
         <w:rPr>
-          <w:b w:val="0"/>
           <w:sz w:val="22"/>
         </w:rPr>
         <w:t>Not from the field: the field is precisely where the truth is missing. It comes from offline work, where the truth is known because it is constructed. A digital twin generates event and background sequences whose contents are known exactly. For any pair of decision parameters and operating context, achievable performance can then be computed rather than assumed. Sweeping those pairs produces the labelled data the estimator is trained on, and the operating point a node starts from. Simulation is not a shortcut here: the events of interest are rare, so it is the only way to obtain labelled examples at all. Three sources supply the event population, in decreasing order of physical modelling - a physics twin of excitation, asset and response; an equipment operating envelope with fault signatures injected; and fleet or historical records. The logic is radar's: detection probability is computed from a characterised signal-and-noise model, never by counting the targets that were missed.</w:t>
@@ -9654,10 +9665,16 @@
       </w:r>
       <w:r>
         <w:rPr>
-          <w:b w:val="0"/>
-          <w:sz w:val="22"/>
-        </w:rPr>
-        <w:t>The estimate holds for events of the kind that were modelled, and the project says so rather than hiding it. Three controls keep it honest. Background and context models are calibrated against measured site data, not assumed. The estimator is validated on sequences whose truth is known - shake-table, impact and injected-fault tests, and replayed recordings - and its error is reported next to the detection results rather than absorbed into them. The optimisation acts on a lower confidence bound, so uncertainty pushes the operating point towards fewer misses, never towards more. The dependence on modelling also fades in service: maintenance work orders eventually reveal faults that were never alerted, and each one is a directly observed miss that recalibrates the estimator.</w:t>
+          <w:sz w:val="22"/>
+        </w:rPr>
+        <w:t xml:space="preserve">The estimate holds for events of the kind that were modelled, and the project says so rather than hiding it. Three controls keep it honest. Background and context models are calibrated against measured site data, not assumed. The estimator is validated on sequences whose truth is known - shake-table, </w:t>
+      </w:r>
+      <w:r>
+        <w:rPr>
+          <w:sz w:val="22"/>
+        </w:rPr>
+        <w:lastRenderedPageBreak/>
+        <w:t>impact and injected-fault tests, and replayed recordings - and its error is reported next to the detection results rather than absorbed into them. The optimisation acts on a lower confidence bound, so uncertainty pushes the operating point towards fewer misses, never towards more. The dependence on modelling also fades in service: maintenance work orders eventually reveal faults that were never alerted, and each one is a directly observed miss that recalibrates the estimator.</w:t>
       </w:r>
     </w:p>
     <w:p>
@@ -9674,7 +9691,6 @@
       </w:r>
       <w:r>
         <w:rPr>
-          <w:b w:val="0"/>
           <w:sz w:val="22"/>
         </w:rPr>
         <w:t>The estimate is treated as a black-box function of the decision parameters. A sample-efficient search - a surrogate model fitted to the trials completed so far, plus a rule for choosing the next trial worth running - replaces exhaustive tuning. Sample efficiency is usually assumed to matter only where computing power is scarce. That is not the reason here. Computing power does not buy ground truth: a mains-powered controller can re-evaluate a setting whenever it likes, but confirmation of what actually happened stays sparse and slow. The customer's ceiling enters as a constraint on this search, not as one term among several, and the weight given to misses against false alerts is a setting the customer can change. A configuration tool, run once per product line, fixes the starting point; online adaptation then stays inside a validated range.</w:t>
@@ -9694,7 +9710,6 @@
       </w:r>
       <w:r>
         <w:rPr>
-          <w:b w:val="0"/>
           <w:sz w:val="22"/>
         </w:rPr>
         <w:t>The four roles are the same in both. What differs is how each role is filled, and what a false alert costs. Table 9 gives that mapping, and it is the reason one engine, one objective and one commercial specification cover both.</w:t>
@@ -10024,7 +10039,6 @@
               <w:rPr>
                 <w:sz w:val="20"/>
               </w:rPr>
-              <w:lastRenderedPageBreak/>
               <w:t>Controller</w:t>
             </w:r>
           </w:p>
@@ -10238,7 +10252,6 @@
       </w:r>
       <w:r>
         <w:rPr>
-          <w:b w:val="0"/>
           <w:sz w:val="22"/>
         </w:rPr>
         <w:t>A low-power sentinel watches one or two selected indicators continuously. CatchWise holds the decision parameters and, once an event is confirmed, powers up the high-fidelity channel, storage or radio. The sentinel sets the physical detection floor; pre-trigger buffering preserves the onset; wake-up delay and standby current set the resource cost. Validated on the infrastructure event class and the reference module.</w:t>
@@ -10258,10 +10271,16 @@
       </w:r>
       <w:r>
         <w:rPr>
-          <w:b w:val="0"/>
-          <w:sz w:val="22"/>
-        </w:rPr>
-        <w:t>A controller, gateway or edge computer evaluates richer inputs continuously - vibration features, temperature, current, pressure, operating state, an anomaly score or a classified event. CatchWise applies the adaptive decision policy and the confirmation logic, emits the event status, marks the relevant data window, and starts notification or maintenance-workflow integration. Validated on building mechanical equipment; industrial rotating equipment follows the same pattern.</w:t>
+          <w:sz w:val="22"/>
+        </w:rPr>
+        <w:t xml:space="preserve">A controller, gateway or edge computer evaluates richer inputs continuously - vibration features, temperature, current, pressure, operating state, an anomaly score or a classified event. CatchWise applies the adaptive decision policy and the confirmation logic, emits the event </w:t>
+      </w:r>
+      <w:r>
+        <w:rPr>
+          <w:sz w:val="22"/>
+        </w:rPr>
+        <w:lastRenderedPageBreak/>
+        <w:t>status, marks the relevant data window, and starts notification or maintenance-workflow integration. Validated on building mechanical equipment; industrial rotating equipment follows the same pattern.</w:t>
       </w:r>
     </w:p>
     <w:p>
@@ -10278,7 +10297,6 @@
       </w:r>
       <w:r>
         <w:rPr>
-          <w:b w:val="0"/>
           <w:sz w:val="22"/>
         </w:rPr>
         <w:t>Both modes expose the same event class, sensitivity target, decision-quality indicators, event status and associated-data reference. Compact firmware and the reference module serve constrained devices; a software adapter serves gateways, controllers and existing analysis pipelines. Manufacturers keep their own sensors, processors, radios, models and dashboards. Table 10 states what already exists and what this project builds.</w:t>
@@ -10612,7 +10630,6 @@
       </w:r>
       <w:r>
         <w:rPr>
-          <w:b w:val="0"/>
           <w:sz w:val="22"/>
         </w:rPr>
         <w:t>The published method is transferred to the reference module and tested on the selected infrastructure event. Two baselines are run against it: periodic or duty-cycled sampling, and a conservatively tuned fixed threshold. All three see identical event sequences and noise conditions. Measured: missed detections, false alerts, detection floor, wake-up timing, pre-trigger completeness, power, storage and communications.</w:t>
@@ -10632,7 +10649,6 @@
       </w:r>
       <w:r>
         <w:rPr>
-          <w:b w:val="0"/>
           <w:sz w:val="22"/>
         </w:rPr>
         <w:t>A controller or gateway continuously analyses several signals, engineered features or an agreed anomaly output for a lift drive, chiller, pump or fan. The data come from the partner's own equipment rather than a purpose-built rig, which keeps the result representative and keeps capital cost out of the budget. Baselines: commissioned fixed rules, and the selected continuous-analysis detector with a static threshold. Measured: event coverage, false-alert volume, latency, stability across operating regimes, and whether the prioritised data was useful.</w:t>
@@ -10652,7 +10668,6 @@
       </w:r>
       <w:r>
         <w:rPr>
-          <w:b w:val="0"/>
           <w:sz w:val="22"/>
         </w:rPr>
         <w:t>The infrastructure class is taken to module level in the field. The building class is delivered through a BMS-compatible event interface with an automation, systems-integration or equipment partner. Both are scored on the five common quantities of Section 3.2.2, plus resource metrics on the constrained side and alert-triage and integration metrics on the resource-rich side. One specification framework, two operating environments.</w:t>
@@ -10690,7 +10705,6 @@
       </w:r>
       <w:r>
         <w:rPr>
-          <w:b w:val="0"/>
           <w:sz w:val="22"/>
         </w:rPr>
         <w:t>On the constrained side, CatchWise is compared with periodic or duty-cycled sampling and with fixed-threshold triggering. On the resource-rich side, it is compared with commissioned fixed rules and with a continuous AI detector using a static threshold. Every alternative sees the same event sequence and the same operating-state variations, so the benchmark isolates adaptive decision control from the choice of hardware or perception model. Table 11 sets out the comparison parameter by parameter.</w:t>
@@ -10713,6 +10727,7 @@
           <w:sz w:val="22"/>
           <w:lang w:val="en-GB"/>
         </w:rPr>
+        <w:lastRenderedPageBreak/>
         <w:t xml:space="preserve">You should also state succinctly how your technology is better than the current state of the art (i.e. your secret sauce). </w:t>
       </w:r>
       <w:r>
@@ -11293,7 +11308,6 @@
               <w:rPr>
                 <w:sz w:val="20"/>
               </w:rPr>
-              <w:lastRenderedPageBreak/>
               <w:t>Integration interface</w:t>
             </w:r>
           </w:p>
@@ -11499,7 +11513,6 @@
       </w:r>
       <w:r>
         <w:rPr>
-          <w:b w:val="0"/>
           <w:sz w:val="22"/>
         </w:rPr>
         <w:t>Three approaches were compared on identical data from a laboratory multi-storey test structure instrumented with the team's LiftNode sensor node (Cui et al., Mechanical Systems and Signal Processing 241 (2025) 113537). A conservatively tuned manual threshold reached 100% recall at 50.0% precision: it missed nothing, but half of what it recorded was not of interest. An off-node exhaustive search reached F-beta 0.9350, at 90.56% precision and 93.84% recall - but needed 15,354 times the relative computation and 15 MB of communication. The adaptive mechanism reached F-beta 0.9396, at 90.84% precision and 94.36% recall, using 1.3% of that computation and no communication at all, because the loop closed on the device. In short: irrelevant records fell from 50% to 9.2% of what was captured, while event capture stayed above 94%.</w:t>
@@ -11532,10 +11545,16 @@
       </w:r>
       <w:r>
         <w:rPr>
-          <w:b w:val="0"/>
-          <w:sz w:val="22"/>
-        </w:rPr>
-        <w:t>Six, and they connect: (1) a productised adaptive decision engine with its configuration tool; (2) compact firmware for detect-wake-capture; (3) a controller/gateway adapter that accepts engineered features, anomaly scores or classified outputs; (4) a common event-status and associated-data interface; (5) an algorithm-enabled reference module with bill of materials and design-for-manufacture review; and (6) benchmark, pilot and integration reports for both classes, including the estimator-error characterisation.</w:t>
+          <w:sz w:val="22"/>
+        </w:rPr>
+        <w:t xml:space="preserve">Six, and they connect: (1) a productised adaptive decision engine with its configuration tool; (2) compact firmware for detect-wake-capture; (3) a controller/gateway adapter that accepts engineered features, </w:t>
+      </w:r>
+      <w:r>
+        <w:rPr>
+          <w:sz w:val="22"/>
+        </w:rPr>
+        <w:lastRenderedPageBreak/>
+        <w:t>anomaly scores or classified outputs; (4) a common event-status and associated-data interface; (5) an algorithm-enabled reference module with bill of materials and design-for-manufacture review; and (6) benchmark, pilot and integration reports for both classes, including the estimator-error characterisation.</w:t>
       </w:r>
     </w:p>
     <w:p>
@@ -11552,25 +11571,9 @@
       </w:r>
       <w:r>
         <w:rPr>
-          <w:b w:val="0"/>
-          <w:sz w:val="22"/>
-        </w:rPr>
-        <w:t xml:space="preserve">The two profiles are stated separately, because all published evidence comes from the constrained one. That profile enters at about TRL 4 - a laboratory-validated mechanism on a fabricated node platform - and exits at TRL 5-6 after module benchmarking and a field pilot. The resource-rich profile enters at TRL 2-3, because the adapter and the building-equipment integration are new work, and exits at TRL 4-5. Certification and volume manufacturing remain with equipment manufacturers or a follow-on entity. </w:t>
-      </w:r>
-      <w:r>
-        <w:rPr>
-          <w:b w:val="0"/>
-          <w:sz w:val="22"/>
-          <w:highlight w:val="yellow"/>
-        </w:rPr>
-        <w:t>TRL wording to be confirmed with NTUitive</w:t>
-      </w:r>
-      <w:r>
-        <w:rPr>
-          <w:b w:val="0"/>
-          <w:sz w:val="22"/>
-        </w:rPr>
-        <w:t>.</w:t>
+          <w:sz w:val="22"/>
+        </w:rPr>
+        <w:t>The two profiles are stated separately, because all published evidence comes from the constrained one. That profile enters at about TRL 4 - a laboratory-validated mechanism on a fabricated node platform - and exits at TRL 5-6 after module benchmarking and a field pilot. The resource-rich profile enters at TRL 2-3, because the adapter and the building-equipment integration are new work, and exits at TRL 4-5. Certification and volume manufacturing remain with equipment manufacturers or a follow-on entity.</w:t>
       </w:r>
     </w:p>
     <w:p>
@@ -11587,7 +11590,6 @@
       </w:r>
       <w:r>
         <w:rPr>
-          <w:b w:val="0"/>
           <w:sz w:val="22"/>
         </w:rPr>
         <w:t>What is defensible is not the idea of adapting a threshold. It is the package: the performance estimators, the sensitivity-first control policy, the sample-efficient adaptation, the dual-runtime implementation, the configuration workflow, the event interface and the integration know-how. Above all it is the labelled event libraries and estimator characterisations built for each productised class. Those cannot be assembled by waiting for rare failures, and they get stronger with every class added.</w:t>
@@ -11620,7 +11622,6 @@
       </w:r>
       <w:r>
         <w:rPr>
-          <w:b w:val="0"/>
           <w:sz w:val="22"/>
         </w:rPr>
         <w:t>The constrained mode needs a sentinel whose bandwidth, noise floor and sensitivity actually represent the event. The resource-rich mode needs features or scores that keep event information across operating regimes. The first three months screen both pairings, establish detection floors or separability, and fix measurable acceptance criteria before any integration is committed.</w:t>
@@ -11640,7 +11641,6 @@
       </w:r>
       <w:r>
         <w:rPr>
-          <w:b w:val="0"/>
           <w:sz w:val="22"/>
         </w:rPr>
         <w:t>Pre-deployment optimisation starts each node close to a validated operating point, and online step sizes are bounded so every update stays inside the validated region. Transient disturbances therefore move the operating point a little, not far.</w:t>
@@ -11660,7 +11660,6 @@
       </w:r>
       <w:r>
         <w:rPr>
-          <w:b w:val="0"/>
           <w:sz w:val="22"/>
         </w:rPr>
         <w:t>Controlled sequences with known reference labels are used to measure the missed-detection estimator itself. The benchmark reports that estimation error alongside the detection results, which lets the project calibrate the model, set confidence bounds, and document the operating range supplied to customers.</w:t>
@@ -11680,7 +11679,6 @@
       </w:r>
       <w:r>
         <w:rPr>
-          <w:b w:val="0"/>
           <w:sz w:val="22"/>
         </w:rPr>
         <w:t>Providers use different interfaces, drivers and validation processes. The project defines the event-status and data interface together with a partner that controls the relevant gateway, controller or device, and records integration effort as an acceptance indicator. The reference module provides a parallel path and a stable integration baseline.</w:t>
@@ -12041,7 +12039,14 @@
               <w:rPr>
                 <w:sz w:val="20"/>
               </w:rPr>
-              <w:t>Dual-mode engine, interfaces and reference module. Activities: package adaptive estimation/search; implement compact firmware, continuous multivariable/AI adapter, event-status output, event-driven switching and data-window assembly. Deliverables: testable software release, configuration tool, BMS/equipment interface, working reference modules and preliminary integration specification. Gate: both detector-input paths produce a common event status and associated-data reference.</w:t>
+              <w:t xml:space="preserve">Dual-mode engine, interfaces and reference module. Activities: package adaptive estimation/search; implement compact firmware, continuous multivariable/AI adapter, </w:t>
+            </w:r>
+            <w:r>
+              <w:rPr>
+                <w:sz w:val="20"/>
+              </w:rPr>
+              <w:lastRenderedPageBreak/>
+              <w:t>event-status output, event-driven switching and data-window assembly. Deliverables: testable software release, configuration tool, BMS/equipment interface, working reference modules and preliminary integration specification. Gate: both detector-input paths produce a common event status and associated-data reference.</w:t>
             </w:r>
           </w:p>
         </w:tc>
@@ -12059,6 +12064,7 @@
               <w:rPr>
                 <w:sz w:val="20"/>
               </w:rPr>
+              <w:lastRenderedPageBreak/>
               <w:t>Month 6</w:t>
             </w:r>
           </w:p>
@@ -12255,14 +12261,7 @@
               <w:rPr>
                 <w:sz w:val="20"/>
               </w:rPr>
-              <w:t xml:space="preserve">No new technical or commercial deliverable is scheduled: this phase absorbs schedule risk carried forward from earlier phases. Activities as needed: repeat inconclusive tests, incorporate partner feedback, convert late partner interest into dated support letters or LOIs, and advance the follow-on funding and licensing discussions opened in Months 12-15. Deliverables: </w:t>
-            </w:r>
-            <w:r>
-              <w:rPr>
-                <w:sz w:val="20"/>
-              </w:rPr>
-              <w:lastRenderedPageBreak/>
-              <w:t>final project report and industry-engagement record, plus any endorsements obtained. Note: supports NTUitive final reporting.</w:t>
+              <w:t>No new technical or commercial deliverable is scheduled: this phase absorbs schedule risk carried forward from earlier phases. Activities as needed: repeat inconclusive tests, incorporate partner feedback, convert late partner interest into dated support letters or LOIs, and advance the follow-on funding and licensing discussions opened in Months 12-15. Deliverables: final project report and industry-engagement record, plus any endorsements obtained. Note: supports NTUitive final reporting.</w:t>
             </w:r>
           </w:p>
         </w:tc>
@@ -12325,13 +12324,13 @@
           <w:b/>
           <w:sz w:val="22"/>
         </w:rPr>
-        <w:t>Budget basis.</w:t>
-      </w:r>
-      <w:r>
-        <w:rPr>
-          <w:sz w:val="22"/>
-        </w:rPr>
-        <w:t xml:space="preserve"> The budget allocates direct incremental costs incurred at NTU across the 18-month project, in line with the scheme guidelines. Figures are indicative, inclusive of prevailing Goods and Services Tax and stated net of overheads. Manpower is charged fractionally according to project commitment and accounts for 72% of the request, reflecting a software-led project with limited prototype fabrication. Lead PI and existing contributor time is treated as in-kind support. Patent filing, patent maintenance, overheads and general administrative costs are excluded from the Gap Fund request. Table 13 gives the breakdown by cost category.</w:t>
+        <w:t xml:space="preserve">Budget basis. </w:t>
+      </w:r>
+      <w:r>
+        <w:rPr>
+          <w:sz w:val="22"/>
+        </w:rPr>
+        <w:t>The request is S$250,000, the full amount available under the scheme, allocated to direct incremental costs incurred at NTU across the 18-month project. Figures are indicative, inclusive of prevailing Goods and Services Tax and stated net of overheads. Manpower is charged fractionally according to project commitment and accounts for 71% of the request, which reflects a software-led project with limited prototype fabrication. Lead PI and existing contributor time is treated as in-kind support. Patent filing, patent maintenance, overheads and general administrative costs are excluded from the request. Table 13 gives the breakdown by cost category.</w:t>
       </w:r>
     </w:p>
     <w:p>
@@ -12401,42 +12400,135 @@
             </w:pPr>
             <w:r>
               <w:rPr>
+                <w:b/>
                 <w:sz w:val="20"/>
               </w:rPr>
               <w:t>Manpower (EOM)</w:t>
             </w:r>
-            <w:r>
-              <w:rPr>
-                <w:sz w:val="20"/>
-              </w:rPr>
-              <w:br/>
-              <w:t>1 x Research Fellow (adaptive detection algorithms and embedded productisation), 100% FTE for 18 months, at an indicative loaded cost of S$7,500 per month. Scope: algorithm package, onboard implementation, configuration and alert interfaces, reference-module integration, benchmarking and pilot support. Subtotal S$135,000.</w:t>
-            </w:r>
-            <w:r>
-              <w:rPr>
-                <w:sz w:val="20"/>
-              </w:rPr>
-              <w:br/>
-              <w:t>1 x Research Assistant / Project Officer (test engineering, ground-truth labelling and data analysis), 100% FTE for 10 months, at an indicative loaded cost of S$4,300 per month. Scope: benchmark set-up and execution, labelled reference sequences, estimator-error measurement and documentation. Subtotal S$43,000.</w:t>
-            </w:r>
-            <w:r>
-              <w:rPr>
-                <w:sz w:val="20"/>
-              </w:rPr>
-              <w:br/>
-            </w:r>
-            <w:r>
-              <w:rPr>
+          </w:p>
+          <w:p>
+            <w:pPr>
+              <w:spacing w:after="40"/>
+            </w:pPr>
+            <w:r>
+              <w:rPr>
+                <w:b w:val="0"/>
+                <w:sz w:val="20"/>
+              </w:rPr>
+              <w:t xml:space="preserve">1 x Research Fellow (adaptive detection algorithms and embedded productisation), </w:t>
+            </w:r>
+            <w:r>
+              <w:rPr>
+                <w:b w:val="0"/>
                 <w:sz w:val="20"/>
                 <w:highlight w:val="yellow"/>
               </w:rPr>
-              <w:t>[appointment titles and effort allocation]</w:t>
-            </w:r>
-            <w:r>
-              <w:rPr>
-                <w:sz w:val="20"/>
-              </w:rPr>
-              <w:t xml:space="preserve"> Lead PI and existing contributor time is in-kind.</w:t>
+              <w:t>100% FTE for 18 months</w:t>
+            </w:r>
+            <w:r>
+              <w:rPr>
+                <w:b w:val="0"/>
+                <w:sz w:val="20"/>
+              </w:rPr>
+              <w:t xml:space="preserve">, at an indicative loaded cost of </w:t>
+            </w:r>
+            <w:r>
+              <w:rPr>
+                <w:b w:val="0"/>
+                <w:sz w:val="20"/>
+                <w:highlight w:val="yellow"/>
+              </w:rPr>
+              <w:t>S$7,500</w:t>
+            </w:r>
+            <w:r>
+              <w:rPr>
+                <w:b w:val="0"/>
+                <w:sz w:val="20"/>
+              </w:rPr>
+              <w:t xml:space="preserve"> per month. Scope: algorithm package, onboard implementation, configuration and alert interfaces, reference-module integration, benchmarking and pilot support. Subtotal </w:t>
+            </w:r>
+            <w:r>
+              <w:rPr>
+                <w:b w:val="0"/>
+                <w:sz w:val="20"/>
+                <w:highlight w:val="yellow"/>
+              </w:rPr>
+              <w:t>S$135,000</w:t>
+            </w:r>
+            <w:r>
+              <w:rPr>
+                <w:b w:val="0"/>
+                <w:sz w:val="20"/>
+              </w:rPr>
+              <w:t>.</w:t>
+            </w:r>
+          </w:p>
+          <w:p>
+            <w:pPr>
+              <w:spacing w:after="40"/>
+            </w:pPr>
+            <w:r>
+              <w:rPr>
+                <w:b w:val="0"/>
+                <w:sz w:val="20"/>
+              </w:rPr>
+              <w:t xml:space="preserve">1 x Research Assistant / Project Officer (test engineering, ground-truth labelling and data analysis), </w:t>
+            </w:r>
+            <w:r>
+              <w:rPr>
+                <w:b w:val="0"/>
+                <w:sz w:val="20"/>
+                <w:highlight w:val="yellow"/>
+              </w:rPr>
+              <w:t>100% FTE for 10 months</w:t>
+            </w:r>
+            <w:r>
+              <w:rPr>
+                <w:b w:val="0"/>
+                <w:sz w:val="20"/>
+              </w:rPr>
+              <w:t xml:space="preserve">, at an indicative loaded cost of </w:t>
+            </w:r>
+            <w:r>
+              <w:rPr>
+                <w:b w:val="0"/>
+                <w:sz w:val="20"/>
+                <w:highlight w:val="yellow"/>
+              </w:rPr>
+              <w:t>S$4,300</w:t>
+            </w:r>
+            <w:r>
+              <w:rPr>
+                <w:b w:val="0"/>
+                <w:sz w:val="20"/>
+              </w:rPr>
+              <w:t xml:space="preserve"> per month. Scope: benchmark set-up and execution, labelled reference sequences, estimator-error measurement and documentation. Subtotal </w:t>
+            </w:r>
+            <w:r>
+              <w:rPr>
+                <w:b w:val="0"/>
+                <w:sz w:val="20"/>
+                <w:highlight w:val="yellow"/>
+              </w:rPr>
+              <w:t>S$43,000</w:t>
+            </w:r>
+            <w:r>
+              <w:rPr>
+                <w:b w:val="0"/>
+                <w:sz w:val="20"/>
+              </w:rPr>
+              <w:t>.</w:t>
+            </w:r>
+          </w:p>
+          <w:p>
+            <w:pPr>
+              <w:spacing w:after="40"/>
+            </w:pPr>
+            <w:r>
+              <w:rPr>
+                <w:sz w:val="20"/>
+              </w:rPr>
+              <w:t>Rates are indicative and appointments follow NTU's prevailing salary scales at the time of hire. Lead PI and existing contributor time is provided in kind.</w:t>
             </w:r>
           </w:p>
         </w:tc>
@@ -12450,7 +12542,9 @@
             </w:pPr>
             <w:r>
               <w:rPr>
-                <w:sz w:val="20"/>
+                <w:b w:val="0"/>
+                <w:sz w:val="20"/>
+                <w:highlight w:val="yellow"/>
               </w:rPr>
               <w:t>S$178,000</w:t>
             </w:r>
@@ -12468,43 +12562,145 @@
             </w:pPr>
             <w:r>
               <w:rPr>
-                <w:sz w:val="20"/>
-              </w:rPr>
+                <w:b/>
+                <w:sz w:val="20"/>
+              </w:rPr>
+              <w:lastRenderedPageBreak/>
               <w:t>Equipment</w:t>
             </w:r>
-            <w:r>
-              <w:rPr>
-                <w:sz w:val="20"/>
-              </w:rPr>
-              <w:br/>
-              <w:t>Precision power and energy measurement instrument for microampere-level standby and event-cycle characterisation: S$9,000.</w:t>
-            </w:r>
-            <w:r>
-              <w:rPr>
-                <w:sz w:val="20"/>
-              </w:rPr>
-              <w:br/>
-              <w:t>Reference accelerometer, multichannel data acquisition and edge-computing gateway for ground truth and resource-rich adapter runtime: S$8,000.</w:t>
-            </w:r>
-            <w:r>
-              <w:rPr>
-                <w:sz w:val="20"/>
-              </w:rPr>
-              <w:br/>
-              <w:t>Commercial baseline devices for like-for-like benchmarking, covering fixed-threshold/duty-cycled monitoring nodes and impact or shock recorder, three to four units: S$12,000.</w:t>
-            </w:r>
-            <w:r>
-              <w:rPr>
-                <w:sz w:val="20"/>
-              </w:rPr>
-              <w:br/>
-            </w:r>
-            <w:r>
-              <w:rPr>
+          </w:p>
+          <w:p>
+            <w:pPr>
+              <w:spacing w:after="40"/>
+            </w:pPr>
+            <w:r>
+              <w:rPr>
+                <w:b w:val="0"/>
+                <w:sz w:val="20"/>
+              </w:rPr>
+              <w:t xml:space="preserve">Precision power and energy measurement instrument for microampere-level standby and event-cycle characterisation: </w:t>
+            </w:r>
+            <w:r>
+              <w:rPr>
+                <w:b w:val="0"/>
                 <w:sz w:val="20"/>
                 <w:highlight w:val="yellow"/>
               </w:rPr>
-              <w:t>[equipment models, vendor quotations and procurement classification]</w:t>
+              <w:t>S$9,000</w:t>
+            </w:r>
+            <w:r>
+              <w:rPr>
+                <w:b w:val="0"/>
+                <w:sz w:val="20"/>
+              </w:rPr>
+              <w:t>.</w:t>
+            </w:r>
+          </w:p>
+          <w:p>
+            <w:pPr>
+              <w:spacing w:after="40"/>
+            </w:pPr>
+            <w:r>
+              <w:rPr>
+                <w:b w:val="0"/>
+                <w:sz w:val="20"/>
+              </w:rPr>
+              <w:t xml:space="preserve">Reference accelerometer, multichannel data acquisition and edge-computing gateway for ground truth and the resource-rich adapter runtime: </w:t>
+            </w:r>
+            <w:r>
+              <w:rPr>
+                <w:b w:val="0"/>
+                <w:sz w:val="20"/>
+                <w:highlight w:val="yellow"/>
+              </w:rPr>
+              <w:t>S$8,000</w:t>
+            </w:r>
+            <w:r>
+              <w:rPr>
+                <w:b w:val="0"/>
+                <w:sz w:val="20"/>
+              </w:rPr>
+              <w:t>.</w:t>
+            </w:r>
+          </w:p>
+          <w:p>
+            <w:pPr>
+              <w:spacing w:after="40"/>
+            </w:pPr>
+            <w:r>
+              <w:rPr>
+                <w:b w:val="0"/>
+                <w:sz w:val="20"/>
+              </w:rPr>
+              <w:t xml:space="preserve">Commercial baseline devices for like-for-like benchmarking, covering fixed-threshold and duty-cycled monitoring nodes and an impact or shock recorder, </w:t>
+            </w:r>
+            <w:r>
+              <w:rPr>
+                <w:b w:val="0"/>
+                <w:sz w:val="20"/>
+                <w:highlight w:val="yellow"/>
+              </w:rPr>
+              <w:t>three to four units</w:t>
+            </w:r>
+            <w:r>
+              <w:rPr>
+                <w:b w:val="0"/>
+                <w:sz w:val="20"/>
+              </w:rPr>
+              <w:t xml:space="preserve">: </w:t>
+            </w:r>
+            <w:r>
+              <w:rPr>
+                <w:b w:val="0"/>
+                <w:sz w:val="20"/>
+                <w:highlight w:val="yellow"/>
+              </w:rPr>
+              <w:t>S$12,000</w:t>
+            </w:r>
+            <w:r>
+              <w:rPr>
+                <w:b w:val="0"/>
+                <w:sz w:val="20"/>
+              </w:rPr>
+              <w:t>.</w:t>
+            </w:r>
+          </w:p>
+          <w:p>
+            <w:pPr>
+              <w:spacing w:after="40"/>
+            </w:pPr>
+            <w:r>
+              <w:rPr>
+                <w:b w:val="0"/>
+                <w:sz w:val="20"/>
+              </w:rPr>
+              <w:t xml:space="preserve">GPU workstation for digital-twin event generation, decision-parameter sweeps and estimator training, and for replaying partner equipment data: </w:t>
+            </w:r>
+            <w:r>
+              <w:rPr>
+                <w:b w:val="0"/>
+                <w:sz w:val="20"/>
+                <w:highlight w:val="yellow"/>
+              </w:rPr>
+              <w:t>S$5,000</w:t>
+            </w:r>
+            <w:r>
+              <w:rPr>
+                <w:b w:val="0"/>
+                <w:sz w:val="20"/>
+              </w:rPr>
+              <w:t>.</w:t>
+            </w:r>
+          </w:p>
+          <w:p>
+            <w:pPr>
+              <w:spacing w:after="40"/>
+            </w:pPr>
+            <w:r>
+              <w:rPr>
+                <w:sz w:val="20"/>
+              </w:rPr>
+              <w:t>Prices are indicative market prices; specific models and suppliers are selected at procurement under NTU policy.</w:t>
             </w:r>
           </w:p>
         </w:tc>
@@ -12518,9 +12714,11 @@
             </w:pPr>
             <w:r>
               <w:rPr>
-                <w:sz w:val="20"/>
-              </w:rPr>
-              <w:t>S$29,000</w:t>
+                <w:b w:val="0"/>
+                <w:sz w:val="20"/>
+                <w:highlight w:val="yellow"/>
+              </w:rPr>
+              <w:t>S$34,000</w:t>
             </w:r>
           </w:p>
         </w:tc>
@@ -12539,64 +12737,172 @@
             </w:pPr>
             <w:r>
               <w:rPr>
+                <w:b/>
                 <w:sz w:val="20"/>
               </w:rPr>
               <w:t>Other Operating Expenditure (OOE)</w:t>
             </w:r>
-            <w:r>
-              <w:rPr>
-                <w:sz w:val="20"/>
-              </w:rPr>
-              <w:br/>
-              <w:t>PCB fabrication and assembly across two iterations, including prototype and pilot units: S$12,000.</w:t>
-            </w:r>
-            <w:r>
-              <w:rPr>
-                <w:sz w:val="20"/>
-              </w:rPr>
-              <w:br/>
-              <w:t>Electronic components, sentinel/high-fidelity sensors, multivariable interfaces, batteries, enclosures and cabling: S$8,000.</w:t>
-            </w:r>
-            <w:r>
-              <w:rPr>
-                <w:sz w:val="20"/>
-              </w:rPr>
-              <w:br/>
-              <w:t>Third-party characterisation and design-for-manufacture review services, including environmental and pre-compliance testing: S$6,000.</w:t>
-            </w:r>
-            <w:r>
-              <w:rPr>
-                <w:sz w:val="20"/>
-              </w:rPr>
-              <w:br/>
-              <w:t>Pilot and integration costs for gateway/software interfaces, mounting hardware, installation consumables, equipment transport and site logistics: S$6,000.</w:t>
-            </w:r>
-            <w:r>
-              <w:rPr>
-                <w:sz w:val="20"/>
-              </w:rPr>
-              <w:br/>
-              <w:t>Local travel for partner engagement and pilot supervision: S$4,000.</w:t>
-            </w:r>
-            <w:r>
-              <w:rPr>
-                <w:sz w:val="20"/>
-              </w:rPr>
-              <w:br/>
-              <w:t>Laboratory consumables: S$2,000.</w:t>
-            </w:r>
-            <w:r>
-              <w:rPr>
-                <w:sz w:val="20"/>
-              </w:rPr>
-              <w:br/>
-            </w:r>
-            <w:r>
-              <w:rPr>
+          </w:p>
+          <w:p>
+            <w:pPr>
+              <w:spacing w:after="40"/>
+            </w:pPr>
+            <w:r>
+              <w:rPr>
+                <w:b w:val="0"/>
+                <w:sz w:val="20"/>
+              </w:rPr>
+              <w:t xml:space="preserve">PCB fabrication and assembly across two iterations, including prototype and pilot units: </w:t>
+            </w:r>
+            <w:r>
+              <w:rPr>
+                <w:b w:val="0"/>
                 <w:sz w:val="20"/>
                 <w:highlight w:val="yellow"/>
               </w:rPr>
-              <w:t>[vendor quotes and partner-site logistics]</w:t>
+              <w:t>S$12,000</w:t>
+            </w:r>
+            <w:r>
+              <w:rPr>
+                <w:b w:val="0"/>
+                <w:sz w:val="20"/>
+              </w:rPr>
+              <w:t>.</w:t>
+            </w:r>
+          </w:p>
+          <w:p>
+            <w:pPr>
+              <w:spacing w:after="40"/>
+            </w:pPr>
+            <w:r>
+              <w:rPr>
+                <w:b w:val="0"/>
+                <w:sz w:val="20"/>
+              </w:rPr>
+              <w:t xml:space="preserve">Electronic components, sentinel and high-fidelity sensors, multivariable interfaces, batteries, enclosures and cabling: </w:t>
+            </w:r>
+            <w:r>
+              <w:rPr>
+                <w:b w:val="0"/>
+                <w:sz w:val="20"/>
+                <w:highlight w:val="yellow"/>
+              </w:rPr>
+              <w:t>S$8,000</w:t>
+            </w:r>
+            <w:r>
+              <w:rPr>
+                <w:b w:val="0"/>
+                <w:sz w:val="20"/>
+              </w:rPr>
+              <w:t>.</w:t>
+            </w:r>
+          </w:p>
+          <w:p>
+            <w:pPr>
+              <w:spacing w:after="40"/>
+            </w:pPr>
+            <w:r>
+              <w:rPr>
+                <w:b w:val="0"/>
+                <w:sz w:val="20"/>
+              </w:rPr>
+              <w:t xml:space="preserve">Third-party characterisation and design-for-manufacture review services, including environmental and pre-compliance testing: </w:t>
+            </w:r>
+            <w:r>
+              <w:rPr>
+                <w:b w:val="0"/>
+                <w:sz w:val="20"/>
+                <w:highlight w:val="yellow"/>
+              </w:rPr>
+              <w:t>S$6,000</w:t>
+            </w:r>
+            <w:r>
+              <w:rPr>
+                <w:b w:val="0"/>
+                <w:sz w:val="20"/>
+              </w:rPr>
+              <w:t>.</w:t>
+            </w:r>
+          </w:p>
+          <w:p>
+            <w:pPr>
+              <w:spacing w:after="40"/>
+            </w:pPr>
+            <w:r>
+              <w:rPr>
+                <w:b w:val="0"/>
+                <w:sz w:val="20"/>
+              </w:rPr>
+              <w:t xml:space="preserve">Pilot and integration costs for gateway and software interfaces, mounting hardware, installation consumables, equipment transport and site logistics: </w:t>
+            </w:r>
+            <w:r>
+              <w:rPr>
+                <w:b w:val="0"/>
+                <w:sz w:val="20"/>
+                <w:highlight w:val="yellow"/>
+              </w:rPr>
+              <w:t>S$6,000</w:t>
+            </w:r>
+            <w:r>
+              <w:rPr>
+                <w:b w:val="0"/>
+                <w:sz w:val="20"/>
+              </w:rPr>
+              <w:t>.</w:t>
+            </w:r>
+          </w:p>
+          <w:p>
+            <w:pPr>
+              <w:spacing w:after="40"/>
+            </w:pPr>
+            <w:r>
+              <w:rPr>
+                <w:b w:val="0"/>
+                <w:sz w:val="20"/>
+              </w:rPr>
+              <w:t xml:space="preserve">Local travel for partner engagement and pilot supervision: </w:t>
+            </w:r>
+            <w:r>
+              <w:rPr>
+                <w:b w:val="0"/>
+                <w:sz w:val="20"/>
+                <w:highlight w:val="yellow"/>
+              </w:rPr>
+              <w:t>S$4,000</w:t>
+            </w:r>
+            <w:r>
+              <w:rPr>
+                <w:b w:val="0"/>
+                <w:sz w:val="20"/>
+              </w:rPr>
+              <w:t>.</w:t>
+            </w:r>
+          </w:p>
+          <w:p>
+            <w:pPr>
+              <w:spacing w:after="40"/>
+            </w:pPr>
+            <w:r>
+              <w:rPr>
+                <w:b w:val="0"/>
+                <w:sz w:val="20"/>
+              </w:rPr>
+              <w:t xml:space="preserve">Laboratory consumables: </w:t>
+            </w:r>
+            <w:r>
+              <w:rPr>
+                <w:b w:val="0"/>
+                <w:sz w:val="20"/>
+                <w:highlight w:val="yellow"/>
+              </w:rPr>
+              <w:t>S$2,000</w:t>
+            </w:r>
+            <w:r>
+              <w:rPr>
+                <w:b w:val="0"/>
+                <w:sz w:val="20"/>
+              </w:rPr>
+              <w:t>.</w:t>
             </w:r>
           </w:p>
         </w:tc>
@@ -12613,7 +12919,9 @@
             </w:pPr>
             <w:r>
               <w:rPr>
-                <w:sz w:val="20"/>
+                <w:b w:val="0"/>
+                <w:sz w:val="20"/>
+                <w:highlight w:val="yellow"/>
               </w:rPr>
               <w:t>S$38,000</w:t>
             </w:r>
@@ -12654,10 +12962,11 @@
             </w:pPr>
             <w:r>
               <w:rPr>
-                <w:b/>
-                <w:sz w:val="20"/>
-              </w:rPr>
-              <w:t>S$245,000</w:t>
+                <w:b w:val="0"/>
+                <w:sz w:val="20"/>
+                <w:highlight w:val="yellow"/>
+              </w:rPr>
+              <w:t>S$250,000</w:t>
             </w:r>
           </w:p>
         </w:tc>
@@ -12695,26 +13004,13 @@
           <w:b/>
           <w:sz w:val="22"/>
         </w:rPr>
-        <w:t>Alignment with milestones.</w:t>
-      </w:r>
-      <w:r>
-        <w:rPr>
-          <w:sz w:val="22"/>
-        </w:rPr>
-        <w:t xml:space="preserve"> Expenditure follows the phases in Section 4. Measurement instrumentation, edge gateway and commercial baseline devices are procured in Months 0-3 so benchmarks can begin on schedule. PCB fabrication spans Months 3-12 across two module iterations. Pilot and integration costs fall mainly in Months 9-15. The resource-rich benchmark avoids dedicated capital equipment by using </w:t>
-      </w:r>
-      <w:r>
-        <w:rPr>
-          <w:sz w:val="22"/>
-          <w:highlight w:val="yellow"/>
-        </w:rPr>
-        <w:t>[partner data and gateway access]</w:t>
-      </w:r>
-      <w:r>
-        <w:rPr>
-          <w:sz w:val="22"/>
-        </w:rPr>
-        <w:t>.</w:t>
+        <w:t xml:space="preserve">Alignment with milestones. </w:t>
+      </w:r>
+      <w:r>
+        <w:rPr>
+          <w:sz w:val="22"/>
+        </w:rPr>
+        <w:t>Expenditure follows the phases in Section 4. Measurement instrumentation, the edge gateway, the commercial baseline devices and the GPU workstation are procured in Months 0-3, so that both the benchmarks and the offline digital-twin sweeps can begin on schedule. PCB fabrication spans Months 3-12 across two module iterations. Pilot and integration costs fall mainly in Months 9-15. The resource-rich benchmark deliberately avoids dedicated capital equipment by working from partner-supplied equipment data and partner gateway access, which also keeps that result more representative than a laboratory rig would be.</w:t>
       </w:r>
     </w:p>
     <w:p>
@@ -12746,7 +13042,6 @@
           <w:sz w:val="26"/>
           <w:lang w:val="en-GB"/>
         </w:rPr>
-        <w:lastRenderedPageBreak/>
         <w:t>6.</w:t>
       </w:r>
       <w:r>
@@ -12856,46 +13151,13 @@
           <w:b/>
           <w:sz w:val="22"/>
         </w:rPr>
-        <w:t>Scope of this section.</w:t>
-      </w:r>
-      <w:r>
-        <w:rPr>
-          <w:sz w:val="22"/>
-        </w:rPr>
-        <w:t xml:space="preserve"> Table 14 presents the funding sources related to the underlying technology that are currently or previously held by team members. </w:t>
-      </w:r>
-      <w:r>
-        <w:rPr>
-          <w:sz w:val="22"/>
-          <w:highlight w:val="yellow"/>
-        </w:rPr>
-        <w:t>[funding period]</w:t>
-      </w:r>
-      <w:r>
-        <w:rPr>
-          <w:sz w:val="22"/>
-        </w:rPr>
-        <w:t xml:space="preserve"> </w:t>
-      </w:r>
-      <w:r>
-        <w:rPr>
-          <w:sz w:val="22"/>
-          <w:highlight w:val="yellow"/>
-        </w:rPr>
-        <w:t>[funding amount]</w:t>
-      </w:r>
-      <w:r>
-        <w:rPr>
-          <w:sz w:val="22"/>
-        </w:rPr>
-        <w:t xml:space="preserve"> </w:t>
-      </w:r>
-      <w:r>
-        <w:rPr>
-          <w:sz w:val="22"/>
-          <w:highlight w:val="yellow"/>
-        </w:rPr>
-        <w:t>[funding status]</w:t>
+        <w:t xml:space="preserve">Scope of this section. </w:t>
+      </w:r>
+      <w:r>
+        <w:rPr>
+          <w:sz w:val="22"/>
+        </w:rPr>
+        <w:t>Table 14 states the funding source related to the underlying technology that is currently held by the team, consistent with the prior-funding declaration at the front of this form. No other grant held by the team funds the adaptive decision layer or its commercialisation.</w:t>
       </w:r>
     </w:p>
     <w:p>
@@ -13063,7 +13325,7 @@
                 <w:sz w:val="20"/>
                 <w:highlight w:val="yellow"/>
               </w:rPr>
-              <w:t>[funding period]</w:t>
+              <w:t>To be confirmed</w:t>
             </w:r>
           </w:p>
         </w:tc>
@@ -13079,7 +13341,7 @@
               <w:rPr>
                 <w:sz w:val="20"/>
               </w:rPr>
-              <w:t>Fundamental research on wireless IoT sensing and edge intelligence for structural health monitoring; deliverables are methods, publications and laboratory demonstrations. Provides part of the scientific basis for the triggering mechanism.</w:t>
+              <w:t>Fundamental research on wireless IoT sensing and edge intelligence for structural health monitoring. Deliverables are research outcomes: methods, publications and laboratory demonstrations. Provides part of the scientific basis for the triggering mechanism.</w:t>
             </w:r>
           </w:p>
         </w:tc>
@@ -13096,422 +13358,7 @@
                 <w:sz w:val="20"/>
                 <w:highlight w:val="yellow"/>
               </w:rPr>
-              <w:t>[funding amount]</w:t>
-            </w:r>
-          </w:p>
-        </w:tc>
-      </w:tr>
-      <w:tr>
-        <w:tc>
-          <w:tcPr>
-            <w:tcW w:w="2835" w:type="dxa"/>
-          </w:tcPr>
-          <w:p>
-            <w:pPr>
-              <w:spacing w:after="40"/>
-            </w:pPr>
-            <w:r>
-              <w:rPr>
-                <w:sz w:val="20"/>
-              </w:rPr>
-              <w:t>NTU CoE Dean's Interdisciplinary Grant 2024, 03INS002320C120 (currently held)</w:t>
-            </w:r>
-          </w:p>
-        </w:tc>
-        <w:tc>
-          <w:tcPr>
-            <w:tcW w:w="1304" w:type="dxa"/>
-          </w:tcPr>
-          <w:p>
-            <w:pPr>
-              <w:spacing w:after="40"/>
-            </w:pPr>
-            <w:r>
-              <w:rPr>
-                <w:sz w:val="20"/>
-                <w:highlight w:val="yellow"/>
-              </w:rPr>
-              <w:t>[funding period]</w:t>
-            </w:r>
-          </w:p>
-        </w:tc>
-        <w:tc>
-          <w:tcPr>
-            <w:tcW w:w="4195" w:type="dxa"/>
-          </w:tcPr>
-          <w:p>
-            <w:pPr>
-              <w:spacing w:after="40"/>
-            </w:pPr>
-            <w:r>
-              <w:rPr>
-                <w:sz w:val="20"/>
-              </w:rPr>
-              <w:t>Interdisciplinary research on edge intelligence and sensing system architecture; deliverables are research outcomes and platform capability. Supports the embedded computing middleware on which the adaptive layer runs.</w:t>
-            </w:r>
-          </w:p>
-        </w:tc>
-        <w:tc>
-          <w:tcPr>
-            <w:tcW w:w="1304" w:type="dxa"/>
-          </w:tcPr>
-          <w:p>
-            <w:pPr>
-              <w:spacing w:after="40"/>
-            </w:pPr>
-            <w:r>
-              <w:rPr>
-                <w:sz w:val="20"/>
-                <w:highlight w:val="yellow"/>
-              </w:rPr>
-              <w:t>[funding amount]</w:t>
-            </w:r>
-          </w:p>
-        </w:tc>
-      </w:tr>
-      <w:tr>
-        <w:tc>
-          <w:tcPr>
-            <w:tcW w:w="2835" w:type="dxa"/>
-          </w:tcPr>
-          <w:p>
-            <w:pPr>
-              <w:spacing w:after="40"/>
-            </w:pPr>
-            <w:r>
-              <w:rPr>
-                <w:sz w:val="20"/>
-              </w:rPr>
-              <w:t>Coastal Protection and Flood Management Research Programme, CFRP-AR01-V4-P1 (awarded): Smart continuous monitoring system for coastal infrastructure based on distributed fibre-optic sensing and wireless IoT technologies</w:t>
-            </w:r>
-          </w:p>
-        </w:tc>
-        <w:tc>
-          <w:tcPr>
-            <w:tcW w:w="1304" w:type="dxa"/>
-          </w:tcPr>
-          <w:p>
-            <w:pPr>
-              <w:spacing w:after="40"/>
-            </w:pPr>
-            <w:r>
-              <w:rPr>
-                <w:sz w:val="20"/>
-                <w:highlight w:val="yellow"/>
-              </w:rPr>
-              <w:t>[funding period]</w:t>
-            </w:r>
-          </w:p>
-        </w:tc>
-        <w:tc>
-          <w:tcPr>
-            <w:tcW w:w="4195" w:type="dxa"/>
-          </w:tcPr>
-          <w:p>
-            <w:pPr>
-              <w:spacing w:after="40"/>
-            </w:pPr>
-            <w:r>
-              <w:rPr>
-                <w:sz w:val="20"/>
-              </w:rPr>
-              <w:t>Applied research on continuous monitoring of coastal infrastructure; deliverables relate to a monitoring system for that context. Provides an application setting and industry contacts in coastal monitoring.</w:t>
-            </w:r>
-          </w:p>
-        </w:tc>
-        <w:tc>
-          <w:tcPr>
-            <w:tcW w:w="1304" w:type="dxa"/>
-          </w:tcPr>
-          <w:p>
-            <w:pPr>
-              <w:spacing w:after="40"/>
-            </w:pPr>
-            <w:r>
-              <w:rPr>
-                <w:sz w:val="20"/>
-                <w:highlight w:val="yellow"/>
-              </w:rPr>
-              <w:t>[funding amount]</w:t>
-            </w:r>
-          </w:p>
-        </w:tc>
-      </w:tr>
-      <w:tr>
-        <w:tc>
-          <w:tcPr>
-            <w:tcW w:w="2835" w:type="dxa"/>
-          </w:tcPr>
-          <w:p>
-            <w:pPr>
-              <w:spacing w:after="40"/>
-            </w:pPr>
-            <w:r>
-              <w:rPr>
-                <w:sz w:val="20"/>
-              </w:rPr>
-              <w:t xml:space="preserve">Cities of Tomorrow (CoT) programme: Novel wireless multi-metric IoT sensing system for real-time structural health monitoring </w:t>
-            </w:r>
-            <w:r>
-              <w:rPr>
-                <w:sz w:val="20"/>
-                <w:highlight w:val="yellow"/>
-              </w:rPr>
-              <w:t>[funding status]</w:t>
-            </w:r>
-          </w:p>
-        </w:tc>
-        <w:tc>
-          <w:tcPr>
-            <w:tcW w:w="1304" w:type="dxa"/>
-          </w:tcPr>
-          <w:p>
-            <w:pPr>
-              <w:spacing w:after="40"/>
-            </w:pPr>
-            <w:r>
-              <w:rPr>
-                <w:sz w:val="20"/>
-                <w:highlight w:val="yellow"/>
-              </w:rPr>
-              <w:t>[funding period]</w:t>
-            </w:r>
-          </w:p>
-        </w:tc>
-        <w:tc>
-          <w:tcPr>
-            <w:tcW w:w="4195" w:type="dxa"/>
-          </w:tcPr>
-          <w:p>
-            <w:pPr>
-              <w:spacing w:after="40"/>
-            </w:pPr>
-            <w:r>
-              <w:rPr>
-                <w:sz w:val="20"/>
-              </w:rPr>
-              <w:t>Development of a multi-metric wireless IoT sensing platform for structural health monitoring; deliverables relate to that platform. Provides a complementary application and sensing platform.</w:t>
-            </w:r>
-          </w:p>
-        </w:tc>
-        <w:tc>
-          <w:tcPr>
-            <w:tcW w:w="1304" w:type="dxa"/>
-          </w:tcPr>
-          <w:p>
-            <w:pPr>
-              <w:spacing w:after="40"/>
-            </w:pPr>
-            <w:r>
-              <w:rPr>
-                <w:sz w:val="20"/>
-                <w:highlight w:val="yellow"/>
-              </w:rPr>
-              <w:t>[funding amount]</w:t>
-            </w:r>
-          </w:p>
-        </w:tc>
-      </w:tr>
-      <w:tr>
-        <w:tc>
-          <w:tcPr>
-            <w:tcW w:w="2835" w:type="dxa"/>
-          </w:tcPr>
-          <w:p>
-            <w:pPr>
-              <w:spacing w:after="40"/>
-            </w:pPr>
-            <w:r>
-              <w:rPr>
-                <w:sz w:val="20"/>
-              </w:rPr>
-              <w:t>MOE AcRF Tier 1, RG121/21 (previously held)</w:t>
-            </w:r>
-          </w:p>
-        </w:tc>
-        <w:tc>
-          <w:tcPr>
-            <w:tcW w:w="1304" w:type="dxa"/>
-          </w:tcPr>
-          <w:p>
-            <w:pPr>
-              <w:spacing w:after="40"/>
-            </w:pPr>
-            <w:r>
-              <w:rPr>
-                <w:sz w:val="20"/>
-                <w:highlight w:val="yellow"/>
-              </w:rPr>
-              <w:t>[funding period]</w:t>
-            </w:r>
-          </w:p>
-        </w:tc>
-        <w:tc>
-          <w:tcPr>
-            <w:tcW w:w="4195" w:type="dxa"/>
-          </w:tcPr>
-          <w:p>
-            <w:pPr>
-              <w:spacing w:after="40"/>
-            </w:pPr>
-            <w:r>
-              <w:rPr>
-                <w:sz w:val="20"/>
-              </w:rPr>
-              <w:t>Earlier fundamental research on demand-based, energy-efficient wireless smart sensing. Completed work contributing to the background technology.</w:t>
-            </w:r>
-          </w:p>
-        </w:tc>
-        <w:tc>
-          <w:tcPr>
-            <w:tcW w:w="1304" w:type="dxa"/>
-          </w:tcPr>
-          <w:p>
-            <w:pPr>
-              <w:spacing w:after="40"/>
-            </w:pPr>
-            <w:r>
-              <w:rPr>
-                <w:sz w:val="20"/>
-                <w:highlight w:val="yellow"/>
-              </w:rPr>
-              <w:t>[funding amount]</w:t>
-            </w:r>
-          </w:p>
-        </w:tc>
-      </w:tr>
-      <w:tr>
-        <w:tc>
-          <w:tcPr>
-            <w:tcW w:w="2835" w:type="dxa"/>
-          </w:tcPr>
-          <w:p>
-            <w:pPr>
-              <w:spacing w:after="40"/>
-            </w:pPr>
-            <w:r>
-              <w:rPr>
-                <w:sz w:val="20"/>
-              </w:rPr>
-              <w:t>NTU Start-up Grant, 03INS001210C120 (previously held)</w:t>
-            </w:r>
-          </w:p>
-        </w:tc>
-        <w:tc>
-          <w:tcPr>
-            <w:tcW w:w="1304" w:type="dxa"/>
-          </w:tcPr>
-          <w:p>
-            <w:pPr>
-              <w:spacing w:after="40"/>
-            </w:pPr>
-            <w:r>
-              <w:rPr>
-                <w:sz w:val="20"/>
-                <w:highlight w:val="yellow"/>
-              </w:rPr>
-              <w:t>[funding period]</w:t>
-            </w:r>
-          </w:p>
-        </w:tc>
-        <w:tc>
-          <w:tcPr>
-            <w:tcW w:w="4195" w:type="dxa"/>
-          </w:tcPr>
-          <w:p>
-            <w:pPr>
-              <w:spacing w:after="40"/>
-            </w:pPr>
-            <w:r>
-              <w:rPr>
-                <w:sz w:val="20"/>
-              </w:rPr>
-              <w:t>Start-up support for the Principal Investigator's research programme in smart sensing and structural health monitoring. Contributed to the background technology.</w:t>
-            </w:r>
-          </w:p>
-        </w:tc>
-        <w:tc>
-          <w:tcPr>
-            <w:tcW w:w="1304" w:type="dxa"/>
-          </w:tcPr>
-          <w:p>
-            <w:pPr>
-              <w:spacing w:after="40"/>
-            </w:pPr>
-            <w:r>
-              <w:rPr>
-                <w:sz w:val="20"/>
-                <w:highlight w:val="yellow"/>
-              </w:rPr>
-              <w:t>[funding amount]</w:t>
-            </w:r>
-          </w:p>
-        </w:tc>
-      </w:tr>
-      <w:tr>
-        <w:tc>
-          <w:tcPr>
-            <w:tcW w:w="2835" w:type="dxa"/>
-          </w:tcPr>
-          <w:p>
-            <w:pPr>
-              <w:spacing w:after="40"/>
-            </w:pPr>
-            <w:r>
-              <w:rPr>
-                <w:sz w:val="20"/>
-              </w:rPr>
-              <w:t>AI Singapore translational project, AISG2-TC-2021-001 (previously held)</w:t>
-            </w:r>
-          </w:p>
-        </w:tc>
-        <w:tc>
-          <w:tcPr>
-            <w:tcW w:w="1304" w:type="dxa"/>
-          </w:tcPr>
-          <w:p>
-            <w:pPr>
-              <w:spacing w:after="40"/>
-            </w:pPr>
-            <w:r>
-              <w:rPr>
-                <w:sz w:val="20"/>
-                <w:highlight w:val="yellow"/>
-              </w:rPr>
-              <w:t>[funding period]</w:t>
-            </w:r>
-          </w:p>
-        </w:tc>
-        <w:tc>
-          <w:tcPr>
-            <w:tcW w:w="4195" w:type="dxa"/>
-          </w:tcPr>
-          <w:p>
-            <w:pPr>
-              <w:spacing w:after="40"/>
-            </w:pPr>
-            <w:r>
-              <w:rPr>
-                <w:sz w:val="20"/>
-              </w:rPr>
-              <w:t>AI-enabled smart sensing for underground transport infrastructure, conducted with the Land Transport Authority. Completed translational work providing prior application experience and industry engagement.</w:t>
-            </w:r>
-          </w:p>
-        </w:tc>
-        <w:tc>
-          <w:tcPr>
-            <w:tcW w:w="1304" w:type="dxa"/>
-          </w:tcPr>
-          <w:p>
-            <w:pPr>
-              <w:spacing w:after="40"/>
-            </w:pPr>
-            <w:r>
-              <w:rPr>
-                <w:sz w:val="20"/>
-                <w:highlight w:val="yellow"/>
-              </w:rPr>
-              <w:t>[funding amount]</w:t>
+              <w:t>To be confirmed</w:t>
             </w:r>
           </w:p>
         </w:tc>
@@ -13534,24 +13381,38 @@
         <w:ind w:left="0"/>
         <w:jc w:val="both"/>
         <w:rPr>
+          <w:rFonts w:eastAsiaTheme="minorEastAsia"/>
+          <w:sz w:val="22"/>
+        </w:rPr>
+      </w:pPr>
+      <w:r>
+        <w:rPr>
+          <w:b/>
+          <w:sz w:val="22"/>
+        </w:rPr>
+        <w:lastRenderedPageBreak/>
+        <w:t xml:space="preserve">Demarcation from the proposed work. </w:t>
+      </w:r>
+      <w:r>
+        <w:rPr>
+          <w:sz w:val="22"/>
+        </w:rPr>
+        <w:t>RG146/23 supports the underlying sensing science and edge-intelligence research: methods, publications and laboratory demonstrations. It does not fund productisation. This Gap Fund application funds the incremental commercialisation work - a productised decision engine, a defined interface, the reference module, benchmarking against customer-operated alternatives, partner validation and the commercial package - and Section 5 allocates costs only to those activities. The two therefore run without overlap in scope, manpower or deliverables.</w:t>
+      </w:r>
+    </w:p>
+    <w:p>
+      <w:pPr>
+        <w:pStyle w:val="ListParagraph"/>
+        <w:spacing w:after="120"/>
+        <w:ind w:left="0"/>
+        <w:jc w:val="both"/>
+        <w:rPr>
+          <w:rFonts w:eastAsiaTheme="minorEastAsia" w:hint="eastAsia"/>
           <w:b/>
           <w:sz w:val="28"/>
           <w:szCs w:val="28"/>
         </w:rPr>
       </w:pPr>
-      <w:r>
-        <w:rPr>
-          <w:b/>
-          <w:sz w:val="22"/>
-        </w:rPr>
-        <w:t>Demarcation from the proposed work.</w:t>
-      </w:r>
-      <w:r>
-        <w:rPr>
-          <w:sz w:val="22"/>
-        </w:rPr>
-        <w:t xml:space="preserve"> The projects above support underlying sensing science, wireless node platforms, embedded middleware and application demonstrations. This Gap Fund application funds incremental commercialisation work: a productised decision engine, defined interface, reference module, benchmarking against customer alternatives, partner validation and commercial package. Section 5 allocates costs only to these incremental activities.</w:t>
-      </w:r>
     </w:p>
     <w:p>
       <w:pPr>
@@ -13575,7 +13436,6 @@
           <w:sz w:val="24"/>
           <w:szCs w:val="28"/>
         </w:rPr>
-        <w:lastRenderedPageBreak/>
         <w:t xml:space="preserve">Past </w:t>
       </w:r>
       <w:r>
